--- a/系統文件/第11章/11章 操作手冊.docx
+++ b/系統文件/第11章/11章 操作手冊.docx
@@ -6,61 +6,69 @@
       <w:pPr>
         <w:jc w:val="center"/>
         <w:rPr>
-          <w:rFonts w:ascii="新細明體" w:eastAsia="新細明體" w:hAnsi="新細明體"/>
+          <w:rFonts w:ascii="Times New Roman" w:eastAsia="標楷體" w:hAnsi="Times New Roman"/>
+          <w:sz w:val="36"/>
+          <w:szCs w:val="36"/>
+        </w:rPr>
+      </w:pPr>
+      <w:r>
+        <w:rPr>
+          <w:rFonts w:ascii="Times New Roman" w:eastAsia="標楷體" w:hAnsi="Times New Roman" w:hint="eastAsia"/>
+          <w:sz w:val="36"/>
+          <w:szCs w:val="36"/>
+        </w:rPr>
+        <w:t>第十一章   操作手冊</w:t>
+      </w:r>
+    </w:p>
+    <w:p>
+      <w:pPr>
+        <w:rPr>
+          <w:rFonts w:ascii="Times New Roman" w:eastAsia="標楷體" w:hAnsi="Times New Roman"/>
           <w:sz w:val="32"/>
           <w:szCs w:val="32"/>
         </w:rPr>
       </w:pPr>
       <w:r>
         <w:rPr>
-          <w:rFonts w:ascii="新細明體" w:eastAsia="新細明體" w:hAnsi="新細明體" w:hint="eastAsia"/>
+          <w:rFonts w:ascii="Times New Roman" w:eastAsia="標楷體" w:hAnsi="Times New Roman" w:hint="eastAsia"/>
           <w:sz w:val="32"/>
           <w:szCs w:val="32"/>
         </w:rPr>
-        <w:t>第十一章   操作手冊</w:t>
+        <w:t>11-1 介紹系統之元件及安裝套件</w:t>
       </w:r>
     </w:p>
     <w:p>
       <w:pPr>
-        <w:rPr>
-          <w:rFonts w:ascii="新細明體" w:eastAsia="新細明體" w:hAnsi="新細明體"/>
-          <w:sz w:val="28"/>
-          <w:szCs w:val="28"/>
-        </w:rPr>
-      </w:pPr>
-      <w:r>
-        <w:rPr>
-          <w:rFonts w:ascii="新細明體" w:eastAsia="新細明體" w:hAnsi="新細明體" w:hint="eastAsia"/>
-          <w:sz w:val="28"/>
-          <w:szCs w:val="28"/>
-        </w:rPr>
-        <w:t>11-1 介紹系統之元件及安裝套件</w:t>
+        <w:ind w:firstLineChars="200" w:firstLine="480"/>
+        <w:rPr>
+          <w:rFonts w:ascii="Times New Roman" w:eastAsia="標楷體" w:hAnsi="Times New Roman"/>
+          <w:sz w:val="28"/>
+          <w:szCs w:val="28"/>
+        </w:rPr>
+      </w:pPr>
+      <w:r>
+        <w:rPr>
+          <w:rFonts w:ascii="Times New Roman" w:eastAsia="標楷體" w:hAnsi="Times New Roman" w:hint="eastAsia"/>
+          <w:sz w:val="28"/>
+          <w:szCs w:val="28"/>
+        </w:rPr>
+        <w:t>此節說明本系統的定位、組成元件、價格資訊，以及安裝與執行本系統時所需的環境、套件與設定。本系統由三個部分組成：手機/網頁 App（Flutter）、後端 API 服務（Flask，埠 5050）、管理者與教師後台網頁（Flask，埠 5001）。</w:t>
       </w:r>
     </w:p>
     <w:p>
       <w:pPr>
-        <w:ind w:firstLineChars="200" w:firstLine="480"/>
-        <w:rPr>
-          <w:rFonts w:ascii="新細明體" w:eastAsia="新細明體" w:hAnsi="新細明體"/>
-        </w:rPr>
-      </w:pPr>
-      <w:r>
-        <w:rPr>
-          <w:rFonts w:ascii="新細明體" w:eastAsia="新細明體" w:hAnsi="新細明體" w:hint="eastAsia"/>
-        </w:rPr>
-        <w:t>此節說明本系統的定位、組成元件、價格資訊，以及安裝與執行本系統時所需的環境、套件與設定。本系統由三個部分組成：手機/網頁 App（Flutter）、後端 API 服務（Flask，埠 5050）、管理者與教師後台網頁（Flask，埠 5001）。</w:t>
-      </w:r>
-    </w:p>
-    <w:p>
-      <w:pPr>
         <w:jc w:val="center"/>
         <w:rPr>
-          <w:rFonts w:ascii="新細明體" w:eastAsia="新細明體" w:hAnsi="新細明體"/>
-        </w:rPr>
-      </w:pPr>
-      <w:r>
-        <w:rPr>
-          <w:rFonts w:ascii="新細明體" w:eastAsia="新細明體" w:hAnsi="新細明體" w:hint="eastAsia"/>
+          <w:rFonts w:ascii="Times New Roman" w:eastAsia="標楷體" w:hAnsi="Times New Roman"/>
+          <w:sz w:val="28"/>
+          <w:szCs w:val="28"/>
+        </w:rPr>
+      </w:pPr>
+      <w:r>
+        <w:rPr>
+          <w:rFonts w:ascii="Times New Roman" w:eastAsia="標楷體" w:hAnsi="Times New Roman" w:hint="eastAsia"/>
+          <w:sz w:val="28"/>
+          <w:szCs w:val="28"/>
         </w:rPr>
         <w:t>表 11-1-1 系統安裝元件</w:t>
       </w:r>
@@ -88,16 +96,16 @@
           <w:p>
             <w:pPr>
               <w:rPr>
-                <w:rFonts w:ascii="新細明體" w:eastAsia="新細明體" w:hAnsi="新細明體"/>
-                <w:sz w:val="24"/>
-                <w:szCs w:val="24"/>
-              </w:rPr>
-            </w:pPr>
-            <w:r>
-              <w:rPr>
-                <w:rFonts w:ascii="新細明體" w:eastAsia="新細明體" w:hAnsi="新細明體"/>
-                <w:sz w:val="24"/>
-                <w:szCs w:val="24"/>
+                <w:rFonts w:ascii="Times New Roman" w:eastAsia="標楷體" w:hAnsi="Times New Roman"/>
+                <w:sz w:val="28"/>
+                <w:szCs w:val="28"/>
+              </w:rPr>
+            </w:pPr>
+            <w:r>
+              <w:rPr>
+                <w:rFonts w:ascii="Times New Roman" w:eastAsia="標楷體" w:hAnsi="Times New Roman"/>
+                <w:sz w:val="28"/>
+                <w:szCs w:val="28"/>
               </w:rPr>
               <w:t>項目</w:t>
             </w:r>
@@ -111,16 +119,16 @@
           <w:p>
             <w:pPr>
               <w:rPr>
-                <w:rFonts w:ascii="新細明體" w:eastAsia="新細明體" w:hAnsi="新細明體"/>
-                <w:sz w:val="24"/>
-                <w:szCs w:val="24"/>
-              </w:rPr>
-            </w:pPr>
-            <w:r>
-              <w:rPr>
-                <w:rFonts w:ascii="新細明體" w:eastAsia="新細明體" w:hAnsi="新細明體"/>
-                <w:sz w:val="24"/>
-                <w:szCs w:val="24"/>
+                <w:rFonts w:ascii="Times New Roman" w:eastAsia="標楷體" w:hAnsi="Times New Roman"/>
+                <w:sz w:val="28"/>
+                <w:szCs w:val="28"/>
+              </w:rPr>
+            </w:pPr>
+            <w:r>
+              <w:rPr>
+                <w:rFonts w:ascii="Times New Roman" w:eastAsia="標楷體" w:hAnsi="Times New Roman"/>
+                <w:sz w:val="28"/>
+                <w:szCs w:val="28"/>
               </w:rPr>
               <w:t>說明</w:t>
             </w:r>
@@ -135,16 +143,16 @@
           <w:p>
             <w:pPr>
               <w:rPr>
-                <w:rFonts w:ascii="新細明體" w:eastAsia="新細明體" w:hAnsi="新細明體"/>
-                <w:sz w:val="24"/>
-                <w:szCs w:val="24"/>
-              </w:rPr>
-            </w:pPr>
-            <w:r>
-              <w:rPr>
-                <w:rFonts w:ascii="新細明體" w:eastAsia="新細明體" w:hAnsi="新細明體"/>
-                <w:sz w:val="24"/>
-                <w:szCs w:val="24"/>
+                <w:rFonts w:ascii="Times New Roman" w:eastAsia="標楷體" w:hAnsi="Times New Roman"/>
+                <w:sz w:val="28"/>
+                <w:szCs w:val="28"/>
+              </w:rPr>
+            </w:pPr>
+            <w:r>
+              <w:rPr>
+                <w:rFonts w:ascii="Times New Roman" w:eastAsia="標楷體" w:hAnsi="Times New Roman"/>
+                <w:sz w:val="28"/>
+                <w:szCs w:val="28"/>
               </w:rPr>
               <w:t>元件名稱</w:t>
             </w:r>
@@ -157,16 +165,16 @@
           <w:p>
             <w:pPr>
               <w:rPr>
-                <w:rFonts w:ascii="新細明體" w:eastAsia="新細明體" w:hAnsi="新細明體"/>
-                <w:sz w:val="24"/>
-                <w:szCs w:val="24"/>
-              </w:rPr>
-            </w:pPr>
-            <w:r>
-              <w:rPr>
-                <w:rFonts w:ascii="新細明體" w:eastAsia="新細明體" w:hAnsi="新細明體"/>
-                <w:sz w:val="24"/>
-                <w:szCs w:val="24"/>
+                <w:rFonts w:ascii="Times New Roman" w:eastAsia="標楷體" w:hAnsi="Times New Roman"/>
+                <w:sz w:val="28"/>
+                <w:szCs w:val="28"/>
+              </w:rPr>
+            </w:pPr>
+            <w:r>
+              <w:rPr>
+                <w:rFonts w:ascii="Times New Roman" w:eastAsia="標楷體" w:hAnsi="Times New Roman"/>
+                <w:sz w:val="28"/>
+                <w:szCs w:val="28"/>
               </w:rPr>
               <w:t>SNAP TO LEARN</w:t>
             </w:r>
@@ -181,16 +189,16 @@
           <w:p>
             <w:pPr>
               <w:rPr>
-                <w:rFonts w:ascii="新細明體" w:eastAsia="新細明體" w:hAnsi="新細明體"/>
-                <w:sz w:val="24"/>
-                <w:szCs w:val="24"/>
-              </w:rPr>
-            </w:pPr>
-            <w:r>
-              <w:rPr>
-                <w:rFonts w:ascii="新細明體" w:eastAsia="新細明體" w:hAnsi="新細明體"/>
-                <w:sz w:val="24"/>
-                <w:szCs w:val="24"/>
+                <w:rFonts w:ascii="Times New Roman" w:eastAsia="標楷體" w:hAnsi="Times New Roman"/>
+                <w:sz w:val="28"/>
+                <w:szCs w:val="28"/>
+              </w:rPr>
+            </w:pPr>
+            <w:r>
+              <w:rPr>
+                <w:rFonts w:ascii="Times New Roman" w:eastAsia="標楷體" w:hAnsi="Times New Roman"/>
+                <w:sz w:val="28"/>
+                <w:szCs w:val="28"/>
               </w:rPr>
               <w:t>版本</w:t>
             </w:r>
@@ -203,16 +211,16 @@
           <w:p>
             <w:pPr>
               <w:rPr>
-                <w:rFonts w:ascii="新細明體" w:eastAsia="新細明體" w:hAnsi="新細明體"/>
-                <w:sz w:val="24"/>
-                <w:szCs w:val="24"/>
-              </w:rPr>
-            </w:pPr>
-            <w:r>
-              <w:rPr>
-                <w:rFonts w:ascii="新細明體" w:eastAsia="新細明體" w:hAnsi="新細明體"/>
-                <w:sz w:val="24"/>
-                <w:szCs w:val="24"/>
+                <w:rFonts w:ascii="Times New Roman" w:eastAsia="標楷體" w:hAnsi="Times New Roman"/>
+                <w:sz w:val="28"/>
+                <w:szCs w:val="28"/>
+              </w:rPr>
+            </w:pPr>
+            <w:r>
+              <w:rPr>
+                <w:rFonts w:ascii="Times New Roman" w:eastAsia="標楷體" w:hAnsi="Times New Roman"/>
+                <w:sz w:val="28"/>
+                <w:szCs w:val="28"/>
               </w:rPr>
               <w:t>1.0</w:t>
             </w:r>
@@ -227,16 +235,16 @@
           <w:p>
             <w:pPr>
               <w:rPr>
-                <w:rFonts w:ascii="新細明體" w:eastAsia="新細明體" w:hAnsi="新細明體"/>
-                <w:sz w:val="24"/>
-                <w:szCs w:val="24"/>
-              </w:rPr>
-            </w:pPr>
-            <w:r>
-              <w:rPr>
-                <w:rFonts w:ascii="新細明體" w:eastAsia="新細明體" w:hAnsi="新細明體"/>
-                <w:sz w:val="24"/>
-                <w:szCs w:val="24"/>
+                <w:rFonts w:ascii="Times New Roman" w:eastAsia="標楷體" w:hAnsi="Times New Roman"/>
+                <w:sz w:val="28"/>
+                <w:szCs w:val="28"/>
+              </w:rPr>
+            </w:pPr>
+            <w:r>
+              <w:rPr>
+                <w:rFonts w:ascii="Times New Roman" w:eastAsia="標楷體" w:hAnsi="Times New Roman"/>
+                <w:sz w:val="28"/>
+                <w:szCs w:val="28"/>
               </w:rPr>
               <w:t>軟體種類</w:t>
             </w:r>
@@ -249,16 +257,16 @@
           <w:p>
             <w:pPr>
               <w:rPr>
-                <w:rFonts w:ascii="新細明體" w:eastAsia="新細明體" w:hAnsi="新細明體"/>
-                <w:sz w:val="24"/>
-                <w:szCs w:val="24"/>
-              </w:rPr>
-            </w:pPr>
-            <w:r>
-              <w:rPr>
-                <w:rFonts w:ascii="新細明體" w:eastAsia="新細明體" w:hAnsi="新細明體"/>
-                <w:sz w:val="24"/>
-                <w:szCs w:val="24"/>
+                <w:rFonts w:ascii="Times New Roman" w:eastAsia="標楷體" w:hAnsi="Times New Roman"/>
+                <w:sz w:val="28"/>
+                <w:szCs w:val="28"/>
+              </w:rPr>
+            </w:pPr>
+            <w:r>
+              <w:rPr>
+                <w:rFonts w:ascii="Times New Roman" w:eastAsia="標楷體" w:hAnsi="Times New Roman"/>
+                <w:sz w:val="28"/>
+                <w:szCs w:val="28"/>
               </w:rPr>
               <w:t>行動應用程式（含後端 API 服務與後台管理網頁）</w:t>
             </w:r>
@@ -273,16 +281,16 @@
           <w:p>
             <w:pPr>
               <w:rPr>
-                <w:rFonts w:ascii="新細明體" w:eastAsia="新細明體" w:hAnsi="新細明體"/>
-                <w:sz w:val="24"/>
-                <w:szCs w:val="24"/>
-              </w:rPr>
-            </w:pPr>
-            <w:r>
-              <w:rPr>
-                <w:rFonts w:ascii="新細明體" w:eastAsia="新細明體" w:hAnsi="新細明體"/>
-                <w:sz w:val="24"/>
-                <w:szCs w:val="24"/>
+                <w:rFonts w:ascii="Times New Roman" w:eastAsia="標楷體" w:hAnsi="Times New Roman"/>
+                <w:sz w:val="28"/>
+                <w:szCs w:val="28"/>
+              </w:rPr>
+            </w:pPr>
+            <w:r>
+              <w:rPr>
+                <w:rFonts w:ascii="Times New Roman" w:eastAsia="標楷體" w:hAnsi="Times New Roman"/>
+                <w:sz w:val="28"/>
+                <w:szCs w:val="28"/>
               </w:rPr>
               <w:t>使用對象</w:t>
             </w:r>
@@ -295,16 +303,16 @@
           <w:p>
             <w:pPr>
               <w:rPr>
-                <w:rFonts w:ascii="新細明體" w:eastAsia="新細明體" w:hAnsi="新細明體"/>
-                <w:sz w:val="24"/>
-                <w:szCs w:val="24"/>
-              </w:rPr>
-            </w:pPr>
-            <w:r>
-              <w:rPr>
-                <w:rFonts w:ascii="新細明體" w:eastAsia="新細明體" w:hAnsi="新細明體"/>
-                <w:sz w:val="24"/>
-                <w:szCs w:val="24"/>
+                <w:rFonts w:ascii="Times New Roman" w:eastAsia="標楷體" w:hAnsi="Times New Roman"/>
+                <w:sz w:val="28"/>
+                <w:szCs w:val="28"/>
+              </w:rPr>
+            </w:pPr>
+            <w:r>
+              <w:rPr>
+                <w:rFonts w:ascii="Times New Roman" w:eastAsia="標楷體" w:hAnsi="Times New Roman"/>
+                <w:sz w:val="28"/>
+                <w:szCs w:val="28"/>
               </w:rPr>
               <w:t>具 N5～N4 基礎的日語學習者、赴日自由行旅客、ACG 文化愛好者；校園教育版之老師與學生；系統管理者</w:t>
             </w:r>
@@ -319,16 +327,16 @@
           <w:p>
             <w:pPr>
               <w:rPr>
-                <w:rFonts w:ascii="新細明體" w:eastAsia="新細明體" w:hAnsi="新細明體"/>
-                <w:sz w:val="24"/>
-                <w:szCs w:val="24"/>
-              </w:rPr>
-            </w:pPr>
-            <w:r>
-              <w:rPr>
-                <w:rFonts w:ascii="新細明體" w:eastAsia="新細明體" w:hAnsi="新細明體"/>
-                <w:sz w:val="24"/>
-                <w:szCs w:val="24"/>
+                <w:rFonts w:ascii="Times New Roman" w:eastAsia="標楷體" w:hAnsi="Times New Roman"/>
+                <w:sz w:val="28"/>
+                <w:szCs w:val="28"/>
+              </w:rPr>
+            </w:pPr>
+            <w:r>
+              <w:rPr>
+                <w:rFonts w:ascii="Times New Roman" w:eastAsia="標楷體" w:hAnsi="Times New Roman"/>
+                <w:sz w:val="28"/>
+                <w:szCs w:val="28"/>
               </w:rPr>
               <w:t>支援語言</w:t>
             </w:r>
@@ -341,16 +349,16 @@
           <w:p>
             <w:pPr>
               <w:rPr>
-                <w:rFonts w:ascii="新細明體" w:eastAsia="新細明體" w:hAnsi="新細明體"/>
-                <w:sz w:val="24"/>
-                <w:szCs w:val="24"/>
-              </w:rPr>
-            </w:pPr>
-            <w:r>
-              <w:rPr>
-                <w:rFonts w:ascii="新細明體" w:eastAsia="新細明體" w:hAnsi="新細明體"/>
-                <w:sz w:val="24"/>
-                <w:szCs w:val="24"/>
+                <w:rFonts w:ascii="Times New Roman" w:eastAsia="標楷體" w:hAnsi="Times New Roman"/>
+                <w:sz w:val="28"/>
+                <w:szCs w:val="28"/>
+              </w:rPr>
+            </w:pPr>
+            <w:r>
+              <w:rPr>
+                <w:rFonts w:ascii="Times New Roman" w:eastAsia="標楷體" w:hAnsi="Times New Roman"/>
+                <w:sz w:val="28"/>
+                <w:szCs w:val="28"/>
               </w:rPr>
               <w:t>介面為繁體中文，學習內容為日文</w:t>
             </w:r>
@@ -365,16 +373,16 @@
           <w:p>
             <w:pPr>
               <w:rPr>
-                <w:rFonts w:ascii="新細明體" w:eastAsia="新細明體" w:hAnsi="新細明體"/>
-                <w:sz w:val="24"/>
-                <w:szCs w:val="24"/>
-              </w:rPr>
-            </w:pPr>
-            <w:r>
-              <w:rPr>
-                <w:rFonts w:ascii="新細明體" w:eastAsia="新細明體" w:hAnsi="新細明體"/>
-                <w:sz w:val="24"/>
-                <w:szCs w:val="24"/>
+                <w:rFonts w:ascii="Times New Roman" w:eastAsia="標楷體" w:hAnsi="Times New Roman"/>
+                <w:sz w:val="28"/>
+                <w:szCs w:val="28"/>
+              </w:rPr>
+            </w:pPr>
+            <w:r>
+              <w:rPr>
+                <w:rFonts w:ascii="Times New Roman" w:eastAsia="標楷體" w:hAnsi="Times New Roman"/>
+                <w:sz w:val="28"/>
+                <w:szCs w:val="28"/>
               </w:rPr>
               <w:t>支援平台</w:t>
             </w:r>
@@ -387,16 +395,16 @@
           <w:p>
             <w:pPr>
               <w:rPr>
-                <w:rFonts w:ascii="新細明體" w:eastAsia="新細明體" w:hAnsi="新細明體"/>
-                <w:sz w:val="24"/>
-                <w:szCs w:val="24"/>
-              </w:rPr>
-            </w:pPr>
-            <w:r>
-              <w:rPr>
-                <w:rFonts w:ascii="新細明體" w:eastAsia="新細明體" w:hAnsi="新細明體"/>
-                <w:sz w:val="24"/>
-                <w:szCs w:val="24"/>
+                <w:rFonts w:ascii="Times New Roman" w:eastAsia="標楷體" w:hAnsi="Times New Roman"/>
+                <w:sz w:val="28"/>
+                <w:szCs w:val="28"/>
+              </w:rPr>
+            </w:pPr>
+            <w:r>
+              <w:rPr>
+                <w:rFonts w:ascii="Times New Roman" w:eastAsia="標楷體" w:hAnsi="Times New Roman"/>
+                <w:sz w:val="28"/>
+                <w:szCs w:val="28"/>
               </w:rPr>
               <w:t>Android、網頁版</w:t>
             </w:r>
@@ -411,16 +419,16 @@
           <w:p>
             <w:pPr>
               <w:rPr>
-                <w:rFonts w:ascii="新細明體" w:eastAsia="新細明體" w:hAnsi="新細明體"/>
-                <w:sz w:val="24"/>
-                <w:szCs w:val="24"/>
-              </w:rPr>
-            </w:pPr>
-            <w:r>
-              <w:rPr>
-                <w:rFonts w:ascii="新細明體" w:eastAsia="新細明體" w:hAnsi="新細明體"/>
-                <w:sz w:val="24"/>
-                <w:szCs w:val="24"/>
+                <w:rFonts w:ascii="Times New Roman" w:eastAsia="標楷體" w:hAnsi="Times New Roman"/>
+                <w:sz w:val="28"/>
+                <w:szCs w:val="28"/>
+              </w:rPr>
+            </w:pPr>
+            <w:r>
+              <w:rPr>
+                <w:rFonts w:ascii="Times New Roman" w:eastAsia="標楷體" w:hAnsi="Times New Roman"/>
+                <w:sz w:val="28"/>
+                <w:szCs w:val="28"/>
               </w:rPr>
               <w:t>免費版</w:t>
             </w:r>
@@ -433,42 +441,42 @@
           <w:p>
             <w:pPr>
               <w:rPr>
-                <w:rFonts w:ascii="新細明體" w:eastAsia="新細明體" w:hAnsi="新細明體"/>
-                <w:sz w:val="24"/>
-                <w:szCs w:val="24"/>
-              </w:rPr>
-            </w:pPr>
-            <w:r>
-              <w:rPr>
-                <w:rFonts w:ascii="新細明體" w:eastAsia="新細明體" w:hAnsi="新細明體"/>
-                <w:sz w:val="24"/>
-                <w:szCs w:val="24"/>
+                <w:rFonts w:ascii="Times New Roman" w:eastAsia="標楷體" w:hAnsi="Times New Roman"/>
+                <w:sz w:val="28"/>
+                <w:szCs w:val="28"/>
+              </w:rPr>
+            </w:pPr>
+            <w:r>
+              <w:rPr>
+                <w:rFonts w:ascii="Times New Roman" w:eastAsia="標楷體" w:hAnsi="Times New Roman"/>
+                <w:sz w:val="28"/>
+                <w:szCs w:val="28"/>
               </w:rPr>
               <w:t>NT$0（每日拍照 2 次、AI 對話 3 次、學習小組免費 1 次</w:t>
             </w:r>
             <w:r>
               <w:rPr>
-                <w:rFonts w:ascii="新細明體" w:eastAsia="新細明體" w:hAnsi="新細明體" w:hint="eastAsia"/>
-                <w:sz w:val="24"/>
-                <w:szCs w:val="24"/>
+                <w:rFonts w:ascii="Times New Roman" w:eastAsia="標楷體" w:hAnsi="Times New Roman" w:hint="eastAsia"/>
+                <w:sz w:val="28"/>
+                <w:szCs w:val="28"/>
               </w:rPr>
               <w:t>/</w:t>
             </w:r>
             <w:proofErr w:type="gramStart"/>
             <w:r>
               <w:rPr>
-                <w:rFonts w:ascii="新細明體" w:eastAsia="新細明體" w:hAnsi="新細明體"/>
-                <w:sz w:val="24"/>
-                <w:szCs w:val="24"/>
+                <w:rFonts w:ascii="Times New Roman" w:eastAsia="標楷體" w:hAnsi="Times New Roman"/>
+                <w:sz w:val="28"/>
+                <w:szCs w:val="28"/>
               </w:rPr>
               <w:t>週</w:t>
             </w:r>
             <w:proofErr w:type="gramEnd"/>
             <w:r>
               <w:rPr>
-                <w:rFonts w:ascii="新細明體" w:eastAsia="新細明體" w:hAnsi="新細明體"/>
-                <w:sz w:val="24"/>
-                <w:szCs w:val="24"/>
+                <w:rFonts w:ascii="Times New Roman" w:eastAsia="標楷體" w:hAnsi="Times New Roman"/>
+                <w:sz w:val="28"/>
+                <w:szCs w:val="28"/>
               </w:rPr>
               <w:t>）</w:t>
             </w:r>
@@ -483,16 +491,16 @@
           <w:p>
             <w:pPr>
               <w:rPr>
-                <w:rFonts w:ascii="新細明體" w:eastAsia="新細明體" w:hAnsi="新細明體"/>
-                <w:sz w:val="24"/>
-                <w:szCs w:val="24"/>
-              </w:rPr>
-            </w:pPr>
-            <w:r>
-              <w:rPr>
-                <w:rFonts w:ascii="新細明體" w:eastAsia="新細明體" w:hAnsi="新細明體"/>
-                <w:sz w:val="24"/>
-                <w:szCs w:val="24"/>
+                <w:rFonts w:ascii="Times New Roman" w:eastAsia="標楷體" w:hAnsi="Times New Roman"/>
+                <w:sz w:val="28"/>
+                <w:szCs w:val="28"/>
+              </w:rPr>
+            </w:pPr>
+            <w:r>
+              <w:rPr>
+                <w:rFonts w:ascii="Times New Roman" w:eastAsia="標楷體" w:hAnsi="Times New Roman"/>
+                <w:sz w:val="28"/>
+                <w:szCs w:val="28"/>
               </w:rPr>
               <w:t>月訂閱</w:t>
             </w:r>
@@ -505,43 +513,43 @@
           <w:p>
             <w:pPr>
               <w:rPr>
-                <w:rFonts w:ascii="新細明體" w:eastAsia="新細明體" w:hAnsi="新細明體"/>
-                <w:sz w:val="24"/>
-                <w:szCs w:val="24"/>
-              </w:rPr>
-            </w:pPr>
-            <w:r>
-              <w:rPr>
-                <w:rFonts w:ascii="新細明體" w:eastAsia="新細明體" w:hAnsi="新細明體"/>
-                <w:sz w:val="24"/>
-                <w:szCs w:val="24"/>
+                <w:rFonts w:ascii="Times New Roman" w:eastAsia="標楷體" w:hAnsi="Times New Roman"/>
+                <w:sz w:val="28"/>
+                <w:szCs w:val="28"/>
+              </w:rPr>
+            </w:pPr>
+            <w:r>
+              <w:rPr>
+                <w:rFonts w:ascii="Times New Roman" w:eastAsia="標楷體" w:hAnsi="Times New Roman"/>
+                <w:sz w:val="28"/>
+                <w:szCs w:val="28"/>
               </w:rPr>
               <w:t>NT$149/月</w:t>
             </w:r>
             <w:proofErr w:type="gramStart"/>
             <w:r>
               <w:rPr>
-                <w:rFonts w:ascii="新細明體" w:eastAsia="新細明體" w:hAnsi="新細明體"/>
-                <w:sz w:val="24"/>
-                <w:szCs w:val="24"/>
+                <w:rFonts w:ascii="Times New Roman" w:eastAsia="標楷體" w:hAnsi="Times New Roman"/>
+                <w:sz w:val="28"/>
+                <w:szCs w:val="28"/>
               </w:rPr>
               <w:t>（</w:t>
             </w:r>
             <w:proofErr w:type="gramEnd"/>
             <w:r>
               <w:rPr>
-                <w:rFonts w:ascii="新細明體" w:eastAsia="新細明體" w:hAnsi="新細明體"/>
-                <w:sz w:val="24"/>
-                <w:szCs w:val="24"/>
+                <w:rFonts w:ascii="Times New Roman" w:eastAsia="標楷體" w:hAnsi="Times New Roman"/>
+                <w:sz w:val="28"/>
+                <w:szCs w:val="28"/>
               </w:rPr>
               <w:t>贈 20 點；每日拍照 10 次、AI 對話 10 次</w:t>
             </w:r>
             <w:proofErr w:type="gramStart"/>
             <w:r>
               <w:rPr>
-                <w:rFonts w:ascii="新細明體" w:eastAsia="新細明體" w:hAnsi="新細明體"/>
-                <w:sz w:val="24"/>
-                <w:szCs w:val="24"/>
+                <w:rFonts w:ascii="Times New Roman" w:eastAsia="標楷體" w:hAnsi="Times New Roman"/>
+                <w:sz w:val="28"/>
+                <w:szCs w:val="28"/>
               </w:rPr>
               <w:t>）</w:t>
             </w:r>
@@ -557,16 +565,16 @@
           <w:p>
             <w:pPr>
               <w:rPr>
-                <w:rFonts w:ascii="新細明體" w:eastAsia="新細明體" w:hAnsi="新細明體"/>
-                <w:sz w:val="24"/>
-                <w:szCs w:val="24"/>
-              </w:rPr>
-            </w:pPr>
-            <w:r>
-              <w:rPr>
-                <w:rFonts w:ascii="新細明體" w:eastAsia="新細明體" w:hAnsi="新細明體"/>
-                <w:sz w:val="24"/>
-                <w:szCs w:val="24"/>
+                <w:rFonts w:ascii="Times New Roman" w:eastAsia="標楷體" w:hAnsi="Times New Roman"/>
+                <w:sz w:val="28"/>
+                <w:szCs w:val="28"/>
+              </w:rPr>
+            </w:pPr>
+            <w:r>
+              <w:rPr>
+                <w:rFonts w:ascii="Times New Roman" w:eastAsia="標楷體" w:hAnsi="Times New Roman"/>
+                <w:sz w:val="28"/>
+                <w:szCs w:val="28"/>
               </w:rPr>
               <w:t>年訂閱</w:t>
             </w:r>
@@ -579,43 +587,43 @@
           <w:p>
             <w:pPr>
               <w:rPr>
-                <w:rFonts w:ascii="新細明體" w:eastAsia="新細明體" w:hAnsi="新細明體"/>
-                <w:sz w:val="24"/>
-                <w:szCs w:val="24"/>
-              </w:rPr>
-            </w:pPr>
-            <w:r>
-              <w:rPr>
-                <w:rFonts w:ascii="新細明體" w:eastAsia="新細明體" w:hAnsi="新細明體"/>
-                <w:sz w:val="24"/>
-                <w:szCs w:val="24"/>
+                <w:rFonts w:ascii="Times New Roman" w:eastAsia="標楷體" w:hAnsi="Times New Roman"/>
+                <w:sz w:val="28"/>
+                <w:szCs w:val="28"/>
+              </w:rPr>
+            </w:pPr>
+            <w:r>
+              <w:rPr>
+                <w:rFonts w:ascii="Times New Roman" w:eastAsia="標楷體" w:hAnsi="Times New Roman"/>
+                <w:sz w:val="28"/>
+                <w:szCs w:val="28"/>
               </w:rPr>
               <w:t>NT$1,290/年</w:t>
             </w:r>
             <w:proofErr w:type="gramStart"/>
             <w:r>
               <w:rPr>
-                <w:rFonts w:ascii="新細明體" w:eastAsia="新細明體" w:hAnsi="新細明體"/>
-                <w:sz w:val="24"/>
-                <w:szCs w:val="24"/>
+                <w:rFonts w:ascii="Times New Roman" w:eastAsia="標楷體" w:hAnsi="Times New Roman"/>
+                <w:sz w:val="28"/>
+                <w:szCs w:val="28"/>
               </w:rPr>
               <w:t>（</w:t>
             </w:r>
             <w:proofErr w:type="gramEnd"/>
             <w:r>
               <w:rPr>
-                <w:rFonts w:ascii="新細明體" w:eastAsia="新細明體" w:hAnsi="新細明體"/>
-                <w:sz w:val="24"/>
-                <w:szCs w:val="24"/>
+                <w:rFonts w:ascii="Times New Roman" w:eastAsia="標楷體" w:hAnsi="Times New Roman"/>
+                <w:sz w:val="28"/>
+                <w:szCs w:val="28"/>
               </w:rPr>
               <w:t>贈 300 點；每日拍照 10 次、AI 對話 10 次</w:t>
             </w:r>
             <w:proofErr w:type="gramStart"/>
             <w:r>
               <w:rPr>
-                <w:rFonts w:ascii="新細明體" w:eastAsia="新細明體" w:hAnsi="新細明體"/>
-                <w:sz w:val="24"/>
-                <w:szCs w:val="24"/>
+                <w:rFonts w:ascii="Times New Roman" w:eastAsia="標楷體" w:hAnsi="Times New Roman"/>
+                <w:sz w:val="28"/>
+                <w:szCs w:val="28"/>
               </w:rPr>
               <w:t>）</w:t>
             </w:r>
@@ -631,16 +639,16 @@
           <w:p>
             <w:pPr>
               <w:rPr>
-                <w:rFonts w:ascii="新細明體" w:eastAsia="新細明體" w:hAnsi="新細明體"/>
-                <w:sz w:val="24"/>
-                <w:szCs w:val="24"/>
-              </w:rPr>
-            </w:pPr>
-            <w:r>
-              <w:rPr>
-                <w:rFonts w:ascii="新細明體" w:eastAsia="新細明體" w:hAnsi="新細明體"/>
-                <w:sz w:val="24"/>
-                <w:szCs w:val="24"/>
+                <w:rFonts w:ascii="Times New Roman" w:eastAsia="標楷體" w:hAnsi="Times New Roman"/>
+                <w:sz w:val="28"/>
+                <w:szCs w:val="28"/>
+              </w:rPr>
+            </w:pPr>
+            <w:r>
+              <w:rPr>
+                <w:rFonts w:ascii="Times New Roman" w:eastAsia="標楷體" w:hAnsi="Times New Roman"/>
+                <w:sz w:val="28"/>
+                <w:szCs w:val="28"/>
               </w:rPr>
               <w:t>購點方案</w:t>
             </w:r>
@@ -653,16 +661,16 @@
           <w:p>
             <w:pPr>
               <w:rPr>
-                <w:rFonts w:ascii="新細明體" w:eastAsia="新細明體" w:hAnsi="新細明體"/>
-                <w:sz w:val="24"/>
-                <w:szCs w:val="24"/>
-              </w:rPr>
-            </w:pPr>
-            <w:r>
-              <w:rPr>
-                <w:rFonts w:ascii="新細明體" w:eastAsia="新細明體" w:hAnsi="新細明體"/>
-                <w:sz w:val="24"/>
-                <w:szCs w:val="24"/>
+                <w:rFonts w:ascii="Times New Roman" w:eastAsia="標楷體" w:hAnsi="Times New Roman"/>
+                <w:sz w:val="28"/>
+                <w:szCs w:val="28"/>
+              </w:rPr>
+            </w:pPr>
+            <w:r>
+              <w:rPr>
+                <w:rFonts w:ascii="Times New Roman" w:eastAsia="標楷體" w:hAnsi="Times New Roman"/>
+                <w:sz w:val="28"/>
+                <w:szCs w:val="28"/>
               </w:rPr>
               <w:t>入門包 NT$50/70 點；中包 NT$90/140 點；大包 NT$170/380 點</w:t>
             </w:r>
@@ -677,16 +685,16 @@
           <w:p>
             <w:pPr>
               <w:rPr>
-                <w:rFonts w:ascii="新細明體" w:eastAsia="新細明體" w:hAnsi="新細明體"/>
-                <w:sz w:val="24"/>
-                <w:szCs w:val="24"/>
-              </w:rPr>
-            </w:pPr>
-            <w:r>
-              <w:rPr>
-                <w:rFonts w:ascii="新細明體" w:eastAsia="新細明體" w:hAnsi="新細明體"/>
-                <w:sz w:val="24"/>
-                <w:szCs w:val="24"/>
+                <w:rFonts w:ascii="Times New Roman" w:eastAsia="標楷體" w:hAnsi="Times New Roman"/>
+                <w:sz w:val="28"/>
+                <w:szCs w:val="28"/>
+              </w:rPr>
+            </w:pPr>
+            <w:r>
+              <w:rPr>
+                <w:rFonts w:ascii="Times New Roman" w:eastAsia="標楷體" w:hAnsi="Times New Roman"/>
+                <w:sz w:val="28"/>
+                <w:szCs w:val="28"/>
               </w:rPr>
               <w:t>免費試用</w:t>
             </w:r>
@@ -699,16 +707,16 @@
           <w:p>
             <w:pPr>
               <w:rPr>
-                <w:rFonts w:ascii="新細明體" w:eastAsia="新細明體" w:hAnsi="新細明體"/>
-                <w:sz w:val="24"/>
-                <w:szCs w:val="24"/>
-              </w:rPr>
-            </w:pPr>
-            <w:r>
-              <w:rPr>
-                <w:rFonts w:ascii="新細明體" w:eastAsia="新細明體" w:hAnsi="新細明體"/>
-                <w:sz w:val="24"/>
-                <w:szCs w:val="24"/>
+                <w:rFonts w:ascii="Times New Roman" w:eastAsia="標楷體" w:hAnsi="Times New Roman"/>
+                <w:sz w:val="28"/>
+                <w:szCs w:val="28"/>
+              </w:rPr>
+            </w:pPr>
+            <w:r>
+              <w:rPr>
+                <w:rFonts w:ascii="Times New Roman" w:eastAsia="標楷體" w:hAnsi="Times New Roman"/>
+                <w:sz w:val="28"/>
+                <w:szCs w:val="28"/>
               </w:rPr>
               <w:t>首次訂閱享 7 天免費試用（每位使用者限一次）</w:t>
             </w:r>
@@ -723,17 +731,17 @@
           <w:p>
             <w:pPr>
               <w:rPr>
-                <w:rFonts w:ascii="新細明體" w:eastAsia="新細明體" w:hAnsi="新細明體"/>
-                <w:sz w:val="24"/>
-                <w:szCs w:val="24"/>
+                <w:rFonts w:ascii="Times New Roman" w:eastAsia="標楷體" w:hAnsi="Times New Roman"/>
+                <w:sz w:val="28"/>
+                <w:szCs w:val="28"/>
                 <w:highlight w:val="yellow"/>
               </w:rPr>
             </w:pPr>
             <w:r>
               <w:rPr>
-                <w:rFonts w:ascii="新細明體" w:eastAsia="新細明體" w:hAnsi="新細明體"/>
-                <w:sz w:val="24"/>
-                <w:szCs w:val="24"/>
+                <w:rFonts w:ascii="Times New Roman" w:eastAsia="標楷體" w:hAnsi="Times New Roman"/>
+                <w:sz w:val="28"/>
+                <w:szCs w:val="28"/>
                 <w:highlight w:val="yellow"/>
               </w:rPr>
               <w:t>付款方式</w:t>
@@ -747,17 +755,17 @@
           <w:p>
             <w:pPr>
               <w:rPr>
-                <w:rFonts w:ascii="新細明體" w:eastAsia="新細明體" w:hAnsi="新細明體"/>
-                <w:sz w:val="24"/>
-                <w:szCs w:val="24"/>
+                <w:rFonts w:ascii="Times New Roman" w:eastAsia="標楷體" w:hAnsi="Times New Roman"/>
+                <w:sz w:val="28"/>
+                <w:szCs w:val="28"/>
                 <w:highlight w:val="yellow"/>
               </w:rPr>
             </w:pPr>
             <w:r>
               <w:rPr>
-                <w:rFonts w:ascii="新細明體" w:eastAsia="新細明體" w:hAnsi="新細明體"/>
-                <w:sz w:val="24"/>
-                <w:szCs w:val="24"/>
+                <w:rFonts w:ascii="Times New Roman" w:eastAsia="標楷體" w:hAnsi="Times New Roman"/>
+                <w:sz w:val="28"/>
+                <w:szCs w:val="28"/>
                 <w:highlight w:val="yellow"/>
               </w:rPr>
               <w:t>目前為模擬付款（未串接實際金流），可由環境變數 DEMO_PAYMENT 開關</w:t>
@@ -773,16 +781,16 @@
           <w:p>
             <w:pPr>
               <w:rPr>
-                <w:rFonts w:ascii="新細明體" w:eastAsia="新細明體" w:hAnsi="新細明體"/>
-                <w:sz w:val="24"/>
-                <w:szCs w:val="24"/>
-              </w:rPr>
-            </w:pPr>
-            <w:r>
-              <w:rPr>
-                <w:rFonts w:ascii="新細明體" w:eastAsia="新細明體" w:hAnsi="新細明體"/>
-                <w:sz w:val="24"/>
-                <w:szCs w:val="24"/>
+                <w:rFonts w:ascii="Times New Roman" w:eastAsia="標楷體" w:hAnsi="Times New Roman"/>
+                <w:sz w:val="28"/>
+                <w:szCs w:val="28"/>
+              </w:rPr>
+            </w:pPr>
+            <w:r>
+              <w:rPr>
+                <w:rFonts w:ascii="Times New Roman" w:eastAsia="標楷體" w:hAnsi="Times New Roman"/>
+                <w:sz w:val="28"/>
+                <w:szCs w:val="28"/>
               </w:rPr>
               <w:t>最低版本需求</w:t>
             </w:r>
@@ -795,16 +803,16 @@
           <w:p>
             <w:pPr>
               <w:rPr>
-                <w:rFonts w:ascii="新細明體" w:eastAsia="新細明體" w:hAnsi="新細明體"/>
-                <w:sz w:val="24"/>
-                <w:szCs w:val="24"/>
-              </w:rPr>
-            </w:pPr>
-            <w:r>
-              <w:rPr>
-                <w:rFonts w:ascii="新細明體" w:eastAsia="新細明體" w:hAnsi="新細明體"/>
-                <w:sz w:val="24"/>
-                <w:szCs w:val="24"/>
+                <w:rFonts w:ascii="Times New Roman" w:eastAsia="標楷體" w:hAnsi="Times New Roman"/>
+                <w:sz w:val="28"/>
+                <w:szCs w:val="28"/>
+              </w:rPr>
+            </w:pPr>
+            <w:r>
+              <w:rPr>
+                <w:rFonts w:ascii="Times New Roman" w:eastAsia="標楷體" w:hAnsi="Times New Roman"/>
+                <w:sz w:val="28"/>
+                <w:szCs w:val="28"/>
               </w:rPr>
               <w:t>手機：Android 8.0 以上；開發/部署：Windows 10/11 或 macOS，需安裝 Docker</w:t>
             </w:r>
@@ -815,34 +823,44 @@
     <w:p>
       <w:pPr>
         <w:rPr>
-          <w:rFonts w:ascii="新細明體" w:eastAsia="新細明體" w:hAnsi="新細明體"/>
+          <w:rFonts w:ascii="Times New Roman" w:eastAsia="標楷體" w:hAnsi="Times New Roman"/>
+          <w:sz w:val="28"/>
+          <w:szCs w:val="28"/>
         </w:rPr>
       </w:pPr>
       <w:proofErr w:type="gramStart"/>
       <w:r>
         <w:rPr>
-          <w:rFonts w:ascii="新細明體" w:eastAsia="新細明體" w:hAnsi="新細明體" w:hint="eastAsia"/>
+          <w:rFonts w:ascii="Times New Roman" w:eastAsia="標楷體" w:hAnsi="Times New Roman" w:hint="eastAsia"/>
+          <w:sz w:val="28"/>
+          <w:szCs w:val="28"/>
         </w:rPr>
         <w:t>註</w:t>
       </w:r>
       <w:proofErr w:type="gramEnd"/>
       <w:r>
         <w:rPr>
-          <w:rFonts w:ascii="新細明體" w:eastAsia="新細明體" w:hAnsi="新細明體" w:hint="eastAsia"/>
+          <w:rFonts w:ascii="Times New Roman" w:eastAsia="標楷體" w:hAnsi="Times New Roman" w:hint="eastAsia"/>
+          <w:sz w:val="28"/>
+          <w:szCs w:val="28"/>
         </w:rPr>
         <w:t>：價格依 2-2 商業模式；方案內容可由管理者於後台「方案管理」調整，實際以後台設定為</w:t>
       </w:r>
       <w:proofErr w:type="gramStart"/>
       <w:r>
         <w:rPr>
-          <w:rFonts w:ascii="新細明體" w:eastAsia="新細明體" w:hAnsi="新細明體" w:hint="eastAsia"/>
+          <w:rFonts w:ascii="Times New Roman" w:eastAsia="標楷體" w:hAnsi="Times New Roman" w:hint="eastAsia"/>
+          <w:sz w:val="28"/>
+          <w:szCs w:val="28"/>
         </w:rPr>
         <w:t>準</w:t>
       </w:r>
       <w:proofErr w:type="gramEnd"/>
       <w:r>
         <w:rPr>
-          <w:rFonts w:ascii="新細明體" w:eastAsia="新細明體" w:hAnsi="新細明體" w:hint="eastAsia"/>
+          <w:rFonts w:ascii="Times New Roman" w:eastAsia="標楷體" w:hAnsi="Times New Roman" w:hint="eastAsia"/>
+          <w:sz w:val="28"/>
+          <w:szCs w:val="28"/>
         </w:rPr>
         <w:t>。</w:t>
       </w:r>
@@ -851,12 +869,16 @@
       <w:pPr>
         <w:jc w:val="center"/>
         <w:rPr>
-          <w:rFonts w:ascii="新細明體" w:eastAsia="新細明體" w:hAnsi="新細明體"/>
-        </w:rPr>
-      </w:pPr>
-      <w:r>
-        <w:rPr>
-          <w:rFonts w:ascii="新細明體" w:eastAsia="新細明體" w:hAnsi="新細明體" w:hint="eastAsia"/>
+          <w:rFonts w:ascii="Times New Roman" w:eastAsia="標楷體" w:hAnsi="Times New Roman"/>
+          <w:sz w:val="28"/>
+          <w:szCs w:val="28"/>
+        </w:rPr>
+      </w:pPr>
+      <w:r>
+        <w:rPr>
+          <w:rFonts w:ascii="Times New Roman" w:eastAsia="標楷體" w:hAnsi="Times New Roman" w:hint="eastAsia"/>
+          <w:sz w:val="28"/>
+          <w:szCs w:val="28"/>
         </w:rPr>
         <w:lastRenderedPageBreak/>
         <w:t>表 11-1-2 系統元件組成</w:t>
@@ -886,16 +908,16 @@
           <w:p>
             <w:pPr>
               <w:rPr>
-                <w:rFonts w:ascii="新細明體" w:eastAsia="新細明體" w:hAnsi="新細明體"/>
-                <w:sz w:val="24"/>
-                <w:szCs w:val="24"/>
-              </w:rPr>
-            </w:pPr>
-            <w:r>
-              <w:rPr>
-                <w:rFonts w:ascii="新細明體" w:eastAsia="新細明體" w:hAnsi="新細明體"/>
-                <w:sz w:val="24"/>
-                <w:szCs w:val="24"/>
+                <w:rFonts w:ascii="Times New Roman" w:eastAsia="標楷體" w:hAnsi="Times New Roman"/>
+                <w:sz w:val="28"/>
+                <w:szCs w:val="28"/>
+              </w:rPr>
+            </w:pPr>
+            <w:r>
+              <w:rPr>
+                <w:rFonts w:ascii="Times New Roman" w:eastAsia="標楷體" w:hAnsi="Times New Roman"/>
+                <w:sz w:val="28"/>
+                <w:szCs w:val="28"/>
               </w:rPr>
               <w:t>元件</w:t>
             </w:r>
@@ -909,16 +931,16 @@
           <w:p>
             <w:pPr>
               <w:rPr>
-                <w:rFonts w:ascii="新細明體" w:eastAsia="新細明體" w:hAnsi="新細明體"/>
-                <w:sz w:val="24"/>
-                <w:szCs w:val="24"/>
-              </w:rPr>
-            </w:pPr>
-            <w:r>
-              <w:rPr>
-                <w:rFonts w:ascii="新細明體" w:eastAsia="新細明體" w:hAnsi="新細明體"/>
-                <w:sz w:val="24"/>
-                <w:szCs w:val="24"/>
+                <w:rFonts w:ascii="Times New Roman" w:eastAsia="標楷體" w:hAnsi="Times New Roman"/>
+                <w:sz w:val="28"/>
+                <w:szCs w:val="28"/>
+              </w:rPr>
+            </w:pPr>
+            <w:r>
+              <w:rPr>
+                <w:rFonts w:ascii="Times New Roman" w:eastAsia="標楷體" w:hAnsi="Times New Roman"/>
+                <w:sz w:val="28"/>
+                <w:szCs w:val="28"/>
               </w:rPr>
               <w:t>採用技術</w:t>
             </w:r>
@@ -932,16 +954,16 @@
           <w:p>
             <w:pPr>
               <w:rPr>
-                <w:rFonts w:ascii="新細明體" w:eastAsia="新細明體" w:hAnsi="新細明體"/>
-                <w:sz w:val="24"/>
-                <w:szCs w:val="24"/>
-              </w:rPr>
-            </w:pPr>
-            <w:r>
-              <w:rPr>
-                <w:rFonts w:ascii="新細明體" w:eastAsia="新細明體" w:hAnsi="新細明體"/>
-                <w:sz w:val="24"/>
-                <w:szCs w:val="24"/>
+                <w:rFonts w:ascii="Times New Roman" w:eastAsia="標楷體" w:hAnsi="Times New Roman"/>
+                <w:sz w:val="28"/>
+                <w:szCs w:val="28"/>
+              </w:rPr>
+            </w:pPr>
+            <w:r>
+              <w:rPr>
+                <w:rFonts w:ascii="Times New Roman" w:eastAsia="標楷體" w:hAnsi="Times New Roman"/>
+                <w:sz w:val="28"/>
+                <w:szCs w:val="28"/>
               </w:rPr>
               <w:t>說明</w:t>
             </w:r>
@@ -956,16 +978,16 @@
           <w:p>
             <w:pPr>
               <w:rPr>
-                <w:rFonts w:ascii="新細明體" w:eastAsia="新細明體" w:hAnsi="新細明體"/>
-                <w:sz w:val="24"/>
-                <w:szCs w:val="24"/>
-              </w:rPr>
-            </w:pPr>
-            <w:r>
-              <w:rPr>
-                <w:rFonts w:ascii="新細明體" w:eastAsia="新細明體" w:hAnsi="新細明體"/>
-                <w:sz w:val="24"/>
-                <w:szCs w:val="24"/>
+                <w:rFonts w:ascii="Times New Roman" w:eastAsia="標楷體" w:hAnsi="Times New Roman"/>
+                <w:sz w:val="28"/>
+                <w:szCs w:val="28"/>
+              </w:rPr>
+            </w:pPr>
+            <w:r>
+              <w:rPr>
+                <w:rFonts w:ascii="Times New Roman" w:eastAsia="標楷體" w:hAnsi="Times New Roman"/>
+                <w:sz w:val="28"/>
+                <w:szCs w:val="28"/>
               </w:rPr>
               <w:t>App 前端</w:t>
             </w:r>
@@ -978,16 +1000,16 @@
           <w:p>
             <w:pPr>
               <w:rPr>
-                <w:rFonts w:ascii="新細明體" w:eastAsia="新細明體" w:hAnsi="新細明體"/>
-                <w:sz w:val="24"/>
-                <w:szCs w:val="24"/>
-              </w:rPr>
-            </w:pPr>
-            <w:r>
-              <w:rPr>
-                <w:rFonts w:ascii="新細明體" w:eastAsia="新細明體" w:hAnsi="新細明體"/>
-                <w:sz w:val="24"/>
-                <w:szCs w:val="24"/>
+                <w:rFonts w:ascii="Times New Roman" w:eastAsia="標楷體" w:hAnsi="Times New Roman"/>
+                <w:sz w:val="28"/>
+                <w:szCs w:val="28"/>
+              </w:rPr>
+            </w:pPr>
+            <w:r>
+              <w:rPr>
+                <w:rFonts w:ascii="Times New Roman" w:eastAsia="標楷體" w:hAnsi="Times New Roman"/>
+                <w:sz w:val="28"/>
+                <w:szCs w:val="28"/>
               </w:rPr>
               <w:t>Flutter（Dart SDK 3.11.0）</w:t>
             </w:r>
@@ -1000,16 +1022,16 @@
           <w:p>
             <w:pPr>
               <w:rPr>
-                <w:rFonts w:ascii="新細明體" w:eastAsia="新細明體" w:hAnsi="新細明體"/>
-                <w:sz w:val="24"/>
-                <w:szCs w:val="24"/>
-              </w:rPr>
-            </w:pPr>
-            <w:r>
-              <w:rPr>
-                <w:rFonts w:ascii="新細明體" w:eastAsia="新細明體" w:hAnsi="新細明體"/>
-                <w:sz w:val="24"/>
-                <w:szCs w:val="24"/>
+                <w:rFonts w:ascii="Times New Roman" w:eastAsia="標楷體" w:hAnsi="Times New Roman"/>
+                <w:sz w:val="28"/>
+                <w:szCs w:val="28"/>
+              </w:rPr>
+            </w:pPr>
+            <w:r>
+              <w:rPr>
+                <w:rFonts w:ascii="Times New Roman" w:eastAsia="標楷體" w:hAnsi="Times New Roman"/>
+                <w:sz w:val="28"/>
+                <w:szCs w:val="28"/>
               </w:rPr>
               <w:t>學習者與學生使用的行動/網頁介面</w:t>
             </w:r>
@@ -1024,16 +1046,16 @@
           <w:p>
             <w:pPr>
               <w:rPr>
-                <w:rFonts w:ascii="新細明體" w:eastAsia="新細明體" w:hAnsi="新細明體"/>
-                <w:sz w:val="24"/>
-                <w:szCs w:val="24"/>
-              </w:rPr>
-            </w:pPr>
-            <w:r>
-              <w:rPr>
-                <w:rFonts w:ascii="新細明體" w:eastAsia="新細明體" w:hAnsi="新細明體"/>
-                <w:sz w:val="24"/>
-                <w:szCs w:val="24"/>
+                <w:rFonts w:ascii="Times New Roman" w:eastAsia="標楷體" w:hAnsi="Times New Roman"/>
+                <w:sz w:val="28"/>
+                <w:szCs w:val="28"/>
+              </w:rPr>
+            </w:pPr>
+            <w:r>
+              <w:rPr>
+                <w:rFonts w:ascii="Times New Roman" w:eastAsia="標楷體" w:hAnsi="Times New Roman"/>
+                <w:sz w:val="28"/>
+                <w:szCs w:val="28"/>
               </w:rPr>
               <w:t>後端 API</w:t>
             </w:r>
@@ -1046,16 +1068,16 @@
           <w:p>
             <w:pPr>
               <w:rPr>
-                <w:rFonts w:ascii="新細明體" w:eastAsia="新細明體" w:hAnsi="新細明體"/>
-                <w:sz w:val="24"/>
-                <w:szCs w:val="24"/>
-              </w:rPr>
-            </w:pPr>
-            <w:r>
-              <w:rPr>
-                <w:rFonts w:ascii="新細明體" w:eastAsia="新細明體" w:hAnsi="新細明體"/>
-                <w:sz w:val="24"/>
-                <w:szCs w:val="24"/>
+                <w:rFonts w:ascii="Times New Roman" w:eastAsia="標楷體" w:hAnsi="Times New Roman"/>
+                <w:sz w:val="28"/>
+                <w:szCs w:val="28"/>
+              </w:rPr>
+            </w:pPr>
+            <w:r>
+              <w:rPr>
+                <w:rFonts w:ascii="Times New Roman" w:eastAsia="標楷體" w:hAnsi="Times New Roman"/>
+                <w:sz w:val="28"/>
+                <w:szCs w:val="28"/>
               </w:rPr>
               <w:t>Python 3.13、Flask 3.1.2</w:t>
             </w:r>
@@ -1068,70 +1090,70 @@
           <w:p>
             <w:pPr>
               <w:rPr>
-                <w:rFonts w:ascii="新細明體" w:eastAsia="新細明體" w:hAnsi="新細明體"/>
-                <w:sz w:val="24"/>
-                <w:szCs w:val="24"/>
-              </w:rPr>
-            </w:pPr>
-            <w:r>
-              <w:rPr>
-                <w:rFonts w:ascii="新細明體" w:eastAsia="新細明體" w:hAnsi="新細明體"/>
-                <w:sz w:val="24"/>
-                <w:szCs w:val="24"/>
+                <w:rFonts w:ascii="Times New Roman" w:eastAsia="標楷體" w:hAnsi="Times New Roman"/>
+                <w:sz w:val="28"/>
+                <w:szCs w:val="28"/>
+              </w:rPr>
+            </w:pPr>
+            <w:r>
+              <w:rPr>
+                <w:rFonts w:ascii="Times New Roman" w:eastAsia="標楷體" w:hAnsi="Times New Roman"/>
+                <w:sz w:val="28"/>
+                <w:szCs w:val="28"/>
               </w:rPr>
               <w:t>以 Blueprint 分模組提供 /</w:t>
             </w:r>
             <w:proofErr w:type="spellStart"/>
             <w:r>
               <w:rPr>
-                <w:rFonts w:ascii="新細明體" w:eastAsia="新細明體" w:hAnsi="新細明體"/>
-                <w:sz w:val="24"/>
-                <w:szCs w:val="24"/>
+                <w:rFonts w:ascii="Times New Roman" w:eastAsia="標楷體" w:hAnsi="Times New Roman"/>
+                <w:sz w:val="28"/>
+                <w:szCs w:val="28"/>
               </w:rPr>
               <w:t>api</w:t>
             </w:r>
             <w:proofErr w:type="spellEnd"/>
             <w:r>
               <w:rPr>
-                <w:rFonts w:ascii="新細明體" w:eastAsia="新細明體" w:hAnsi="新細明體"/>
-                <w:sz w:val="24"/>
-                <w:szCs w:val="24"/>
+                <w:rFonts w:ascii="Times New Roman" w:eastAsia="標楷體" w:hAnsi="Times New Roman"/>
+                <w:sz w:val="28"/>
+                <w:szCs w:val="28"/>
               </w:rPr>
               <w:t>/auth、/</w:t>
             </w:r>
             <w:proofErr w:type="spellStart"/>
             <w:r>
               <w:rPr>
-                <w:rFonts w:ascii="新細明體" w:eastAsia="新細明體" w:hAnsi="新細明體"/>
-                <w:sz w:val="24"/>
-                <w:szCs w:val="24"/>
+                <w:rFonts w:ascii="Times New Roman" w:eastAsia="標楷體" w:hAnsi="Times New Roman"/>
+                <w:sz w:val="28"/>
+                <w:szCs w:val="28"/>
               </w:rPr>
               <w:t>api</w:t>
             </w:r>
             <w:proofErr w:type="spellEnd"/>
             <w:r>
               <w:rPr>
-                <w:rFonts w:ascii="新細明體" w:eastAsia="新細明體" w:hAnsi="新細明體"/>
-                <w:sz w:val="24"/>
-                <w:szCs w:val="24"/>
+                <w:rFonts w:ascii="Times New Roman" w:eastAsia="標楷體" w:hAnsi="Times New Roman"/>
+                <w:sz w:val="28"/>
+                <w:szCs w:val="28"/>
               </w:rPr>
               <w:t>/scenario、/</w:t>
             </w:r>
             <w:proofErr w:type="spellStart"/>
             <w:r>
               <w:rPr>
-                <w:rFonts w:ascii="新細明體" w:eastAsia="新細明體" w:hAnsi="新細明體"/>
-                <w:sz w:val="24"/>
-                <w:szCs w:val="24"/>
+                <w:rFonts w:ascii="Times New Roman" w:eastAsia="標楷體" w:hAnsi="Times New Roman"/>
+                <w:sz w:val="28"/>
+                <w:szCs w:val="28"/>
               </w:rPr>
               <w:t>api</w:t>
             </w:r>
             <w:proofErr w:type="spellEnd"/>
             <w:r>
               <w:rPr>
-                <w:rFonts w:ascii="新細明體" w:eastAsia="新細明體" w:hAnsi="新細明體"/>
-                <w:sz w:val="24"/>
-                <w:szCs w:val="24"/>
+                <w:rFonts w:ascii="Times New Roman" w:eastAsia="標楷體" w:hAnsi="Times New Roman"/>
+                <w:sz w:val="28"/>
+                <w:szCs w:val="28"/>
               </w:rPr>
               <w:t>/tutor 等服務，埠 5050</w:t>
             </w:r>
@@ -1146,16 +1168,16 @@
           <w:p>
             <w:pPr>
               <w:rPr>
-                <w:rFonts w:ascii="新細明體" w:eastAsia="新細明體" w:hAnsi="新細明體"/>
-                <w:sz w:val="24"/>
-                <w:szCs w:val="24"/>
-              </w:rPr>
-            </w:pPr>
-            <w:r>
-              <w:rPr>
-                <w:rFonts w:ascii="新細明體" w:eastAsia="新細明體" w:hAnsi="新細明體"/>
-                <w:sz w:val="24"/>
-                <w:szCs w:val="24"/>
+                <w:rFonts w:ascii="Times New Roman" w:eastAsia="標楷體" w:hAnsi="Times New Roman"/>
+                <w:sz w:val="28"/>
+                <w:szCs w:val="28"/>
+              </w:rPr>
+            </w:pPr>
+            <w:r>
+              <w:rPr>
+                <w:rFonts w:ascii="Times New Roman" w:eastAsia="標楷體" w:hAnsi="Times New Roman"/>
+                <w:sz w:val="28"/>
+                <w:szCs w:val="28"/>
               </w:rPr>
               <w:t>管理後台</w:t>
             </w:r>
@@ -1168,16 +1190,16 @@
           <w:p>
             <w:pPr>
               <w:rPr>
-                <w:rFonts w:ascii="新細明體" w:eastAsia="新細明體" w:hAnsi="新細明體"/>
-                <w:sz w:val="24"/>
-                <w:szCs w:val="24"/>
-              </w:rPr>
-            </w:pPr>
-            <w:r>
-              <w:rPr>
-                <w:rFonts w:ascii="新細明體" w:eastAsia="新細明體" w:hAnsi="新細明體"/>
-                <w:sz w:val="24"/>
-                <w:szCs w:val="24"/>
+                <w:rFonts w:ascii="Times New Roman" w:eastAsia="標楷體" w:hAnsi="Times New Roman"/>
+                <w:sz w:val="28"/>
+                <w:szCs w:val="28"/>
+              </w:rPr>
+            </w:pPr>
+            <w:r>
+              <w:rPr>
+                <w:rFonts w:ascii="Times New Roman" w:eastAsia="標楷體" w:hAnsi="Times New Roman"/>
+                <w:sz w:val="28"/>
+                <w:szCs w:val="28"/>
               </w:rPr>
               <w:t>Flask、Jinja2 模板</w:t>
             </w:r>
@@ -1190,16 +1212,16 @@
           <w:p>
             <w:pPr>
               <w:rPr>
-                <w:rFonts w:ascii="新細明體" w:eastAsia="新細明體" w:hAnsi="新細明體"/>
-                <w:sz w:val="24"/>
-                <w:szCs w:val="24"/>
-              </w:rPr>
-            </w:pPr>
-            <w:r>
-              <w:rPr>
-                <w:rFonts w:ascii="新細明體" w:eastAsia="新細明體" w:hAnsi="新細明體"/>
-                <w:sz w:val="24"/>
-                <w:szCs w:val="24"/>
+                <w:rFonts w:ascii="Times New Roman" w:eastAsia="標楷體" w:hAnsi="Times New Roman"/>
+                <w:sz w:val="28"/>
+                <w:szCs w:val="28"/>
+              </w:rPr>
+            </w:pPr>
+            <w:r>
+              <w:rPr>
+                <w:rFonts w:ascii="Times New Roman" w:eastAsia="標楷體" w:hAnsi="Times New Roman"/>
+                <w:sz w:val="28"/>
+                <w:szCs w:val="28"/>
               </w:rPr>
               <w:t>管理者與老師使用的網頁後台，埠 5001</w:t>
             </w:r>
@@ -1214,17 +1236,17 @@
           <w:p>
             <w:pPr>
               <w:rPr>
-                <w:rFonts w:ascii="新細明體" w:eastAsia="新細明體" w:hAnsi="新細明體"/>
-                <w:sz w:val="24"/>
-                <w:szCs w:val="24"/>
+                <w:rFonts w:ascii="Times New Roman" w:eastAsia="標楷體" w:hAnsi="Times New Roman"/>
+                <w:sz w:val="28"/>
+                <w:szCs w:val="28"/>
                 <w:highlight w:val="yellow"/>
               </w:rPr>
             </w:pPr>
             <w:r>
               <w:rPr>
-                <w:rFonts w:ascii="新細明體" w:eastAsia="新細明體" w:hAnsi="新細明體"/>
-                <w:sz w:val="24"/>
-                <w:szCs w:val="24"/>
+                <w:rFonts w:ascii="Times New Roman" w:eastAsia="標楷體" w:hAnsi="Times New Roman"/>
+                <w:sz w:val="28"/>
+                <w:szCs w:val="28"/>
                 <w:highlight w:val="yellow"/>
               </w:rPr>
               <w:t>資料庫</w:t>
@@ -1238,17 +1260,17 @@
           <w:p>
             <w:pPr>
               <w:rPr>
-                <w:rFonts w:ascii="新細明體" w:eastAsia="新細明體" w:hAnsi="新細明體"/>
-                <w:sz w:val="24"/>
-                <w:szCs w:val="24"/>
+                <w:rFonts w:ascii="Times New Roman" w:eastAsia="標楷體" w:hAnsi="Times New Roman"/>
+                <w:sz w:val="28"/>
+                <w:szCs w:val="28"/>
                 <w:highlight w:val="yellow"/>
               </w:rPr>
             </w:pPr>
             <w:r>
               <w:rPr>
-                <w:rFonts w:ascii="新細明體" w:eastAsia="新細明體" w:hAnsi="新細明體"/>
-                <w:sz w:val="24"/>
-                <w:szCs w:val="24"/>
+                <w:rFonts w:ascii="Times New Roman" w:eastAsia="標楷體" w:hAnsi="Times New Roman"/>
+                <w:sz w:val="28"/>
+                <w:szCs w:val="28"/>
                 <w:highlight w:val="yellow"/>
               </w:rPr>
               <w:t>SQLite</w:t>
@@ -1256,9 +1278,9 @@
             <w:proofErr w:type="gramStart"/>
             <w:r>
               <w:rPr>
-                <w:rFonts w:ascii="新細明體" w:eastAsia="新細明體" w:hAnsi="新細明體"/>
-                <w:sz w:val="24"/>
-                <w:szCs w:val="24"/>
+                <w:rFonts w:ascii="Times New Roman" w:eastAsia="標楷體" w:hAnsi="Times New Roman"/>
+                <w:sz w:val="28"/>
+                <w:szCs w:val="28"/>
                 <w:highlight w:val="yellow"/>
               </w:rPr>
               <w:t>（</w:t>
@@ -1266,9 +1288,9 @@
             <w:proofErr w:type="gramEnd"/>
             <w:r>
               <w:rPr>
-                <w:rFonts w:ascii="新細明體" w:eastAsia="新細明體" w:hAnsi="新細明體"/>
-                <w:sz w:val="24"/>
-                <w:szCs w:val="24"/>
+                <w:rFonts w:ascii="Times New Roman" w:eastAsia="標楷體" w:hAnsi="Times New Roman"/>
+                <w:sz w:val="28"/>
+                <w:szCs w:val="28"/>
                 <w:highlight w:val="yellow"/>
               </w:rPr>
               <w:t>instance/</w:t>
@@ -1276,9 +1298,9 @@
             <w:proofErr w:type="spellStart"/>
             <w:r>
               <w:rPr>
-                <w:rFonts w:ascii="新細明體" w:eastAsia="新細明體" w:hAnsi="新細明體"/>
-                <w:sz w:val="24"/>
-                <w:szCs w:val="24"/>
+                <w:rFonts w:ascii="Times New Roman" w:eastAsia="標楷體" w:hAnsi="Times New Roman"/>
+                <w:sz w:val="28"/>
+                <w:szCs w:val="28"/>
                 <w:highlight w:val="yellow"/>
               </w:rPr>
               <w:t>jlens.db</w:t>
@@ -1287,9 +1309,9 @@
             <w:proofErr w:type="gramStart"/>
             <w:r>
               <w:rPr>
-                <w:rFonts w:ascii="新細明體" w:eastAsia="新細明體" w:hAnsi="新細明體"/>
-                <w:sz w:val="24"/>
-                <w:szCs w:val="24"/>
+                <w:rFonts w:ascii="Times New Roman" w:eastAsia="標楷體" w:hAnsi="Times New Roman"/>
+                <w:sz w:val="28"/>
+                <w:szCs w:val="28"/>
                 <w:highlight w:val="yellow"/>
               </w:rPr>
               <w:t>）</w:t>
@@ -1304,16 +1326,16 @@
           <w:p>
             <w:pPr>
               <w:rPr>
-                <w:rFonts w:ascii="新細明體" w:eastAsia="新細明體" w:hAnsi="新細明體"/>
-                <w:sz w:val="24"/>
-                <w:szCs w:val="24"/>
-              </w:rPr>
-            </w:pPr>
-            <w:r>
-              <w:rPr>
-                <w:rFonts w:ascii="新細明體" w:eastAsia="新細明體" w:hAnsi="新細明體"/>
-                <w:sz w:val="24"/>
-                <w:szCs w:val="24"/>
+                <w:rFonts w:ascii="Times New Roman" w:eastAsia="標楷體" w:hAnsi="Times New Roman"/>
+                <w:sz w:val="28"/>
+                <w:szCs w:val="28"/>
+              </w:rPr>
+            </w:pPr>
+            <w:r>
+              <w:rPr>
+                <w:rFonts w:ascii="Times New Roman" w:eastAsia="標楷體" w:hAnsi="Times New Roman"/>
+                <w:sz w:val="28"/>
+                <w:szCs w:val="28"/>
               </w:rPr>
               <w:t>啟用 WAL 模式</w:t>
             </w:r>
@@ -1328,16 +1350,16 @@
           <w:p>
             <w:pPr>
               <w:rPr>
-                <w:rFonts w:ascii="新細明體" w:eastAsia="新細明體" w:hAnsi="新細明體"/>
-                <w:sz w:val="24"/>
-                <w:szCs w:val="24"/>
-              </w:rPr>
-            </w:pPr>
-            <w:r>
-              <w:rPr>
-                <w:rFonts w:ascii="新細明體" w:eastAsia="新細明體" w:hAnsi="新細明體"/>
-                <w:sz w:val="24"/>
-                <w:szCs w:val="24"/>
+                <w:rFonts w:ascii="Times New Roman" w:eastAsia="標楷體" w:hAnsi="Times New Roman"/>
+                <w:sz w:val="28"/>
+                <w:szCs w:val="28"/>
+              </w:rPr>
+            </w:pPr>
+            <w:r>
+              <w:rPr>
+                <w:rFonts w:ascii="Times New Roman" w:eastAsia="標楷體" w:hAnsi="Times New Roman"/>
+                <w:sz w:val="28"/>
+                <w:szCs w:val="28"/>
               </w:rPr>
               <w:t>容器化</w:t>
             </w:r>
@@ -1350,16 +1372,16 @@
           <w:p>
             <w:pPr>
               <w:rPr>
-                <w:rFonts w:ascii="新細明體" w:eastAsia="新細明體" w:hAnsi="新細明體"/>
-                <w:sz w:val="24"/>
-                <w:szCs w:val="24"/>
-              </w:rPr>
-            </w:pPr>
-            <w:r>
-              <w:rPr>
-                <w:rFonts w:ascii="新細明體" w:eastAsia="新細明體" w:hAnsi="新細明體"/>
-                <w:sz w:val="24"/>
-                <w:szCs w:val="24"/>
+                <w:rFonts w:ascii="Times New Roman" w:eastAsia="標楷體" w:hAnsi="Times New Roman"/>
+                <w:sz w:val="28"/>
+                <w:szCs w:val="28"/>
+              </w:rPr>
+            </w:pPr>
+            <w:r>
+              <w:rPr>
+                <w:rFonts w:ascii="Times New Roman" w:eastAsia="標楷體" w:hAnsi="Times New Roman"/>
+                <w:sz w:val="28"/>
+                <w:szCs w:val="28"/>
               </w:rPr>
               <w:t>Docker、Docker Compose</w:t>
             </w:r>
@@ -1372,44 +1394,44 @@
           <w:p>
             <w:pPr>
               <w:rPr>
-                <w:rFonts w:ascii="新細明體" w:eastAsia="新細明體" w:hAnsi="新細明體"/>
-                <w:sz w:val="24"/>
-                <w:szCs w:val="24"/>
+                <w:rFonts w:ascii="Times New Roman" w:eastAsia="標楷體" w:hAnsi="Times New Roman"/>
+                <w:sz w:val="28"/>
+                <w:szCs w:val="28"/>
               </w:rPr>
             </w:pPr>
             <w:proofErr w:type="gramStart"/>
             <w:r>
               <w:rPr>
-                <w:rFonts w:ascii="新細明體" w:eastAsia="新細明體" w:hAnsi="新細明體"/>
-                <w:sz w:val="24"/>
-                <w:szCs w:val="24"/>
+                <w:rFonts w:ascii="Times New Roman" w:eastAsia="標楷體" w:hAnsi="Times New Roman"/>
+                <w:sz w:val="28"/>
+                <w:szCs w:val="28"/>
               </w:rPr>
               <w:t>一</w:t>
             </w:r>
             <w:proofErr w:type="gramEnd"/>
             <w:r>
               <w:rPr>
-                <w:rFonts w:ascii="新細明體" w:eastAsia="新細明體" w:hAnsi="新細明體"/>
-                <w:sz w:val="24"/>
-                <w:szCs w:val="24"/>
+                <w:rFonts w:ascii="Times New Roman" w:eastAsia="標楷體" w:hAnsi="Times New Roman"/>
+                <w:sz w:val="28"/>
+                <w:szCs w:val="28"/>
               </w:rPr>
               <w:t xml:space="preserve">鍵啟動 </w:t>
             </w:r>
             <w:proofErr w:type="spellStart"/>
             <w:r>
               <w:rPr>
-                <w:rFonts w:ascii="新細明體" w:eastAsia="新細明體" w:hAnsi="新細明體"/>
-                <w:sz w:val="24"/>
-                <w:szCs w:val="24"/>
+                <w:rFonts w:ascii="Times New Roman" w:eastAsia="標楷體" w:hAnsi="Times New Roman"/>
+                <w:sz w:val="28"/>
+                <w:szCs w:val="28"/>
               </w:rPr>
               <w:t>api</w:t>
             </w:r>
             <w:proofErr w:type="spellEnd"/>
             <w:r>
               <w:rPr>
-                <w:rFonts w:ascii="新細明體" w:eastAsia="新細明體" w:hAnsi="新細明體"/>
-                <w:sz w:val="24"/>
-                <w:szCs w:val="24"/>
+                <w:rFonts w:ascii="Times New Roman" w:eastAsia="標楷體" w:hAnsi="Times New Roman"/>
+                <w:sz w:val="28"/>
+                <w:szCs w:val="28"/>
               </w:rPr>
               <w:t>、admin 兩個服務</w:t>
             </w:r>
@@ -1424,16 +1446,16 @@
           <w:p>
             <w:pPr>
               <w:rPr>
-                <w:rFonts w:ascii="新細明體" w:eastAsia="新細明體" w:hAnsi="新細明體"/>
-                <w:sz w:val="24"/>
-                <w:szCs w:val="24"/>
-              </w:rPr>
-            </w:pPr>
-            <w:r>
-              <w:rPr>
-                <w:rFonts w:ascii="新細明體" w:eastAsia="新細明體" w:hAnsi="新細明體"/>
-                <w:sz w:val="24"/>
-                <w:szCs w:val="24"/>
+                <w:rFonts w:ascii="Times New Roman" w:eastAsia="標楷體" w:hAnsi="Times New Roman"/>
+                <w:sz w:val="28"/>
+                <w:szCs w:val="28"/>
+              </w:rPr>
+            </w:pPr>
+            <w:r>
+              <w:rPr>
+                <w:rFonts w:ascii="Times New Roman" w:eastAsia="標楷體" w:hAnsi="Times New Roman"/>
+                <w:sz w:val="28"/>
+                <w:szCs w:val="28"/>
               </w:rPr>
               <w:t>對外通道</w:t>
             </w:r>
@@ -1446,34 +1468,34 @@
           <w:p>
             <w:pPr>
               <w:rPr>
-                <w:rFonts w:ascii="新細明體" w:eastAsia="新細明體" w:hAnsi="新細明體"/>
-                <w:sz w:val="24"/>
-                <w:szCs w:val="24"/>
-              </w:rPr>
-            </w:pPr>
-            <w:r>
-              <w:rPr>
-                <w:rFonts w:ascii="新細明體" w:eastAsia="新細明體" w:hAnsi="新細明體"/>
-                <w:sz w:val="24"/>
-                <w:szCs w:val="24"/>
+                <w:rFonts w:ascii="Times New Roman" w:eastAsia="標楷體" w:hAnsi="Times New Roman"/>
+                <w:sz w:val="28"/>
+                <w:szCs w:val="28"/>
+              </w:rPr>
+            </w:pPr>
+            <w:r>
+              <w:rPr>
+                <w:rFonts w:ascii="Times New Roman" w:eastAsia="標楷體" w:hAnsi="Times New Roman"/>
+                <w:sz w:val="28"/>
+                <w:szCs w:val="28"/>
               </w:rPr>
               <w:t>Cloudflare Tunnel（</w:t>
             </w:r>
             <w:proofErr w:type="spellStart"/>
             <w:r>
               <w:rPr>
-                <w:rFonts w:ascii="新細明體" w:eastAsia="新細明體" w:hAnsi="新細明體"/>
-                <w:sz w:val="24"/>
-                <w:szCs w:val="24"/>
+                <w:rFonts w:ascii="Times New Roman" w:eastAsia="標楷體" w:hAnsi="Times New Roman"/>
+                <w:sz w:val="28"/>
+                <w:szCs w:val="28"/>
               </w:rPr>
               <w:t>cloudflared</w:t>
             </w:r>
             <w:proofErr w:type="spellEnd"/>
             <w:r>
               <w:rPr>
-                <w:rFonts w:ascii="新細明體" w:eastAsia="新細明體" w:hAnsi="新細明體"/>
-                <w:sz w:val="24"/>
-                <w:szCs w:val="24"/>
+                <w:rFonts w:ascii="Times New Roman" w:eastAsia="標楷體" w:hAnsi="Times New Roman"/>
+                <w:sz w:val="28"/>
+                <w:szCs w:val="28"/>
               </w:rPr>
               <w:t>）</w:t>
             </w:r>
@@ -1486,34 +1508,34 @@
           <w:p>
             <w:pPr>
               <w:rPr>
-                <w:rFonts w:ascii="新細明體" w:eastAsia="新細明體" w:hAnsi="新細明體"/>
-                <w:sz w:val="24"/>
-                <w:szCs w:val="24"/>
-              </w:rPr>
-            </w:pPr>
-            <w:r>
-              <w:rPr>
-                <w:rFonts w:ascii="新細明體" w:eastAsia="新細明體" w:hAnsi="新細明體"/>
-                <w:sz w:val="24"/>
-                <w:szCs w:val="24"/>
+                <w:rFonts w:ascii="Times New Roman" w:eastAsia="標楷體" w:hAnsi="Times New Roman"/>
+                <w:sz w:val="28"/>
+                <w:szCs w:val="28"/>
+              </w:rPr>
+            </w:pPr>
+            <w:r>
+              <w:rPr>
+                <w:rFonts w:ascii="Times New Roman" w:eastAsia="標楷體" w:hAnsi="Times New Roman"/>
+                <w:sz w:val="28"/>
+                <w:szCs w:val="28"/>
               </w:rPr>
               <w:t>選用，</w:t>
             </w:r>
             <w:proofErr w:type="gramStart"/>
             <w:r>
               <w:rPr>
-                <w:rFonts w:ascii="新細明體" w:eastAsia="新細明體" w:hAnsi="新細明體"/>
-                <w:sz w:val="24"/>
-                <w:szCs w:val="24"/>
+                <w:rFonts w:ascii="Times New Roman" w:eastAsia="標楷體" w:hAnsi="Times New Roman"/>
+                <w:sz w:val="28"/>
+                <w:szCs w:val="28"/>
               </w:rPr>
               <w:t>免公網</w:t>
             </w:r>
             <w:proofErr w:type="gramEnd"/>
             <w:r>
               <w:rPr>
-                <w:rFonts w:ascii="新細明體" w:eastAsia="新細明體" w:hAnsi="新細明體"/>
-                <w:sz w:val="24"/>
-                <w:szCs w:val="24"/>
+                <w:rFonts w:ascii="Times New Roman" w:eastAsia="標楷體" w:hAnsi="Times New Roman"/>
+                <w:sz w:val="28"/>
+                <w:szCs w:val="28"/>
               </w:rPr>
               <w:t xml:space="preserve"> IP 對外開放</w:t>
             </w:r>
@@ -1528,16 +1550,16 @@
           <w:p>
             <w:pPr>
               <w:rPr>
-                <w:rFonts w:ascii="新細明體" w:eastAsia="新細明體" w:hAnsi="新細明體"/>
-                <w:sz w:val="24"/>
-                <w:szCs w:val="24"/>
-              </w:rPr>
-            </w:pPr>
-            <w:r>
-              <w:rPr>
-                <w:rFonts w:ascii="新細明體" w:eastAsia="新細明體" w:hAnsi="新細明體"/>
-                <w:sz w:val="24"/>
-                <w:szCs w:val="24"/>
+                <w:rFonts w:ascii="Times New Roman" w:eastAsia="標楷體" w:hAnsi="Times New Roman"/>
+                <w:sz w:val="28"/>
+                <w:szCs w:val="28"/>
+              </w:rPr>
+            </w:pPr>
+            <w:r>
+              <w:rPr>
+                <w:rFonts w:ascii="Times New Roman" w:eastAsia="標楷體" w:hAnsi="Times New Roman"/>
+                <w:sz w:val="28"/>
+                <w:szCs w:val="28"/>
               </w:rPr>
               <w:t>AI 服務</w:t>
             </w:r>
@@ -1550,16 +1572,16 @@
           <w:p>
             <w:pPr>
               <w:rPr>
-                <w:rFonts w:ascii="新細明體" w:eastAsia="新細明體" w:hAnsi="新細明體"/>
-                <w:sz w:val="24"/>
-                <w:szCs w:val="24"/>
-              </w:rPr>
-            </w:pPr>
-            <w:r>
-              <w:rPr>
-                <w:rFonts w:ascii="新細明體" w:eastAsia="新細明體" w:hAnsi="新細明體"/>
-                <w:sz w:val="24"/>
-                <w:szCs w:val="24"/>
+                <w:rFonts w:ascii="Times New Roman" w:eastAsia="標楷體" w:hAnsi="Times New Roman"/>
+                <w:sz w:val="28"/>
+                <w:szCs w:val="28"/>
+              </w:rPr>
+            </w:pPr>
+            <w:r>
+              <w:rPr>
+                <w:rFonts w:ascii="Times New Roman" w:eastAsia="標楷體" w:hAnsi="Times New Roman"/>
+                <w:sz w:val="28"/>
+                <w:szCs w:val="28"/>
               </w:rPr>
               <w:t>Google Gemini API</w:t>
             </w:r>
@@ -1572,16 +1594,16 @@
           <w:p>
             <w:pPr>
               <w:rPr>
-                <w:rFonts w:ascii="新細明體" w:eastAsia="新細明體" w:hAnsi="新細明體"/>
-                <w:sz w:val="24"/>
-                <w:szCs w:val="24"/>
-              </w:rPr>
-            </w:pPr>
-            <w:r>
-              <w:rPr>
-                <w:rFonts w:ascii="新細明體" w:eastAsia="新細明體" w:hAnsi="新細明體"/>
-                <w:sz w:val="24"/>
-                <w:szCs w:val="24"/>
+                <w:rFonts w:ascii="Times New Roman" w:eastAsia="標楷體" w:hAnsi="Times New Roman"/>
+                <w:sz w:val="28"/>
+                <w:szCs w:val="28"/>
+              </w:rPr>
+            </w:pPr>
+            <w:r>
+              <w:rPr>
+                <w:rFonts w:ascii="Times New Roman" w:eastAsia="標楷體" w:hAnsi="Times New Roman"/>
+                <w:sz w:val="28"/>
+                <w:szCs w:val="28"/>
               </w:rPr>
               <w:t>拍照辨識、AI 對話、情境例句、文章語音評分</w:t>
             </w:r>
@@ -1596,16 +1618,16 @@
           <w:p>
             <w:pPr>
               <w:rPr>
-                <w:rFonts w:ascii="新細明體" w:eastAsia="新細明體" w:hAnsi="新細明體"/>
-                <w:sz w:val="24"/>
-                <w:szCs w:val="24"/>
-              </w:rPr>
-            </w:pPr>
-            <w:r>
-              <w:rPr>
-                <w:rFonts w:ascii="新細明體" w:eastAsia="新細明體" w:hAnsi="新細明體"/>
-                <w:sz w:val="24"/>
-                <w:szCs w:val="24"/>
+                <w:rFonts w:ascii="Times New Roman" w:eastAsia="標楷體" w:hAnsi="Times New Roman"/>
+                <w:sz w:val="28"/>
+                <w:szCs w:val="28"/>
+              </w:rPr>
+            </w:pPr>
+            <w:r>
+              <w:rPr>
+                <w:rFonts w:ascii="Times New Roman" w:eastAsia="標楷體" w:hAnsi="Times New Roman"/>
+                <w:sz w:val="28"/>
+                <w:szCs w:val="28"/>
               </w:rPr>
               <w:t>帳號與推播</w:t>
             </w:r>
@@ -1618,16 +1640,16 @@
           <w:p>
             <w:pPr>
               <w:rPr>
-                <w:rFonts w:ascii="新細明體" w:eastAsia="新細明體" w:hAnsi="新細明體"/>
-                <w:sz w:val="24"/>
-                <w:szCs w:val="24"/>
-              </w:rPr>
-            </w:pPr>
-            <w:r>
-              <w:rPr>
-                <w:rFonts w:ascii="新細明體" w:eastAsia="新細明體" w:hAnsi="新細明體"/>
-                <w:sz w:val="24"/>
-                <w:szCs w:val="24"/>
+                <w:rFonts w:ascii="Times New Roman" w:eastAsia="標楷體" w:hAnsi="Times New Roman"/>
+                <w:sz w:val="28"/>
+                <w:szCs w:val="28"/>
+              </w:rPr>
+            </w:pPr>
+            <w:r>
+              <w:rPr>
+                <w:rFonts w:ascii="Times New Roman" w:eastAsia="標楷體" w:hAnsi="Times New Roman"/>
+                <w:sz w:val="28"/>
+                <w:szCs w:val="28"/>
               </w:rPr>
               <w:t>Firebase（Auth、Cloud Messaging）、Google Sign-In</w:t>
             </w:r>
@@ -1640,16 +1662,16 @@
           <w:p>
             <w:pPr>
               <w:rPr>
-                <w:rFonts w:ascii="新細明體" w:eastAsia="新細明體" w:hAnsi="新細明體"/>
-                <w:sz w:val="24"/>
-                <w:szCs w:val="24"/>
-              </w:rPr>
-            </w:pPr>
-            <w:r>
-              <w:rPr>
-                <w:rFonts w:ascii="新細明體" w:eastAsia="新細明體" w:hAnsi="新細明體"/>
-                <w:sz w:val="24"/>
-                <w:szCs w:val="24"/>
+                <w:rFonts w:ascii="Times New Roman" w:eastAsia="標楷體" w:hAnsi="Times New Roman"/>
+                <w:sz w:val="28"/>
+                <w:szCs w:val="28"/>
+              </w:rPr>
+            </w:pPr>
+            <w:r>
+              <w:rPr>
+                <w:rFonts w:ascii="Times New Roman" w:eastAsia="標楷體" w:hAnsi="Times New Roman"/>
+                <w:sz w:val="28"/>
+                <w:szCs w:val="28"/>
               </w:rPr>
               <w:t>Google 登入與手機推播</w:t>
             </w:r>
@@ -1664,16 +1686,16 @@
           <w:p>
             <w:pPr>
               <w:rPr>
-                <w:rFonts w:ascii="新細明體" w:eastAsia="新細明體" w:hAnsi="新細明體"/>
-                <w:sz w:val="24"/>
-                <w:szCs w:val="24"/>
-              </w:rPr>
-            </w:pPr>
-            <w:r>
-              <w:rPr>
-                <w:rFonts w:ascii="新細明體" w:eastAsia="新細明體" w:hAnsi="新細明體"/>
-                <w:sz w:val="24"/>
-                <w:szCs w:val="24"/>
+                <w:rFonts w:ascii="Times New Roman" w:eastAsia="標楷體" w:hAnsi="Times New Roman"/>
+                <w:sz w:val="28"/>
+                <w:szCs w:val="28"/>
+              </w:rPr>
+            </w:pPr>
+            <w:r>
+              <w:rPr>
+                <w:rFonts w:ascii="Times New Roman" w:eastAsia="標楷體" w:hAnsi="Times New Roman"/>
+                <w:sz w:val="28"/>
+                <w:szCs w:val="28"/>
               </w:rPr>
               <w:t>寄信服務</w:t>
             </w:r>
@@ -1686,16 +1708,16 @@
           <w:p>
             <w:pPr>
               <w:rPr>
-                <w:rFonts w:ascii="新細明體" w:eastAsia="新細明體" w:hAnsi="新細明體"/>
-                <w:sz w:val="24"/>
-                <w:szCs w:val="24"/>
-              </w:rPr>
-            </w:pPr>
-            <w:r>
-              <w:rPr>
-                <w:rFonts w:ascii="新細明體" w:eastAsia="新細明體" w:hAnsi="新細明體"/>
-                <w:sz w:val="24"/>
-                <w:szCs w:val="24"/>
+                <w:rFonts w:ascii="Times New Roman" w:eastAsia="標楷體" w:hAnsi="Times New Roman"/>
+                <w:sz w:val="28"/>
+                <w:szCs w:val="28"/>
+              </w:rPr>
+            </w:pPr>
+            <w:r>
+              <w:rPr>
+                <w:rFonts w:ascii="Times New Roman" w:eastAsia="標楷體" w:hAnsi="Times New Roman"/>
+                <w:sz w:val="28"/>
+                <w:szCs w:val="28"/>
               </w:rPr>
               <w:t>Gmail SMTP</w:t>
             </w:r>
@@ -1708,16 +1730,16 @@
           <w:p>
             <w:pPr>
               <w:rPr>
-                <w:rFonts w:ascii="新細明體" w:eastAsia="新細明體" w:hAnsi="新細明體"/>
-                <w:sz w:val="24"/>
-                <w:szCs w:val="24"/>
-              </w:rPr>
-            </w:pPr>
-            <w:r>
-              <w:rPr>
-                <w:rFonts w:ascii="新細明體" w:eastAsia="新細明體" w:hAnsi="新細明體"/>
-                <w:sz w:val="24"/>
-                <w:szCs w:val="24"/>
+                <w:rFonts w:ascii="Times New Roman" w:eastAsia="標楷體" w:hAnsi="Times New Roman"/>
+                <w:sz w:val="28"/>
+                <w:szCs w:val="28"/>
+              </w:rPr>
+            </w:pPr>
+            <w:r>
+              <w:rPr>
+                <w:rFonts w:ascii="Times New Roman" w:eastAsia="標楷體" w:hAnsi="Times New Roman"/>
+                <w:sz w:val="28"/>
+                <w:szCs w:val="28"/>
               </w:rPr>
               <w:t>忘記密碼驗證碼、老師核准通知</w:t>
             </w:r>
@@ -1728,7 +1750,9 @@
     <w:p>
       <w:pPr>
         <w:rPr>
-          <w:rFonts w:ascii="新細明體" w:eastAsia="新細明體" w:hAnsi="新細明體"/>
+          <w:rFonts w:ascii="Times New Roman" w:eastAsia="標楷體" w:hAnsi="Times New Roman"/>
+          <w:sz w:val="28"/>
+          <w:szCs w:val="28"/>
         </w:rPr>
       </w:pPr>
     </w:p>
@@ -1736,33 +1760,43 @@
       <w:pPr>
         <w:jc w:val="center"/>
         <w:rPr>
-          <w:rFonts w:ascii="新細明體" w:eastAsia="新細明體" w:hAnsi="新細明體"/>
-        </w:rPr>
-      </w:pPr>
-      <w:r>
-        <w:rPr>
-          <w:rFonts w:ascii="新細明體" w:eastAsia="新細明體" w:hAnsi="新細明體" w:hint="eastAsia"/>
+          <w:rFonts w:ascii="Times New Roman" w:eastAsia="標楷體" w:hAnsi="Times New Roman"/>
+          <w:sz w:val="28"/>
+          <w:szCs w:val="28"/>
+        </w:rPr>
+      </w:pPr>
+      <w:r>
+        <w:rPr>
+          <w:rFonts w:ascii="Times New Roman" w:eastAsia="標楷體" w:hAnsi="Times New Roman" w:hint="eastAsia"/>
+          <w:sz w:val="28"/>
+          <w:szCs w:val="28"/>
         </w:rPr>
         <w:t>表 11-1-3 系統使用</w:t>
       </w:r>
       <w:proofErr w:type="gramStart"/>
       <w:r>
         <w:rPr>
-          <w:rFonts w:ascii="新細明體" w:eastAsia="新細明體" w:hAnsi="新細明體" w:hint="eastAsia"/>
+          <w:rFonts w:ascii="Times New Roman" w:eastAsia="標楷體" w:hAnsi="Times New Roman" w:hint="eastAsia"/>
+          <w:sz w:val="28"/>
+          <w:szCs w:val="28"/>
         </w:rPr>
         <w:t>套件－後端（</w:t>
       </w:r>
       <w:proofErr w:type="gramEnd"/>
       <w:r>
         <w:rPr>
-          <w:rFonts w:ascii="新細明體" w:eastAsia="新細明體" w:hAnsi="新細明體" w:hint="eastAsia"/>
+          <w:rFonts w:ascii="Times New Roman" w:eastAsia="標楷體" w:hAnsi="Times New Roman" w:hint="eastAsia"/>
+          <w:sz w:val="28"/>
+          <w:szCs w:val="28"/>
         </w:rPr>
         <w:t>requirements.docker.txt</w:t>
       </w:r>
       <w:proofErr w:type="gramStart"/>
       <w:r>
         <w:rPr>
-          <w:rFonts w:ascii="新細明體" w:eastAsia="新細明體" w:hAnsi="新細明體" w:hint="eastAsia"/>
+          <w:rFonts w:ascii="Times New Roman" w:eastAsia="標楷體" w:hAnsi="Times New Roman" w:hint="eastAsia"/>
+          <w:sz w:val="28"/>
+          <w:szCs w:val="28"/>
         </w:rPr>
         <w:t>）</w:t>
       </w:r>
@@ -1792,16 +1826,16 @@
           <w:p>
             <w:pPr>
               <w:rPr>
-                <w:rFonts w:ascii="新細明體" w:eastAsia="新細明體" w:hAnsi="新細明體"/>
-                <w:sz w:val="24"/>
-                <w:szCs w:val="24"/>
-              </w:rPr>
-            </w:pPr>
-            <w:r>
-              <w:rPr>
-                <w:rFonts w:ascii="新細明體" w:eastAsia="新細明體" w:hAnsi="新細明體"/>
-                <w:sz w:val="24"/>
-                <w:szCs w:val="24"/>
+                <w:rFonts w:ascii="Times New Roman" w:eastAsia="標楷體" w:hAnsi="Times New Roman"/>
+                <w:sz w:val="28"/>
+                <w:szCs w:val="28"/>
+              </w:rPr>
+            </w:pPr>
+            <w:r>
+              <w:rPr>
+                <w:rFonts w:ascii="Times New Roman" w:eastAsia="標楷體" w:hAnsi="Times New Roman"/>
+                <w:sz w:val="28"/>
+                <w:szCs w:val="28"/>
               </w:rPr>
               <w:t>套件</w:t>
             </w:r>
@@ -1815,16 +1849,16 @@
           <w:p>
             <w:pPr>
               <w:rPr>
-                <w:rFonts w:ascii="新細明體" w:eastAsia="新細明體" w:hAnsi="新細明體"/>
-                <w:sz w:val="24"/>
-                <w:szCs w:val="24"/>
-              </w:rPr>
-            </w:pPr>
-            <w:r>
-              <w:rPr>
-                <w:rFonts w:ascii="新細明體" w:eastAsia="新細明體" w:hAnsi="新細明體"/>
-                <w:sz w:val="24"/>
-                <w:szCs w:val="24"/>
+                <w:rFonts w:ascii="Times New Roman" w:eastAsia="標楷體" w:hAnsi="Times New Roman"/>
+                <w:sz w:val="28"/>
+                <w:szCs w:val="28"/>
+              </w:rPr>
+            </w:pPr>
+            <w:r>
+              <w:rPr>
+                <w:rFonts w:ascii="Times New Roman" w:eastAsia="標楷體" w:hAnsi="Times New Roman"/>
+                <w:sz w:val="28"/>
+                <w:szCs w:val="28"/>
               </w:rPr>
               <w:t>版本</w:t>
             </w:r>
@@ -1838,16 +1872,16 @@
           <w:p>
             <w:pPr>
               <w:rPr>
-                <w:rFonts w:ascii="新細明體" w:eastAsia="新細明體" w:hAnsi="新細明體"/>
-                <w:sz w:val="24"/>
-                <w:szCs w:val="24"/>
-              </w:rPr>
-            </w:pPr>
-            <w:r>
-              <w:rPr>
-                <w:rFonts w:ascii="新細明體" w:eastAsia="新細明體" w:hAnsi="新細明體"/>
-                <w:sz w:val="24"/>
-                <w:szCs w:val="24"/>
+                <w:rFonts w:ascii="Times New Roman" w:eastAsia="標楷體" w:hAnsi="Times New Roman"/>
+                <w:sz w:val="28"/>
+                <w:szCs w:val="28"/>
+              </w:rPr>
+            </w:pPr>
+            <w:r>
+              <w:rPr>
+                <w:rFonts w:ascii="Times New Roman" w:eastAsia="標楷體" w:hAnsi="Times New Roman"/>
+                <w:sz w:val="28"/>
+                <w:szCs w:val="28"/>
               </w:rPr>
               <w:t>用途</w:t>
             </w:r>
@@ -1862,16 +1896,16 @@
           <w:p>
             <w:pPr>
               <w:rPr>
-                <w:rFonts w:ascii="新細明體" w:eastAsia="新細明體" w:hAnsi="新細明體"/>
-                <w:sz w:val="24"/>
-                <w:szCs w:val="24"/>
-              </w:rPr>
-            </w:pPr>
-            <w:r>
-              <w:rPr>
-                <w:rFonts w:ascii="新細明體" w:eastAsia="新細明體" w:hAnsi="新細明體"/>
-                <w:sz w:val="24"/>
-                <w:szCs w:val="24"/>
+                <w:rFonts w:ascii="Times New Roman" w:eastAsia="標楷體" w:hAnsi="Times New Roman"/>
+                <w:sz w:val="28"/>
+                <w:szCs w:val="28"/>
+              </w:rPr>
+            </w:pPr>
+            <w:r>
+              <w:rPr>
+                <w:rFonts w:ascii="Times New Roman" w:eastAsia="標楷體" w:hAnsi="Times New Roman"/>
+                <w:sz w:val="28"/>
+                <w:szCs w:val="28"/>
               </w:rPr>
               <w:t>Flask</w:t>
             </w:r>
@@ -1884,16 +1918,16 @@
           <w:p>
             <w:pPr>
               <w:rPr>
-                <w:rFonts w:ascii="新細明體" w:eastAsia="新細明體" w:hAnsi="新細明體"/>
-                <w:sz w:val="24"/>
-                <w:szCs w:val="24"/>
-              </w:rPr>
-            </w:pPr>
-            <w:r>
-              <w:rPr>
-                <w:rFonts w:ascii="新細明體" w:eastAsia="新細明體" w:hAnsi="新細明體"/>
-                <w:sz w:val="24"/>
-                <w:szCs w:val="24"/>
+                <w:rFonts w:ascii="Times New Roman" w:eastAsia="標楷體" w:hAnsi="Times New Roman"/>
+                <w:sz w:val="28"/>
+                <w:szCs w:val="28"/>
+              </w:rPr>
+            </w:pPr>
+            <w:r>
+              <w:rPr>
+                <w:rFonts w:ascii="Times New Roman" w:eastAsia="標楷體" w:hAnsi="Times New Roman"/>
+                <w:sz w:val="28"/>
+                <w:szCs w:val="28"/>
               </w:rPr>
               <w:t>3.1.2</w:t>
             </w:r>
@@ -1906,16 +1940,16 @@
           <w:p>
             <w:pPr>
               <w:rPr>
-                <w:rFonts w:ascii="新細明體" w:eastAsia="新細明體" w:hAnsi="新細明體"/>
-                <w:sz w:val="24"/>
-                <w:szCs w:val="24"/>
-              </w:rPr>
-            </w:pPr>
-            <w:r>
-              <w:rPr>
-                <w:rFonts w:ascii="新細明體" w:eastAsia="新細明體" w:hAnsi="新細明體"/>
-                <w:sz w:val="24"/>
-                <w:szCs w:val="24"/>
+                <w:rFonts w:ascii="Times New Roman" w:eastAsia="標楷體" w:hAnsi="Times New Roman"/>
+                <w:sz w:val="28"/>
+                <w:szCs w:val="28"/>
+              </w:rPr>
+            </w:pPr>
+            <w:r>
+              <w:rPr>
+                <w:rFonts w:ascii="Times New Roman" w:eastAsia="標楷體" w:hAnsi="Times New Roman"/>
+                <w:sz w:val="28"/>
+                <w:szCs w:val="28"/>
               </w:rPr>
               <w:t>Web 框架</w:t>
             </w:r>
@@ -1930,25 +1964,25 @@
           <w:p>
             <w:pPr>
               <w:rPr>
-                <w:rFonts w:ascii="新細明體" w:eastAsia="新細明體" w:hAnsi="新細明體"/>
-                <w:sz w:val="24"/>
-                <w:szCs w:val="24"/>
-              </w:rPr>
-            </w:pPr>
-            <w:r>
-              <w:rPr>
-                <w:rFonts w:ascii="新細明體" w:eastAsia="新細明體" w:hAnsi="新細明體"/>
-                <w:sz w:val="24"/>
-                <w:szCs w:val="24"/>
+                <w:rFonts w:ascii="Times New Roman" w:eastAsia="標楷體" w:hAnsi="Times New Roman"/>
+                <w:sz w:val="28"/>
+                <w:szCs w:val="28"/>
+              </w:rPr>
+            </w:pPr>
+            <w:r>
+              <w:rPr>
+                <w:rFonts w:ascii="Times New Roman" w:eastAsia="標楷體" w:hAnsi="Times New Roman"/>
+                <w:sz w:val="28"/>
+                <w:szCs w:val="28"/>
               </w:rPr>
               <w:t>flask-</w:t>
             </w:r>
             <w:proofErr w:type="spellStart"/>
             <w:r>
               <w:rPr>
-                <w:rFonts w:ascii="新細明體" w:eastAsia="新細明體" w:hAnsi="新細明體"/>
-                <w:sz w:val="24"/>
-                <w:szCs w:val="24"/>
+                <w:rFonts w:ascii="Times New Roman" w:eastAsia="標楷體" w:hAnsi="Times New Roman"/>
+                <w:sz w:val="28"/>
+                <w:szCs w:val="28"/>
               </w:rPr>
               <w:t>cors</w:t>
             </w:r>
@@ -1962,16 +1996,16 @@
           <w:p>
             <w:pPr>
               <w:rPr>
-                <w:rFonts w:ascii="新細明體" w:eastAsia="新細明體" w:hAnsi="新細明體"/>
-                <w:sz w:val="24"/>
-                <w:szCs w:val="24"/>
-              </w:rPr>
-            </w:pPr>
-            <w:r>
-              <w:rPr>
-                <w:rFonts w:ascii="新細明體" w:eastAsia="新細明體" w:hAnsi="新細明體"/>
-                <w:sz w:val="24"/>
-                <w:szCs w:val="24"/>
+                <w:rFonts w:ascii="Times New Roman" w:eastAsia="標楷體" w:hAnsi="Times New Roman"/>
+                <w:sz w:val="28"/>
+                <w:szCs w:val="28"/>
+              </w:rPr>
+            </w:pPr>
+            <w:r>
+              <w:rPr>
+                <w:rFonts w:ascii="Times New Roman" w:eastAsia="標楷體" w:hAnsi="Times New Roman"/>
+                <w:sz w:val="28"/>
+                <w:szCs w:val="28"/>
               </w:rPr>
               <w:t>6.0.2</w:t>
             </w:r>
@@ -1984,16 +2018,16 @@
           <w:p>
             <w:pPr>
               <w:rPr>
-                <w:rFonts w:ascii="新細明體" w:eastAsia="新細明體" w:hAnsi="新細明體"/>
-                <w:sz w:val="24"/>
-                <w:szCs w:val="24"/>
-              </w:rPr>
-            </w:pPr>
-            <w:r>
-              <w:rPr>
-                <w:rFonts w:ascii="新細明體" w:eastAsia="新細明體" w:hAnsi="新細明體"/>
-                <w:sz w:val="24"/>
-                <w:szCs w:val="24"/>
+                <w:rFonts w:ascii="Times New Roman" w:eastAsia="標楷體" w:hAnsi="Times New Roman"/>
+                <w:sz w:val="28"/>
+                <w:szCs w:val="28"/>
+              </w:rPr>
+            </w:pPr>
+            <w:r>
+              <w:rPr>
+                <w:rFonts w:ascii="Times New Roman" w:eastAsia="標楷體" w:hAnsi="Times New Roman"/>
+                <w:sz w:val="28"/>
+                <w:szCs w:val="28"/>
               </w:rPr>
               <w:t>跨網域請求（CORS）</w:t>
             </w:r>
@@ -2008,43 +2042,43 @@
           <w:p>
             <w:pPr>
               <w:rPr>
-                <w:rFonts w:ascii="新細明體" w:eastAsia="新細明體" w:hAnsi="新細明體"/>
-                <w:sz w:val="24"/>
-                <w:szCs w:val="24"/>
-              </w:rPr>
-            </w:pPr>
-            <w:r>
-              <w:rPr>
-                <w:rFonts w:ascii="新細明體" w:eastAsia="新細明體" w:hAnsi="新細明體"/>
-                <w:sz w:val="24"/>
-                <w:szCs w:val="24"/>
+                <w:rFonts w:ascii="Times New Roman" w:eastAsia="標楷體" w:hAnsi="Times New Roman"/>
+                <w:sz w:val="28"/>
+                <w:szCs w:val="28"/>
+              </w:rPr>
+            </w:pPr>
+            <w:r>
+              <w:rPr>
+                <w:rFonts w:ascii="Times New Roman" w:eastAsia="標楷體" w:hAnsi="Times New Roman"/>
+                <w:sz w:val="28"/>
+                <w:szCs w:val="28"/>
               </w:rPr>
               <w:t>Flask-</w:t>
             </w:r>
             <w:proofErr w:type="spellStart"/>
             <w:r>
               <w:rPr>
-                <w:rFonts w:ascii="新細明體" w:eastAsia="新細明體" w:hAnsi="新細明體"/>
-                <w:sz w:val="24"/>
-                <w:szCs w:val="24"/>
+                <w:rFonts w:ascii="Times New Roman" w:eastAsia="標楷體" w:hAnsi="Times New Roman"/>
+                <w:sz w:val="28"/>
+                <w:szCs w:val="28"/>
               </w:rPr>
               <w:t>SQLAlchemy</w:t>
             </w:r>
             <w:proofErr w:type="spellEnd"/>
             <w:r>
               <w:rPr>
-                <w:rFonts w:ascii="新細明體" w:eastAsia="新細明體" w:hAnsi="新細明體"/>
-                <w:sz w:val="24"/>
-                <w:szCs w:val="24"/>
+                <w:rFonts w:ascii="Times New Roman" w:eastAsia="標楷體" w:hAnsi="Times New Roman"/>
+                <w:sz w:val="28"/>
+                <w:szCs w:val="28"/>
               </w:rPr>
               <w:t>/</w:t>
             </w:r>
             <w:proofErr w:type="spellStart"/>
             <w:r>
               <w:rPr>
-                <w:rFonts w:ascii="新細明體" w:eastAsia="新細明體" w:hAnsi="新細明體"/>
-                <w:sz w:val="24"/>
-                <w:szCs w:val="24"/>
+                <w:rFonts w:ascii="Times New Roman" w:eastAsia="標楷體" w:hAnsi="Times New Roman"/>
+                <w:sz w:val="28"/>
+                <w:szCs w:val="28"/>
               </w:rPr>
               <w:t>SQLAlchemy</w:t>
             </w:r>
@@ -2058,32 +2092,32 @@
           <w:p>
             <w:pPr>
               <w:rPr>
-                <w:rFonts w:ascii="新細明體" w:eastAsia="新細明體" w:hAnsi="新細明體"/>
-                <w:sz w:val="24"/>
-                <w:szCs w:val="24"/>
-              </w:rPr>
-            </w:pPr>
-            <w:r>
-              <w:rPr>
-                <w:rFonts w:ascii="新細明體" w:eastAsia="新細明體" w:hAnsi="新細明體"/>
-                <w:sz w:val="24"/>
-                <w:szCs w:val="24"/>
+                <w:rFonts w:ascii="Times New Roman" w:eastAsia="標楷體" w:hAnsi="Times New Roman"/>
+                <w:sz w:val="28"/>
+                <w:szCs w:val="28"/>
+              </w:rPr>
+            </w:pPr>
+            <w:r>
+              <w:rPr>
+                <w:rFonts w:ascii="Times New Roman" w:eastAsia="標楷體" w:hAnsi="Times New Roman"/>
+                <w:sz w:val="28"/>
+                <w:szCs w:val="28"/>
               </w:rPr>
               <w:t>3.1.1</w:t>
             </w:r>
             <w:r>
               <w:rPr>
-                <w:rFonts w:ascii="新細明體" w:eastAsia="新細明體" w:hAnsi="新細明體"/>
-                <w:sz w:val="24"/>
-                <w:szCs w:val="24"/>
+                <w:rFonts w:ascii="Times New Roman" w:eastAsia="標楷體" w:hAnsi="Times New Roman"/>
+                <w:sz w:val="28"/>
+                <w:szCs w:val="28"/>
               </w:rPr>
               <w:t>/</w:t>
             </w:r>
             <w:r>
               <w:rPr>
-                <w:rFonts w:ascii="新細明體" w:eastAsia="新細明體" w:hAnsi="新細明體"/>
-                <w:sz w:val="24"/>
-                <w:szCs w:val="24"/>
+                <w:rFonts w:ascii="Times New Roman" w:eastAsia="標楷體" w:hAnsi="Times New Roman"/>
+                <w:sz w:val="28"/>
+                <w:szCs w:val="28"/>
               </w:rPr>
               <w:t>2.0.48</w:t>
             </w:r>
@@ -2096,16 +2130,16 @@
           <w:p>
             <w:pPr>
               <w:rPr>
-                <w:rFonts w:ascii="新細明體" w:eastAsia="新細明體" w:hAnsi="新細明體"/>
-                <w:sz w:val="24"/>
-                <w:szCs w:val="24"/>
-              </w:rPr>
-            </w:pPr>
-            <w:r>
-              <w:rPr>
-                <w:rFonts w:ascii="新細明體" w:eastAsia="新細明體" w:hAnsi="新細明體"/>
-                <w:sz w:val="24"/>
-                <w:szCs w:val="24"/>
+                <w:rFonts w:ascii="Times New Roman" w:eastAsia="標楷體" w:hAnsi="Times New Roman"/>
+                <w:sz w:val="28"/>
+                <w:szCs w:val="28"/>
+              </w:rPr>
+            </w:pPr>
+            <w:r>
+              <w:rPr>
+                <w:rFonts w:ascii="Times New Roman" w:eastAsia="標楷體" w:hAnsi="Times New Roman"/>
+                <w:sz w:val="28"/>
+                <w:szCs w:val="28"/>
               </w:rPr>
               <w:t>資料庫 ORM</w:t>
             </w:r>
@@ -2120,17 +2154,17 @@
           <w:p>
             <w:pPr>
               <w:rPr>
-                <w:rFonts w:ascii="新細明體" w:eastAsia="新細明體" w:hAnsi="新細明體"/>
-                <w:sz w:val="24"/>
-                <w:szCs w:val="24"/>
+                <w:rFonts w:ascii="Times New Roman" w:eastAsia="標楷體" w:hAnsi="Times New Roman"/>
+                <w:sz w:val="28"/>
+                <w:szCs w:val="28"/>
               </w:rPr>
             </w:pPr>
             <w:proofErr w:type="spellStart"/>
             <w:r>
               <w:rPr>
-                <w:rFonts w:ascii="新細明體" w:eastAsia="新細明體" w:hAnsi="新細明體"/>
-                <w:sz w:val="24"/>
-                <w:szCs w:val="24"/>
+                <w:rFonts w:ascii="Times New Roman" w:eastAsia="標楷體" w:hAnsi="Times New Roman"/>
+                <w:sz w:val="28"/>
+                <w:szCs w:val="28"/>
               </w:rPr>
               <w:t>Werkzeug</w:t>
             </w:r>
@@ -2144,16 +2178,16 @@
           <w:p>
             <w:pPr>
               <w:rPr>
-                <w:rFonts w:ascii="新細明體" w:eastAsia="新細明體" w:hAnsi="新細明體"/>
-                <w:sz w:val="24"/>
-                <w:szCs w:val="24"/>
-              </w:rPr>
-            </w:pPr>
-            <w:r>
-              <w:rPr>
-                <w:rFonts w:ascii="新細明體" w:eastAsia="新細明體" w:hAnsi="新細明體"/>
-                <w:sz w:val="24"/>
-                <w:szCs w:val="24"/>
+                <w:rFonts w:ascii="Times New Roman" w:eastAsia="標楷體" w:hAnsi="Times New Roman"/>
+                <w:sz w:val="28"/>
+                <w:szCs w:val="28"/>
+              </w:rPr>
+            </w:pPr>
+            <w:r>
+              <w:rPr>
+                <w:rFonts w:ascii="Times New Roman" w:eastAsia="標楷體" w:hAnsi="Times New Roman"/>
+                <w:sz w:val="28"/>
+                <w:szCs w:val="28"/>
               </w:rPr>
               <w:t>3.1.5</w:t>
             </w:r>
@@ -2166,16 +2200,16 @@
           <w:p>
             <w:pPr>
               <w:rPr>
-                <w:rFonts w:ascii="新細明體" w:eastAsia="新細明體" w:hAnsi="新細明體"/>
-                <w:sz w:val="24"/>
-                <w:szCs w:val="24"/>
-              </w:rPr>
-            </w:pPr>
-            <w:r>
-              <w:rPr>
-                <w:rFonts w:ascii="新細明體" w:eastAsia="新細明體" w:hAnsi="新細明體"/>
-                <w:sz w:val="24"/>
-                <w:szCs w:val="24"/>
+                <w:rFonts w:ascii="Times New Roman" w:eastAsia="標楷體" w:hAnsi="Times New Roman"/>
+                <w:sz w:val="28"/>
+                <w:szCs w:val="28"/>
+              </w:rPr>
+            </w:pPr>
+            <w:r>
+              <w:rPr>
+                <w:rFonts w:ascii="Times New Roman" w:eastAsia="標楷體" w:hAnsi="Times New Roman"/>
+                <w:sz w:val="28"/>
+                <w:szCs w:val="28"/>
               </w:rPr>
               <w:t>密碼雜湊等安全工具</w:t>
             </w:r>
@@ -2190,25 +2224,25 @@
           <w:p>
             <w:pPr>
               <w:rPr>
-                <w:rFonts w:ascii="新細明體" w:eastAsia="新細明體" w:hAnsi="新細明體"/>
-                <w:sz w:val="24"/>
-                <w:szCs w:val="24"/>
-              </w:rPr>
-            </w:pPr>
-            <w:r>
-              <w:rPr>
-                <w:rFonts w:ascii="新細明體" w:eastAsia="新細明體" w:hAnsi="新細明體"/>
-                <w:sz w:val="24"/>
-                <w:szCs w:val="24"/>
+                <w:rFonts w:ascii="Times New Roman" w:eastAsia="標楷體" w:hAnsi="Times New Roman"/>
+                <w:sz w:val="28"/>
+                <w:szCs w:val="28"/>
+              </w:rPr>
+            </w:pPr>
+            <w:r>
+              <w:rPr>
+                <w:rFonts w:ascii="Times New Roman" w:eastAsia="標楷體" w:hAnsi="Times New Roman"/>
+                <w:sz w:val="28"/>
+                <w:szCs w:val="28"/>
               </w:rPr>
               <w:t>python-</w:t>
             </w:r>
             <w:proofErr w:type="spellStart"/>
             <w:r>
               <w:rPr>
-                <w:rFonts w:ascii="新細明體" w:eastAsia="新細明體" w:hAnsi="新細明體"/>
-                <w:sz w:val="24"/>
-                <w:szCs w:val="24"/>
+                <w:rFonts w:ascii="Times New Roman" w:eastAsia="標楷體" w:hAnsi="Times New Roman"/>
+                <w:sz w:val="28"/>
+                <w:szCs w:val="28"/>
               </w:rPr>
               <w:t>dotenv</w:t>
             </w:r>
@@ -2222,16 +2256,16 @@
           <w:p>
             <w:pPr>
               <w:rPr>
-                <w:rFonts w:ascii="新細明體" w:eastAsia="新細明體" w:hAnsi="新細明體"/>
-                <w:sz w:val="24"/>
-                <w:szCs w:val="24"/>
-              </w:rPr>
-            </w:pPr>
-            <w:r>
-              <w:rPr>
-                <w:rFonts w:ascii="新細明體" w:eastAsia="新細明體" w:hAnsi="新細明體"/>
-                <w:sz w:val="24"/>
-                <w:szCs w:val="24"/>
+                <w:rFonts w:ascii="Times New Roman" w:eastAsia="標楷體" w:hAnsi="Times New Roman"/>
+                <w:sz w:val="28"/>
+                <w:szCs w:val="28"/>
+              </w:rPr>
+            </w:pPr>
+            <w:r>
+              <w:rPr>
+                <w:rFonts w:ascii="Times New Roman" w:eastAsia="標楷體" w:hAnsi="Times New Roman"/>
+                <w:sz w:val="28"/>
+                <w:szCs w:val="28"/>
               </w:rPr>
               <w:t>1.2.2</w:t>
             </w:r>
@@ -2244,16 +2278,16 @@
           <w:p>
             <w:pPr>
               <w:rPr>
-                <w:rFonts w:ascii="新細明體" w:eastAsia="新細明體" w:hAnsi="新細明體"/>
-                <w:sz w:val="24"/>
-                <w:szCs w:val="24"/>
-              </w:rPr>
-            </w:pPr>
-            <w:r>
-              <w:rPr>
-                <w:rFonts w:ascii="新細明體" w:eastAsia="新細明體" w:hAnsi="新細明體"/>
-                <w:sz w:val="24"/>
-                <w:szCs w:val="24"/>
+                <w:rFonts w:ascii="Times New Roman" w:eastAsia="標楷體" w:hAnsi="Times New Roman"/>
+                <w:sz w:val="28"/>
+                <w:szCs w:val="28"/>
+              </w:rPr>
+            </w:pPr>
+            <w:r>
+              <w:rPr>
+                <w:rFonts w:ascii="Times New Roman" w:eastAsia="標楷體" w:hAnsi="Times New Roman"/>
+                <w:sz w:val="28"/>
+                <w:szCs w:val="28"/>
               </w:rPr>
               <w:t>讀取 .env 環境變數</w:t>
             </w:r>
@@ -2268,25 +2302,25 @@
           <w:p>
             <w:pPr>
               <w:rPr>
-                <w:rFonts w:ascii="新細明體" w:eastAsia="新細明體" w:hAnsi="新細明體"/>
-                <w:sz w:val="24"/>
-                <w:szCs w:val="24"/>
-              </w:rPr>
-            </w:pPr>
-            <w:r>
-              <w:rPr>
-                <w:rFonts w:ascii="新細明體" w:eastAsia="新細明體" w:hAnsi="新細明體"/>
-                <w:sz w:val="24"/>
-                <w:szCs w:val="24"/>
+                <w:rFonts w:ascii="Times New Roman" w:eastAsia="標楷體" w:hAnsi="Times New Roman"/>
+                <w:sz w:val="28"/>
+                <w:szCs w:val="28"/>
+              </w:rPr>
+            </w:pPr>
+            <w:r>
+              <w:rPr>
+                <w:rFonts w:ascii="Times New Roman" w:eastAsia="標楷體" w:hAnsi="Times New Roman"/>
+                <w:sz w:val="28"/>
+                <w:szCs w:val="28"/>
               </w:rPr>
               <w:t>google-</w:t>
             </w:r>
             <w:proofErr w:type="spellStart"/>
             <w:r>
               <w:rPr>
-                <w:rFonts w:ascii="新細明體" w:eastAsia="新細明體" w:hAnsi="新細明體"/>
-                <w:sz w:val="24"/>
-                <w:szCs w:val="24"/>
+                <w:rFonts w:ascii="Times New Roman" w:eastAsia="標楷體" w:hAnsi="Times New Roman"/>
+                <w:sz w:val="28"/>
+                <w:szCs w:val="28"/>
               </w:rPr>
               <w:t>genai</w:t>
             </w:r>
@@ -2300,16 +2334,16 @@
           <w:p>
             <w:pPr>
               <w:rPr>
-                <w:rFonts w:ascii="新細明體" w:eastAsia="新細明體" w:hAnsi="新細明體"/>
-                <w:sz w:val="24"/>
-                <w:szCs w:val="24"/>
-              </w:rPr>
-            </w:pPr>
-            <w:r>
-              <w:rPr>
-                <w:rFonts w:ascii="新細明體" w:eastAsia="新細明體" w:hAnsi="新細明體"/>
-                <w:sz w:val="24"/>
-                <w:szCs w:val="24"/>
+                <w:rFonts w:ascii="Times New Roman" w:eastAsia="標楷體" w:hAnsi="Times New Roman"/>
+                <w:sz w:val="28"/>
+                <w:szCs w:val="28"/>
+              </w:rPr>
+            </w:pPr>
+            <w:r>
+              <w:rPr>
+                <w:rFonts w:ascii="Times New Roman" w:eastAsia="標楷體" w:hAnsi="Times New Roman"/>
+                <w:sz w:val="28"/>
+                <w:szCs w:val="28"/>
               </w:rPr>
               <w:t>未固定版本</w:t>
             </w:r>
@@ -2322,16 +2356,16 @@
           <w:p>
             <w:pPr>
               <w:rPr>
-                <w:rFonts w:ascii="新細明體" w:eastAsia="新細明體" w:hAnsi="新細明體"/>
-                <w:sz w:val="24"/>
-                <w:szCs w:val="24"/>
-              </w:rPr>
-            </w:pPr>
-            <w:r>
-              <w:rPr>
-                <w:rFonts w:ascii="新細明體" w:eastAsia="新細明體" w:hAnsi="新細明體"/>
-                <w:sz w:val="24"/>
-                <w:szCs w:val="24"/>
+                <w:rFonts w:ascii="Times New Roman" w:eastAsia="標楷體" w:hAnsi="Times New Roman"/>
+                <w:sz w:val="28"/>
+                <w:szCs w:val="28"/>
+              </w:rPr>
+            </w:pPr>
+            <w:r>
+              <w:rPr>
+                <w:rFonts w:ascii="Times New Roman" w:eastAsia="標楷體" w:hAnsi="Times New Roman"/>
+                <w:sz w:val="28"/>
+                <w:szCs w:val="28"/>
               </w:rPr>
               <w:t>Gemini API（新版 SDK，正式功能使用）</w:t>
             </w:r>
@@ -2346,16 +2380,16 @@
           <w:p>
             <w:pPr>
               <w:rPr>
-                <w:rFonts w:ascii="新細明體" w:eastAsia="新細明體" w:hAnsi="新細明體"/>
-                <w:sz w:val="24"/>
-                <w:szCs w:val="24"/>
-              </w:rPr>
-            </w:pPr>
-            <w:r>
-              <w:rPr>
-                <w:rFonts w:ascii="新細明體" w:eastAsia="新細明體" w:hAnsi="新細明體"/>
-                <w:sz w:val="24"/>
-                <w:szCs w:val="24"/>
+                <w:rFonts w:ascii="Times New Roman" w:eastAsia="標楷體" w:hAnsi="Times New Roman"/>
+                <w:sz w:val="28"/>
+                <w:szCs w:val="28"/>
+              </w:rPr>
+            </w:pPr>
+            <w:r>
+              <w:rPr>
+                <w:rFonts w:ascii="Times New Roman" w:eastAsia="標楷體" w:hAnsi="Times New Roman"/>
+                <w:sz w:val="28"/>
+                <w:szCs w:val="28"/>
               </w:rPr>
               <w:lastRenderedPageBreak/>
               <w:t>google-</w:t>
@@ -2363,9 +2397,9 @@
             <w:proofErr w:type="spellStart"/>
             <w:r>
               <w:rPr>
-                <w:rFonts w:ascii="新細明體" w:eastAsia="新細明體" w:hAnsi="新細明體"/>
-                <w:sz w:val="24"/>
-                <w:szCs w:val="24"/>
+                <w:rFonts w:ascii="Times New Roman" w:eastAsia="標楷體" w:hAnsi="Times New Roman"/>
+                <w:sz w:val="28"/>
+                <w:szCs w:val="28"/>
               </w:rPr>
               <w:t>generativeai</w:t>
             </w:r>
@@ -2379,16 +2413,16 @@
           <w:p>
             <w:pPr>
               <w:rPr>
-                <w:rFonts w:ascii="新細明體" w:eastAsia="新細明體" w:hAnsi="新細明體"/>
-                <w:sz w:val="24"/>
-                <w:szCs w:val="24"/>
-              </w:rPr>
-            </w:pPr>
-            <w:r>
-              <w:rPr>
-                <w:rFonts w:ascii="新細明體" w:eastAsia="新細明體" w:hAnsi="新細明體"/>
-                <w:sz w:val="24"/>
-                <w:szCs w:val="24"/>
+                <w:rFonts w:ascii="Times New Roman" w:eastAsia="標楷體" w:hAnsi="Times New Roman"/>
+                <w:sz w:val="28"/>
+                <w:szCs w:val="28"/>
+              </w:rPr>
+            </w:pPr>
+            <w:r>
+              <w:rPr>
+                <w:rFonts w:ascii="Times New Roman" w:eastAsia="標楷體" w:hAnsi="Times New Roman"/>
+                <w:sz w:val="28"/>
+                <w:szCs w:val="28"/>
               </w:rPr>
               <w:t>未固定版本</w:t>
             </w:r>
@@ -2401,16 +2435,16 @@
           <w:p>
             <w:pPr>
               <w:rPr>
-                <w:rFonts w:ascii="新細明體" w:eastAsia="新細明體" w:hAnsi="新細明體"/>
-                <w:sz w:val="24"/>
-                <w:szCs w:val="24"/>
-              </w:rPr>
-            </w:pPr>
-            <w:r>
-              <w:rPr>
-                <w:rFonts w:ascii="新細明體" w:eastAsia="新細明體" w:hAnsi="新細明體"/>
-                <w:sz w:val="24"/>
-                <w:szCs w:val="24"/>
+                <w:rFonts w:ascii="Times New Roman" w:eastAsia="標楷體" w:hAnsi="Times New Roman"/>
+                <w:sz w:val="28"/>
+                <w:szCs w:val="28"/>
+              </w:rPr>
+            </w:pPr>
+            <w:r>
+              <w:rPr>
+                <w:rFonts w:ascii="Times New Roman" w:eastAsia="標楷體" w:hAnsi="Times New Roman"/>
+                <w:sz w:val="28"/>
+                <w:szCs w:val="28"/>
               </w:rPr>
               <w:t>舊版 SDK，僅測試腳本使用</w:t>
             </w:r>
@@ -2425,17 +2459,17 @@
           <w:p>
             <w:pPr>
               <w:rPr>
-                <w:rFonts w:ascii="新細明體" w:eastAsia="新細明體" w:hAnsi="新細明體"/>
-                <w:sz w:val="24"/>
-                <w:szCs w:val="24"/>
+                <w:rFonts w:ascii="Times New Roman" w:eastAsia="標楷體" w:hAnsi="Times New Roman"/>
+                <w:sz w:val="28"/>
+                <w:szCs w:val="28"/>
               </w:rPr>
             </w:pPr>
             <w:proofErr w:type="spellStart"/>
             <w:r>
               <w:rPr>
-                <w:rFonts w:ascii="新細明體" w:eastAsia="新細明體" w:hAnsi="新細明體"/>
-                <w:sz w:val="24"/>
-                <w:szCs w:val="24"/>
+                <w:rFonts w:ascii="Times New Roman" w:eastAsia="標楷體" w:hAnsi="Times New Roman"/>
+                <w:sz w:val="28"/>
+                <w:szCs w:val="28"/>
               </w:rPr>
               <w:t>gTTS</w:t>
             </w:r>
@@ -2449,16 +2483,16 @@
           <w:p>
             <w:pPr>
               <w:rPr>
-                <w:rFonts w:ascii="新細明體" w:eastAsia="新細明體" w:hAnsi="新細明體"/>
-                <w:sz w:val="24"/>
-                <w:szCs w:val="24"/>
-              </w:rPr>
-            </w:pPr>
-            <w:r>
-              <w:rPr>
-                <w:rFonts w:ascii="新細明體" w:eastAsia="新細明體" w:hAnsi="新細明體"/>
-                <w:sz w:val="24"/>
-                <w:szCs w:val="24"/>
+                <w:rFonts w:ascii="Times New Roman" w:eastAsia="標楷體" w:hAnsi="Times New Roman"/>
+                <w:sz w:val="28"/>
+                <w:szCs w:val="28"/>
+              </w:rPr>
+            </w:pPr>
+            <w:r>
+              <w:rPr>
+                <w:rFonts w:ascii="Times New Roman" w:eastAsia="標楷體" w:hAnsi="Times New Roman"/>
+                <w:sz w:val="28"/>
+                <w:szCs w:val="28"/>
               </w:rPr>
               <w:t>未固定版本</w:t>
             </w:r>
@@ -2471,16 +2505,16 @@
           <w:p>
             <w:pPr>
               <w:rPr>
-                <w:rFonts w:ascii="新細明體" w:eastAsia="新細明體" w:hAnsi="新細明體"/>
-                <w:sz w:val="24"/>
-                <w:szCs w:val="24"/>
-              </w:rPr>
-            </w:pPr>
-            <w:r>
-              <w:rPr>
-                <w:rFonts w:ascii="新細明體" w:eastAsia="新細明體" w:hAnsi="新細明體"/>
-                <w:sz w:val="24"/>
-                <w:szCs w:val="24"/>
+                <w:rFonts w:ascii="Times New Roman" w:eastAsia="標楷體" w:hAnsi="Times New Roman"/>
+                <w:sz w:val="28"/>
+                <w:szCs w:val="28"/>
+              </w:rPr>
+            </w:pPr>
+            <w:r>
+              <w:rPr>
+                <w:rFonts w:ascii="Times New Roman" w:eastAsia="標楷體" w:hAnsi="Times New Roman"/>
+                <w:sz w:val="28"/>
+                <w:szCs w:val="28"/>
               </w:rPr>
               <w:t>日語語音合成</w:t>
             </w:r>
@@ -2495,16 +2529,16 @@
           <w:p>
             <w:pPr>
               <w:rPr>
-                <w:rFonts w:ascii="新細明體" w:eastAsia="新細明體" w:hAnsi="新細明體"/>
-                <w:sz w:val="24"/>
-                <w:szCs w:val="24"/>
-              </w:rPr>
-            </w:pPr>
-            <w:r>
-              <w:rPr>
-                <w:rFonts w:ascii="新細明體" w:eastAsia="新細明體" w:hAnsi="新細明體"/>
-                <w:sz w:val="24"/>
-                <w:szCs w:val="24"/>
+                <w:rFonts w:ascii="Times New Roman" w:eastAsia="標楷體" w:hAnsi="Times New Roman"/>
+                <w:sz w:val="28"/>
+                <w:szCs w:val="28"/>
+              </w:rPr>
+            </w:pPr>
+            <w:r>
+              <w:rPr>
+                <w:rFonts w:ascii="Times New Roman" w:eastAsia="標楷體" w:hAnsi="Times New Roman"/>
+                <w:sz w:val="28"/>
+                <w:szCs w:val="28"/>
               </w:rPr>
               <w:t>Pillow</w:t>
             </w:r>
@@ -2517,16 +2551,16 @@
           <w:p>
             <w:pPr>
               <w:rPr>
-                <w:rFonts w:ascii="新細明體" w:eastAsia="新細明體" w:hAnsi="新細明體"/>
-                <w:sz w:val="24"/>
-                <w:szCs w:val="24"/>
-              </w:rPr>
-            </w:pPr>
-            <w:r>
-              <w:rPr>
-                <w:rFonts w:ascii="新細明體" w:eastAsia="新細明體" w:hAnsi="新細明體"/>
-                <w:sz w:val="24"/>
-                <w:szCs w:val="24"/>
+                <w:rFonts w:ascii="Times New Roman" w:eastAsia="標楷體" w:hAnsi="Times New Roman"/>
+                <w:sz w:val="28"/>
+                <w:szCs w:val="28"/>
+              </w:rPr>
+            </w:pPr>
+            <w:r>
+              <w:rPr>
+                <w:rFonts w:ascii="Times New Roman" w:eastAsia="標楷體" w:hAnsi="Times New Roman"/>
+                <w:sz w:val="28"/>
+                <w:szCs w:val="28"/>
               </w:rPr>
               <w:t>未固定版本</w:t>
             </w:r>
@@ -2539,25 +2573,25 @@
           <w:p>
             <w:pPr>
               <w:rPr>
-                <w:rFonts w:ascii="新細明體" w:eastAsia="新細明體" w:hAnsi="新細明體"/>
-                <w:sz w:val="24"/>
-                <w:szCs w:val="24"/>
-              </w:rPr>
-            </w:pPr>
-            <w:r>
-              <w:rPr>
-                <w:rFonts w:ascii="新細明體" w:eastAsia="新細明體" w:hAnsi="新細明體"/>
-                <w:sz w:val="24"/>
-                <w:szCs w:val="24"/>
+                <w:rFonts w:ascii="Times New Roman" w:eastAsia="標楷體" w:hAnsi="Times New Roman"/>
+                <w:sz w:val="28"/>
+                <w:szCs w:val="28"/>
+              </w:rPr>
+            </w:pPr>
+            <w:r>
+              <w:rPr>
+                <w:rFonts w:ascii="Times New Roman" w:eastAsia="標楷體" w:hAnsi="Times New Roman"/>
+                <w:sz w:val="28"/>
+                <w:szCs w:val="28"/>
               </w:rPr>
               <w:t xml:space="preserve">照片送 AI </w:t>
             </w:r>
             <w:proofErr w:type="gramStart"/>
             <w:r>
               <w:rPr>
-                <w:rFonts w:ascii="新細明體" w:eastAsia="新細明體" w:hAnsi="新細明體"/>
-                <w:sz w:val="24"/>
-                <w:szCs w:val="24"/>
+                <w:rFonts w:ascii="Times New Roman" w:eastAsia="標楷體" w:hAnsi="Times New Roman"/>
+                <w:sz w:val="28"/>
+                <w:szCs w:val="28"/>
               </w:rPr>
               <w:t>前縮圖</w:t>
             </w:r>
@@ -2573,17 +2607,17 @@
           <w:p>
             <w:pPr>
               <w:rPr>
-                <w:rFonts w:ascii="新細明體" w:eastAsia="新細明體" w:hAnsi="新細明體"/>
-                <w:sz w:val="24"/>
-                <w:szCs w:val="24"/>
+                <w:rFonts w:ascii="Times New Roman" w:eastAsia="標楷體" w:hAnsi="Times New Roman"/>
+                <w:sz w:val="28"/>
+                <w:szCs w:val="28"/>
               </w:rPr>
             </w:pPr>
             <w:proofErr w:type="spellStart"/>
             <w:r>
               <w:rPr>
-                <w:rFonts w:ascii="新細明體" w:eastAsia="新細明體" w:hAnsi="新細明體"/>
-                <w:sz w:val="24"/>
-                <w:szCs w:val="24"/>
+                <w:rFonts w:ascii="Times New Roman" w:eastAsia="標楷體" w:hAnsi="Times New Roman"/>
+                <w:sz w:val="28"/>
+                <w:szCs w:val="28"/>
               </w:rPr>
               <w:t>PyMySQL</w:t>
             </w:r>
@@ -2597,16 +2631,16 @@
           <w:p>
             <w:pPr>
               <w:rPr>
-                <w:rFonts w:ascii="新細明體" w:eastAsia="新細明體" w:hAnsi="新細明體"/>
-                <w:sz w:val="24"/>
-                <w:szCs w:val="24"/>
-              </w:rPr>
-            </w:pPr>
-            <w:r>
-              <w:rPr>
-                <w:rFonts w:ascii="新細明體" w:eastAsia="新細明體" w:hAnsi="新細明體"/>
-                <w:sz w:val="24"/>
-                <w:szCs w:val="24"/>
+                <w:rFonts w:ascii="Times New Roman" w:eastAsia="標楷體" w:hAnsi="Times New Roman"/>
+                <w:sz w:val="28"/>
+                <w:szCs w:val="28"/>
+              </w:rPr>
+            </w:pPr>
+            <w:r>
+              <w:rPr>
+                <w:rFonts w:ascii="Times New Roman" w:eastAsia="標楷體" w:hAnsi="Times New Roman"/>
+                <w:sz w:val="28"/>
+                <w:szCs w:val="28"/>
               </w:rPr>
               <w:t>1.1.2</w:t>
             </w:r>
@@ -2619,16 +2653,16 @@
           <w:p>
             <w:pPr>
               <w:rPr>
-                <w:rFonts w:ascii="新細明體" w:eastAsia="新細明體" w:hAnsi="新細明體"/>
-                <w:sz w:val="24"/>
-                <w:szCs w:val="24"/>
-              </w:rPr>
-            </w:pPr>
-            <w:r>
-              <w:rPr>
-                <w:rFonts w:ascii="新細明體" w:eastAsia="新細明體" w:hAnsi="新細明體"/>
-                <w:sz w:val="24"/>
-                <w:szCs w:val="24"/>
+                <w:rFonts w:ascii="Times New Roman" w:eastAsia="標楷體" w:hAnsi="Times New Roman"/>
+                <w:sz w:val="28"/>
+                <w:szCs w:val="28"/>
+              </w:rPr>
+            </w:pPr>
+            <w:r>
+              <w:rPr>
+                <w:rFonts w:ascii="Times New Roman" w:eastAsia="標楷體" w:hAnsi="Times New Roman"/>
+                <w:sz w:val="28"/>
+                <w:szCs w:val="28"/>
               </w:rPr>
               <w:t>預留日後改用 MySQL</w:t>
             </w:r>
@@ -2643,16 +2677,16 @@
           <w:p>
             <w:pPr>
               <w:rPr>
-                <w:rFonts w:ascii="新細明體" w:eastAsia="新細明體" w:hAnsi="新細明體"/>
-                <w:sz w:val="24"/>
-                <w:szCs w:val="24"/>
-              </w:rPr>
-            </w:pPr>
-            <w:r>
-              <w:rPr>
-                <w:rFonts w:ascii="新細明體" w:eastAsia="新細明體" w:hAnsi="新細明體"/>
-                <w:sz w:val="24"/>
-                <w:szCs w:val="24"/>
+                <w:rFonts w:ascii="Times New Roman" w:eastAsia="標楷體" w:hAnsi="Times New Roman"/>
+                <w:sz w:val="28"/>
+                <w:szCs w:val="28"/>
+              </w:rPr>
+            </w:pPr>
+            <w:r>
+              <w:rPr>
+                <w:rFonts w:ascii="Times New Roman" w:eastAsia="標楷體" w:hAnsi="Times New Roman"/>
+                <w:sz w:val="28"/>
+                <w:szCs w:val="28"/>
               </w:rPr>
               <w:t>google-auth</w:t>
             </w:r>
@@ -2665,16 +2699,16 @@
           <w:p>
             <w:pPr>
               <w:rPr>
-                <w:rFonts w:ascii="新細明體" w:eastAsia="新細明體" w:hAnsi="新細明體"/>
-                <w:sz w:val="24"/>
-                <w:szCs w:val="24"/>
-              </w:rPr>
-            </w:pPr>
-            <w:r>
-              <w:rPr>
-                <w:rFonts w:ascii="新細明體" w:eastAsia="新細明體" w:hAnsi="新細明體"/>
-                <w:sz w:val="24"/>
-                <w:szCs w:val="24"/>
+                <w:rFonts w:ascii="Times New Roman" w:eastAsia="標楷體" w:hAnsi="Times New Roman"/>
+                <w:sz w:val="28"/>
+                <w:szCs w:val="28"/>
+              </w:rPr>
+            </w:pPr>
+            <w:r>
+              <w:rPr>
+                <w:rFonts w:ascii="Times New Roman" w:eastAsia="標楷體" w:hAnsi="Times New Roman"/>
+                <w:sz w:val="28"/>
+                <w:szCs w:val="28"/>
               </w:rPr>
               <w:t>未固定版本</w:t>
             </w:r>
@@ -2687,16 +2721,16 @@
           <w:p>
             <w:pPr>
               <w:rPr>
-                <w:rFonts w:ascii="新細明體" w:eastAsia="新細明體" w:hAnsi="新細明體"/>
-                <w:sz w:val="24"/>
-                <w:szCs w:val="24"/>
-              </w:rPr>
-            </w:pPr>
-            <w:r>
-              <w:rPr>
-                <w:rFonts w:ascii="新細明體" w:eastAsia="新細明體" w:hAnsi="新細明體"/>
-                <w:sz w:val="24"/>
-                <w:szCs w:val="24"/>
+                <w:rFonts w:ascii="Times New Roman" w:eastAsia="標楷體" w:hAnsi="Times New Roman"/>
+                <w:sz w:val="28"/>
+                <w:szCs w:val="28"/>
+              </w:rPr>
+            </w:pPr>
+            <w:r>
+              <w:rPr>
+                <w:rFonts w:ascii="Times New Roman" w:eastAsia="標楷體" w:hAnsi="Times New Roman"/>
+                <w:sz w:val="28"/>
+                <w:szCs w:val="28"/>
               </w:rPr>
               <w:t>後台老師 Google 登入驗證</w:t>
             </w:r>
@@ -2711,16 +2745,16 @@
           <w:p>
             <w:pPr>
               <w:rPr>
-                <w:rFonts w:ascii="新細明體" w:eastAsia="新細明體" w:hAnsi="新細明體"/>
-                <w:sz w:val="24"/>
-                <w:szCs w:val="24"/>
-              </w:rPr>
-            </w:pPr>
-            <w:r>
-              <w:rPr>
-                <w:rFonts w:ascii="新細明體" w:eastAsia="新細明體" w:hAnsi="新細明體"/>
-                <w:sz w:val="24"/>
-                <w:szCs w:val="24"/>
+                <w:rFonts w:ascii="Times New Roman" w:eastAsia="標楷體" w:hAnsi="Times New Roman"/>
+                <w:sz w:val="28"/>
+                <w:szCs w:val="28"/>
+              </w:rPr>
+            </w:pPr>
+            <w:r>
+              <w:rPr>
+                <w:rFonts w:ascii="Times New Roman" w:eastAsia="標楷體" w:hAnsi="Times New Roman"/>
+                <w:sz w:val="28"/>
+                <w:szCs w:val="28"/>
               </w:rPr>
               <w:t>firebase-admin</w:t>
             </w:r>
@@ -2733,16 +2767,16 @@
           <w:p>
             <w:pPr>
               <w:rPr>
-                <w:rFonts w:ascii="新細明體" w:eastAsia="新細明體" w:hAnsi="新細明體"/>
-                <w:sz w:val="24"/>
-                <w:szCs w:val="24"/>
-              </w:rPr>
-            </w:pPr>
-            <w:r>
-              <w:rPr>
-                <w:rFonts w:ascii="新細明體" w:eastAsia="新細明體" w:hAnsi="新細明體"/>
-                <w:sz w:val="24"/>
-                <w:szCs w:val="24"/>
+                <w:rFonts w:ascii="Times New Roman" w:eastAsia="標楷體" w:hAnsi="Times New Roman"/>
+                <w:sz w:val="28"/>
+                <w:szCs w:val="28"/>
+              </w:rPr>
+            </w:pPr>
+            <w:r>
+              <w:rPr>
+                <w:rFonts w:ascii="Times New Roman" w:eastAsia="標楷體" w:hAnsi="Times New Roman"/>
+                <w:sz w:val="28"/>
+                <w:szCs w:val="28"/>
               </w:rPr>
               <w:t>7.7.0</w:t>
             </w:r>
@@ -2755,16 +2789,16 @@
           <w:p>
             <w:pPr>
               <w:rPr>
-                <w:rFonts w:ascii="新細明體" w:eastAsia="新細明體" w:hAnsi="新細明體"/>
-                <w:sz w:val="24"/>
-                <w:szCs w:val="24"/>
-              </w:rPr>
-            </w:pPr>
-            <w:r>
-              <w:rPr>
-                <w:rFonts w:ascii="新細明體" w:eastAsia="新細明體" w:hAnsi="新細明體"/>
-                <w:sz w:val="24"/>
-                <w:szCs w:val="24"/>
+                <w:rFonts w:ascii="Times New Roman" w:eastAsia="標楷體" w:hAnsi="Times New Roman"/>
+                <w:sz w:val="28"/>
+                <w:szCs w:val="28"/>
+              </w:rPr>
+            </w:pPr>
+            <w:r>
+              <w:rPr>
+                <w:rFonts w:ascii="Times New Roman" w:eastAsia="標楷體" w:hAnsi="Times New Roman"/>
+                <w:sz w:val="28"/>
+                <w:szCs w:val="28"/>
               </w:rPr>
               <w:t>手機推播</w:t>
             </w:r>
@@ -2775,7 +2809,9 @@
     <w:p>
       <w:pPr>
         <w:rPr>
-          <w:rFonts w:ascii="新細明體" w:eastAsia="新細明體" w:hAnsi="新細明體"/>
+          <w:rFonts w:ascii="Times New Roman" w:eastAsia="標楷體" w:hAnsi="Times New Roman"/>
+          <w:sz w:val="28"/>
+          <w:szCs w:val="28"/>
         </w:rPr>
       </w:pPr>
     </w:p>
@@ -2783,22 +2819,28 @@
       <w:pPr>
         <w:jc w:val="center"/>
         <w:rPr>
-          <w:rFonts w:ascii="新細明體" w:eastAsia="新細明體" w:hAnsi="新細明體"/>
+          <w:rFonts w:ascii="Times New Roman" w:eastAsia="標楷體" w:hAnsi="Times New Roman"/>
           <w:bCs/>
-        </w:rPr>
-      </w:pPr>
-      <w:r>
-        <w:rPr>
-          <w:rFonts w:ascii="新細明體" w:eastAsia="新細明體" w:hAnsi="新細明體"/>
+          <w:sz w:val="28"/>
+          <w:szCs w:val="28"/>
+        </w:rPr>
+      </w:pPr>
+      <w:r>
+        <w:rPr>
+          <w:rFonts w:ascii="Times New Roman" w:eastAsia="標楷體" w:hAnsi="Times New Roman"/>
           <w:bCs/>
+          <w:sz w:val="28"/>
+          <w:szCs w:val="28"/>
         </w:rPr>
         <w:t>表 11-1-4 系統使用</w:t>
       </w:r>
       <w:proofErr w:type="gramStart"/>
       <w:r>
         <w:rPr>
-          <w:rFonts w:ascii="新細明體" w:eastAsia="新細明體" w:hAnsi="新細明體"/>
+          <w:rFonts w:ascii="Times New Roman" w:eastAsia="標楷體" w:hAnsi="Times New Roman"/>
           <w:bCs/>
+          <w:sz w:val="28"/>
+          <w:szCs w:val="28"/>
         </w:rPr>
         <w:t>套件－前端（</w:t>
       </w:r>
@@ -2806,8 +2848,10 @@
       <w:proofErr w:type="gramEnd"/>
       <w:r>
         <w:rPr>
-          <w:rFonts w:ascii="新細明體" w:eastAsia="新細明體" w:hAnsi="新細明體"/>
+          <w:rFonts w:ascii="Times New Roman" w:eastAsia="標楷體" w:hAnsi="Times New Roman"/>
           <w:bCs/>
+          <w:sz w:val="28"/>
+          <w:szCs w:val="28"/>
         </w:rPr>
         <w:t>pubspec.yaml</w:t>
       </w:r>
@@ -2815,8 +2859,10 @@
       <w:proofErr w:type="gramStart"/>
       <w:r>
         <w:rPr>
-          <w:rFonts w:ascii="新細明體" w:eastAsia="新細明體" w:hAnsi="新細明體"/>
+          <w:rFonts w:ascii="Times New Roman" w:eastAsia="標楷體" w:hAnsi="Times New Roman"/>
           <w:bCs/>
+          <w:sz w:val="28"/>
+          <w:szCs w:val="28"/>
         </w:rPr>
         <w:t>）</w:t>
       </w:r>
@@ -2846,16 +2892,16 @@
           <w:p>
             <w:pPr>
               <w:rPr>
-                <w:rFonts w:ascii="新細明體" w:eastAsia="新細明體" w:hAnsi="新細明體"/>
-                <w:sz w:val="24"/>
-                <w:szCs w:val="24"/>
-              </w:rPr>
-            </w:pPr>
-            <w:r>
-              <w:rPr>
-                <w:rFonts w:ascii="新細明體" w:eastAsia="新細明體" w:hAnsi="新細明體"/>
-                <w:sz w:val="24"/>
-                <w:szCs w:val="24"/>
+                <w:rFonts w:ascii="Times New Roman" w:eastAsia="標楷體" w:hAnsi="Times New Roman"/>
+                <w:sz w:val="28"/>
+                <w:szCs w:val="28"/>
+              </w:rPr>
+            </w:pPr>
+            <w:r>
+              <w:rPr>
+                <w:rFonts w:ascii="Times New Roman" w:eastAsia="標楷體" w:hAnsi="Times New Roman"/>
+                <w:sz w:val="28"/>
+                <w:szCs w:val="28"/>
               </w:rPr>
               <w:t>套件</w:t>
             </w:r>
@@ -2869,16 +2915,16 @@
           <w:p>
             <w:pPr>
               <w:rPr>
-                <w:rFonts w:ascii="新細明體" w:eastAsia="新細明體" w:hAnsi="新細明體"/>
-                <w:sz w:val="24"/>
-                <w:szCs w:val="24"/>
-              </w:rPr>
-            </w:pPr>
-            <w:r>
-              <w:rPr>
-                <w:rFonts w:ascii="新細明體" w:eastAsia="新細明體" w:hAnsi="新細明體"/>
-                <w:sz w:val="24"/>
-                <w:szCs w:val="24"/>
+                <w:rFonts w:ascii="Times New Roman" w:eastAsia="標楷體" w:hAnsi="Times New Roman"/>
+                <w:sz w:val="28"/>
+                <w:szCs w:val="28"/>
+              </w:rPr>
+            </w:pPr>
+            <w:r>
+              <w:rPr>
+                <w:rFonts w:ascii="Times New Roman" w:eastAsia="標楷體" w:hAnsi="Times New Roman"/>
+                <w:sz w:val="28"/>
+                <w:szCs w:val="28"/>
               </w:rPr>
               <w:t>版本</w:t>
             </w:r>
@@ -2892,16 +2938,16 @@
           <w:p>
             <w:pPr>
               <w:rPr>
-                <w:rFonts w:ascii="新細明體" w:eastAsia="新細明體" w:hAnsi="新細明體"/>
-                <w:sz w:val="24"/>
-                <w:szCs w:val="24"/>
-              </w:rPr>
-            </w:pPr>
-            <w:r>
-              <w:rPr>
-                <w:rFonts w:ascii="新細明體" w:eastAsia="新細明體" w:hAnsi="新細明體"/>
-                <w:sz w:val="24"/>
-                <w:szCs w:val="24"/>
+                <w:rFonts w:ascii="Times New Roman" w:eastAsia="標楷體" w:hAnsi="Times New Roman"/>
+                <w:sz w:val="28"/>
+                <w:szCs w:val="28"/>
+              </w:rPr>
+            </w:pPr>
+            <w:r>
+              <w:rPr>
+                <w:rFonts w:ascii="Times New Roman" w:eastAsia="標楷體" w:hAnsi="Times New Roman"/>
+                <w:sz w:val="28"/>
+                <w:szCs w:val="28"/>
               </w:rPr>
               <w:t>用途</w:t>
             </w:r>
@@ -2916,16 +2962,16 @@
           <w:p>
             <w:pPr>
               <w:rPr>
-                <w:rFonts w:ascii="新細明體" w:eastAsia="新細明體" w:hAnsi="新細明體"/>
-                <w:sz w:val="24"/>
-                <w:szCs w:val="24"/>
-              </w:rPr>
-            </w:pPr>
-            <w:r>
-              <w:rPr>
-                <w:rFonts w:ascii="新細明體" w:eastAsia="新細明體" w:hAnsi="新細明體"/>
-                <w:sz w:val="24"/>
-                <w:szCs w:val="24"/>
+                <w:rFonts w:ascii="Times New Roman" w:eastAsia="標楷體" w:hAnsi="Times New Roman"/>
+                <w:sz w:val="28"/>
+                <w:szCs w:val="28"/>
+              </w:rPr>
+            </w:pPr>
+            <w:r>
+              <w:rPr>
+                <w:rFonts w:ascii="Times New Roman" w:eastAsia="標楷體" w:hAnsi="Times New Roman"/>
+                <w:sz w:val="28"/>
+                <w:szCs w:val="28"/>
               </w:rPr>
               <w:t>provider</w:t>
             </w:r>
@@ -2938,16 +2984,16 @@
           <w:p>
             <w:pPr>
               <w:rPr>
-                <w:rFonts w:ascii="新細明體" w:eastAsia="新細明體" w:hAnsi="新細明體"/>
-                <w:sz w:val="24"/>
-                <w:szCs w:val="24"/>
-              </w:rPr>
-            </w:pPr>
-            <w:r>
-              <w:rPr>
-                <w:rFonts w:ascii="新細明體" w:eastAsia="新細明體" w:hAnsi="新細明體"/>
-                <w:sz w:val="24"/>
-                <w:szCs w:val="24"/>
+                <w:rFonts w:ascii="Times New Roman" w:eastAsia="標楷體" w:hAnsi="Times New Roman"/>
+                <w:sz w:val="28"/>
+                <w:szCs w:val="28"/>
+              </w:rPr>
+            </w:pPr>
+            <w:r>
+              <w:rPr>
+                <w:rFonts w:ascii="Times New Roman" w:eastAsia="標楷體" w:hAnsi="Times New Roman"/>
+                <w:sz w:val="28"/>
+                <w:szCs w:val="28"/>
               </w:rPr>
               <w:t>6.1.5+1</w:t>
             </w:r>
@@ -2960,16 +3006,16 @@
           <w:p>
             <w:pPr>
               <w:rPr>
-                <w:rFonts w:ascii="新細明體" w:eastAsia="新細明體" w:hAnsi="新細明體"/>
-                <w:sz w:val="24"/>
-                <w:szCs w:val="24"/>
-              </w:rPr>
-            </w:pPr>
-            <w:r>
-              <w:rPr>
-                <w:rFonts w:ascii="新細明體" w:eastAsia="新細明體" w:hAnsi="新細明體"/>
-                <w:sz w:val="24"/>
-                <w:szCs w:val="24"/>
+                <w:rFonts w:ascii="Times New Roman" w:eastAsia="標楷體" w:hAnsi="Times New Roman"/>
+                <w:sz w:val="28"/>
+                <w:szCs w:val="28"/>
+              </w:rPr>
+            </w:pPr>
+            <w:r>
+              <w:rPr>
+                <w:rFonts w:ascii="Times New Roman" w:eastAsia="標楷體" w:hAnsi="Times New Roman"/>
+                <w:sz w:val="28"/>
+                <w:szCs w:val="28"/>
               </w:rPr>
               <w:t>狀態管理</w:t>
             </w:r>
@@ -2984,16 +3030,16 @@
           <w:p>
             <w:pPr>
               <w:rPr>
-                <w:rFonts w:ascii="新細明體" w:eastAsia="新細明體" w:hAnsi="新細明體"/>
-                <w:sz w:val="24"/>
-                <w:szCs w:val="24"/>
-              </w:rPr>
-            </w:pPr>
-            <w:r>
-              <w:rPr>
-                <w:rFonts w:ascii="新細明體" w:eastAsia="新細明體" w:hAnsi="新細明體"/>
-                <w:sz w:val="24"/>
-                <w:szCs w:val="24"/>
+                <w:rFonts w:ascii="Times New Roman" w:eastAsia="標楷體" w:hAnsi="Times New Roman"/>
+                <w:sz w:val="28"/>
+                <w:szCs w:val="28"/>
+              </w:rPr>
+            </w:pPr>
+            <w:r>
+              <w:rPr>
+                <w:rFonts w:ascii="Times New Roman" w:eastAsia="標楷體" w:hAnsi="Times New Roman"/>
+                <w:sz w:val="28"/>
+                <w:szCs w:val="28"/>
               </w:rPr>
               <w:t>http</w:t>
             </w:r>
@@ -3006,16 +3052,16 @@
           <w:p>
             <w:pPr>
               <w:rPr>
-                <w:rFonts w:ascii="新細明體" w:eastAsia="新細明體" w:hAnsi="新細明體"/>
-                <w:sz w:val="24"/>
-                <w:szCs w:val="24"/>
-              </w:rPr>
-            </w:pPr>
-            <w:r>
-              <w:rPr>
-                <w:rFonts w:ascii="新細明體" w:eastAsia="新細明體" w:hAnsi="新細明體"/>
-                <w:sz w:val="24"/>
-                <w:szCs w:val="24"/>
+                <w:rFonts w:ascii="Times New Roman" w:eastAsia="標楷體" w:hAnsi="Times New Roman"/>
+                <w:sz w:val="28"/>
+                <w:szCs w:val="28"/>
+              </w:rPr>
+            </w:pPr>
+            <w:r>
+              <w:rPr>
+                <w:rFonts w:ascii="Times New Roman" w:eastAsia="標楷體" w:hAnsi="Times New Roman"/>
+                <w:sz w:val="28"/>
+                <w:szCs w:val="28"/>
               </w:rPr>
               <w:t>1.6.0</w:t>
             </w:r>
@@ -3028,16 +3074,16 @@
           <w:p>
             <w:pPr>
               <w:rPr>
-                <w:rFonts w:ascii="新細明體" w:eastAsia="新細明體" w:hAnsi="新細明體"/>
-                <w:sz w:val="24"/>
-                <w:szCs w:val="24"/>
-              </w:rPr>
-            </w:pPr>
-            <w:r>
-              <w:rPr>
-                <w:rFonts w:ascii="新細明體" w:eastAsia="新細明體" w:hAnsi="新細明體"/>
-                <w:sz w:val="24"/>
-                <w:szCs w:val="24"/>
+                <w:rFonts w:ascii="Times New Roman" w:eastAsia="標楷體" w:hAnsi="Times New Roman"/>
+                <w:sz w:val="28"/>
+                <w:szCs w:val="28"/>
+              </w:rPr>
+            </w:pPr>
+            <w:r>
+              <w:rPr>
+                <w:rFonts w:ascii="Times New Roman" w:eastAsia="標楷體" w:hAnsi="Times New Roman"/>
+                <w:sz w:val="28"/>
+                <w:szCs w:val="28"/>
               </w:rPr>
               <w:t>呼叫後端 API</w:t>
             </w:r>
@@ -3052,43 +3098,43 @@
           <w:p>
             <w:pPr>
               <w:rPr>
-                <w:rFonts w:ascii="新細明體" w:eastAsia="新細明體" w:hAnsi="新細明體"/>
-                <w:sz w:val="24"/>
-                <w:szCs w:val="24"/>
-              </w:rPr>
-            </w:pPr>
-            <w:r>
-              <w:rPr>
-                <w:rFonts w:ascii="新細明體" w:eastAsia="新細明體" w:hAnsi="新細明體"/>
-                <w:sz w:val="24"/>
-                <w:szCs w:val="24"/>
+                <w:rFonts w:ascii="Times New Roman" w:eastAsia="標楷體" w:hAnsi="Times New Roman"/>
+                <w:sz w:val="28"/>
+                <w:szCs w:val="28"/>
+              </w:rPr>
+            </w:pPr>
+            <w:r>
+              <w:rPr>
+                <w:rFonts w:ascii="Times New Roman" w:eastAsia="標楷體" w:hAnsi="Times New Roman"/>
+                <w:sz w:val="28"/>
+                <w:szCs w:val="28"/>
               </w:rPr>
               <w:t>camera、</w:t>
             </w:r>
             <w:proofErr w:type="spellStart"/>
             <w:r>
               <w:rPr>
-                <w:rFonts w:ascii="新細明體" w:eastAsia="新細明體" w:hAnsi="新細明體"/>
-                <w:sz w:val="24"/>
-                <w:szCs w:val="24"/>
+                <w:rFonts w:ascii="Times New Roman" w:eastAsia="標楷體" w:hAnsi="Times New Roman"/>
+                <w:sz w:val="28"/>
+                <w:szCs w:val="28"/>
               </w:rPr>
               <w:t>image_picker</w:t>
             </w:r>
             <w:proofErr w:type="spellEnd"/>
             <w:r>
               <w:rPr>
-                <w:rFonts w:ascii="新細明體" w:eastAsia="新細明體" w:hAnsi="新細明體"/>
-                <w:sz w:val="24"/>
-                <w:szCs w:val="24"/>
+                <w:rFonts w:ascii="Times New Roman" w:eastAsia="標楷體" w:hAnsi="Times New Roman"/>
+                <w:sz w:val="28"/>
+                <w:szCs w:val="28"/>
               </w:rPr>
               <w:t>、</w:t>
             </w:r>
             <w:proofErr w:type="spellStart"/>
             <w:r>
               <w:rPr>
-                <w:rFonts w:ascii="新細明體" w:eastAsia="新細明體" w:hAnsi="新細明體"/>
-                <w:sz w:val="24"/>
-                <w:szCs w:val="24"/>
+                <w:rFonts w:ascii="Times New Roman" w:eastAsia="標楷體" w:hAnsi="Times New Roman"/>
+                <w:sz w:val="28"/>
+                <w:szCs w:val="28"/>
               </w:rPr>
               <w:t>image_cropper</w:t>
             </w:r>
@@ -3102,16 +3148,16 @@
           <w:p>
             <w:pPr>
               <w:rPr>
-                <w:rFonts w:ascii="新細明體" w:eastAsia="新細明體" w:hAnsi="新細明體"/>
-                <w:sz w:val="24"/>
-                <w:szCs w:val="24"/>
-              </w:rPr>
-            </w:pPr>
-            <w:r>
-              <w:rPr>
-                <w:rFonts w:ascii="新細明體" w:eastAsia="新細明體" w:hAnsi="新細明體"/>
-                <w:sz w:val="24"/>
-                <w:szCs w:val="24"/>
+                <w:rFonts w:ascii="Times New Roman" w:eastAsia="標楷體" w:hAnsi="Times New Roman"/>
+                <w:sz w:val="28"/>
+                <w:szCs w:val="28"/>
+              </w:rPr>
+            </w:pPr>
+            <w:r>
+              <w:rPr>
+                <w:rFonts w:ascii="Times New Roman" w:eastAsia="標楷體" w:hAnsi="Times New Roman"/>
+                <w:sz w:val="28"/>
+                <w:szCs w:val="28"/>
               </w:rPr>
               <w:t>0.12.0、1.2.1、11.0.0</w:t>
             </w:r>
@@ -3124,34 +3170,34 @@
           <w:p>
             <w:pPr>
               <w:rPr>
-                <w:rFonts w:ascii="新細明體" w:eastAsia="新細明體" w:hAnsi="新細明體"/>
-                <w:sz w:val="24"/>
-                <w:szCs w:val="24"/>
-              </w:rPr>
-            </w:pPr>
-            <w:r>
-              <w:rPr>
-                <w:rFonts w:ascii="新細明體" w:eastAsia="新細明體" w:hAnsi="新細明體"/>
-                <w:sz w:val="24"/>
-                <w:szCs w:val="24"/>
+                <w:rFonts w:ascii="Times New Roman" w:eastAsia="標楷體" w:hAnsi="Times New Roman"/>
+                <w:sz w:val="28"/>
+                <w:szCs w:val="28"/>
+              </w:rPr>
+            </w:pPr>
+            <w:r>
+              <w:rPr>
+                <w:rFonts w:ascii="Times New Roman" w:eastAsia="標楷體" w:hAnsi="Times New Roman"/>
+                <w:sz w:val="28"/>
+                <w:szCs w:val="28"/>
               </w:rPr>
               <w:t>拍照、</w:t>
             </w:r>
             <w:proofErr w:type="gramStart"/>
             <w:r>
               <w:rPr>
-                <w:rFonts w:ascii="新細明體" w:eastAsia="新細明體" w:hAnsi="新細明體"/>
-                <w:sz w:val="24"/>
-                <w:szCs w:val="24"/>
+                <w:rFonts w:ascii="Times New Roman" w:eastAsia="標楷體" w:hAnsi="Times New Roman"/>
+                <w:sz w:val="28"/>
+                <w:szCs w:val="28"/>
               </w:rPr>
               <w:t>選圖</w:t>
             </w:r>
             <w:proofErr w:type="gramEnd"/>
             <w:r>
               <w:rPr>
-                <w:rFonts w:ascii="新細明體" w:eastAsia="新細明體" w:hAnsi="新細明體"/>
-                <w:sz w:val="24"/>
-                <w:szCs w:val="24"/>
+                <w:rFonts w:ascii="Times New Roman" w:eastAsia="標楷體" w:hAnsi="Times New Roman"/>
+                <w:sz w:val="28"/>
+                <w:szCs w:val="28"/>
               </w:rPr>
               <w:t>、裁切</w:t>
             </w:r>
@@ -3166,53 +3212,53 @@
           <w:p>
             <w:pPr>
               <w:rPr>
-                <w:rFonts w:ascii="新細明體" w:eastAsia="新細明體" w:hAnsi="新細明體"/>
-                <w:sz w:val="24"/>
-                <w:szCs w:val="24"/>
+                <w:rFonts w:ascii="Times New Roman" w:eastAsia="標楷體" w:hAnsi="Times New Roman"/>
+                <w:sz w:val="28"/>
+                <w:szCs w:val="28"/>
               </w:rPr>
             </w:pPr>
             <w:proofErr w:type="spellStart"/>
             <w:r>
               <w:rPr>
-                <w:rFonts w:ascii="新細明體" w:eastAsia="新細明體" w:hAnsi="新細明體"/>
-                <w:sz w:val="24"/>
-                <w:szCs w:val="24"/>
+                <w:rFonts w:ascii="Times New Roman" w:eastAsia="標楷體" w:hAnsi="Times New Roman"/>
+                <w:sz w:val="28"/>
+                <w:szCs w:val="28"/>
               </w:rPr>
               <w:t>google_mlkit_image_labeling</w:t>
             </w:r>
             <w:proofErr w:type="spellEnd"/>
             <w:r>
               <w:rPr>
-                <w:rFonts w:ascii="新細明體" w:eastAsia="新細明體" w:hAnsi="新細明體"/>
-                <w:sz w:val="24"/>
-                <w:szCs w:val="24"/>
+                <w:rFonts w:ascii="Times New Roman" w:eastAsia="標楷體" w:hAnsi="Times New Roman"/>
+                <w:sz w:val="28"/>
+                <w:szCs w:val="28"/>
               </w:rPr>
               <w:t>、</w:t>
             </w:r>
             <w:proofErr w:type="spellStart"/>
             <w:r>
               <w:rPr>
-                <w:rFonts w:ascii="新細明體" w:eastAsia="新細明體" w:hAnsi="新細明體"/>
-                <w:sz w:val="24"/>
-                <w:szCs w:val="24"/>
+                <w:rFonts w:ascii="Times New Roman" w:eastAsia="標楷體" w:hAnsi="Times New Roman"/>
+                <w:sz w:val="28"/>
+                <w:szCs w:val="28"/>
               </w:rPr>
               <w:t>text_recognition</w:t>
             </w:r>
             <w:proofErr w:type="spellEnd"/>
             <w:r>
               <w:rPr>
-                <w:rFonts w:ascii="新細明體" w:eastAsia="新細明體" w:hAnsi="新細明體"/>
-                <w:sz w:val="24"/>
-                <w:szCs w:val="24"/>
+                <w:rFonts w:ascii="Times New Roman" w:eastAsia="標楷體" w:hAnsi="Times New Roman"/>
+                <w:sz w:val="28"/>
+                <w:szCs w:val="28"/>
               </w:rPr>
               <w:t>、</w:t>
             </w:r>
             <w:proofErr w:type="spellStart"/>
             <w:r>
               <w:rPr>
-                <w:rFonts w:ascii="新細明體" w:eastAsia="新細明體" w:hAnsi="新細明體"/>
-                <w:sz w:val="24"/>
-                <w:szCs w:val="24"/>
+                <w:rFonts w:ascii="Times New Roman" w:eastAsia="標楷體" w:hAnsi="Times New Roman"/>
+                <w:sz w:val="28"/>
+                <w:szCs w:val="28"/>
               </w:rPr>
               <w:t>face_detection</w:t>
             </w:r>
@@ -3226,16 +3272,16 @@
           <w:p>
             <w:pPr>
               <w:rPr>
-                <w:rFonts w:ascii="新細明體" w:eastAsia="新細明體" w:hAnsi="新細明體"/>
-                <w:sz w:val="24"/>
-                <w:szCs w:val="24"/>
-              </w:rPr>
-            </w:pPr>
-            <w:r>
-              <w:rPr>
-                <w:rFonts w:ascii="新細明體" w:eastAsia="新細明體" w:hAnsi="新細明體"/>
-                <w:sz w:val="24"/>
-                <w:szCs w:val="24"/>
+                <w:rFonts w:ascii="Times New Roman" w:eastAsia="標楷體" w:hAnsi="Times New Roman"/>
+                <w:sz w:val="28"/>
+                <w:szCs w:val="28"/>
+              </w:rPr>
+            </w:pPr>
+            <w:r>
+              <w:rPr>
+                <w:rFonts w:ascii="Times New Roman" w:eastAsia="標楷體" w:hAnsi="Times New Roman"/>
+                <w:sz w:val="28"/>
+                <w:szCs w:val="28"/>
               </w:rPr>
               <w:t>0.14.2、0.15.1、0.13.1</w:t>
             </w:r>
@@ -3248,16 +3294,16 @@
           <w:p>
             <w:pPr>
               <w:rPr>
-                <w:rFonts w:ascii="新細明體" w:eastAsia="新細明體" w:hAnsi="新細明體"/>
-                <w:sz w:val="24"/>
-                <w:szCs w:val="24"/>
-              </w:rPr>
-            </w:pPr>
-            <w:r>
-              <w:rPr>
-                <w:rFonts w:ascii="新細明體" w:eastAsia="新細明體" w:hAnsi="新細明體"/>
-                <w:sz w:val="24"/>
-                <w:szCs w:val="24"/>
+                <w:rFonts w:ascii="Times New Roman" w:eastAsia="標楷體" w:hAnsi="Times New Roman"/>
+                <w:sz w:val="28"/>
+                <w:szCs w:val="28"/>
+              </w:rPr>
+            </w:pPr>
+            <w:r>
+              <w:rPr>
+                <w:rFonts w:ascii="Times New Roman" w:eastAsia="標楷體" w:hAnsi="Times New Roman"/>
+                <w:sz w:val="28"/>
+                <w:szCs w:val="28"/>
               </w:rPr>
               <w:t>手機端影像標籤、文字辨識、人臉偵測</w:t>
             </w:r>
@@ -3272,16 +3318,16 @@
           <w:p>
             <w:pPr>
               <w:rPr>
-                <w:rFonts w:ascii="新細明體" w:eastAsia="新細明體" w:hAnsi="新細明體"/>
-                <w:sz w:val="24"/>
-                <w:szCs w:val="24"/>
-              </w:rPr>
-            </w:pPr>
-            <w:r>
-              <w:rPr>
-                <w:rFonts w:ascii="新細明體" w:eastAsia="新細明體" w:hAnsi="新細明體"/>
-                <w:sz w:val="24"/>
-                <w:szCs w:val="24"/>
+                <w:rFonts w:ascii="Times New Roman" w:eastAsia="標楷體" w:hAnsi="Times New Roman"/>
+                <w:sz w:val="28"/>
+                <w:szCs w:val="28"/>
+              </w:rPr>
+            </w:pPr>
+            <w:r>
+              <w:rPr>
+                <w:rFonts w:ascii="Times New Roman" w:eastAsia="標楷體" w:hAnsi="Times New Roman"/>
+                <w:sz w:val="28"/>
+                <w:szCs w:val="28"/>
               </w:rPr>
               <w:t>image</w:t>
             </w:r>
@@ -3294,16 +3340,16 @@
           <w:p>
             <w:pPr>
               <w:rPr>
-                <w:rFonts w:ascii="新細明體" w:eastAsia="新細明體" w:hAnsi="新細明體"/>
-                <w:sz w:val="24"/>
-                <w:szCs w:val="24"/>
-              </w:rPr>
-            </w:pPr>
-            <w:r>
-              <w:rPr>
-                <w:rFonts w:ascii="新細明體" w:eastAsia="新細明體" w:hAnsi="新細明體"/>
-                <w:sz w:val="24"/>
-                <w:szCs w:val="24"/>
+                <w:rFonts w:ascii="Times New Roman" w:eastAsia="標楷體" w:hAnsi="Times New Roman"/>
+                <w:sz w:val="28"/>
+                <w:szCs w:val="28"/>
+              </w:rPr>
+            </w:pPr>
+            <w:r>
+              <w:rPr>
+                <w:rFonts w:ascii="Times New Roman" w:eastAsia="標楷體" w:hAnsi="Times New Roman"/>
+                <w:sz w:val="28"/>
+                <w:szCs w:val="28"/>
               </w:rPr>
               <w:t>4.3.0</w:t>
             </w:r>
@@ -3316,16 +3362,16 @@
           <w:p>
             <w:pPr>
               <w:rPr>
-                <w:rFonts w:ascii="新細明體" w:eastAsia="新細明體" w:hAnsi="新細明體"/>
-                <w:sz w:val="24"/>
-                <w:szCs w:val="24"/>
-              </w:rPr>
-            </w:pPr>
-            <w:r>
-              <w:rPr>
-                <w:rFonts w:ascii="新細明體" w:eastAsia="新細明體" w:hAnsi="新細明體"/>
-                <w:sz w:val="24"/>
-                <w:szCs w:val="24"/>
+                <w:rFonts w:ascii="Times New Roman" w:eastAsia="標楷體" w:hAnsi="Times New Roman"/>
+                <w:sz w:val="28"/>
+                <w:szCs w:val="28"/>
+              </w:rPr>
+            </w:pPr>
+            <w:r>
+              <w:rPr>
+                <w:rFonts w:ascii="Times New Roman" w:eastAsia="標楷體" w:hAnsi="Times New Roman"/>
+                <w:sz w:val="28"/>
+                <w:szCs w:val="28"/>
               </w:rPr>
               <w:t>圖片處理</w:t>
             </w:r>
@@ -3340,53 +3386,53 @@
           <w:p>
             <w:pPr>
               <w:rPr>
-                <w:rFonts w:ascii="新細明體" w:eastAsia="新細明體" w:hAnsi="新細明體"/>
-                <w:sz w:val="24"/>
-                <w:szCs w:val="24"/>
+                <w:rFonts w:ascii="Times New Roman" w:eastAsia="標楷體" w:hAnsi="Times New Roman"/>
+                <w:sz w:val="28"/>
+                <w:szCs w:val="28"/>
               </w:rPr>
             </w:pPr>
             <w:proofErr w:type="spellStart"/>
             <w:r>
               <w:rPr>
-                <w:rFonts w:ascii="新細明體" w:eastAsia="新細明體" w:hAnsi="新細明體"/>
-                <w:sz w:val="24"/>
-                <w:szCs w:val="24"/>
+                <w:rFonts w:ascii="Times New Roman" w:eastAsia="標楷體" w:hAnsi="Times New Roman"/>
+                <w:sz w:val="28"/>
+                <w:szCs w:val="28"/>
               </w:rPr>
               <w:t>firebase_core</w:t>
             </w:r>
             <w:proofErr w:type="spellEnd"/>
             <w:r>
               <w:rPr>
-                <w:rFonts w:ascii="新細明體" w:eastAsia="新細明體" w:hAnsi="新細明體"/>
-                <w:sz w:val="24"/>
-                <w:szCs w:val="24"/>
+                <w:rFonts w:ascii="Times New Roman" w:eastAsia="標楷體" w:hAnsi="Times New Roman"/>
+                <w:sz w:val="28"/>
+                <w:szCs w:val="28"/>
               </w:rPr>
               <w:t>、</w:t>
             </w:r>
             <w:proofErr w:type="spellStart"/>
             <w:r>
               <w:rPr>
-                <w:rFonts w:ascii="新細明體" w:eastAsia="新細明體" w:hAnsi="新細明體"/>
-                <w:sz w:val="24"/>
-                <w:szCs w:val="24"/>
+                <w:rFonts w:ascii="Times New Roman" w:eastAsia="標楷體" w:hAnsi="Times New Roman"/>
+                <w:sz w:val="28"/>
+                <w:szCs w:val="28"/>
               </w:rPr>
               <w:t>firebase_auth</w:t>
             </w:r>
             <w:proofErr w:type="spellEnd"/>
             <w:r>
               <w:rPr>
-                <w:rFonts w:ascii="新細明體" w:eastAsia="新細明體" w:hAnsi="新細明體"/>
-                <w:sz w:val="24"/>
-                <w:szCs w:val="24"/>
+                <w:rFonts w:ascii="Times New Roman" w:eastAsia="標楷體" w:hAnsi="Times New Roman"/>
+                <w:sz w:val="28"/>
+                <w:szCs w:val="28"/>
               </w:rPr>
               <w:t>、</w:t>
             </w:r>
             <w:proofErr w:type="spellStart"/>
             <w:r>
               <w:rPr>
-                <w:rFonts w:ascii="新細明體" w:eastAsia="新細明體" w:hAnsi="新細明體"/>
-                <w:sz w:val="24"/>
-                <w:szCs w:val="24"/>
+                <w:rFonts w:ascii="Times New Roman" w:eastAsia="標楷體" w:hAnsi="Times New Roman"/>
+                <w:sz w:val="28"/>
+                <w:szCs w:val="28"/>
               </w:rPr>
               <w:t>firebase_messaging</w:t>
             </w:r>
@@ -3400,16 +3446,16 @@
           <w:p>
             <w:pPr>
               <w:rPr>
-                <w:rFonts w:ascii="新細明體" w:eastAsia="新細明體" w:hAnsi="新細明體"/>
-                <w:sz w:val="24"/>
-                <w:szCs w:val="24"/>
-              </w:rPr>
-            </w:pPr>
-            <w:r>
-              <w:rPr>
-                <w:rFonts w:ascii="新細明體" w:eastAsia="新細明體" w:hAnsi="新細明體"/>
-                <w:sz w:val="24"/>
-                <w:szCs w:val="24"/>
+                <w:rFonts w:ascii="Times New Roman" w:eastAsia="標楷體" w:hAnsi="Times New Roman"/>
+                <w:sz w:val="28"/>
+                <w:szCs w:val="28"/>
+              </w:rPr>
+            </w:pPr>
+            <w:r>
+              <w:rPr>
+                <w:rFonts w:ascii="Times New Roman" w:eastAsia="標楷體" w:hAnsi="Times New Roman"/>
+                <w:sz w:val="28"/>
+                <w:szCs w:val="28"/>
               </w:rPr>
               <w:t>4.5.0、6.2.0、16.4.3</w:t>
             </w:r>
@@ -3422,16 +3468,16 @@
           <w:p>
             <w:pPr>
               <w:rPr>
-                <w:rFonts w:ascii="新細明體" w:eastAsia="新細明體" w:hAnsi="新細明體"/>
-                <w:sz w:val="24"/>
-                <w:szCs w:val="24"/>
-              </w:rPr>
-            </w:pPr>
-            <w:r>
-              <w:rPr>
-                <w:rFonts w:ascii="新細明體" w:eastAsia="新細明體" w:hAnsi="新細明體"/>
-                <w:sz w:val="24"/>
-                <w:szCs w:val="24"/>
+                <w:rFonts w:ascii="Times New Roman" w:eastAsia="標楷體" w:hAnsi="Times New Roman"/>
+                <w:sz w:val="28"/>
+                <w:szCs w:val="28"/>
+              </w:rPr>
+            </w:pPr>
+            <w:r>
+              <w:rPr>
+                <w:rFonts w:ascii="Times New Roman" w:eastAsia="標楷體" w:hAnsi="Times New Roman"/>
+                <w:sz w:val="28"/>
+                <w:szCs w:val="28"/>
               </w:rPr>
               <w:t>Firebase 服務、登入、推播</w:t>
             </w:r>
@@ -3446,17 +3492,17 @@
           <w:p>
             <w:pPr>
               <w:rPr>
-                <w:rFonts w:ascii="新細明體" w:eastAsia="新細明體" w:hAnsi="新細明體"/>
-                <w:sz w:val="24"/>
-                <w:szCs w:val="24"/>
+                <w:rFonts w:ascii="Times New Roman" w:eastAsia="標楷體" w:hAnsi="Times New Roman"/>
+                <w:sz w:val="28"/>
+                <w:szCs w:val="28"/>
               </w:rPr>
             </w:pPr>
             <w:proofErr w:type="spellStart"/>
             <w:r>
               <w:rPr>
-                <w:rFonts w:ascii="新細明體" w:eastAsia="新細明體" w:hAnsi="新細明體"/>
-                <w:sz w:val="24"/>
-                <w:szCs w:val="24"/>
+                <w:rFonts w:ascii="Times New Roman" w:eastAsia="標楷體" w:hAnsi="Times New Roman"/>
+                <w:sz w:val="28"/>
+                <w:szCs w:val="28"/>
               </w:rPr>
               <w:t>google_sign_in</w:t>
             </w:r>
@@ -3470,16 +3516,16 @@
           <w:p>
             <w:pPr>
               <w:rPr>
-                <w:rFonts w:ascii="新細明體" w:eastAsia="新細明體" w:hAnsi="新細明體"/>
-                <w:sz w:val="24"/>
-                <w:szCs w:val="24"/>
-              </w:rPr>
-            </w:pPr>
-            <w:r>
-              <w:rPr>
-                <w:rFonts w:ascii="新細明體" w:eastAsia="新細明體" w:hAnsi="新細明體"/>
-                <w:sz w:val="24"/>
-                <w:szCs w:val="24"/>
+                <w:rFonts w:ascii="Times New Roman" w:eastAsia="標楷體" w:hAnsi="Times New Roman"/>
+                <w:sz w:val="28"/>
+                <w:szCs w:val="28"/>
+              </w:rPr>
+            </w:pPr>
+            <w:r>
+              <w:rPr>
+                <w:rFonts w:ascii="Times New Roman" w:eastAsia="標楷體" w:hAnsi="Times New Roman"/>
+                <w:sz w:val="28"/>
+                <w:szCs w:val="28"/>
               </w:rPr>
               <w:t>7.2.0</w:t>
             </w:r>
@@ -3492,16 +3538,16 @@
           <w:p>
             <w:pPr>
               <w:rPr>
-                <w:rFonts w:ascii="新細明體" w:eastAsia="新細明體" w:hAnsi="新細明體"/>
-                <w:sz w:val="24"/>
-                <w:szCs w:val="24"/>
-              </w:rPr>
-            </w:pPr>
-            <w:r>
-              <w:rPr>
-                <w:rFonts w:ascii="新細明體" w:eastAsia="新細明體" w:hAnsi="新細明體"/>
-                <w:sz w:val="24"/>
-                <w:szCs w:val="24"/>
+                <w:rFonts w:ascii="Times New Roman" w:eastAsia="標楷體" w:hAnsi="Times New Roman"/>
+                <w:sz w:val="28"/>
+                <w:szCs w:val="28"/>
+              </w:rPr>
+            </w:pPr>
+            <w:r>
+              <w:rPr>
+                <w:rFonts w:ascii="Times New Roman" w:eastAsia="標楷體" w:hAnsi="Times New Roman"/>
+                <w:sz w:val="28"/>
+                <w:szCs w:val="28"/>
               </w:rPr>
               <w:t>Google 帳號登入</w:t>
             </w:r>
@@ -3516,35 +3562,35 @@
           <w:p>
             <w:pPr>
               <w:rPr>
-                <w:rFonts w:ascii="新細明體" w:eastAsia="新細明體" w:hAnsi="新細明體"/>
-                <w:sz w:val="24"/>
-                <w:szCs w:val="24"/>
+                <w:rFonts w:ascii="Times New Roman" w:eastAsia="標楷體" w:hAnsi="Times New Roman"/>
+                <w:sz w:val="28"/>
+                <w:szCs w:val="28"/>
               </w:rPr>
             </w:pPr>
             <w:proofErr w:type="spellStart"/>
             <w:r>
               <w:rPr>
-                <w:rFonts w:ascii="新細明體" w:eastAsia="新細明體" w:hAnsi="新細明體"/>
-                <w:sz w:val="24"/>
-                <w:szCs w:val="24"/>
+                <w:rFonts w:ascii="Times New Roman" w:eastAsia="標楷體" w:hAnsi="Times New Roman"/>
+                <w:sz w:val="28"/>
+                <w:szCs w:val="28"/>
               </w:rPr>
               <w:t>flutter_local_notifications</w:t>
             </w:r>
             <w:proofErr w:type="spellEnd"/>
             <w:r>
               <w:rPr>
-                <w:rFonts w:ascii="新細明體" w:eastAsia="新細明體" w:hAnsi="新細明體"/>
-                <w:sz w:val="24"/>
-                <w:szCs w:val="24"/>
+                <w:rFonts w:ascii="Times New Roman" w:eastAsia="標楷體" w:hAnsi="Times New Roman"/>
+                <w:sz w:val="28"/>
+                <w:szCs w:val="28"/>
               </w:rPr>
               <w:t>、</w:t>
             </w:r>
             <w:proofErr w:type="spellStart"/>
             <w:r>
               <w:rPr>
-                <w:rFonts w:ascii="新細明體" w:eastAsia="新細明體" w:hAnsi="新細明體"/>
-                <w:sz w:val="24"/>
-                <w:szCs w:val="24"/>
+                <w:rFonts w:ascii="Times New Roman" w:eastAsia="標楷體" w:hAnsi="Times New Roman"/>
+                <w:sz w:val="28"/>
+                <w:szCs w:val="28"/>
               </w:rPr>
               <w:t>timezone</w:t>
             </w:r>
@@ -3558,16 +3604,16 @@
           <w:p>
             <w:pPr>
               <w:rPr>
-                <w:rFonts w:ascii="新細明體" w:eastAsia="新細明體" w:hAnsi="新細明體"/>
-                <w:sz w:val="24"/>
-                <w:szCs w:val="24"/>
-              </w:rPr>
-            </w:pPr>
-            <w:r>
-              <w:rPr>
-                <w:rFonts w:ascii="新細明體" w:eastAsia="新細明體" w:hAnsi="新細明體"/>
-                <w:sz w:val="24"/>
-                <w:szCs w:val="24"/>
+                <w:rFonts w:ascii="Times New Roman" w:eastAsia="標楷體" w:hAnsi="Times New Roman"/>
+                <w:sz w:val="28"/>
+                <w:szCs w:val="28"/>
+              </w:rPr>
+            </w:pPr>
+            <w:r>
+              <w:rPr>
+                <w:rFonts w:ascii="Times New Roman" w:eastAsia="標楷體" w:hAnsi="Times New Roman"/>
+                <w:sz w:val="28"/>
+                <w:szCs w:val="28"/>
               </w:rPr>
               <w:t>18.0.1、0.9.4</w:t>
             </w:r>
@@ -3580,16 +3626,16 @@
           <w:p>
             <w:pPr>
               <w:rPr>
-                <w:rFonts w:ascii="新細明體" w:eastAsia="新細明體" w:hAnsi="新細明體"/>
-                <w:sz w:val="24"/>
-                <w:szCs w:val="24"/>
-              </w:rPr>
-            </w:pPr>
-            <w:r>
-              <w:rPr>
-                <w:rFonts w:ascii="新細明體" w:eastAsia="新細明體" w:hAnsi="新細明體"/>
-                <w:sz w:val="24"/>
-                <w:szCs w:val="24"/>
+                <w:rFonts w:ascii="Times New Roman" w:eastAsia="標楷體" w:hAnsi="Times New Roman"/>
+                <w:sz w:val="28"/>
+                <w:szCs w:val="28"/>
+              </w:rPr>
+            </w:pPr>
+            <w:r>
+              <w:rPr>
+                <w:rFonts w:ascii="Times New Roman" w:eastAsia="標楷體" w:hAnsi="Times New Roman"/>
+                <w:sz w:val="28"/>
+                <w:szCs w:val="28"/>
               </w:rPr>
               <w:t>本機通知與排程</w:t>
             </w:r>
@@ -3604,35 +3650,35 @@
           <w:p>
             <w:pPr>
               <w:rPr>
-                <w:rFonts w:ascii="新細明體" w:eastAsia="新細明體" w:hAnsi="新細明體"/>
-                <w:sz w:val="24"/>
-                <w:szCs w:val="24"/>
+                <w:rFonts w:ascii="Times New Roman" w:eastAsia="標楷體" w:hAnsi="Times New Roman"/>
+                <w:sz w:val="28"/>
+                <w:szCs w:val="28"/>
               </w:rPr>
             </w:pPr>
             <w:proofErr w:type="spellStart"/>
             <w:r>
               <w:rPr>
-                <w:rFonts w:ascii="新細明體" w:eastAsia="新細明體" w:hAnsi="新細明體"/>
-                <w:sz w:val="24"/>
-                <w:szCs w:val="24"/>
+                <w:rFonts w:ascii="Times New Roman" w:eastAsia="標楷體" w:hAnsi="Times New Roman"/>
+                <w:sz w:val="28"/>
+                <w:szCs w:val="28"/>
               </w:rPr>
               <w:t>flutter_tts</w:t>
             </w:r>
             <w:proofErr w:type="spellEnd"/>
             <w:r>
               <w:rPr>
-                <w:rFonts w:ascii="新細明體" w:eastAsia="新細明體" w:hAnsi="新細明體"/>
-                <w:sz w:val="24"/>
-                <w:szCs w:val="24"/>
+                <w:rFonts w:ascii="Times New Roman" w:eastAsia="標楷體" w:hAnsi="Times New Roman"/>
+                <w:sz w:val="28"/>
+                <w:szCs w:val="28"/>
               </w:rPr>
               <w:t>、</w:t>
             </w:r>
             <w:proofErr w:type="spellStart"/>
             <w:r>
               <w:rPr>
-                <w:rFonts w:ascii="新細明體" w:eastAsia="新細明體" w:hAnsi="新細明體"/>
-                <w:sz w:val="24"/>
-                <w:szCs w:val="24"/>
+                <w:rFonts w:ascii="Times New Roman" w:eastAsia="標楷體" w:hAnsi="Times New Roman"/>
+                <w:sz w:val="28"/>
+                <w:szCs w:val="28"/>
               </w:rPr>
               <w:t>audioplayers</w:t>
             </w:r>
@@ -3646,16 +3692,16 @@
           <w:p>
             <w:pPr>
               <w:rPr>
-                <w:rFonts w:ascii="新細明體" w:eastAsia="新細明體" w:hAnsi="新細明體"/>
-                <w:sz w:val="24"/>
-                <w:szCs w:val="24"/>
-              </w:rPr>
-            </w:pPr>
-            <w:r>
-              <w:rPr>
-                <w:rFonts w:ascii="新細明體" w:eastAsia="新細明體" w:hAnsi="新細明體"/>
-                <w:sz w:val="24"/>
-                <w:szCs w:val="24"/>
+                <w:rFonts w:ascii="Times New Roman" w:eastAsia="標楷體" w:hAnsi="Times New Roman"/>
+                <w:sz w:val="28"/>
+                <w:szCs w:val="28"/>
+              </w:rPr>
+            </w:pPr>
+            <w:r>
+              <w:rPr>
+                <w:rFonts w:ascii="Times New Roman" w:eastAsia="標楷體" w:hAnsi="Times New Roman"/>
+                <w:sz w:val="28"/>
+                <w:szCs w:val="28"/>
               </w:rPr>
               <w:t>4.2.5、6.1.0</w:t>
             </w:r>
@@ -3668,16 +3714,16 @@
           <w:p>
             <w:pPr>
               <w:rPr>
-                <w:rFonts w:ascii="新細明體" w:eastAsia="新細明體" w:hAnsi="新細明體"/>
-                <w:sz w:val="24"/>
-                <w:szCs w:val="24"/>
-              </w:rPr>
-            </w:pPr>
-            <w:r>
-              <w:rPr>
-                <w:rFonts w:ascii="新細明體" w:eastAsia="新細明體" w:hAnsi="新細明體"/>
-                <w:sz w:val="24"/>
-                <w:szCs w:val="24"/>
+                <w:rFonts w:ascii="Times New Roman" w:eastAsia="標楷體" w:hAnsi="Times New Roman"/>
+                <w:sz w:val="28"/>
+                <w:szCs w:val="28"/>
+              </w:rPr>
+            </w:pPr>
+            <w:r>
+              <w:rPr>
+                <w:rFonts w:ascii="Times New Roman" w:eastAsia="標楷體" w:hAnsi="Times New Roman"/>
+                <w:sz w:val="28"/>
+                <w:szCs w:val="28"/>
               </w:rPr>
               <w:t>語音朗讀與播放</w:t>
             </w:r>
@@ -3692,26 +3738,26 @@
           <w:p>
             <w:pPr>
               <w:rPr>
-                <w:rFonts w:ascii="新細明體" w:eastAsia="新細明體" w:hAnsi="新細明體"/>
-                <w:sz w:val="24"/>
-                <w:szCs w:val="24"/>
+                <w:rFonts w:ascii="Times New Roman" w:eastAsia="標楷體" w:hAnsi="Times New Roman"/>
+                <w:sz w:val="28"/>
+                <w:szCs w:val="28"/>
               </w:rPr>
             </w:pPr>
             <w:proofErr w:type="spellStart"/>
             <w:r>
               <w:rPr>
-                <w:rFonts w:ascii="新細明體" w:eastAsia="新細明體" w:hAnsi="新細明體"/>
-                <w:sz w:val="24"/>
-                <w:szCs w:val="24"/>
+                <w:rFonts w:ascii="Times New Roman" w:eastAsia="標楷體" w:hAnsi="Times New Roman"/>
+                <w:sz w:val="28"/>
+                <w:szCs w:val="28"/>
               </w:rPr>
               <w:t>speech_to_text</w:t>
             </w:r>
             <w:proofErr w:type="spellEnd"/>
             <w:r>
               <w:rPr>
-                <w:rFonts w:ascii="新細明體" w:eastAsia="新細明體" w:hAnsi="新細明體"/>
-                <w:sz w:val="24"/>
-                <w:szCs w:val="24"/>
+                <w:rFonts w:ascii="Times New Roman" w:eastAsia="標楷體" w:hAnsi="Times New Roman"/>
+                <w:sz w:val="28"/>
+                <w:szCs w:val="28"/>
               </w:rPr>
               <w:t>、record</w:t>
             </w:r>
@@ -3724,16 +3770,16 @@
           <w:p>
             <w:pPr>
               <w:rPr>
-                <w:rFonts w:ascii="新細明體" w:eastAsia="新細明體" w:hAnsi="新細明體"/>
-                <w:sz w:val="24"/>
-                <w:szCs w:val="24"/>
-              </w:rPr>
-            </w:pPr>
-            <w:r>
-              <w:rPr>
-                <w:rFonts w:ascii="新細明體" w:eastAsia="新細明體" w:hAnsi="新細明體"/>
-                <w:sz w:val="24"/>
-                <w:szCs w:val="24"/>
+                <w:rFonts w:ascii="Times New Roman" w:eastAsia="標楷體" w:hAnsi="Times New Roman"/>
+                <w:sz w:val="28"/>
+                <w:szCs w:val="28"/>
+              </w:rPr>
+            </w:pPr>
+            <w:r>
+              <w:rPr>
+                <w:rFonts w:ascii="Times New Roman" w:eastAsia="標楷體" w:hAnsi="Times New Roman"/>
+                <w:sz w:val="28"/>
+                <w:szCs w:val="28"/>
               </w:rPr>
               <w:t>7.4.0、6.2.1</w:t>
             </w:r>
@@ -3746,16 +3792,16 @@
           <w:p>
             <w:pPr>
               <w:rPr>
-                <w:rFonts w:ascii="新細明體" w:eastAsia="新細明體" w:hAnsi="新細明體"/>
-                <w:sz w:val="24"/>
-                <w:szCs w:val="24"/>
-              </w:rPr>
-            </w:pPr>
-            <w:r>
-              <w:rPr>
-                <w:rFonts w:ascii="新細明體" w:eastAsia="新細明體" w:hAnsi="新細明體"/>
-                <w:sz w:val="24"/>
-                <w:szCs w:val="24"/>
+                <w:rFonts w:ascii="Times New Roman" w:eastAsia="標楷體" w:hAnsi="Times New Roman"/>
+                <w:sz w:val="28"/>
+                <w:szCs w:val="28"/>
+              </w:rPr>
+            </w:pPr>
+            <w:r>
+              <w:rPr>
+                <w:rFonts w:ascii="Times New Roman" w:eastAsia="標楷體" w:hAnsi="Times New Roman"/>
+                <w:sz w:val="28"/>
+                <w:szCs w:val="28"/>
               </w:rPr>
               <w:t>語音辨識與錄音</w:t>
             </w:r>
@@ -3770,17 +3816,17 @@
           <w:p>
             <w:pPr>
               <w:rPr>
-                <w:rFonts w:ascii="新細明體" w:eastAsia="新細明體" w:hAnsi="新細明體"/>
-                <w:sz w:val="24"/>
-                <w:szCs w:val="24"/>
+                <w:rFonts w:ascii="Times New Roman" w:eastAsia="標楷體" w:hAnsi="Times New Roman"/>
+                <w:sz w:val="28"/>
+                <w:szCs w:val="28"/>
               </w:rPr>
             </w:pPr>
             <w:proofErr w:type="spellStart"/>
             <w:r>
               <w:rPr>
-                <w:rFonts w:ascii="新細明體" w:eastAsia="新細明體" w:hAnsi="新細明體"/>
-                <w:sz w:val="24"/>
-                <w:szCs w:val="24"/>
+                <w:rFonts w:ascii="Times New Roman" w:eastAsia="標楷體" w:hAnsi="Times New Roman"/>
+                <w:sz w:val="28"/>
+                <w:szCs w:val="28"/>
               </w:rPr>
               <w:lastRenderedPageBreak/>
               <w:t>shared_preferences</w:t>
@@ -3788,18 +3834,18 @@
             <w:proofErr w:type="spellEnd"/>
             <w:r>
               <w:rPr>
-                <w:rFonts w:ascii="新細明體" w:eastAsia="新細明體" w:hAnsi="新細明體"/>
-                <w:sz w:val="24"/>
-                <w:szCs w:val="24"/>
+                <w:rFonts w:ascii="Times New Roman" w:eastAsia="標楷體" w:hAnsi="Times New Roman"/>
+                <w:sz w:val="28"/>
+                <w:szCs w:val="28"/>
               </w:rPr>
               <w:t>、</w:t>
             </w:r>
             <w:proofErr w:type="spellStart"/>
             <w:r>
               <w:rPr>
-                <w:rFonts w:ascii="新細明體" w:eastAsia="新細明體" w:hAnsi="新細明體"/>
-                <w:sz w:val="24"/>
-                <w:szCs w:val="24"/>
+                <w:rFonts w:ascii="Times New Roman" w:eastAsia="標楷體" w:hAnsi="Times New Roman"/>
+                <w:sz w:val="28"/>
+                <w:szCs w:val="28"/>
               </w:rPr>
               <w:t>path_provider</w:t>
             </w:r>
@@ -3813,16 +3859,16 @@
           <w:p>
             <w:pPr>
               <w:rPr>
-                <w:rFonts w:ascii="新細明體" w:eastAsia="新細明體" w:hAnsi="新細明體"/>
-                <w:sz w:val="24"/>
-                <w:szCs w:val="24"/>
-              </w:rPr>
-            </w:pPr>
-            <w:r>
-              <w:rPr>
-                <w:rFonts w:ascii="新細明體" w:eastAsia="新細明體" w:hAnsi="新細明體"/>
-                <w:sz w:val="24"/>
-                <w:szCs w:val="24"/>
+                <w:rFonts w:ascii="Times New Roman" w:eastAsia="標楷體" w:hAnsi="Times New Roman"/>
+                <w:sz w:val="28"/>
+                <w:szCs w:val="28"/>
+              </w:rPr>
+            </w:pPr>
+            <w:r>
+              <w:rPr>
+                <w:rFonts w:ascii="Times New Roman" w:eastAsia="標楷體" w:hAnsi="Times New Roman"/>
+                <w:sz w:val="28"/>
+                <w:szCs w:val="28"/>
               </w:rPr>
               <w:t>2.3.5、2.1.6</w:t>
             </w:r>
@@ -3835,16 +3881,16 @@
           <w:p>
             <w:pPr>
               <w:rPr>
-                <w:rFonts w:ascii="新細明體" w:eastAsia="新細明體" w:hAnsi="新細明體"/>
-                <w:sz w:val="24"/>
-                <w:szCs w:val="24"/>
-              </w:rPr>
-            </w:pPr>
-            <w:r>
-              <w:rPr>
-                <w:rFonts w:ascii="新細明體" w:eastAsia="新細明體" w:hAnsi="新細明體"/>
-                <w:sz w:val="24"/>
-                <w:szCs w:val="24"/>
+                <w:rFonts w:ascii="Times New Roman" w:eastAsia="標楷體" w:hAnsi="Times New Roman"/>
+                <w:sz w:val="28"/>
+                <w:szCs w:val="28"/>
+              </w:rPr>
+            </w:pPr>
+            <w:r>
+              <w:rPr>
+                <w:rFonts w:ascii="Times New Roman" w:eastAsia="標楷體" w:hAnsi="Times New Roman"/>
+                <w:sz w:val="28"/>
+                <w:szCs w:val="28"/>
               </w:rPr>
               <w:t>本機資料儲存</w:t>
             </w:r>
@@ -3859,35 +3905,35 @@
           <w:p>
             <w:pPr>
               <w:rPr>
-                <w:rFonts w:ascii="新細明體" w:eastAsia="新細明體" w:hAnsi="新細明體"/>
-                <w:sz w:val="24"/>
-                <w:szCs w:val="24"/>
+                <w:rFonts w:ascii="Times New Roman" w:eastAsia="標楷體" w:hAnsi="Times New Roman"/>
+                <w:sz w:val="28"/>
+                <w:szCs w:val="28"/>
               </w:rPr>
             </w:pPr>
             <w:proofErr w:type="spellStart"/>
             <w:r>
               <w:rPr>
-                <w:rFonts w:ascii="新細明體" w:eastAsia="新細明體" w:hAnsi="新細明體"/>
-                <w:sz w:val="24"/>
-                <w:szCs w:val="24"/>
+                <w:rFonts w:ascii="Times New Roman" w:eastAsia="標楷體" w:hAnsi="Times New Roman"/>
+                <w:sz w:val="28"/>
+                <w:szCs w:val="28"/>
               </w:rPr>
               <w:t>permission_handler</w:t>
             </w:r>
             <w:proofErr w:type="spellEnd"/>
             <w:r>
               <w:rPr>
-                <w:rFonts w:ascii="新細明體" w:eastAsia="新細明體" w:hAnsi="新細明體"/>
-                <w:sz w:val="24"/>
-                <w:szCs w:val="24"/>
+                <w:rFonts w:ascii="Times New Roman" w:eastAsia="標楷體" w:hAnsi="Times New Roman"/>
+                <w:sz w:val="28"/>
+                <w:szCs w:val="28"/>
               </w:rPr>
               <w:t>、</w:t>
             </w:r>
             <w:proofErr w:type="spellStart"/>
             <w:r>
               <w:rPr>
-                <w:rFonts w:ascii="新細明體" w:eastAsia="新細明體" w:hAnsi="新細明體"/>
-                <w:sz w:val="24"/>
-                <w:szCs w:val="24"/>
+                <w:rFonts w:ascii="Times New Roman" w:eastAsia="標楷體" w:hAnsi="Times New Roman"/>
+                <w:sz w:val="28"/>
+                <w:szCs w:val="28"/>
               </w:rPr>
               <w:t>url_launcher</w:t>
             </w:r>
@@ -3901,16 +3947,16 @@
           <w:p>
             <w:pPr>
               <w:rPr>
-                <w:rFonts w:ascii="新細明體" w:eastAsia="新細明體" w:hAnsi="新細明體"/>
-                <w:sz w:val="24"/>
-                <w:szCs w:val="24"/>
-              </w:rPr>
-            </w:pPr>
-            <w:r>
-              <w:rPr>
-                <w:rFonts w:ascii="新細明體" w:eastAsia="新細明體" w:hAnsi="新細明體"/>
-                <w:sz w:val="24"/>
-                <w:szCs w:val="24"/>
+                <w:rFonts w:ascii="Times New Roman" w:eastAsia="標楷體" w:hAnsi="Times New Roman"/>
+                <w:sz w:val="28"/>
+                <w:szCs w:val="28"/>
+              </w:rPr>
+            </w:pPr>
+            <w:r>
+              <w:rPr>
+                <w:rFonts w:ascii="Times New Roman" w:eastAsia="標楷體" w:hAnsi="Times New Roman"/>
+                <w:sz w:val="28"/>
+                <w:szCs w:val="28"/>
               </w:rPr>
               <w:t>12.0.3、6.3.1</w:t>
             </w:r>
@@ -3923,16 +3969,16 @@
           <w:p>
             <w:pPr>
               <w:rPr>
-                <w:rFonts w:ascii="新細明體" w:eastAsia="新細明體" w:hAnsi="新細明體"/>
-                <w:sz w:val="24"/>
-                <w:szCs w:val="24"/>
-              </w:rPr>
-            </w:pPr>
-            <w:r>
-              <w:rPr>
-                <w:rFonts w:ascii="新細明體" w:eastAsia="新細明體" w:hAnsi="新細明體"/>
-                <w:sz w:val="24"/>
-                <w:szCs w:val="24"/>
+                <w:rFonts w:ascii="Times New Roman" w:eastAsia="標楷體" w:hAnsi="Times New Roman"/>
+                <w:sz w:val="28"/>
+                <w:szCs w:val="28"/>
+              </w:rPr>
+            </w:pPr>
+            <w:r>
+              <w:rPr>
+                <w:rFonts w:ascii="Times New Roman" w:eastAsia="標楷體" w:hAnsi="Times New Roman"/>
+                <w:sz w:val="28"/>
+                <w:szCs w:val="28"/>
               </w:rPr>
               <w:t>權限請求、開啟連結</w:t>
             </w:r>
@@ -3947,25 +3993,25 @@
           <w:p>
             <w:pPr>
               <w:rPr>
-                <w:rFonts w:ascii="新細明體" w:eastAsia="新細明體" w:hAnsi="新細明體"/>
-                <w:sz w:val="24"/>
-                <w:szCs w:val="24"/>
-              </w:rPr>
-            </w:pPr>
-            <w:r>
-              <w:rPr>
-                <w:rFonts w:ascii="新細明體" w:eastAsia="新細明體" w:hAnsi="新細明體"/>
-                <w:sz w:val="24"/>
-                <w:szCs w:val="24"/>
+                <w:rFonts w:ascii="Times New Roman" w:eastAsia="標楷體" w:hAnsi="Times New Roman"/>
+                <w:sz w:val="28"/>
+                <w:szCs w:val="28"/>
+              </w:rPr>
+            </w:pPr>
+            <w:r>
+              <w:rPr>
+                <w:rFonts w:ascii="Times New Roman" w:eastAsia="標楷體" w:hAnsi="Times New Roman"/>
+                <w:sz w:val="28"/>
+                <w:szCs w:val="28"/>
               </w:rPr>
               <w:t>confetti、</w:t>
             </w:r>
             <w:proofErr w:type="spellStart"/>
             <w:r>
               <w:rPr>
-                <w:rFonts w:ascii="新細明體" w:eastAsia="新細明體" w:hAnsi="新細明體"/>
-                <w:sz w:val="24"/>
-                <w:szCs w:val="24"/>
+                <w:rFonts w:ascii="Times New Roman" w:eastAsia="標楷體" w:hAnsi="Times New Roman"/>
+                <w:sz w:val="28"/>
+                <w:szCs w:val="28"/>
               </w:rPr>
               <w:t>cupertino_icons</w:t>
             </w:r>
@@ -3979,16 +4025,16 @@
           <w:p>
             <w:pPr>
               <w:rPr>
-                <w:rFonts w:ascii="新細明體" w:eastAsia="新細明體" w:hAnsi="新細明體"/>
-                <w:sz w:val="24"/>
-                <w:szCs w:val="24"/>
-              </w:rPr>
-            </w:pPr>
-            <w:r>
-              <w:rPr>
-                <w:rFonts w:ascii="新細明體" w:eastAsia="新細明體" w:hAnsi="新細明體"/>
-                <w:sz w:val="24"/>
-                <w:szCs w:val="24"/>
+                <w:rFonts w:ascii="Times New Roman" w:eastAsia="標楷體" w:hAnsi="Times New Roman"/>
+                <w:sz w:val="28"/>
+                <w:szCs w:val="28"/>
+              </w:rPr>
+            </w:pPr>
+            <w:r>
+              <w:rPr>
+                <w:rFonts w:ascii="Times New Roman" w:eastAsia="標楷體" w:hAnsi="Times New Roman"/>
+                <w:sz w:val="28"/>
+                <w:szCs w:val="28"/>
               </w:rPr>
               <w:t>0.8.0、1.0.8</w:t>
             </w:r>
@@ -4001,16 +4047,16 @@
           <w:p>
             <w:pPr>
               <w:rPr>
-                <w:rFonts w:ascii="新細明體" w:eastAsia="新細明體" w:hAnsi="新細明體"/>
-                <w:sz w:val="24"/>
-                <w:szCs w:val="24"/>
-              </w:rPr>
-            </w:pPr>
-            <w:r>
-              <w:rPr>
-                <w:rFonts w:ascii="新細明體" w:eastAsia="新細明體" w:hAnsi="新細明體"/>
-                <w:sz w:val="24"/>
-                <w:szCs w:val="24"/>
+                <w:rFonts w:ascii="Times New Roman" w:eastAsia="標楷體" w:hAnsi="Times New Roman"/>
+                <w:sz w:val="28"/>
+                <w:szCs w:val="28"/>
+              </w:rPr>
+            </w:pPr>
+            <w:r>
+              <w:rPr>
+                <w:rFonts w:ascii="Times New Roman" w:eastAsia="標楷體" w:hAnsi="Times New Roman"/>
+                <w:sz w:val="28"/>
+                <w:szCs w:val="28"/>
               </w:rPr>
               <w:t>動畫效果、圖示</w:t>
             </w:r>
@@ -4021,7 +4067,9 @@
     <w:p>
       <w:pPr>
         <w:rPr>
-          <w:rFonts w:ascii="新細明體" w:eastAsia="新細明體" w:hAnsi="新細明體"/>
+          <w:rFonts w:ascii="Times New Roman" w:eastAsia="標楷體" w:hAnsi="Times New Roman"/>
+          <w:sz w:val="28"/>
+          <w:szCs w:val="28"/>
         </w:rPr>
       </w:pPr>
     </w:p>
@@ -4029,38 +4077,48 @@
       <w:pPr>
         <w:jc w:val="center"/>
         <w:rPr>
-          <w:rFonts w:ascii="新細明體" w:eastAsia="新細明體" w:hAnsi="新細明體"/>
+          <w:rFonts w:ascii="Times New Roman" w:eastAsia="標楷體" w:hAnsi="Times New Roman"/>
           <w:bCs/>
-        </w:rPr>
-      </w:pPr>
-      <w:r>
-        <w:rPr>
-          <w:rFonts w:ascii="新細明體" w:eastAsia="新細明體" w:hAnsi="新細明體"/>
+          <w:sz w:val="28"/>
+          <w:szCs w:val="28"/>
+        </w:rPr>
+      </w:pPr>
+      <w:r>
+        <w:rPr>
+          <w:rFonts w:ascii="Times New Roman" w:eastAsia="標楷體" w:hAnsi="Times New Roman"/>
           <w:bCs/>
+          <w:sz w:val="28"/>
+          <w:szCs w:val="28"/>
         </w:rPr>
         <w:t>表 11-1-5 後端環境設定</w:t>
       </w:r>
       <w:proofErr w:type="gramStart"/>
       <w:r>
         <w:rPr>
-          <w:rFonts w:ascii="新細明體" w:eastAsia="新細明體" w:hAnsi="新細明體"/>
+          <w:rFonts w:ascii="Times New Roman" w:eastAsia="標楷體" w:hAnsi="Times New Roman"/>
           <w:bCs/>
+          <w:sz w:val="28"/>
+          <w:szCs w:val="28"/>
         </w:rPr>
         <w:t>（</w:t>
       </w:r>
       <w:proofErr w:type="gramEnd"/>
       <w:r>
         <w:rPr>
-          <w:rFonts w:ascii="新細明體" w:eastAsia="新細明體" w:hAnsi="新細明體"/>
+          <w:rFonts w:ascii="Times New Roman" w:eastAsia="標楷體" w:hAnsi="Times New Roman"/>
           <w:bCs/>
+          <w:sz w:val="28"/>
+          <w:szCs w:val="28"/>
         </w:rPr>
         <w:t>backend/.env</w:t>
       </w:r>
       <w:proofErr w:type="gramStart"/>
       <w:r>
         <w:rPr>
-          <w:rFonts w:ascii="新細明體" w:eastAsia="新細明體" w:hAnsi="新細明體"/>
+          <w:rFonts w:ascii="Times New Roman" w:eastAsia="標楷體" w:hAnsi="Times New Roman"/>
           <w:bCs/>
+          <w:sz w:val="28"/>
+          <w:szCs w:val="28"/>
         </w:rPr>
         <w:t>）</w:t>
       </w:r>
@@ -4090,16 +4148,16 @@
           <w:p>
             <w:pPr>
               <w:rPr>
-                <w:rFonts w:ascii="新細明體" w:eastAsia="新細明體" w:hAnsi="新細明體"/>
-                <w:sz w:val="24"/>
-                <w:szCs w:val="24"/>
-              </w:rPr>
-            </w:pPr>
-            <w:r>
-              <w:rPr>
-                <w:rFonts w:ascii="新細明體" w:eastAsia="新細明體" w:hAnsi="新細明體"/>
-                <w:sz w:val="24"/>
-                <w:szCs w:val="24"/>
+                <w:rFonts w:ascii="Times New Roman" w:eastAsia="標楷體" w:hAnsi="Times New Roman"/>
+                <w:sz w:val="28"/>
+                <w:szCs w:val="28"/>
+              </w:rPr>
+            </w:pPr>
+            <w:r>
+              <w:rPr>
+                <w:rFonts w:ascii="Times New Roman" w:eastAsia="標楷體" w:hAnsi="Times New Roman"/>
+                <w:sz w:val="28"/>
+                <w:szCs w:val="28"/>
               </w:rPr>
               <w:t>設定項目</w:t>
             </w:r>
@@ -4113,16 +4171,16 @@
           <w:p>
             <w:pPr>
               <w:rPr>
-                <w:rFonts w:ascii="新細明體" w:eastAsia="新細明體" w:hAnsi="新細明體"/>
-                <w:sz w:val="24"/>
-                <w:szCs w:val="24"/>
-              </w:rPr>
-            </w:pPr>
-            <w:r>
-              <w:rPr>
-                <w:rFonts w:ascii="新細明體" w:eastAsia="新細明體" w:hAnsi="新細明體"/>
-                <w:sz w:val="24"/>
-                <w:szCs w:val="24"/>
+                <w:rFonts w:ascii="Times New Roman" w:eastAsia="標楷體" w:hAnsi="Times New Roman"/>
+                <w:sz w:val="28"/>
+                <w:szCs w:val="28"/>
+              </w:rPr>
+            </w:pPr>
+            <w:r>
+              <w:rPr>
+                <w:rFonts w:ascii="Times New Roman" w:eastAsia="標楷體" w:hAnsi="Times New Roman"/>
+                <w:sz w:val="28"/>
+                <w:szCs w:val="28"/>
               </w:rPr>
               <w:t>用途</w:t>
             </w:r>
@@ -4136,16 +4194,16 @@
           <w:p>
             <w:pPr>
               <w:rPr>
-                <w:rFonts w:ascii="新細明體" w:eastAsia="新細明體" w:hAnsi="新細明體"/>
-                <w:sz w:val="24"/>
-                <w:szCs w:val="24"/>
-              </w:rPr>
-            </w:pPr>
-            <w:r>
-              <w:rPr>
-                <w:rFonts w:ascii="新細明體" w:eastAsia="新細明體" w:hAnsi="新細明體"/>
-                <w:sz w:val="24"/>
-                <w:szCs w:val="24"/>
+                <w:rFonts w:ascii="Times New Roman" w:eastAsia="標楷體" w:hAnsi="Times New Roman"/>
+                <w:sz w:val="28"/>
+                <w:szCs w:val="28"/>
+              </w:rPr>
+            </w:pPr>
+            <w:r>
+              <w:rPr>
+                <w:rFonts w:ascii="Times New Roman" w:eastAsia="標楷體" w:hAnsi="Times New Roman"/>
+                <w:sz w:val="28"/>
+                <w:szCs w:val="28"/>
               </w:rPr>
               <w:t>是否必要</w:t>
             </w:r>
@@ -4160,64 +4218,64 @@
           <w:p>
             <w:pPr>
               <w:rPr>
-                <w:rFonts w:ascii="新細明體" w:eastAsia="新細明體" w:hAnsi="新細明體"/>
-                <w:sz w:val="24"/>
-                <w:szCs w:val="24"/>
-              </w:rPr>
-            </w:pPr>
-            <w:r>
-              <w:rPr>
-                <w:rFonts w:ascii="新細明體" w:eastAsia="新細明體" w:hAnsi="新細明體"/>
-                <w:sz w:val="24"/>
-                <w:szCs w:val="24"/>
+                <w:rFonts w:ascii="Times New Roman" w:eastAsia="標楷體" w:hAnsi="Times New Roman"/>
+                <w:sz w:val="28"/>
+                <w:szCs w:val="28"/>
+              </w:rPr>
+            </w:pPr>
+            <w:r>
+              <w:rPr>
+                <w:rFonts w:ascii="Times New Roman" w:eastAsia="標楷體" w:hAnsi="Times New Roman"/>
+                <w:sz w:val="28"/>
+                <w:szCs w:val="28"/>
               </w:rPr>
               <w:t>GEMINI_KEY_CAMERA</w:t>
             </w:r>
             <w:r>
               <w:rPr>
-                <w:rFonts w:ascii="新細明體" w:eastAsia="新細明體" w:hAnsi="新細明體"/>
-                <w:sz w:val="24"/>
-                <w:szCs w:val="24"/>
+                <w:rFonts w:ascii="Times New Roman" w:eastAsia="標楷體" w:hAnsi="Times New Roman"/>
+                <w:sz w:val="28"/>
+                <w:szCs w:val="28"/>
               </w:rPr>
               <w:t>/</w:t>
             </w:r>
             <w:r>
               <w:rPr>
-                <w:rFonts w:ascii="新細明體" w:eastAsia="新細明體" w:hAnsi="新細明體"/>
-                <w:sz w:val="24"/>
-                <w:szCs w:val="24"/>
+                <w:rFonts w:ascii="Times New Roman" w:eastAsia="標楷體" w:hAnsi="Times New Roman"/>
+                <w:sz w:val="28"/>
+                <w:szCs w:val="28"/>
               </w:rPr>
               <w:t>TUTOR</w:t>
             </w:r>
             <w:r>
               <w:rPr>
-                <w:rFonts w:ascii="新細明體" w:eastAsia="新細明體" w:hAnsi="新細明體"/>
-                <w:sz w:val="24"/>
-                <w:szCs w:val="24"/>
+                <w:rFonts w:ascii="Times New Roman" w:eastAsia="標楷體" w:hAnsi="Times New Roman"/>
+                <w:sz w:val="28"/>
+                <w:szCs w:val="28"/>
               </w:rPr>
               <w:t>/</w:t>
             </w:r>
             <w:r>
               <w:rPr>
-                <w:rFonts w:ascii="新細明體" w:eastAsia="新細明體" w:hAnsi="新細明體"/>
-                <w:sz w:val="24"/>
-                <w:szCs w:val="24"/>
+                <w:rFonts w:ascii="Times New Roman" w:eastAsia="標楷體" w:hAnsi="Times New Roman"/>
+                <w:sz w:val="28"/>
+                <w:szCs w:val="28"/>
               </w:rPr>
               <w:t>CONTEXT</w:t>
             </w:r>
             <w:r>
               <w:rPr>
-                <w:rFonts w:ascii="新細明體" w:eastAsia="新細明體" w:hAnsi="新細明體"/>
-                <w:sz w:val="24"/>
-                <w:szCs w:val="24"/>
+                <w:rFonts w:ascii="Times New Roman" w:eastAsia="標楷體" w:hAnsi="Times New Roman"/>
+                <w:sz w:val="28"/>
+                <w:szCs w:val="28"/>
               </w:rPr>
               <w:t>/</w:t>
             </w:r>
             <w:r>
               <w:rPr>
-                <w:rFonts w:ascii="新細明體" w:eastAsia="新細明體" w:hAnsi="新細明體"/>
-                <w:sz w:val="24"/>
-                <w:szCs w:val="24"/>
+                <w:rFonts w:ascii="Times New Roman" w:eastAsia="標楷體" w:hAnsi="Times New Roman"/>
+                <w:sz w:val="28"/>
+                <w:szCs w:val="28"/>
               </w:rPr>
               <w:t>ARTICLE（各有 _BACKUP）</w:t>
             </w:r>
@@ -4230,43 +4288,43 @@
           <w:p>
             <w:pPr>
               <w:rPr>
-                <w:rFonts w:ascii="新細明體" w:eastAsia="新細明體" w:hAnsi="新細明體"/>
-                <w:sz w:val="24"/>
-                <w:szCs w:val="24"/>
-              </w:rPr>
-            </w:pPr>
-            <w:r>
-              <w:rPr>
-                <w:rFonts w:ascii="新細明體" w:eastAsia="新細明體" w:hAnsi="新細明體"/>
-                <w:sz w:val="24"/>
-                <w:szCs w:val="24"/>
+                <w:rFonts w:ascii="Times New Roman" w:eastAsia="標楷體" w:hAnsi="Times New Roman"/>
+                <w:sz w:val="28"/>
+                <w:szCs w:val="28"/>
+              </w:rPr>
+            </w:pPr>
+            <w:r>
+              <w:rPr>
+                <w:rFonts w:ascii="Times New Roman" w:eastAsia="標楷體" w:hAnsi="Times New Roman"/>
+                <w:sz w:val="28"/>
+                <w:szCs w:val="28"/>
               </w:rPr>
               <w:t>四項 AI 功能各自的主要與備用金</w:t>
             </w:r>
             <w:proofErr w:type="gramStart"/>
             <w:r>
               <w:rPr>
-                <w:rFonts w:ascii="新細明體" w:eastAsia="新細明體" w:hAnsi="新細明體"/>
-                <w:sz w:val="24"/>
-                <w:szCs w:val="24"/>
+                <w:rFonts w:ascii="Times New Roman" w:eastAsia="標楷體" w:hAnsi="Times New Roman"/>
+                <w:sz w:val="28"/>
+                <w:szCs w:val="28"/>
               </w:rPr>
               <w:t>鑰</w:t>
             </w:r>
             <w:proofErr w:type="gramEnd"/>
             <w:r>
               <w:rPr>
-                <w:rFonts w:ascii="新細明體" w:eastAsia="新細明體" w:hAnsi="新細明體"/>
-                <w:sz w:val="24"/>
-                <w:szCs w:val="24"/>
+                <w:rFonts w:ascii="Times New Roman" w:eastAsia="標楷體" w:hAnsi="Times New Roman"/>
+                <w:sz w:val="28"/>
+                <w:szCs w:val="28"/>
               </w:rPr>
               <w:t>；未設定時沿用 GEMINI_API_KEY、</w:t>
             </w:r>
             <w:proofErr w:type="spellStart"/>
             <w:r>
               <w:rPr>
-                <w:rFonts w:ascii="新細明體" w:eastAsia="新細明體" w:hAnsi="新細明體"/>
-                <w:sz w:val="24"/>
-                <w:szCs w:val="24"/>
+                <w:rFonts w:ascii="Times New Roman" w:eastAsia="標楷體" w:hAnsi="Times New Roman"/>
+                <w:sz w:val="28"/>
+                <w:szCs w:val="28"/>
               </w:rPr>
               <w:t>GEMINI_API_KEY_camara</w:t>
             </w:r>
@@ -4280,16 +4338,16 @@
           <w:p>
             <w:pPr>
               <w:rPr>
-                <w:rFonts w:ascii="新細明體" w:eastAsia="新細明體" w:hAnsi="新細明體"/>
-                <w:sz w:val="24"/>
-                <w:szCs w:val="24"/>
-              </w:rPr>
-            </w:pPr>
-            <w:r>
-              <w:rPr>
-                <w:rFonts w:ascii="新細明體" w:eastAsia="新細明體" w:hAnsi="新細明體"/>
-                <w:sz w:val="24"/>
-                <w:szCs w:val="24"/>
+                <w:rFonts w:ascii="Times New Roman" w:eastAsia="標楷體" w:hAnsi="Times New Roman"/>
+                <w:sz w:val="28"/>
+                <w:szCs w:val="28"/>
+              </w:rPr>
+            </w:pPr>
+            <w:r>
+              <w:rPr>
+                <w:rFonts w:ascii="Times New Roman" w:eastAsia="標楷體" w:hAnsi="Times New Roman"/>
+                <w:sz w:val="28"/>
+                <w:szCs w:val="28"/>
               </w:rPr>
               <w:t>AI 功能必要</w:t>
             </w:r>
@@ -4304,16 +4362,16 @@
           <w:p>
             <w:pPr>
               <w:rPr>
-                <w:rFonts w:ascii="新細明體" w:eastAsia="新細明體" w:hAnsi="新細明體"/>
-                <w:sz w:val="24"/>
-                <w:szCs w:val="24"/>
-              </w:rPr>
-            </w:pPr>
-            <w:r>
-              <w:rPr>
-                <w:rFonts w:ascii="新細明體" w:eastAsia="新細明體" w:hAnsi="新細明體"/>
-                <w:sz w:val="24"/>
-                <w:szCs w:val="24"/>
+                <w:rFonts w:ascii="Times New Roman" w:eastAsia="標楷體" w:hAnsi="Times New Roman"/>
+                <w:sz w:val="28"/>
+                <w:szCs w:val="28"/>
+              </w:rPr>
+            </w:pPr>
+            <w:r>
+              <w:rPr>
+                <w:rFonts w:ascii="Times New Roman" w:eastAsia="標楷體" w:hAnsi="Times New Roman"/>
+                <w:sz w:val="28"/>
+                <w:szCs w:val="28"/>
               </w:rPr>
               <w:t>SECRET_KEY</w:t>
             </w:r>
@@ -4326,34 +4384,34 @@
           <w:p>
             <w:pPr>
               <w:rPr>
-                <w:rFonts w:ascii="新細明體" w:eastAsia="新細明體" w:hAnsi="新細明體"/>
-                <w:sz w:val="24"/>
-                <w:szCs w:val="24"/>
-              </w:rPr>
-            </w:pPr>
-            <w:r>
-              <w:rPr>
-                <w:rFonts w:ascii="新細明體" w:eastAsia="新細明體" w:hAnsi="新細明體"/>
-                <w:sz w:val="24"/>
-                <w:szCs w:val="24"/>
+                <w:rFonts w:ascii="Times New Roman" w:eastAsia="標楷體" w:hAnsi="Times New Roman"/>
+                <w:sz w:val="28"/>
+                <w:szCs w:val="28"/>
+              </w:rPr>
+            </w:pPr>
+            <w:r>
+              <w:rPr>
+                <w:rFonts w:ascii="Times New Roman" w:eastAsia="標楷體" w:hAnsi="Times New Roman"/>
+                <w:sz w:val="28"/>
+                <w:szCs w:val="28"/>
               </w:rPr>
               <w:t>App 登入通行證簽章密</w:t>
             </w:r>
             <w:proofErr w:type="gramStart"/>
             <w:r>
               <w:rPr>
-                <w:rFonts w:ascii="新細明體" w:eastAsia="新細明體" w:hAnsi="新細明體"/>
-                <w:sz w:val="24"/>
-                <w:szCs w:val="24"/>
+                <w:rFonts w:ascii="Times New Roman" w:eastAsia="標楷體" w:hAnsi="Times New Roman"/>
+                <w:sz w:val="28"/>
+                <w:szCs w:val="28"/>
               </w:rPr>
               <w:t>鑰</w:t>
             </w:r>
             <w:proofErr w:type="gramEnd"/>
             <w:r>
               <w:rPr>
-                <w:rFonts w:ascii="新細明體" w:eastAsia="新細明體" w:hAnsi="新細明體"/>
-                <w:sz w:val="24"/>
-                <w:szCs w:val="24"/>
+                <w:rFonts w:ascii="Times New Roman" w:eastAsia="標楷體" w:hAnsi="Times New Roman"/>
+                <w:sz w:val="28"/>
+                <w:szCs w:val="28"/>
               </w:rPr>
               <w:t>；未設定時自動產生並存於 instance/</w:t>
             </w:r>
@@ -4366,16 +4424,16 @@
           <w:p>
             <w:pPr>
               <w:rPr>
-                <w:rFonts w:ascii="新細明體" w:eastAsia="新細明體" w:hAnsi="新細明體"/>
-                <w:sz w:val="24"/>
-                <w:szCs w:val="24"/>
-              </w:rPr>
-            </w:pPr>
-            <w:r>
-              <w:rPr>
-                <w:rFonts w:ascii="新細明體" w:eastAsia="新細明體" w:hAnsi="新細明體"/>
-                <w:sz w:val="24"/>
-                <w:szCs w:val="24"/>
+                <w:rFonts w:ascii="Times New Roman" w:eastAsia="標楷體" w:hAnsi="Times New Roman"/>
+                <w:sz w:val="28"/>
+                <w:szCs w:val="28"/>
+              </w:rPr>
+            </w:pPr>
+            <w:r>
+              <w:rPr>
+                <w:rFonts w:ascii="Times New Roman" w:eastAsia="標楷體" w:hAnsi="Times New Roman"/>
+                <w:sz w:val="28"/>
+                <w:szCs w:val="28"/>
               </w:rPr>
               <w:t>選填</w:t>
             </w:r>
@@ -4390,16 +4448,16 @@
           <w:p>
             <w:pPr>
               <w:rPr>
-                <w:rFonts w:ascii="新細明體" w:eastAsia="新細明體" w:hAnsi="新細明體"/>
-                <w:sz w:val="24"/>
-                <w:szCs w:val="24"/>
-              </w:rPr>
-            </w:pPr>
-            <w:r>
-              <w:rPr>
-                <w:rFonts w:ascii="新細明體" w:eastAsia="新細明體" w:hAnsi="新細明體"/>
-                <w:sz w:val="24"/>
-                <w:szCs w:val="24"/>
+                <w:rFonts w:ascii="Times New Roman" w:eastAsia="標楷體" w:hAnsi="Times New Roman"/>
+                <w:sz w:val="28"/>
+                <w:szCs w:val="28"/>
+              </w:rPr>
+            </w:pPr>
+            <w:r>
+              <w:rPr>
+                <w:rFonts w:ascii="Times New Roman" w:eastAsia="標楷體" w:hAnsi="Times New Roman"/>
+                <w:sz w:val="28"/>
+                <w:szCs w:val="28"/>
               </w:rPr>
               <w:t>SMTP_USER、SMTP_PASS、SMTP_HOST、SMTP_PORT</w:t>
             </w:r>
@@ -4412,16 +4470,16 @@
           <w:p>
             <w:pPr>
               <w:rPr>
-                <w:rFonts w:ascii="新細明體" w:eastAsia="新細明體" w:hAnsi="新細明體"/>
-                <w:sz w:val="24"/>
-                <w:szCs w:val="24"/>
-              </w:rPr>
-            </w:pPr>
-            <w:r>
-              <w:rPr>
-                <w:rFonts w:ascii="新細明體" w:eastAsia="新細明體" w:hAnsi="新細明體"/>
-                <w:sz w:val="24"/>
-                <w:szCs w:val="24"/>
+                <w:rFonts w:ascii="Times New Roman" w:eastAsia="標楷體" w:hAnsi="Times New Roman"/>
+                <w:sz w:val="28"/>
+                <w:szCs w:val="28"/>
+              </w:rPr>
+            </w:pPr>
+            <w:r>
+              <w:rPr>
+                <w:rFonts w:ascii="Times New Roman" w:eastAsia="標楷體" w:hAnsi="Times New Roman"/>
+                <w:sz w:val="28"/>
+                <w:szCs w:val="28"/>
               </w:rPr>
               <w:t>寄信帳號（Gmail 應用程式密碼）</w:t>
             </w:r>
@@ -4434,16 +4492,16 @@
           <w:p>
             <w:pPr>
               <w:rPr>
-                <w:rFonts w:ascii="新細明體" w:eastAsia="新細明體" w:hAnsi="新細明體"/>
-                <w:sz w:val="24"/>
-                <w:szCs w:val="24"/>
-              </w:rPr>
-            </w:pPr>
-            <w:r>
-              <w:rPr>
-                <w:rFonts w:ascii="新細明體" w:eastAsia="新細明體" w:hAnsi="新細明體"/>
-                <w:sz w:val="24"/>
-                <w:szCs w:val="24"/>
+                <w:rFonts w:ascii="Times New Roman" w:eastAsia="標楷體" w:hAnsi="Times New Roman"/>
+                <w:sz w:val="28"/>
+                <w:szCs w:val="28"/>
+              </w:rPr>
+            </w:pPr>
+            <w:r>
+              <w:rPr>
+                <w:rFonts w:ascii="Times New Roman" w:eastAsia="標楷體" w:hAnsi="Times New Roman"/>
+                <w:sz w:val="28"/>
+                <w:szCs w:val="28"/>
               </w:rPr>
               <w:t>忘記密碼、老師通知需要</w:t>
             </w:r>
@@ -4458,16 +4516,16 @@
           <w:p>
             <w:pPr>
               <w:rPr>
-                <w:rFonts w:ascii="新細明體" w:eastAsia="新細明體" w:hAnsi="新細明體"/>
-                <w:sz w:val="24"/>
-                <w:szCs w:val="24"/>
-              </w:rPr>
-            </w:pPr>
-            <w:r>
-              <w:rPr>
-                <w:rFonts w:ascii="新細明體" w:eastAsia="新細明體" w:hAnsi="新細明體"/>
-                <w:sz w:val="24"/>
-                <w:szCs w:val="24"/>
+                <w:rFonts w:ascii="Times New Roman" w:eastAsia="標楷體" w:hAnsi="Times New Roman"/>
+                <w:sz w:val="28"/>
+                <w:szCs w:val="28"/>
+              </w:rPr>
+            </w:pPr>
+            <w:r>
+              <w:rPr>
+                <w:rFonts w:ascii="Times New Roman" w:eastAsia="標楷體" w:hAnsi="Times New Roman"/>
+                <w:sz w:val="28"/>
+                <w:szCs w:val="28"/>
               </w:rPr>
               <w:t>GOOGLE_WEB_CLIENT_ID</w:t>
             </w:r>
@@ -4480,16 +4538,16 @@
           <w:p>
             <w:pPr>
               <w:rPr>
-                <w:rFonts w:ascii="新細明體" w:eastAsia="新細明體" w:hAnsi="新細明體"/>
-                <w:sz w:val="24"/>
-                <w:szCs w:val="24"/>
-              </w:rPr>
-            </w:pPr>
-            <w:r>
-              <w:rPr>
-                <w:rFonts w:ascii="新細明體" w:eastAsia="新細明體" w:hAnsi="新細明體"/>
-                <w:sz w:val="24"/>
-                <w:szCs w:val="24"/>
+                <w:rFonts w:ascii="Times New Roman" w:eastAsia="標楷體" w:hAnsi="Times New Roman"/>
+                <w:sz w:val="28"/>
+                <w:szCs w:val="28"/>
+              </w:rPr>
+            </w:pPr>
+            <w:r>
+              <w:rPr>
+                <w:rFonts w:ascii="Times New Roman" w:eastAsia="標楷體" w:hAnsi="Times New Roman"/>
+                <w:sz w:val="28"/>
+                <w:szCs w:val="28"/>
               </w:rPr>
               <w:t>後台老師以學校 Google 帳號登入</w:t>
             </w:r>
@@ -4502,16 +4560,16 @@
           <w:p>
             <w:pPr>
               <w:rPr>
-                <w:rFonts w:ascii="新細明體" w:eastAsia="新細明體" w:hAnsi="新細明體"/>
-                <w:sz w:val="24"/>
-                <w:szCs w:val="24"/>
-              </w:rPr>
-            </w:pPr>
-            <w:r>
-              <w:rPr>
-                <w:rFonts w:ascii="新細明體" w:eastAsia="新細明體" w:hAnsi="新細明體"/>
-                <w:sz w:val="24"/>
-                <w:szCs w:val="24"/>
+                <w:rFonts w:ascii="Times New Roman" w:eastAsia="標楷體" w:hAnsi="Times New Roman"/>
+                <w:sz w:val="28"/>
+                <w:szCs w:val="28"/>
+              </w:rPr>
+            </w:pPr>
+            <w:r>
+              <w:rPr>
+                <w:rFonts w:ascii="Times New Roman" w:eastAsia="標楷體" w:hAnsi="Times New Roman"/>
+                <w:sz w:val="28"/>
+                <w:szCs w:val="28"/>
               </w:rPr>
               <w:t>選填</w:t>
             </w:r>
@@ -4526,16 +4584,16 @@
           <w:p>
             <w:pPr>
               <w:rPr>
-                <w:rFonts w:ascii="新細明體" w:eastAsia="新細明體" w:hAnsi="新細明體"/>
-                <w:sz w:val="24"/>
-                <w:szCs w:val="24"/>
-              </w:rPr>
-            </w:pPr>
-            <w:r>
-              <w:rPr>
-                <w:rFonts w:ascii="新細明體" w:eastAsia="新細明體" w:hAnsi="新細明體"/>
-                <w:sz w:val="24"/>
-                <w:szCs w:val="24"/>
+                <w:rFonts w:ascii="Times New Roman" w:eastAsia="標楷體" w:hAnsi="Times New Roman"/>
+                <w:sz w:val="28"/>
+                <w:szCs w:val="28"/>
+              </w:rPr>
+            </w:pPr>
+            <w:r>
+              <w:rPr>
+                <w:rFonts w:ascii="Times New Roman" w:eastAsia="標楷體" w:hAnsi="Times New Roman"/>
+                <w:sz w:val="28"/>
+                <w:szCs w:val="28"/>
               </w:rPr>
               <w:t>TEACHER_GOOGLE_DOMAINS、TEACHER_GOOGLE_STUDENT_PATTERN、TEACHER_GOOGLE_ALLOWED_EMAILS</w:t>
             </w:r>
@@ -4548,16 +4606,16 @@
           <w:p>
             <w:pPr>
               <w:rPr>
-                <w:rFonts w:ascii="新細明體" w:eastAsia="新細明體" w:hAnsi="新細明體"/>
-                <w:sz w:val="24"/>
-                <w:szCs w:val="24"/>
-              </w:rPr>
-            </w:pPr>
-            <w:r>
-              <w:rPr>
-                <w:rFonts w:ascii="新細明體" w:eastAsia="新細明體" w:hAnsi="新細明體"/>
-                <w:sz w:val="24"/>
-                <w:szCs w:val="24"/>
+                <w:rFonts w:ascii="Times New Roman" w:eastAsia="標楷體" w:hAnsi="Times New Roman"/>
+                <w:sz w:val="28"/>
+                <w:szCs w:val="28"/>
+              </w:rPr>
+            </w:pPr>
+            <w:r>
+              <w:rPr>
+                <w:rFonts w:ascii="Times New Roman" w:eastAsia="標楷體" w:hAnsi="Times New Roman"/>
+                <w:sz w:val="28"/>
+                <w:szCs w:val="28"/>
               </w:rPr>
               <w:t>限制可登入老師後台的網域、排除學號帳號、例外名單</w:t>
             </w:r>
@@ -4570,16 +4628,16 @@
           <w:p>
             <w:pPr>
               <w:rPr>
-                <w:rFonts w:ascii="新細明體" w:eastAsia="新細明體" w:hAnsi="新細明體"/>
-                <w:sz w:val="24"/>
-                <w:szCs w:val="24"/>
-              </w:rPr>
-            </w:pPr>
-            <w:r>
-              <w:rPr>
-                <w:rFonts w:ascii="新細明體" w:eastAsia="新細明體" w:hAnsi="新細明體"/>
-                <w:sz w:val="24"/>
-                <w:szCs w:val="24"/>
+                <w:rFonts w:ascii="Times New Roman" w:eastAsia="標楷體" w:hAnsi="Times New Roman"/>
+                <w:sz w:val="28"/>
+                <w:szCs w:val="28"/>
+              </w:rPr>
+            </w:pPr>
+            <w:r>
+              <w:rPr>
+                <w:rFonts w:ascii="Times New Roman" w:eastAsia="標楷體" w:hAnsi="Times New Roman"/>
+                <w:sz w:val="28"/>
+                <w:szCs w:val="28"/>
               </w:rPr>
               <w:t>選填</w:t>
             </w:r>
@@ -4594,16 +4652,16 @@
           <w:p>
             <w:pPr>
               <w:rPr>
-                <w:rFonts w:ascii="新細明體" w:eastAsia="新細明體" w:hAnsi="新細明體"/>
-                <w:sz w:val="24"/>
-                <w:szCs w:val="24"/>
-              </w:rPr>
-            </w:pPr>
-            <w:r>
-              <w:rPr>
-                <w:rFonts w:ascii="新細明體" w:eastAsia="新細明體" w:hAnsi="新細明體"/>
-                <w:sz w:val="24"/>
-                <w:szCs w:val="24"/>
+                <w:rFonts w:ascii="Times New Roman" w:eastAsia="標楷體" w:hAnsi="Times New Roman"/>
+                <w:sz w:val="28"/>
+                <w:szCs w:val="28"/>
+              </w:rPr>
+            </w:pPr>
+            <w:r>
+              <w:rPr>
+                <w:rFonts w:ascii="Times New Roman" w:eastAsia="標楷體" w:hAnsi="Times New Roman"/>
+                <w:sz w:val="28"/>
+                <w:szCs w:val="28"/>
               </w:rPr>
               <w:t>EDU_SCHOOL_DOMAIN_SUFFIXES</w:t>
             </w:r>
@@ -4616,34 +4674,34 @@
           <w:p>
             <w:pPr>
               <w:rPr>
-                <w:rFonts w:ascii="新細明體" w:eastAsia="新細明體" w:hAnsi="新細明體"/>
-                <w:sz w:val="24"/>
-                <w:szCs w:val="24"/>
-              </w:rPr>
-            </w:pPr>
-            <w:r>
-              <w:rPr>
-                <w:rFonts w:ascii="新細明體" w:eastAsia="新細明體" w:hAnsi="新細明體"/>
-                <w:sz w:val="24"/>
-                <w:szCs w:val="24"/>
+                <w:rFonts w:ascii="Times New Roman" w:eastAsia="標楷體" w:hAnsi="Times New Roman"/>
+                <w:sz w:val="28"/>
+                <w:szCs w:val="28"/>
+              </w:rPr>
+            </w:pPr>
+            <w:r>
+              <w:rPr>
+                <w:rFonts w:ascii="Times New Roman" w:eastAsia="標楷體" w:hAnsi="Times New Roman"/>
+                <w:sz w:val="28"/>
+                <w:szCs w:val="28"/>
               </w:rPr>
               <w:t>校園教育版學校網域</w:t>
             </w:r>
             <w:proofErr w:type="gramStart"/>
             <w:r>
               <w:rPr>
-                <w:rFonts w:ascii="新細明體" w:eastAsia="新細明體" w:hAnsi="新細明體"/>
-                <w:sz w:val="24"/>
-                <w:szCs w:val="24"/>
+                <w:rFonts w:ascii="Times New Roman" w:eastAsia="標楷體" w:hAnsi="Times New Roman"/>
+                <w:sz w:val="28"/>
+                <w:szCs w:val="28"/>
               </w:rPr>
               <w:t>後綴，</w:t>
             </w:r>
             <w:proofErr w:type="gramEnd"/>
             <w:r>
               <w:rPr>
-                <w:rFonts w:ascii="新細明體" w:eastAsia="新細明體" w:hAnsi="新細明體"/>
-                <w:sz w:val="24"/>
-                <w:szCs w:val="24"/>
+                <w:rFonts w:ascii="Times New Roman" w:eastAsia="標楷體" w:hAnsi="Times New Roman"/>
+                <w:sz w:val="28"/>
+                <w:szCs w:val="28"/>
               </w:rPr>
               <w:t>預設 .edu.tw</w:t>
             </w:r>
@@ -4656,16 +4714,16 @@
           <w:p>
             <w:pPr>
               <w:rPr>
-                <w:rFonts w:ascii="新細明體" w:eastAsia="新細明體" w:hAnsi="新細明體"/>
-                <w:sz w:val="24"/>
-                <w:szCs w:val="24"/>
-              </w:rPr>
-            </w:pPr>
-            <w:r>
-              <w:rPr>
-                <w:rFonts w:ascii="新細明體" w:eastAsia="新細明體" w:hAnsi="新細明體"/>
-                <w:sz w:val="24"/>
-                <w:szCs w:val="24"/>
+                <w:rFonts w:ascii="Times New Roman" w:eastAsia="標楷體" w:hAnsi="Times New Roman"/>
+                <w:sz w:val="28"/>
+                <w:szCs w:val="28"/>
+              </w:rPr>
+            </w:pPr>
+            <w:r>
+              <w:rPr>
+                <w:rFonts w:ascii="Times New Roman" w:eastAsia="標楷體" w:hAnsi="Times New Roman"/>
+                <w:sz w:val="28"/>
+                <w:szCs w:val="28"/>
               </w:rPr>
               <w:t>選填</w:t>
             </w:r>
@@ -4680,16 +4738,16 @@
           <w:p>
             <w:pPr>
               <w:rPr>
-                <w:rFonts w:ascii="新細明體" w:eastAsia="新細明體" w:hAnsi="新細明體"/>
-                <w:sz w:val="24"/>
-                <w:szCs w:val="24"/>
-              </w:rPr>
-            </w:pPr>
-            <w:r>
-              <w:rPr>
-                <w:rFonts w:ascii="新細明體" w:eastAsia="新細明體" w:hAnsi="新細明體"/>
-                <w:sz w:val="24"/>
-                <w:szCs w:val="24"/>
+                <w:rFonts w:ascii="Times New Roman" w:eastAsia="標楷體" w:hAnsi="Times New Roman"/>
+                <w:sz w:val="28"/>
+                <w:szCs w:val="28"/>
+              </w:rPr>
+            </w:pPr>
+            <w:r>
+              <w:rPr>
+                <w:rFonts w:ascii="Times New Roman" w:eastAsia="標楷體" w:hAnsi="Times New Roman"/>
+                <w:sz w:val="28"/>
+                <w:szCs w:val="28"/>
               </w:rPr>
               <w:lastRenderedPageBreak/>
               <w:t>FIREBASE_CREDENTIALS、FIREBASE_PROJECT_ID</w:t>
@@ -4703,34 +4761,34 @@
           <w:p>
             <w:pPr>
               <w:rPr>
-                <w:rFonts w:ascii="新細明體" w:eastAsia="新細明體" w:hAnsi="新細明體"/>
-                <w:sz w:val="24"/>
-                <w:szCs w:val="24"/>
-              </w:rPr>
-            </w:pPr>
-            <w:r>
-              <w:rPr>
-                <w:rFonts w:ascii="新細明體" w:eastAsia="新細明體" w:hAnsi="新細明體"/>
-                <w:sz w:val="24"/>
-                <w:szCs w:val="24"/>
+                <w:rFonts w:ascii="Times New Roman" w:eastAsia="標楷體" w:hAnsi="Times New Roman"/>
+                <w:sz w:val="28"/>
+                <w:szCs w:val="28"/>
+              </w:rPr>
+            </w:pPr>
+            <w:r>
+              <w:rPr>
+                <w:rFonts w:ascii="Times New Roman" w:eastAsia="標楷體" w:hAnsi="Times New Roman"/>
+                <w:sz w:val="28"/>
+                <w:szCs w:val="28"/>
               </w:rPr>
               <w:t>推播金</w:t>
             </w:r>
             <w:proofErr w:type="gramStart"/>
             <w:r>
               <w:rPr>
-                <w:rFonts w:ascii="新細明體" w:eastAsia="新細明體" w:hAnsi="新細明體"/>
-                <w:sz w:val="24"/>
-                <w:szCs w:val="24"/>
+                <w:rFonts w:ascii="Times New Roman" w:eastAsia="標楷體" w:hAnsi="Times New Roman"/>
+                <w:sz w:val="28"/>
+                <w:szCs w:val="28"/>
               </w:rPr>
               <w:t>鑰</w:t>
             </w:r>
             <w:proofErr w:type="gramEnd"/>
             <w:r>
               <w:rPr>
-                <w:rFonts w:ascii="新細明體" w:eastAsia="新細明體" w:hAnsi="新細明體"/>
-                <w:sz w:val="24"/>
-                <w:szCs w:val="24"/>
+                <w:rFonts w:ascii="Times New Roman" w:eastAsia="標楷體" w:hAnsi="Times New Roman"/>
+                <w:sz w:val="28"/>
+                <w:szCs w:val="28"/>
               </w:rPr>
               <w:t>路徑與專案代號</w:t>
             </w:r>
@@ -4743,16 +4801,16 @@
           <w:p>
             <w:pPr>
               <w:rPr>
-                <w:rFonts w:ascii="新細明體" w:eastAsia="新細明體" w:hAnsi="新細明體"/>
-                <w:sz w:val="24"/>
-                <w:szCs w:val="24"/>
-              </w:rPr>
-            </w:pPr>
-            <w:r>
-              <w:rPr>
-                <w:rFonts w:ascii="新細明體" w:eastAsia="新細明體" w:hAnsi="新細明體"/>
-                <w:sz w:val="24"/>
-                <w:szCs w:val="24"/>
+                <w:rFonts w:ascii="Times New Roman" w:eastAsia="標楷體" w:hAnsi="Times New Roman"/>
+                <w:sz w:val="28"/>
+                <w:szCs w:val="28"/>
+              </w:rPr>
+            </w:pPr>
+            <w:r>
+              <w:rPr>
+                <w:rFonts w:ascii="Times New Roman" w:eastAsia="標楷體" w:hAnsi="Times New Roman"/>
+                <w:sz w:val="28"/>
+                <w:szCs w:val="28"/>
               </w:rPr>
               <w:t>選填</w:t>
             </w:r>
@@ -4767,16 +4825,16 @@
           <w:p>
             <w:pPr>
               <w:rPr>
-                <w:rFonts w:ascii="新細明體" w:eastAsia="新細明體" w:hAnsi="新細明體"/>
-                <w:sz w:val="24"/>
-                <w:szCs w:val="24"/>
-              </w:rPr>
-            </w:pPr>
-            <w:r>
-              <w:rPr>
-                <w:rFonts w:ascii="新細明體" w:eastAsia="新細明體" w:hAnsi="新細明體"/>
-                <w:sz w:val="24"/>
-                <w:szCs w:val="24"/>
+                <w:rFonts w:ascii="Times New Roman" w:eastAsia="標楷體" w:hAnsi="Times New Roman"/>
+                <w:sz w:val="28"/>
+                <w:szCs w:val="28"/>
+              </w:rPr>
+            </w:pPr>
+            <w:r>
+              <w:rPr>
+                <w:rFonts w:ascii="Times New Roman" w:eastAsia="標楷體" w:hAnsi="Times New Roman"/>
+                <w:sz w:val="28"/>
+                <w:szCs w:val="28"/>
               </w:rPr>
               <w:t>DEMO_PAYMENT</w:t>
             </w:r>
@@ -4789,34 +4847,34 @@
           <w:p>
             <w:pPr>
               <w:rPr>
-                <w:rFonts w:ascii="新細明體" w:eastAsia="新細明體" w:hAnsi="新細明體"/>
-                <w:sz w:val="24"/>
-                <w:szCs w:val="24"/>
-              </w:rPr>
-            </w:pPr>
-            <w:r>
-              <w:rPr>
-                <w:rFonts w:ascii="新細明體" w:eastAsia="新細明體" w:hAnsi="新細明體"/>
-                <w:sz w:val="24"/>
-                <w:szCs w:val="24"/>
+                <w:rFonts w:ascii="Times New Roman" w:eastAsia="標楷體" w:hAnsi="Times New Roman"/>
+                <w:sz w:val="28"/>
+                <w:szCs w:val="28"/>
+              </w:rPr>
+            </w:pPr>
+            <w:r>
+              <w:rPr>
+                <w:rFonts w:ascii="Times New Roman" w:eastAsia="標楷體" w:hAnsi="Times New Roman"/>
+                <w:sz w:val="28"/>
+                <w:szCs w:val="28"/>
               </w:rPr>
               <w:t xml:space="preserve">模擬付款開關，預設開啟，設為 off </w:t>
             </w:r>
             <w:proofErr w:type="gramStart"/>
             <w:r>
               <w:rPr>
-                <w:rFonts w:ascii="新細明體" w:eastAsia="新細明體" w:hAnsi="新細明體"/>
-                <w:sz w:val="24"/>
-                <w:szCs w:val="24"/>
+                <w:rFonts w:ascii="Times New Roman" w:eastAsia="標楷體" w:hAnsi="Times New Roman"/>
+                <w:sz w:val="28"/>
+                <w:szCs w:val="28"/>
               </w:rPr>
               <w:t>則擋下</w:t>
             </w:r>
             <w:proofErr w:type="gramEnd"/>
             <w:r>
               <w:rPr>
-                <w:rFonts w:ascii="新細明體" w:eastAsia="新細明體" w:hAnsi="新細明體"/>
-                <w:sz w:val="24"/>
-                <w:szCs w:val="24"/>
+                <w:rFonts w:ascii="Times New Roman" w:eastAsia="標楷體" w:hAnsi="Times New Roman"/>
+                <w:sz w:val="28"/>
+                <w:szCs w:val="28"/>
               </w:rPr>
               <w:t>購點與訂閱付款</w:t>
             </w:r>
@@ -4829,16 +4887,16 @@
           <w:p>
             <w:pPr>
               <w:rPr>
-                <w:rFonts w:ascii="新細明體" w:eastAsia="新細明體" w:hAnsi="新細明體"/>
-                <w:sz w:val="24"/>
-                <w:szCs w:val="24"/>
-              </w:rPr>
-            </w:pPr>
-            <w:r>
-              <w:rPr>
-                <w:rFonts w:ascii="新細明體" w:eastAsia="新細明體" w:hAnsi="新細明體"/>
-                <w:sz w:val="24"/>
-                <w:szCs w:val="24"/>
+                <w:rFonts w:ascii="Times New Roman" w:eastAsia="標楷體" w:hAnsi="Times New Roman"/>
+                <w:sz w:val="28"/>
+                <w:szCs w:val="28"/>
+              </w:rPr>
+            </w:pPr>
+            <w:r>
+              <w:rPr>
+                <w:rFonts w:ascii="Times New Roman" w:eastAsia="標楷體" w:hAnsi="Times New Roman"/>
+                <w:sz w:val="28"/>
+                <w:szCs w:val="28"/>
               </w:rPr>
               <w:t>選填</w:t>
             </w:r>
@@ -4853,16 +4911,16 @@
           <w:p>
             <w:pPr>
               <w:rPr>
-                <w:rFonts w:ascii="新細明體" w:eastAsia="新細明體" w:hAnsi="新細明體"/>
-                <w:sz w:val="24"/>
-                <w:szCs w:val="24"/>
-              </w:rPr>
-            </w:pPr>
-            <w:r>
-              <w:rPr>
-                <w:rFonts w:ascii="新細明體" w:eastAsia="新細明體" w:hAnsi="新細明體"/>
-                <w:sz w:val="24"/>
-                <w:szCs w:val="24"/>
+                <w:rFonts w:ascii="Times New Roman" w:eastAsia="標楷體" w:hAnsi="Times New Roman"/>
+                <w:sz w:val="28"/>
+                <w:szCs w:val="28"/>
+              </w:rPr>
+            </w:pPr>
+            <w:r>
+              <w:rPr>
+                <w:rFonts w:ascii="Times New Roman" w:eastAsia="標楷體" w:hAnsi="Times New Roman"/>
+                <w:sz w:val="28"/>
+                <w:szCs w:val="28"/>
               </w:rPr>
               <w:t>TUNNEL_TOKEN</w:t>
             </w:r>
@@ -4875,16 +4933,16 @@
           <w:p>
             <w:pPr>
               <w:rPr>
-                <w:rFonts w:ascii="新細明體" w:eastAsia="新細明體" w:hAnsi="新細明體"/>
-                <w:sz w:val="24"/>
-                <w:szCs w:val="24"/>
-              </w:rPr>
-            </w:pPr>
-            <w:r>
-              <w:rPr>
-                <w:rFonts w:ascii="新細明體" w:eastAsia="新細明體" w:hAnsi="新細明體"/>
-                <w:sz w:val="24"/>
-                <w:szCs w:val="24"/>
+                <w:rFonts w:ascii="Times New Roman" w:eastAsia="標楷體" w:hAnsi="Times New Roman"/>
+                <w:sz w:val="28"/>
+                <w:szCs w:val="28"/>
+              </w:rPr>
+            </w:pPr>
+            <w:r>
+              <w:rPr>
+                <w:rFonts w:ascii="Times New Roman" w:eastAsia="標楷體" w:hAnsi="Times New Roman"/>
+                <w:sz w:val="28"/>
+                <w:szCs w:val="28"/>
               </w:rPr>
               <w:t>Cloudflare Tunnel 權杖</w:t>
             </w:r>
@@ -4897,16 +4955,16 @@
           <w:p>
             <w:pPr>
               <w:rPr>
-                <w:rFonts w:ascii="新細明體" w:eastAsia="新細明體" w:hAnsi="新細明體"/>
-                <w:sz w:val="24"/>
-                <w:szCs w:val="24"/>
-              </w:rPr>
-            </w:pPr>
-            <w:r>
-              <w:rPr>
-                <w:rFonts w:ascii="新細明體" w:eastAsia="新細明體" w:hAnsi="新細明體"/>
-                <w:sz w:val="24"/>
-                <w:szCs w:val="24"/>
+                <w:rFonts w:ascii="Times New Roman" w:eastAsia="標楷體" w:hAnsi="Times New Roman"/>
+                <w:sz w:val="28"/>
+                <w:szCs w:val="28"/>
+              </w:rPr>
+            </w:pPr>
+            <w:r>
+              <w:rPr>
+                <w:rFonts w:ascii="Times New Roman" w:eastAsia="標楷體" w:hAnsi="Times New Roman"/>
+                <w:sz w:val="28"/>
+                <w:szCs w:val="28"/>
               </w:rPr>
               <w:t>對外開放時</w:t>
             </w:r>
@@ -4917,64 +4975,82 @@
     <w:p>
       <w:pPr>
         <w:rPr>
-          <w:rFonts w:ascii="新細明體" w:eastAsia="新細明體" w:hAnsi="新細明體"/>
-        </w:rPr>
-      </w:pPr>
-      <w:r>
-        <w:rPr>
-          <w:rFonts w:ascii="新細明體" w:eastAsia="新細明體" w:hAnsi="新細明體" w:hint="eastAsia"/>
+          <w:rFonts w:ascii="Times New Roman" w:eastAsia="標楷體" w:hAnsi="Times New Roman"/>
+          <w:sz w:val="28"/>
+          <w:szCs w:val="28"/>
+        </w:rPr>
+      </w:pPr>
+      <w:r>
+        <w:rPr>
+          <w:rFonts w:ascii="Times New Roman" w:eastAsia="標楷體" w:hAnsi="Times New Roman" w:hint="eastAsia"/>
+          <w:sz w:val="28"/>
+          <w:szCs w:val="28"/>
         </w:rPr>
         <w:t>*</w:t>
       </w:r>
       <w:r>
         <w:rPr>
-          <w:rFonts w:ascii="新細明體" w:eastAsia="新細明體" w:hAnsi="新細明體"/>
+          <w:rFonts w:ascii="Times New Roman" w:eastAsia="標楷體" w:hAnsi="Times New Roman"/>
+          <w:sz w:val="28"/>
+          <w:szCs w:val="28"/>
         </w:rPr>
         <w:t>「選填」</w:t>
       </w:r>
       <w:r>
         <w:rPr>
-          <w:rFonts w:ascii="新細明體" w:eastAsia="新細明體" w:hAnsi="新細明體" w:hint="eastAsia"/>
+          <w:rFonts w:ascii="Times New Roman" w:eastAsia="標楷體" w:hAnsi="Times New Roman" w:hint="eastAsia"/>
+          <w:sz w:val="28"/>
+          <w:szCs w:val="28"/>
         </w:rPr>
         <w:t>指的是</w:t>
       </w:r>
       <w:r>
         <w:rPr>
-          <w:rFonts w:ascii="新細明體" w:eastAsia="新細明體" w:hAnsi="新細明體"/>
+          <w:rFonts w:ascii="Times New Roman" w:eastAsia="標楷體" w:hAnsi="Times New Roman"/>
           <w:b/>
           <w:bCs/>
+          <w:sz w:val="28"/>
+          <w:szCs w:val="28"/>
         </w:rPr>
         <w:t>這項設定</w:t>
       </w:r>
       <w:proofErr w:type="gramStart"/>
       <w:r>
         <w:rPr>
-          <w:rFonts w:ascii="新細明體" w:eastAsia="新細明體" w:hAnsi="新細明體" w:hint="eastAsia"/>
+          <w:rFonts w:ascii="Times New Roman" w:eastAsia="標楷體" w:hAnsi="Times New Roman" w:hint="eastAsia"/>
           <w:b/>
           <w:bCs/>
+          <w:sz w:val="28"/>
+          <w:szCs w:val="28"/>
         </w:rPr>
         <w:t>若</w:t>
       </w:r>
       <w:r>
         <w:rPr>
-          <w:rFonts w:ascii="新細明體" w:eastAsia="新細明體" w:hAnsi="新細明體"/>
+          <w:rFonts w:ascii="Times New Roman" w:eastAsia="標楷體" w:hAnsi="Times New Roman"/>
           <w:b/>
           <w:bCs/>
+          <w:sz w:val="28"/>
+          <w:szCs w:val="28"/>
         </w:rPr>
         <w:t>不填</w:t>
       </w:r>
       <w:proofErr w:type="gramEnd"/>
       <w:r>
         <w:rPr>
-          <w:rFonts w:ascii="新細明體" w:eastAsia="新細明體" w:hAnsi="新細明體"/>
+          <w:rFonts w:ascii="Times New Roman" w:eastAsia="標楷體" w:hAnsi="Times New Roman"/>
           <w:b/>
           <w:bCs/>
+          <w:sz w:val="28"/>
+          <w:szCs w:val="28"/>
         </w:rPr>
         <w:t>，系統照樣能啟動，只是對應功能會用預設值或被略過</w:t>
       </w:r>
       <w:r>
         <w:rPr>
-          <w:rFonts w:ascii="新細明體" w:eastAsia="新細明體" w:hAnsi="新細明體"/>
+          <w:rFonts w:ascii="Times New Roman" w:eastAsia="標楷體" w:hAnsi="Times New Roman"/>
+          <w:sz w:val="28"/>
+          <w:szCs w:val="28"/>
         </w:rPr>
         <w:t>。</w:t>
       </w:r>
@@ -4982,23 +5058,25 @@
     <w:p>
       <w:pPr>
         <w:rPr>
-          <w:rFonts w:ascii="新細明體" w:eastAsia="新細明體" w:hAnsi="新細明體" w:hint="eastAsia"/>
+          <w:rFonts w:ascii="Times New Roman" w:eastAsia="標楷體" w:hAnsi="Times New Roman" w:hint="eastAsia"/>
+          <w:sz w:val="28"/>
+          <w:szCs w:val="28"/>
         </w:rPr>
       </w:pPr>
     </w:p>
     <w:p>
       <w:pPr>
         <w:rPr>
-          <w:rFonts w:ascii="新細明體" w:eastAsia="新細明體" w:hAnsi="新細明體"/>
-          <w:sz w:val="28"/>
-          <w:szCs w:val="28"/>
-        </w:rPr>
-      </w:pPr>
-      <w:r>
-        <w:rPr>
-          <w:rFonts w:ascii="新細明體" w:eastAsia="新細明體" w:hAnsi="新細明體" w:hint="eastAsia"/>
-          <w:sz w:val="28"/>
-          <w:szCs w:val="28"/>
+          <w:rFonts w:ascii="Times New Roman" w:eastAsia="標楷體" w:hAnsi="Times New Roman"/>
+          <w:sz w:val="32"/>
+          <w:szCs w:val="32"/>
+        </w:rPr>
+      </w:pPr>
+      <w:r>
+        <w:rPr>
+          <w:rFonts w:ascii="Times New Roman" w:eastAsia="標楷體" w:hAnsi="Times New Roman" w:hint="eastAsia"/>
+          <w:sz w:val="32"/>
+          <w:szCs w:val="32"/>
         </w:rPr>
         <w:t>系統安裝步驟</w:t>
       </w:r>
@@ -5006,12 +5084,16 @@
     <w:p>
       <w:pPr>
         <w:rPr>
-          <w:rFonts w:ascii="新細明體" w:eastAsia="新細明體" w:hAnsi="新細明體"/>
-        </w:rPr>
-      </w:pPr>
-      <w:r>
-        <w:rPr>
-          <w:rFonts w:ascii="新細明體" w:eastAsia="新細明體" w:hAnsi="新細明體" w:hint="eastAsia"/>
+          <w:rFonts w:ascii="Times New Roman" w:eastAsia="標楷體" w:hAnsi="Times New Roman"/>
+          <w:sz w:val="28"/>
+          <w:szCs w:val="28"/>
+        </w:rPr>
+      </w:pPr>
+      <w:r>
+        <w:rPr>
+          <w:rFonts w:ascii="Times New Roman" w:eastAsia="標楷體" w:hAnsi="Times New Roman" w:hint="eastAsia"/>
+          <w:sz w:val="28"/>
+          <w:szCs w:val="28"/>
         </w:rPr>
         <w:t>後端與後台：</w:t>
       </w:r>
@@ -5024,12 +5106,16 @@
           <w:numId w:val="4"/>
         </w:numPr>
         <w:rPr>
-          <w:rFonts w:ascii="新細明體" w:eastAsia="新細明體" w:hAnsi="新細明體"/>
-        </w:rPr>
-      </w:pPr>
-      <w:r>
-        <w:rPr>
-          <w:rFonts w:ascii="新細明體" w:eastAsia="新細明體" w:hAnsi="新細明體" w:hint="eastAsia"/>
+          <w:rFonts w:ascii="Times New Roman" w:eastAsia="標楷體" w:hAnsi="Times New Roman"/>
+          <w:sz w:val="28"/>
+          <w:szCs w:val="28"/>
+        </w:rPr>
+      </w:pPr>
+      <w:r>
+        <w:rPr>
+          <w:rFonts w:ascii="Times New Roman" w:eastAsia="標楷體" w:hAnsi="Times New Roman" w:hint="eastAsia"/>
+          <w:sz w:val="28"/>
+          <w:szCs w:val="28"/>
         </w:rPr>
         <w:t>安裝 Docker Desktop（Windows 需 WSL2）或 Docker Engine。</w:t>
       </w:r>
@@ -5042,26 +5128,34 @@
           <w:numId w:val="4"/>
         </w:numPr>
         <w:rPr>
-          <w:rFonts w:ascii="新細明體" w:eastAsia="新細明體" w:hAnsi="新細明體"/>
-        </w:rPr>
-      </w:pPr>
-      <w:r>
-        <w:rPr>
-          <w:rFonts w:ascii="新細明體" w:eastAsia="新細明體" w:hAnsi="新細明體" w:hint="eastAsia"/>
+          <w:rFonts w:ascii="Times New Roman" w:eastAsia="標楷體" w:hAnsi="Times New Roman"/>
+          <w:sz w:val="28"/>
+          <w:szCs w:val="28"/>
+        </w:rPr>
+      </w:pPr>
+      <w:r>
+        <w:rPr>
+          <w:rFonts w:ascii="Times New Roman" w:eastAsia="標楷體" w:hAnsi="Times New Roman" w:hint="eastAsia"/>
+          <w:sz w:val="28"/>
+          <w:szCs w:val="28"/>
         </w:rPr>
         <w:t>於 backend/ 資料夾建立 .env，填入 Gemini 金</w:t>
       </w:r>
       <w:proofErr w:type="gramStart"/>
       <w:r>
         <w:rPr>
-          <w:rFonts w:ascii="新細明體" w:eastAsia="新細明體" w:hAnsi="新細明體" w:hint="eastAsia"/>
+          <w:rFonts w:ascii="Times New Roman" w:eastAsia="標楷體" w:hAnsi="Times New Roman" w:hint="eastAsia"/>
+          <w:sz w:val="28"/>
+          <w:szCs w:val="28"/>
         </w:rPr>
         <w:t>鑰</w:t>
       </w:r>
       <w:proofErr w:type="gramEnd"/>
       <w:r>
         <w:rPr>
-          <w:rFonts w:ascii="新細明體" w:eastAsia="新細明體" w:hAnsi="新細明體" w:hint="eastAsia"/>
+          <w:rFonts w:ascii="Times New Roman" w:eastAsia="標楷體" w:hAnsi="Times New Roman" w:hint="eastAsia"/>
+          <w:sz w:val="28"/>
+          <w:szCs w:val="28"/>
         </w:rPr>
         <w:t>等設定（見表 11-1-5）。</w:t>
       </w:r>
@@ -5074,12 +5168,16 @@
           <w:numId w:val="4"/>
         </w:numPr>
         <w:rPr>
-          <w:rFonts w:ascii="新細明體" w:eastAsia="新細明體" w:hAnsi="新細明體"/>
-        </w:rPr>
-      </w:pPr>
-      <w:r>
-        <w:rPr>
-          <w:rFonts w:ascii="新細明體" w:eastAsia="新細明體" w:hAnsi="新細明體" w:hint="eastAsia"/>
+          <w:rFonts w:ascii="Times New Roman" w:eastAsia="標楷體" w:hAnsi="Times New Roman"/>
+          <w:sz w:val="28"/>
+          <w:szCs w:val="28"/>
+        </w:rPr>
+      </w:pPr>
+      <w:r>
+        <w:rPr>
+          <w:rFonts w:ascii="Times New Roman" w:eastAsia="標楷體" w:hAnsi="Times New Roman" w:hint="eastAsia"/>
+          <w:sz w:val="28"/>
+          <w:szCs w:val="28"/>
         </w:rPr>
         <w:t>在 backend/ 執行 docker compose up -d --build，啟動主 API（5050）與後台（5001）。</w:t>
       </w:r>
@@ -5092,12 +5190,16 @@
           <w:numId w:val="4"/>
         </w:numPr>
         <w:rPr>
-          <w:rFonts w:ascii="新細明體" w:eastAsia="新細明體" w:hAnsi="新細明體"/>
-        </w:rPr>
-      </w:pPr>
-      <w:r>
-        <w:rPr>
-          <w:rFonts w:ascii="新細明體" w:eastAsia="新細明體" w:hAnsi="新細明體" w:hint="eastAsia"/>
+          <w:rFonts w:ascii="Times New Roman" w:eastAsia="標楷體" w:hAnsi="Times New Roman"/>
+          <w:sz w:val="28"/>
+          <w:szCs w:val="28"/>
+        </w:rPr>
+      </w:pPr>
+      <w:r>
+        <w:rPr>
+          <w:rFonts w:ascii="Times New Roman" w:eastAsia="標楷體" w:hAnsi="Times New Roman" w:hint="eastAsia"/>
+          <w:sz w:val="28"/>
+          <w:szCs w:val="28"/>
         </w:rPr>
         <w:t>首次部署執行 init_admins.py 建立預設管理員（見 11-2 之 1）。</w:t>
       </w:r>
@@ -5110,33 +5212,43 @@
           <w:numId w:val="4"/>
         </w:numPr>
         <w:rPr>
-          <w:rFonts w:ascii="新細明體" w:eastAsia="新細明體" w:hAnsi="新細明體"/>
-        </w:rPr>
-      </w:pPr>
-      <w:r>
-        <w:rPr>
-          <w:rFonts w:ascii="新細明體" w:eastAsia="新細明體" w:hAnsi="新細明體" w:hint="eastAsia"/>
+          <w:rFonts w:ascii="Times New Roman" w:eastAsia="標楷體" w:hAnsi="Times New Roman"/>
+          <w:sz w:val="28"/>
+          <w:szCs w:val="28"/>
+        </w:rPr>
+      </w:pPr>
+      <w:r>
+        <w:rPr>
+          <w:rFonts w:ascii="Times New Roman" w:eastAsia="標楷體" w:hAnsi="Times New Roman" w:hint="eastAsia"/>
+          <w:sz w:val="28"/>
+          <w:szCs w:val="28"/>
         </w:rPr>
         <w:t xml:space="preserve">如需對外開放，執行 docker compose --profile tunnel up -d，以 docker compose logs </w:t>
       </w:r>
       <w:proofErr w:type="spellStart"/>
       <w:r>
         <w:rPr>
-          <w:rFonts w:ascii="新細明體" w:eastAsia="新細明體" w:hAnsi="新細明體" w:hint="eastAsia"/>
+          <w:rFonts w:ascii="Times New Roman" w:eastAsia="標楷體" w:hAnsi="Times New Roman" w:hint="eastAsia"/>
+          <w:sz w:val="28"/>
+          <w:szCs w:val="28"/>
         </w:rPr>
         <w:t>cloudflared</w:t>
       </w:r>
       <w:proofErr w:type="spellEnd"/>
       <w:r>
         <w:rPr>
-          <w:rFonts w:ascii="新細明體" w:eastAsia="新細明體" w:hAnsi="新細明體" w:hint="eastAsia"/>
+          <w:rFonts w:ascii="Times New Roman" w:eastAsia="標楷體" w:hAnsi="Times New Roman" w:hint="eastAsia"/>
+          <w:sz w:val="28"/>
+          <w:szCs w:val="28"/>
         </w:rPr>
         <w:t xml:space="preserve"> 取得公開網址，並將 App 的 </w:t>
       </w:r>
       <w:proofErr w:type="spellStart"/>
       <w:r>
         <w:rPr>
-          <w:rFonts w:ascii="新細明體" w:eastAsia="新細明體" w:hAnsi="新細明體" w:hint="eastAsia"/>
+          <w:rFonts w:ascii="Times New Roman" w:eastAsia="標楷體" w:hAnsi="Times New Roman" w:hint="eastAsia"/>
+          <w:sz w:val="28"/>
+          <w:szCs w:val="28"/>
         </w:rPr>
         <w:t>baseUrl</w:t>
       </w:r>
@@ -5144,7 +5256,9 @@
       <w:proofErr w:type="gramStart"/>
       <w:r>
         <w:rPr>
-          <w:rFonts w:ascii="新細明體" w:eastAsia="新細明體" w:hAnsi="新細明體" w:hint="eastAsia"/>
+          <w:rFonts w:ascii="Times New Roman" w:eastAsia="標楷體" w:hAnsi="Times New Roman" w:hint="eastAsia"/>
+          <w:sz w:val="28"/>
+          <w:szCs w:val="28"/>
         </w:rPr>
         <w:t>（</w:t>
       </w:r>
@@ -5152,21 +5266,27 @@
       <w:proofErr w:type="gramEnd"/>
       <w:r>
         <w:rPr>
-          <w:rFonts w:ascii="新細明體" w:eastAsia="新細明體" w:hAnsi="新細明體" w:hint="eastAsia"/>
+          <w:rFonts w:ascii="Times New Roman" w:eastAsia="標楷體" w:hAnsi="Times New Roman" w:hint="eastAsia"/>
+          <w:sz w:val="28"/>
+          <w:szCs w:val="28"/>
         </w:rPr>
         <w:t>jpn_learning_app</w:t>
       </w:r>
       <w:proofErr w:type="spellEnd"/>
       <w:r>
         <w:rPr>
-          <w:rFonts w:ascii="新細明體" w:eastAsia="新細明體" w:hAnsi="新細明體" w:hint="eastAsia"/>
+          <w:rFonts w:ascii="Times New Roman" w:eastAsia="標楷體" w:hAnsi="Times New Roman" w:hint="eastAsia"/>
+          <w:sz w:val="28"/>
+          <w:szCs w:val="28"/>
         </w:rPr>
         <w:t>/lib/utils/</w:t>
       </w:r>
       <w:proofErr w:type="spellStart"/>
       <w:r>
         <w:rPr>
-          <w:rFonts w:ascii="新細明體" w:eastAsia="新細明體" w:hAnsi="新細明體" w:hint="eastAsia"/>
+          <w:rFonts w:ascii="Times New Roman" w:eastAsia="標楷體" w:hAnsi="Times New Roman" w:hint="eastAsia"/>
+          <w:sz w:val="28"/>
+          <w:szCs w:val="28"/>
         </w:rPr>
         <w:t>api_client.dart</w:t>
       </w:r>
@@ -5174,14 +5294,18 @@
       <w:proofErr w:type="gramStart"/>
       <w:r>
         <w:rPr>
-          <w:rFonts w:ascii="新細明體" w:eastAsia="新細明體" w:hAnsi="新細明體" w:hint="eastAsia"/>
+          <w:rFonts w:ascii="Times New Roman" w:eastAsia="標楷體" w:hAnsi="Times New Roman" w:hint="eastAsia"/>
+          <w:sz w:val="28"/>
+          <w:szCs w:val="28"/>
         </w:rPr>
         <w:t>）</w:t>
       </w:r>
       <w:proofErr w:type="gramEnd"/>
       <w:r>
         <w:rPr>
-          <w:rFonts w:ascii="新細明體" w:eastAsia="新細明體" w:hAnsi="新細明體" w:hint="eastAsia"/>
+          <w:rFonts w:ascii="Times New Roman" w:eastAsia="標楷體" w:hAnsi="Times New Roman" w:hint="eastAsia"/>
+          <w:sz w:val="28"/>
+          <w:szCs w:val="28"/>
         </w:rPr>
         <w:t>改為該網址後重新建置 App。</w:t>
       </w:r>
@@ -5192,40 +5316,52 @@
         <w:spacing w:line="259" w:lineRule="auto"/>
         <w:ind w:firstLineChars="200" w:firstLine="480"/>
         <w:rPr>
-          <w:rFonts w:ascii="新細明體" w:eastAsia="新細明體" w:hAnsi="新細明體" w:hint="eastAsia"/>
-        </w:rPr>
-      </w:pPr>
-      <w:r>
-        <w:rPr>
-          <w:rFonts w:ascii="新細明體" w:eastAsia="新細明體" w:hAnsi="新細明體" w:hint="eastAsia"/>
+          <w:rFonts w:ascii="Times New Roman" w:eastAsia="標楷體" w:hAnsi="Times New Roman" w:hint="eastAsia"/>
+          <w:sz w:val="28"/>
+          <w:szCs w:val="28"/>
+        </w:rPr>
+      </w:pPr>
+      <w:r>
+        <w:rPr>
+          <w:rFonts w:ascii="Times New Roman" w:eastAsia="標楷體" w:hAnsi="Times New Roman" w:hint="eastAsia"/>
+          <w:sz w:val="28"/>
+          <w:szCs w:val="28"/>
         </w:rPr>
         <w:t xml:space="preserve">App 前端：於 </w:t>
       </w:r>
       <w:proofErr w:type="spellStart"/>
       <w:r>
         <w:rPr>
-          <w:rFonts w:ascii="新細明體" w:eastAsia="新細明體" w:hAnsi="新細明體" w:hint="eastAsia"/>
+          <w:rFonts w:ascii="Times New Roman" w:eastAsia="標楷體" w:hAnsi="Times New Roman" w:hint="eastAsia"/>
+          <w:sz w:val="28"/>
+          <w:szCs w:val="28"/>
         </w:rPr>
         <w:t>jpn_learning_app</w:t>
       </w:r>
       <w:proofErr w:type="spellEnd"/>
       <w:r>
         <w:rPr>
-          <w:rFonts w:ascii="新細明體" w:eastAsia="新細明體" w:hAnsi="新細明體" w:hint="eastAsia"/>
+          <w:rFonts w:ascii="Times New Roman" w:eastAsia="標楷體" w:hAnsi="Times New Roman" w:hint="eastAsia"/>
+          <w:sz w:val="28"/>
+          <w:szCs w:val="28"/>
         </w:rPr>
         <w:t xml:space="preserve">/ 執行 flutter pub get 後以 flutter run 啟動。目前 </w:t>
       </w:r>
       <w:proofErr w:type="spellStart"/>
       <w:r>
         <w:rPr>
-          <w:rFonts w:ascii="新細明體" w:eastAsia="新細明體" w:hAnsi="新細明體" w:hint="eastAsia"/>
+          <w:rFonts w:ascii="Times New Roman" w:eastAsia="標楷體" w:hAnsi="Times New Roman" w:hint="eastAsia"/>
+          <w:sz w:val="28"/>
+          <w:szCs w:val="28"/>
         </w:rPr>
         <w:t>baseUrl</w:t>
       </w:r>
       <w:proofErr w:type="spellEnd"/>
       <w:r>
         <w:rPr>
-          <w:rFonts w:ascii="新細明體" w:eastAsia="新細明體" w:hAnsi="新細明體" w:hint="eastAsia"/>
+          <w:rFonts w:ascii="Times New Roman" w:eastAsia="標楷體" w:hAnsi="Times New Roman" w:hint="eastAsia"/>
+          <w:sz w:val="28"/>
+          <w:szCs w:val="28"/>
         </w:rPr>
         <w:t xml:space="preserve"> 預設為本機位址：Android 模擬器為 10.0.2.2:5050，網頁版與其他平台為 127.0.0.1:5050。</w:t>
       </w:r>
@@ -5234,12 +5370,16 @@
       <w:pPr>
         <w:widowControl/>
         <w:rPr>
-          <w:rFonts w:ascii="新細明體" w:eastAsia="新細明體" w:hAnsi="新細明體"/>
-        </w:rPr>
-      </w:pPr>
-      <w:r>
-        <w:rPr>
-          <w:rFonts w:ascii="新細明體" w:eastAsia="新細明體" w:hAnsi="新細明體"/>
+          <w:rFonts w:ascii="Times New Roman" w:eastAsia="標楷體" w:hAnsi="Times New Roman"/>
+          <w:sz w:val="28"/>
+          <w:szCs w:val="28"/>
+        </w:rPr>
+      </w:pPr>
+      <w:r>
+        <w:rPr>
+          <w:rFonts w:ascii="Times New Roman" w:eastAsia="標楷體" w:hAnsi="Times New Roman"/>
+          <w:sz w:val="28"/>
+          <w:szCs w:val="28"/>
         </w:rPr>
         <w:br w:type="page"/>
       </w:r>
@@ -5247,16 +5387,16 @@
     <w:p>
       <w:pPr>
         <w:rPr>
-          <w:rFonts w:ascii="新細明體" w:eastAsia="新細明體" w:hAnsi="新細明體"/>
-          <w:sz w:val="28"/>
-          <w:szCs w:val="28"/>
-        </w:rPr>
-      </w:pPr>
-      <w:r>
-        <w:rPr>
-          <w:rFonts w:ascii="新細明體" w:eastAsia="新細明體" w:hAnsi="新細明體" w:hint="eastAsia"/>
-          <w:sz w:val="28"/>
-          <w:szCs w:val="28"/>
+          <w:rFonts w:ascii="Times New Roman" w:eastAsia="標楷體" w:hAnsi="Times New Roman"/>
+          <w:sz w:val="32"/>
+          <w:szCs w:val="32"/>
+        </w:rPr>
+      </w:pPr>
+      <w:r>
+        <w:rPr>
+          <w:rFonts w:ascii="Times New Roman" w:eastAsia="標楷體" w:hAnsi="Times New Roman" w:hint="eastAsia"/>
+          <w:sz w:val="32"/>
+          <w:szCs w:val="32"/>
         </w:rPr>
         <w:lastRenderedPageBreak/>
         <w:t>11-2 系統管理</w:t>
@@ -5268,12 +5408,16 @@
         <w:spacing w:line="259" w:lineRule="auto"/>
         <w:ind w:firstLineChars="200" w:firstLine="480"/>
         <w:rPr>
-          <w:rFonts w:ascii="新細明體" w:eastAsia="新細明體" w:hAnsi="新細明體"/>
-        </w:rPr>
-      </w:pPr>
-      <w:r>
-        <w:rPr>
-          <w:rFonts w:ascii="新細明體" w:eastAsia="新細明體" w:hAnsi="新細明體" w:hint="eastAsia"/>
+          <w:rFonts w:ascii="Times New Roman" w:eastAsia="標楷體" w:hAnsi="Times New Roman"/>
+          <w:sz w:val="28"/>
+          <w:szCs w:val="28"/>
+        </w:rPr>
+      </w:pPr>
+      <w:r>
+        <w:rPr>
+          <w:rFonts w:ascii="Times New Roman" w:eastAsia="標楷體" w:hAnsi="Times New Roman" w:hint="eastAsia"/>
+          <w:sz w:val="28"/>
+          <w:szCs w:val="28"/>
         </w:rPr>
         <w:t>本系統的管理工作分為「管理者後台」、「教師後台（校園教育版）」及「部署與維運」三個層面。後台登入頁為 http://伺服器位址:5001/login，分為「管理者」與「老師」兩個分頁。以下依實際程式功能說明帳號與權限、校園教育版管理、使用者與點數管理、方案與付款設定、內容管理、安全性防護、AI 服務管理，以及資料庫與部署維運。</w:t>
       </w:r>
@@ -5286,12 +5430,16 @@
           <w:numId w:val="5"/>
         </w:numPr>
         <w:rPr>
-          <w:rFonts w:ascii="新細明體" w:eastAsia="新細明體" w:hAnsi="新細明體"/>
-        </w:rPr>
-      </w:pPr>
-      <w:r>
-        <w:rPr>
-          <w:rFonts w:ascii="新細明體" w:eastAsia="新細明體" w:hAnsi="新細明體" w:hint="eastAsia"/>
+          <w:rFonts w:ascii="Times New Roman" w:eastAsia="標楷體" w:hAnsi="Times New Roman"/>
+          <w:sz w:val="28"/>
+          <w:szCs w:val="28"/>
+        </w:rPr>
+      </w:pPr>
+      <w:r>
+        <w:rPr>
+          <w:rFonts w:ascii="Times New Roman" w:eastAsia="標楷體" w:hAnsi="Times New Roman" w:hint="eastAsia"/>
+          <w:sz w:val="28"/>
+          <w:szCs w:val="28"/>
         </w:rPr>
         <w:t>帳號與權限管理</w:t>
       </w:r>
@@ -5300,12 +5448,16 @@
       <w:pPr>
         <w:jc w:val="center"/>
         <w:rPr>
-          <w:rFonts w:ascii="新細明體" w:eastAsia="新細明體" w:hAnsi="新細明體"/>
-        </w:rPr>
-      </w:pPr>
-      <w:r>
-        <w:rPr>
-          <w:rFonts w:ascii="新細明體" w:eastAsia="新細明體" w:hAnsi="新細明體" w:hint="eastAsia"/>
+          <w:rFonts w:ascii="Times New Roman" w:eastAsia="標楷體" w:hAnsi="Times New Roman"/>
+          <w:sz w:val="28"/>
+          <w:szCs w:val="28"/>
+        </w:rPr>
+      </w:pPr>
+      <w:r>
+        <w:rPr>
+          <w:rFonts w:ascii="Times New Roman" w:eastAsia="標楷體" w:hAnsi="Times New Roman" w:hint="eastAsia"/>
+          <w:sz w:val="28"/>
+          <w:szCs w:val="28"/>
         </w:rPr>
         <w:t>表 11-2-1 系統角色與權限</w:t>
       </w:r>
@@ -5334,16 +5486,16 @@
           <w:p>
             <w:pPr>
               <w:rPr>
-                <w:rFonts w:ascii="新細明體" w:eastAsia="新細明體" w:hAnsi="新細明體"/>
-                <w:sz w:val="24"/>
-                <w:szCs w:val="24"/>
-              </w:rPr>
-            </w:pPr>
-            <w:r>
-              <w:rPr>
-                <w:rFonts w:ascii="新細明體" w:eastAsia="新細明體" w:hAnsi="新細明體"/>
-                <w:sz w:val="24"/>
-                <w:szCs w:val="24"/>
+                <w:rFonts w:ascii="Times New Roman" w:eastAsia="標楷體" w:hAnsi="Times New Roman"/>
+                <w:sz w:val="28"/>
+                <w:szCs w:val="28"/>
+              </w:rPr>
+            </w:pPr>
+            <w:r>
+              <w:rPr>
+                <w:rFonts w:ascii="Times New Roman" w:eastAsia="標楷體" w:hAnsi="Times New Roman"/>
+                <w:sz w:val="28"/>
+                <w:szCs w:val="28"/>
               </w:rPr>
               <w:t>角色</w:t>
             </w:r>
@@ -5357,16 +5509,16 @@
           <w:p>
             <w:pPr>
               <w:rPr>
-                <w:rFonts w:ascii="新細明體" w:eastAsia="新細明體" w:hAnsi="新細明體"/>
-                <w:sz w:val="24"/>
-                <w:szCs w:val="24"/>
-              </w:rPr>
-            </w:pPr>
-            <w:r>
-              <w:rPr>
-                <w:rFonts w:ascii="新細明體" w:eastAsia="新細明體" w:hAnsi="新細明體"/>
-                <w:sz w:val="24"/>
-                <w:szCs w:val="24"/>
+                <w:rFonts w:ascii="Times New Roman" w:eastAsia="標楷體" w:hAnsi="Times New Roman"/>
+                <w:sz w:val="28"/>
+                <w:szCs w:val="28"/>
+              </w:rPr>
+            </w:pPr>
+            <w:r>
+              <w:rPr>
+                <w:rFonts w:ascii="Times New Roman" w:eastAsia="標楷體" w:hAnsi="Times New Roman"/>
+                <w:sz w:val="28"/>
+                <w:szCs w:val="28"/>
               </w:rPr>
               <w:t>登入方式</w:t>
             </w:r>
@@ -5380,16 +5532,16 @@
           <w:p>
             <w:pPr>
               <w:rPr>
-                <w:rFonts w:ascii="新細明體" w:eastAsia="新細明體" w:hAnsi="新細明體"/>
-                <w:sz w:val="24"/>
-                <w:szCs w:val="24"/>
-              </w:rPr>
-            </w:pPr>
-            <w:r>
-              <w:rPr>
-                <w:rFonts w:ascii="新細明體" w:eastAsia="新細明體" w:hAnsi="新細明體"/>
-                <w:sz w:val="24"/>
-                <w:szCs w:val="24"/>
+                <w:rFonts w:ascii="Times New Roman" w:eastAsia="標楷體" w:hAnsi="Times New Roman"/>
+                <w:sz w:val="28"/>
+                <w:szCs w:val="28"/>
+              </w:rPr>
+            </w:pPr>
+            <w:r>
+              <w:rPr>
+                <w:rFonts w:ascii="Times New Roman" w:eastAsia="標楷體" w:hAnsi="Times New Roman"/>
+                <w:sz w:val="28"/>
+                <w:szCs w:val="28"/>
               </w:rPr>
               <w:t>可使用的管理功能</w:t>
             </w:r>
@@ -5404,26 +5556,26 @@
           <w:p>
             <w:pPr>
               <w:rPr>
-                <w:rFonts w:ascii="新細明體" w:eastAsia="新細明體" w:hAnsi="新細明體"/>
-                <w:sz w:val="24"/>
-                <w:szCs w:val="24"/>
+                <w:rFonts w:ascii="Times New Roman" w:eastAsia="標楷體" w:hAnsi="Times New Roman"/>
+                <w:sz w:val="28"/>
+                <w:szCs w:val="28"/>
               </w:rPr>
             </w:pPr>
             <w:proofErr w:type="spellStart"/>
             <w:r>
               <w:rPr>
-                <w:rFonts w:ascii="新細明體" w:eastAsia="新細明體" w:hAnsi="新細明體"/>
-                <w:sz w:val="24"/>
-                <w:szCs w:val="24"/>
+                <w:rFonts w:ascii="Times New Roman" w:eastAsia="標楷體" w:hAnsi="Times New Roman"/>
+                <w:sz w:val="28"/>
+                <w:szCs w:val="28"/>
               </w:rPr>
               <w:t>super_admin</w:t>
             </w:r>
             <w:proofErr w:type="spellEnd"/>
             <w:r>
               <w:rPr>
-                <w:rFonts w:ascii="新細明體" w:eastAsia="新細明體" w:hAnsi="新細明體"/>
-                <w:sz w:val="24"/>
-                <w:szCs w:val="24"/>
+                <w:rFonts w:ascii="Times New Roman" w:eastAsia="標楷體" w:hAnsi="Times New Roman"/>
+                <w:sz w:val="28"/>
+                <w:szCs w:val="28"/>
               </w:rPr>
               <w:t>（超級管理者）</w:t>
             </w:r>
@@ -5436,16 +5588,16 @@
           <w:p>
             <w:pPr>
               <w:rPr>
-                <w:rFonts w:ascii="新細明體" w:eastAsia="新細明體" w:hAnsi="新細明體"/>
-                <w:sz w:val="24"/>
-                <w:szCs w:val="24"/>
-              </w:rPr>
-            </w:pPr>
-            <w:r>
-              <w:rPr>
-                <w:rFonts w:ascii="新細明體" w:eastAsia="新細明體" w:hAnsi="新細明體"/>
-                <w:sz w:val="24"/>
-                <w:szCs w:val="24"/>
+                <w:rFonts w:ascii="Times New Roman" w:eastAsia="標楷體" w:hAnsi="Times New Roman"/>
+                <w:sz w:val="28"/>
+                <w:szCs w:val="28"/>
+              </w:rPr>
+            </w:pPr>
+            <w:r>
+              <w:rPr>
+                <w:rFonts w:ascii="Times New Roman" w:eastAsia="標楷體" w:hAnsi="Times New Roman"/>
+                <w:sz w:val="28"/>
+                <w:szCs w:val="28"/>
               </w:rPr>
               <w:t>後台「管理者」分頁，帳號密碼</w:t>
             </w:r>
@@ -5458,34 +5610,34 @@
           <w:p>
             <w:pPr>
               <w:rPr>
-                <w:rFonts w:ascii="新細明體" w:eastAsia="新細明體" w:hAnsi="新細明體"/>
-                <w:sz w:val="24"/>
-                <w:szCs w:val="24"/>
-              </w:rPr>
-            </w:pPr>
-            <w:r>
-              <w:rPr>
-                <w:rFonts w:ascii="新細明體" w:eastAsia="新細明體" w:hAnsi="新細明體"/>
-                <w:sz w:val="24"/>
-                <w:szCs w:val="24"/>
+                <w:rFonts w:ascii="Times New Roman" w:eastAsia="標楷體" w:hAnsi="Times New Roman"/>
+                <w:sz w:val="28"/>
+                <w:szCs w:val="28"/>
+              </w:rPr>
+            </w:pPr>
+            <w:r>
+              <w:rPr>
+                <w:rFonts w:ascii="Times New Roman" w:eastAsia="標楷體" w:hAnsi="Times New Roman"/>
+                <w:sz w:val="28"/>
+                <w:szCs w:val="28"/>
               </w:rPr>
               <w:t>全部管理者功能，另含方案管理、教師帳號管理、學校管理、班級總</w:t>
             </w:r>
             <w:proofErr w:type="gramStart"/>
             <w:r>
               <w:rPr>
-                <w:rFonts w:ascii="新細明體" w:eastAsia="新細明體" w:hAnsi="新細明體"/>
-                <w:sz w:val="24"/>
-                <w:szCs w:val="24"/>
+                <w:rFonts w:ascii="Times New Roman" w:eastAsia="標楷體" w:hAnsi="Times New Roman"/>
+                <w:sz w:val="28"/>
+                <w:szCs w:val="28"/>
               </w:rPr>
               <w:t>覽</w:t>
             </w:r>
             <w:proofErr w:type="gramEnd"/>
             <w:r>
               <w:rPr>
-                <w:rFonts w:ascii="新細明體" w:eastAsia="新細明體" w:hAnsi="新細明體"/>
-                <w:sz w:val="24"/>
-                <w:szCs w:val="24"/>
+                <w:rFonts w:ascii="Times New Roman" w:eastAsia="標楷體" w:hAnsi="Times New Roman"/>
+                <w:sz w:val="28"/>
+                <w:szCs w:val="28"/>
               </w:rPr>
               <w:t>、管理員帳號管理</w:t>
             </w:r>
@@ -5500,16 +5652,16 @@
           <w:p>
             <w:pPr>
               <w:rPr>
-                <w:rFonts w:ascii="新細明體" w:eastAsia="新細明體" w:hAnsi="新細明體"/>
-                <w:sz w:val="24"/>
-                <w:szCs w:val="24"/>
-              </w:rPr>
-            </w:pPr>
-            <w:r>
-              <w:rPr>
-                <w:rFonts w:ascii="新細明體" w:eastAsia="新細明體" w:hAnsi="新細明體"/>
-                <w:sz w:val="24"/>
-                <w:szCs w:val="24"/>
+                <w:rFonts w:ascii="Times New Roman" w:eastAsia="標楷體" w:hAnsi="Times New Roman"/>
+                <w:sz w:val="28"/>
+                <w:szCs w:val="28"/>
+              </w:rPr>
+            </w:pPr>
+            <w:r>
+              <w:rPr>
+                <w:rFonts w:ascii="Times New Roman" w:eastAsia="標楷體" w:hAnsi="Times New Roman"/>
+                <w:sz w:val="28"/>
+                <w:szCs w:val="28"/>
               </w:rPr>
               <w:t>admin（一般管理者）</w:t>
             </w:r>
@@ -5522,16 +5674,16 @@
           <w:p>
             <w:pPr>
               <w:rPr>
-                <w:rFonts w:ascii="新細明體" w:eastAsia="新細明體" w:hAnsi="新細明體"/>
-                <w:sz w:val="24"/>
-                <w:szCs w:val="24"/>
-              </w:rPr>
-            </w:pPr>
-            <w:r>
-              <w:rPr>
-                <w:rFonts w:ascii="新細明體" w:eastAsia="新細明體" w:hAnsi="新細明體"/>
-                <w:sz w:val="24"/>
-                <w:szCs w:val="24"/>
+                <w:rFonts w:ascii="Times New Roman" w:eastAsia="標楷體" w:hAnsi="Times New Roman"/>
+                <w:sz w:val="28"/>
+                <w:szCs w:val="28"/>
+              </w:rPr>
+            </w:pPr>
+            <w:r>
+              <w:rPr>
+                <w:rFonts w:ascii="Times New Roman" w:eastAsia="標楷體" w:hAnsi="Times New Roman"/>
+                <w:sz w:val="28"/>
+                <w:szCs w:val="28"/>
               </w:rPr>
               <w:t>同上</w:t>
             </w:r>
@@ -5544,34 +5696,34 @@
           <w:p>
             <w:pPr>
               <w:rPr>
-                <w:rFonts w:ascii="新細明體" w:eastAsia="新細明體" w:hAnsi="新細明體"/>
-                <w:sz w:val="24"/>
-                <w:szCs w:val="24"/>
-              </w:rPr>
-            </w:pPr>
-            <w:r>
-              <w:rPr>
-                <w:rFonts w:ascii="新細明體" w:eastAsia="新細明體" w:hAnsi="新細明體"/>
-                <w:sz w:val="24"/>
-                <w:szCs w:val="24"/>
+                <w:rFonts w:ascii="Times New Roman" w:eastAsia="標楷體" w:hAnsi="Times New Roman"/>
+                <w:sz w:val="28"/>
+                <w:szCs w:val="28"/>
+              </w:rPr>
+            </w:pPr>
+            <w:r>
+              <w:rPr>
+                <w:rFonts w:ascii="Times New Roman" w:eastAsia="標楷體" w:hAnsi="Times New Roman"/>
+                <w:sz w:val="28"/>
+                <w:szCs w:val="28"/>
               </w:rPr>
               <w:t>使用者資料、購買紀錄、內容管理（照片管控、教材單字、測驗題目、閱讀文章）、學習成果（學習小組總</w:t>
             </w:r>
             <w:proofErr w:type="gramStart"/>
             <w:r>
               <w:rPr>
-                <w:rFonts w:ascii="新細明體" w:eastAsia="新細明體" w:hAnsi="新細明體"/>
-                <w:sz w:val="24"/>
-                <w:szCs w:val="24"/>
+                <w:rFonts w:ascii="Times New Roman" w:eastAsia="標楷體" w:hAnsi="Times New Roman"/>
+                <w:sz w:val="28"/>
+                <w:szCs w:val="28"/>
               </w:rPr>
               <w:t>覽</w:t>
             </w:r>
             <w:proofErr w:type="gramEnd"/>
             <w:r>
               <w:rPr>
-                <w:rFonts w:ascii="新細明體" w:eastAsia="新細明體" w:hAnsi="新細明體"/>
-                <w:sz w:val="24"/>
-                <w:szCs w:val="24"/>
+                <w:rFonts w:ascii="Times New Roman" w:eastAsia="標楷體" w:hAnsi="Times New Roman"/>
+                <w:sz w:val="28"/>
+                <w:szCs w:val="28"/>
               </w:rPr>
               <w:t>、造句與朗讀紀錄、成就徽章）、意見回饋、修改密碼</w:t>
             </w:r>
@@ -5586,16 +5738,16 @@
           <w:p>
             <w:pPr>
               <w:rPr>
-                <w:rFonts w:ascii="新細明體" w:eastAsia="新細明體" w:hAnsi="新細明體"/>
-                <w:sz w:val="24"/>
-                <w:szCs w:val="24"/>
-              </w:rPr>
-            </w:pPr>
-            <w:r>
-              <w:rPr>
-                <w:rFonts w:ascii="新細明體" w:eastAsia="新細明體" w:hAnsi="新細明體"/>
-                <w:sz w:val="24"/>
-                <w:szCs w:val="24"/>
+                <w:rFonts w:ascii="Times New Roman" w:eastAsia="標楷體" w:hAnsi="Times New Roman"/>
+                <w:sz w:val="28"/>
+                <w:szCs w:val="28"/>
+              </w:rPr>
+            </w:pPr>
+            <w:r>
+              <w:rPr>
+                <w:rFonts w:ascii="Times New Roman" w:eastAsia="標楷體" w:hAnsi="Times New Roman"/>
+                <w:sz w:val="28"/>
+                <w:szCs w:val="28"/>
               </w:rPr>
               <w:t>teacher（老師）</w:t>
             </w:r>
@@ -5608,16 +5760,16 @@
           <w:p>
             <w:pPr>
               <w:rPr>
-                <w:rFonts w:ascii="新細明體" w:eastAsia="新細明體" w:hAnsi="新細明體"/>
-                <w:sz w:val="24"/>
-                <w:szCs w:val="24"/>
-              </w:rPr>
-            </w:pPr>
-            <w:r>
-              <w:rPr>
-                <w:rFonts w:ascii="新細明體" w:eastAsia="新細明體" w:hAnsi="新細明體"/>
-                <w:sz w:val="24"/>
-                <w:szCs w:val="24"/>
+                <w:rFonts w:ascii="Times New Roman" w:eastAsia="標楷體" w:hAnsi="Times New Roman"/>
+                <w:sz w:val="28"/>
+                <w:szCs w:val="28"/>
+              </w:rPr>
+            </w:pPr>
+            <w:r>
+              <w:rPr>
+                <w:rFonts w:ascii="Times New Roman" w:eastAsia="標楷體" w:hAnsi="Times New Roman"/>
+                <w:sz w:val="28"/>
+                <w:szCs w:val="28"/>
               </w:rPr>
               <w:t>後台「老師」分頁，Email 與密碼，或學校 Google 帳號</w:t>
             </w:r>
@@ -5630,16 +5782,16 @@
           <w:p>
             <w:pPr>
               <w:rPr>
-                <w:rFonts w:ascii="新細明體" w:eastAsia="新細明體" w:hAnsi="新細明體"/>
-                <w:sz w:val="24"/>
-                <w:szCs w:val="24"/>
-              </w:rPr>
-            </w:pPr>
-            <w:r>
-              <w:rPr>
-                <w:rFonts w:ascii="新細明體" w:eastAsia="新細明體" w:hAnsi="新細明體"/>
-                <w:sz w:val="24"/>
-                <w:szCs w:val="24"/>
+                <w:rFonts w:ascii="Times New Roman" w:eastAsia="標楷體" w:hAnsi="Times New Roman"/>
+                <w:sz w:val="28"/>
+                <w:szCs w:val="28"/>
+              </w:rPr>
+            </w:pPr>
+            <w:r>
+              <w:rPr>
+                <w:rFonts w:ascii="Times New Roman" w:eastAsia="標楷體" w:hAnsi="Times New Roman"/>
+                <w:sz w:val="28"/>
+                <w:szCs w:val="28"/>
               </w:rPr>
               <w:t>教師後台：班級、學生名單、作業、公告、成績簿與班級報表</w:t>
             </w:r>
@@ -5654,32 +5806,32 @@
           <w:p>
             <w:pPr>
               <w:rPr>
-                <w:rFonts w:ascii="新細明體" w:eastAsia="新細明體" w:hAnsi="新細明體"/>
-                <w:sz w:val="24"/>
-                <w:szCs w:val="24"/>
-              </w:rPr>
-            </w:pPr>
-            <w:r>
-              <w:rPr>
-                <w:rFonts w:ascii="新細明體" w:eastAsia="新細明體" w:hAnsi="新細明體"/>
-                <w:sz w:val="24"/>
-                <w:szCs w:val="24"/>
+                <w:rFonts w:ascii="Times New Roman" w:eastAsia="標楷體" w:hAnsi="Times New Roman"/>
+                <w:sz w:val="28"/>
+                <w:szCs w:val="28"/>
+              </w:rPr>
+            </w:pPr>
+            <w:r>
+              <w:rPr>
+                <w:rFonts w:ascii="Times New Roman" w:eastAsia="標楷體" w:hAnsi="Times New Roman"/>
+                <w:sz w:val="28"/>
+                <w:szCs w:val="28"/>
               </w:rPr>
               <w:t>一般使用者</w:t>
             </w:r>
             <w:r>
               <w:rPr>
-                <w:rFonts w:ascii="新細明體" w:eastAsia="新細明體" w:hAnsi="新細明體"/>
-                <w:sz w:val="24"/>
-                <w:szCs w:val="24"/>
+                <w:rFonts w:ascii="Times New Roman" w:eastAsia="標楷體" w:hAnsi="Times New Roman"/>
+                <w:sz w:val="28"/>
+                <w:szCs w:val="28"/>
               </w:rPr>
               <w:t>/</w:t>
             </w:r>
             <w:r>
               <w:rPr>
-                <w:rFonts w:ascii="新細明體" w:eastAsia="新細明體" w:hAnsi="新細明體"/>
-                <w:sz w:val="24"/>
-                <w:szCs w:val="24"/>
+                <w:rFonts w:ascii="Times New Roman" w:eastAsia="標楷體" w:hAnsi="Times New Roman"/>
+                <w:sz w:val="28"/>
+                <w:szCs w:val="28"/>
               </w:rPr>
               <w:t>學生</w:t>
             </w:r>
@@ -5692,16 +5844,16 @@
           <w:p>
             <w:pPr>
               <w:rPr>
-                <w:rFonts w:ascii="新細明體" w:eastAsia="新細明體" w:hAnsi="新細明體"/>
-                <w:sz w:val="24"/>
-                <w:szCs w:val="24"/>
-              </w:rPr>
-            </w:pPr>
-            <w:r>
-              <w:rPr>
-                <w:rFonts w:ascii="新細明體" w:eastAsia="新細明體" w:hAnsi="新細明體"/>
-                <w:sz w:val="24"/>
-                <w:szCs w:val="24"/>
+                <w:rFonts w:ascii="Times New Roman" w:eastAsia="標楷體" w:hAnsi="Times New Roman"/>
+                <w:sz w:val="28"/>
+                <w:szCs w:val="28"/>
+              </w:rPr>
+            </w:pPr>
+            <w:r>
+              <w:rPr>
+                <w:rFonts w:ascii="Times New Roman" w:eastAsia="標楷體" w:hAnsi="Times New Roman"/>
+                <w:sz w:val="28"/>
+                <w:szCs w:val="28"/>
               </w:rPr>
               <w:t>App</w:t>
             </w:r>
@@ -5714,16 +5866,16 @@
           <w:p>
             <w:pPr>
               <w:rPr>
-                <w:rFonts w:ascii="新細明體" w:eastAsia="新細明體" w:hAnsi="新細明體"/>
-                <w:sz w:val="24"/>
-                <w:szCs w:val="24"/>
-              </w:rPr>
-            </w:pPr>
-            <w:r>
-              <w:rPr>
-                <w:rFonts w:ascii="新細明體" w:eastAsia="新細明體" w:hAnsi="新細明體"/>
-                <w:sz w:val="24"/>
-                <w:szCs w:val="24"/>
+                <w:rFonts w:ascii="Times New Roman" w:eastAsia="標楷體" w:hAnsi="Times New Roman"/>
+                <w:sz w:val="28"/>
+                <w:szCs w:val="28"/>
+              </w:rPr>
+            </w:pPr>
+            <w:r>
+              <w:rPr>
+                <w:rFonts w:ascii="Times New Roman" w:eastAsia="標楷體" w:hAnsi="Times New Roman"/>
+                <w:sz w:val="28"/>
+                <w:szCs w:val="28"/>
               </w:rPr>
               <w:t>僅能使用 App，無法進入後台</w:t>
             </w:r>
@@ -5734,7 +5886,9 @@
     <w:p>
       <w:pPr>
         <w:rPr>
-          <w:rFonts w:ascii="新細明體" w:eastAsia="新細明體" w:hAnsi="新細明體"/>
+          <w:rFonts w:ascii="Times New Roman" w:eastAsia="標楷體" w:hAnsi="Times New Roman"/>
+          <w:sz w:val="28"/>
+          <w:szCs w:val="28"/>
         </w:rPr>
       </w:pPr>
     </w:p>
@@ -5742,59 +5896,77 @@
       <w:pPr>
         <w:ind w:firstLineChars="200" w:firstLine="480"/>
         <w:rPr>
-          <w:rFonts w:ascii="新細明體" w:eastAsia="新細明體" w:hAnsi="新細明體"/>
-        </w:rPr>
-      </w:pPr>
-      <w:r>
-        <w:rPr>
-          <w:rFonts w:ascii="新細明體" w:eastAsia="新細明體" w:hAnsi="新細明體"/>
+          <w:rFonts w:ascii="Times New Roman" w:eastAsia="標楷體" w:hAnsi="Times New Roman"/>
+          <w:sz w:val="28"/>
+          <w:szCs w:val="28"/>
+        </w:rPr>
+      </w:pPr>
+      <w:r>
+        <w:rPr>
+          <w:rFonts w:ascii="Times New Roman" w:eastAsia="標楷體" w:hAnsi="Times New Roman"/>
           <w:b/>
+          <w:sz w:val="28"/>
+          <w:szCs w:val="28"/>
         </w:rPr>
         <w:t>管理員帳號管理</w:t>
       </w:r>
       <w:r>
         <w:rPr>
-          <w:rFonts w:ascii="新細明體" w:eastAsia="新細明體" w:hAnsi="新細明體"/>
+          <w:rFonts w:ascii="Times New Roman" w:eastAsia="標楷體" w:hAnsi="Times New Roman"/>
+          <w:sz w:val="28"/>
+          <w:szCs w:val="28"/>
         </w:rPr>
         <w:t xml:space="preserve">（僅 </w:t>
       </w:r>
       <w:proofErr w:type="spellStart"/>
       <w:r>
         <w:rPr>
-          <w:rFonts w:ascii="新細明體" w:eastAsia="新細明體" w:hAnsi="新細明體"/>
+          <w:rFonts w:ascii="Times New Roman" w:eastAsia="標楷體" w:hAnsi="Times New Roman"/>
+          <w:sz w:val="28"/>
+          <w:szCs w:val="28"/>
         </w:rPr>
         <w:t>super_admin</w:t>
       </w:r>
       <w:proofErr w:type="spellEnd"/>
       <w:r>
         <w:rPr>
-          <w:rFonts w:ascii="新細明體" w:eastAsia="新細明體" w:hAnsi="新細明體"/>
+          <w:rFonts w:ascii="Times New Roman" w:eastAsia="標楷體" w:hAnsi="Times New Roman"/>
+          <w:sz w:val="28"/>
+          <w:szCs w:val="28"/>
         </w:rPr>
         <w:t>，側欄「管理員帳號管理」）：可新增管理員並指定權限、重設密碼、停用</w:t>
       </w:r>
       <w:r>
         <w:rPr>
-          <w:rFonts w:ascii="新細明體" w:eastAsia="新細明體" w:hAnsi="新細明體"/>
+          <w:rFonts w:ascii="Times New Roman" w:eastAsia="標楷體" w:hAnsi="Times New Roman"/>
+          <w:sz w:val="28"/>
+          <w:szCs w:val="28"/>
         </w:rPr>
         <w:t>/</w:t>
       </w:r>
       <w:r>
         <w:rPr>
-          <w:rFonts w:ascii="新細明體" w:eastAsia="新細明體" w:hAnsi="新細明體"/>
+          <w:rFonts w:ascii="Times New Roman" w:eastAsia="標楷體" w:hAnsi="Times New Roman"/>
+          <w:sz w:val="28"/>
+          <w:szCs w:val="28"/>
         </w:rPr>
         <w:t xml:space="preserve">啟用帳號，以及在 </w:t>
       </w:r>
       <w:proofErr w:type="spellStart"/>
       <w:r>
         <w:rPr>
-          <w:rFonts w:ascii="新細明體" w:eastAsia="新細明體" w:hAnsi="新細明體"/>
+          <w:rFonts w:ascii="Times New Roman" w:eastAsia="標楷體" w:hAnsi="Times New Roman"/>
+          <w:sz w:val="28"/>
+          <w:szCs w:val="28"/>
         </w:rPr>
         <w:t>super_admin</w:t>
       </w:r>
       <w:proofErr w:type="spellEnd"/>
       <w:r>
         <w:rPr>
-          <w:rFonts w:ascii="新細明體" w:eastAsia="新細明體" w:hAnsi="新細明體"/>
+          <w:rFonts w:ascii="Times New Roman" w:eastAsia="標楷體" w:hAnsi="Times New Roman"/>
+          <w:sz w:val="28"/>
+          <w:szCs w:val="28"/>
         </w:rPr>
         <w:t xml:space="preserve"> 與 admin 之間切換權限。系統內建下列保護：</w:t>
       </w:r>
@@ -5809,12 +5981,16 @@
         </w:numPr>
         <w:spacing w:line="259" w:lineRule="auto"/>
         <w:rPr>
-          <w:rFonts w:ascii="新細明體" w:eastAsia="新細明體" w:hAnsi="新細明體"/>
-        </w:rPr>
-      </w:pPr>
-      <w:r>
-        <w:rPr>
-          <w:rFonts w:ascii="新細明體" w:eastAsia="新細明體" w:hAnsi="新細明體"/>
+          <w:rFonts w:ascii="Times New Roman" w:eastAsia="標楷體" w:hAnsi="Times New Roman"/>
+          <w:sz w:val="28"/>
+          <w:szCs w:val="28"/>
+        </w:rPr>
+      </w:pPr>
+      <w:r>
+        <w:rPr>
+          <w:rFonts w:ascii="Times New Roman" w:eastAsia="標楷體" w:hAnsi="Times New Roman"/>
+          <w:sz w:val="28"/>
+          <w:szCs w:val="28"/>
         </w:rPr>
         <w:t>不能停用或修改自己的帳號權限。</w:t>
       </w:r>
@@ -5829,12 +6005,16 @@
         </w:numPr>
         <w:spacing w:line="259" w:lineRule="auto"/>
         <w:rPr>
-          <w:rFonts w:ascii="新細明體" w:eastAsia="新細明體" w:hAnsi="新細明體"/>
-        </w:rPr>
-      </w:pPr>
-      <w:r>
-        <w:rPr>
-          <w:rFonts w:ascii="新細明體" w:eastAsia="新細明體" w:hAnsi="新細明體"/>
+          <w:rFonts w:ascii="Times New Roman" w:eastAsia="標楷體" w:hAnsi="Times New Roman"/>
+          <w:sz w:val="28"/>
+          <w:szCs w:val="28"/>
+        </w:rPr>
+      </w:pPr>
+      <w:r>
+        <w:rPr>
+          <w:rFonts w:ascii="Times New Roman" w:eastAsia="標楷體" w:hAnsi="Times New Roman"/>
+          <w:sz w:val="28"/>
+          <w:szCs w:val="28"/>
         </w:rPr>
         <w:lastRenderedPageBreak/>
         <w:t xml:space="preserve">系統至少要保留一位可用的 </w:t>
@@ -5842,14 +6022,18 @@
       <w:proofErr w:type="spellStart"/>
       <w:r>
         <w:rPr>
-          <w:rFonts w:ascii="新細明體" w:eastAsia="新細明體" w:hAnsi="新細明體"/>
+          <w:rFonts w:ascii="Times New Roman" w:eastAsia="標楷體" w:hAnsi="Times New Roman"/>
+          <w:sz w:val="28"/>
+          <w:szCs w:val="28"/>
         </w:rPr>
         <w:t>super_admin</w:t>
       </w:r>
       <w:proofErr w:type="spellEnd"/>
       <w:r>
         <w:rPr>
-          <w:rFonts w:ascii="新細明體" w:eastAsia="新細明體" w:hAnsi="新細明體"/>
+          <w:rFonts w:ascii="Times New Roman" w:eastAsia="標楷體" w:hAnsi="Times New Roman"/>
+          <w:sz w:val="28"/>
+          <w:szCs w:val="28"/>
         </w:rPr>
         <w:t>。</w:t>
       </w:r>
@@ -5864,12 +6048,16 @@
         </w:numPr>
         <w:spacing w:line="259" w:lineRule="auto"/>
         <w:rPr>
-          <w:rFonts w:ascii="新細明體" w:eastAsia="新細明體" w:hAnsi="新細明體"/>
-        </w:rPr>
-      </w:pPr>
-      <w:r>
-        <w:rPr>
-          <w:rFonts w:ascii="新細明體" w:eastAsia="新細明體" w:hAnsi="新細明體"/>
+          <w:rFonts w:ascii="Times New Roman" w:eastAsia="標楷體" w:hAnsi="Times New Roman"/>
+          <w:sz w:val="28"/>
+          <w:szCs w:val="28"/>
+        </w:rPr>
+      </w:pPr>
+      <w:r>
+        <w:rPr>
+          <w:rFonts w:ascii="Times New Roman" w:eastAsia="標楷體" w:hAnsi="Times New Roman"/>
+          <w:sz w:val="28"/>
+          <w:szCs w:val="28"/>
         </w:rPr>
         <w:t>新建或重設密碼的帳號，第一次登入必須先修改密碼。</w:t>
       </w:r>
@@ -5884,12 +6072,16 @@
         </w:numPr>
         <w:spacing w:line="259" w:lineRule="auto"/>
         <w:rPr>
-          <w:rFonts w:ascii="新細明體" w:eastAsia="新細明體" w:hAnsi="新細明體"/>
-        </w:rPr>
-      </w:pPr>
-      <w:r>
-        <w:rPr>
-          <w:rFonts w:ascii="新細明體" w:eastAsia="新細明體" w:hAnsi="新細明體"/>
+          <w:rFonts w:ascii="Times New Roman" w:eastAsia="標楷體" w:hAnsi="Times New Roman"/>
+          <w:sz w:val="28"/>
+          <w:szCs w:val="28"/>
+        </w:rPr>
+      </w:pPr>
+      <w:r>
+        <w:rPr>
+          <w:rFonts w:ascii="Times New Roman" w:eastAsia="標楷體" w:hAnsi="Times New Roman"/>
+          <w:sz w:val="28"/>
+          <w:szCs w:val="28"/>
         </w:rPr>
         <w:t>每次請求都會重新確認帳號狀態，停用、改權限或重設密碼後立即生效，不需等對方重新登入。</w:t>
       </w:r>
@@ -5904,26 +6096,34 @@
         </w:numPr>
         <w:spacing w:line="259" w:lineRule="auto"/>
         <w:rPr>
-          <w:rFonts w:ascii="新細明體" w:eastAsia="新細明體" w:hAnsi="新細明體"/>
-        </w:rPr>
-      </w:pPr>
-      <w:r>
-        <w:rPr>
-          <w:rFonts w:ascii="新細明體" w:eastAsia="新細明體" w:hAnsi="新細明體"/>
+          <w:rFonts w:ascii="Times New Roman" w:eastAsia="標楷體" w:hAnsi="Times New Roman"/>
+          <w:sz w:val="28"/>
+          <w:szCs w:val="28"/>
+        </w:rPr>
+      </w:pPr>
+      <w:r>
+        <w:rPr>
+          <w:rFonts w:ascii="Times New Roman" w:eastAsia="標楷體" w:hAnsi="Times New Roman"/>
+          <w:sz w:val="28"/>
+          <w:szCs w:val="28"/>
         </w:rPr>
         <w:t>帳號建立、改權限、停用、重設密碼等操作皆寫入系統稽核紀錄（</w:t>
       </w:r>
       <w:proofErr w:type="spellStart"/>
       <w:r>
         <w:rPr>
-          <w:rFonts w:ascii="新細明體" w:eastAsia="新細明體" w:hAnsi="新細明體"/>
+          <w:rFonts w:ascii="Times New Roman" w:eastAsia="標楷體" w:hAnsi="Times New Roman"/>
+          <w:sz w:val="28"/>
+          <w:szCs w:val="28"/>
         </w:rPr>
         <w:t>system_log</w:t>
       </w:r>
       <w:proofErr w:type="spellEnd"/>
       <w:r>
         <w:rPr>
-          <w:rFonts w:ascii="新細明體" w:eastAsia="新細明體" w:hAnsi="新細明體"/>
+          <w:rFonts w:ascii="Times New Roman" w:eastAsia="標楷體" w:hAnsi="Times New Roman"/>
+          <w:sz w:val="28"/>
+          <w:szCs w:val="28"/>
         </w:rPr>
         <w:t>）。</w:t>
       </w:r>
@@ -5934,40 +6134,52 @@
         <w:spacing w:line="259" w:lineRule="auto"/>
         <w:ind w:firstLineChars="200" w:firstLine="480"/>
         <w:rPr>
-          <w:rFonts w:ascii="新細明體" w:eastAsia="新細明體" w:hAnsi="新細明體"/>
-        </w:rPr>
-      </w:pPr>
-      <w:r>
-        <w:rPr>
-          <w:rFonts w:ascii="新細明體" w:eastAsia="新細明體" w:hAnsi="新細明體"/>
+          <w:rFonts w:ascii="Times New Roman" w:eastAsia="標楷體" w:hAnsi="Times New Roman"/>
+          <w:sz w:val="28"/>
+          <w:szCs w:val="28"/>
+        </w:rPr>
+      </w:pPr>
+      <w:r>
+        <w:rPr>
+          <w:rFonts w:ascii="Times New Roman" w:eastAsia="標楷體" w:hAnsi="Times New Roman"/>
+          <w:sz w:val="28"/>
+          <w:szCs w:val="28"/>
         </w:rPr>
         <w:t xml:space="preserve">初始管理員由 init_admins.py 建立為 </w:t>
       </w:r>
       <w:proofErr w:type="spellStart"/>
       <w:r>
         <w:rPr>
-          <w:rFonts w:ascii="新細明體" w:eastAsia="新細明體" w:hAnsi="新細明體"/>
+          <w:rFonts w:ascii="Times New Roman" w:eastAsia="標楷體" w:hAnsi="Times New Roman"/>
+          <w:sz w:val="28"/>
+          <w:szCs w:val="28"/>
         </w:rPr>
         <w:t>super_admin</w:t>
       </w:r>
       <w:proofErr w:type="spellEnd"/>
       <w:r>
         <w:rPr>
-          <w:rFonts w:ascii="新細明體" w:eastAsia="新細明體" w:hAnsi="新細明體"/>
+          <w:rFonts w:ascii="Times New Roman" w:eastAsia="標楷體" w:hAnsi="Times New Roman"/>
+          <w:sz w:val="28"/>
+          <w:szCs w:val="28"/>
         </w:rPr>
         <w:t xml:space="preserve">，預設密碼與帳號相同，首次登入即強制修改。密碼規則為至少 8 </w:t>
       </w:r>
       <w:proofErr w:type="gramStart"/>
       <w:r>
         <w:rPr>
-          <w:rFonts w:ascii="新細明體" w:eastAsia="新細明體" w:hAnsi="新細明體"/>
+          <w:rFonts w:ascii="Times New Roman" w:eastAsia="標楷體" w:hAnsi="Times New Roman"/>
+          <w:sz w:val="28"/>
+          <w:szCs w:val="28"/>
         </w:rPr>
         <w:t>個</w:t>
       </w:r>
       <w:proofErr w:type="gramEnd"/>
       <w:r>
         <w:rPr>
-          <w:rFonts w:ascii="新細明體" w:eastAsia="新細明體" w:hAnsi="新細明體"/>
+          <w:rFonts w:ascii="Times New Roman" w:eastAsia="標楷體" w:hAnsi="Times New Roman"/>
+          <w:sz w:val="28"/>
+          <w:szCs w:val="28"/>
         </w:rPr>
         <w:t>字元；管理者、老師帳號及老師建立的學生帳號，強度至少須達「中」（至少兩種字元，且不可為常見密碼、連號或包含帳號名稱）。</w:t>
       </w:r>
@@ -5975,7 +6187,9 @@
     <w:p>
       <w:pPr>
         <w:rPr>
-          <w:rFonts w:ascii="新細明體" w:eastAsia="新細明體" w:hAnsi="新細明體"/>
+          <w:rFonts w:ascii="Times New Roman" w:eastAsia="標楷體" w:hAnsi="Times New Roman"/>
+          <w:sz w:val="28"/>
+          <w:szCs w:val="28"/>
         </w:rPr>
       </w:pPr>
     </w:p>
@@ -5987,12 +6201,16 @@
           <w:numId w:val="5"/>
         </w:numPr>
         <w:rPr>
-          <w:rFonts w:ascii="新細明體" w:eastAsia="新細明體" w:hAnsi="新細明體"/>
-        </w:rPr>
-      </w:pPr>
-      <w:r>
-        <w:rPr>
-          <w:rFonts w:ascii="新細明體" w:eastAsia="新細明體" w:hAnsi="新細明體" w:hint="eastAsia"/>
+          <w:rFonts w:ascii="Times New Roman" w:eastAsia="標楷體" w:hAnsi="Times New Roman"/>
+          <w:sz w:val="28"/>
+          <w:szCs w:val="28"/>
+        </w:rPr>
+      </w:pPr>
+      <w:r>
+        <w:rPr>
+          <w:rFonts w:ascii="Times New Roman" w:eastAsia="標楷體" w:hAnsi="Times New Roman" w:hint="eastAsia"/>
+          <w:sz w:val="28"/>
+          <w:szCs w:val="28"/>
         </w:rPr>
         <w:t>校園教育版：老師與學校管理</w:t>
       </w:r>
@@ -6003,52 +6221,68 @@
         <w:spacing w:line="259" w:lineRule="auto"/>
         <w:ind w:firstLineChars="200" w:firstLine="480"/>
         <w:rPr>
-          <w:rFonts w:ascii="新細明體" w:eastAsia="新細明體" w:hAnsi="新細明體"/>
-        </w:rPr>
-      </w:pPr>
-      <w:r>
-        <w:rPr>
-          <w:rFonts w:ascii="新細明體" w:eastAsia="新細明體" w:hAnsi="新細明體" w:hint="eastAsia"/>
+          <w:rFonts w:ascii="Times New Roman" w:eastAsia="標楷體" w:hAnsi="Times New Roman"/>
+          <w:sz w:val="28"/>
+          <w:szCs w:val="28"/>
+        </w:rPr>
+      </w:pPr>
+      <w:r>
+        <w:rPr>
+          <w:rFonts w:ascii="Times New Roman" w:eastAsia="標楷體" w:hAnsi="Times New Roman" w:hint="eastAsia"/>
+          <w:sz w:val="28"/>
+          <w:szCs w:val="28"/>
         </w:rPr>
         <w:t>老師申請：老師於申請頁填寫資料並以 Email 驗證連結確認信箱後，帳號進入「待審核」狀態，待審核人數會顯示</w:t>
       </w:r>
       <w:proofErr w:type="gramStart"/>
       <w:r>
         <w:rPr>
-          <w:rFonts w:ascii="新細明體" w:eastAsia="新細明體" w:hAnsi="新細明體" w:hint="eastAsia"/>
+          <w:rFonts w:ascii="Times New Roman" w:eastAsia="標楷體" w:hAnsi="Times New Roman" w:hint="eastAsia"/>
+          <w:sz w:val="28"/>
+          <w:szCs w:val="28"/>
         </w:rPr>
         <w:t>於側欄</w:t>
       </w:r>
       <w:proofErr w:type="gramEnd"/>
       <w:r>
         <w:rPr>
-          <w:rFonts w:ascii="新細明體" w:eastAsia="新細明體" w:hAnsi="新細明體" w:hint="eastAsia"/>
+          <w:rFonts w:ascii="Times New Roman" w:eastAsia="標楷體" w:hAnsi="Times New Roman" w:hint="eastAsia"/>
+          <w:sz w:val="28"/>
+          <w:szCs w:val="28"/>
         </w:rPr>
         <w:t>紅色數字。</w:t>
       </w:r>
       <w:proofErr w:type="spellStart"/>
       <w:r>
         <w:rPr>
-          <w:rFonts w:ascii="新細明體" w:eastAsia="新細明體" w:hAnsi="新細明體" w:hint="eastAsia"/>
+          <w:rFonts w:ascii="Times New Roman" w:eastAsia="標楷體" w:hAnsi="Times New Roman" w:hint="eastAsia"/>
+          <w:sz w:val="28"/>
+          <w:szCs w:val="28"/>
         </w:rPr>
         <w:t>super_admin</w:t>
       </w:r>
       <w:proofErr w:type="spellEnd"/>
       <w:r>
         <w:rPr>
-          <w:rFonts w:ascii="新細明體" w:eastAsia="新細明體" w:hAnsi="新細明體" w:hint="eastAsia"/>
+          <w:rFonts w:ascii="Times New Roman" w:eastAsia="標楷體" w:hAnsi="Times New Roman" w:hint="eastAsia"/>
+          <w:sz w:val="28"/>
+          <w:szCs w:val="28"/>
         </w:rPr>
         <w:t xml:space="preserve"> 於「教師帳號管理」核准或拒絕申請，也可直接新增老師帳號、重設密碼、停用</w:t>
       </w:r>
       <w:r>
         <w:rPr>
-          <w:rFonts w:ascii="新細明體" w:eastAsia="新細明體" w:hAnsi="新細明體" w:hint="eastAsia"/>
+          <w:rFonts w:ascii="Times New Roman" w:eastAsia="標楷體" w:hAnsi="Times New Roman" w:hint="eastAsia"/>
+          <w:sz w:val="28"/>
+          <w:szCs w:val="28"/>
         </w:rPr>
         <w:t>/</w:t>
       </w:r>
       <w:r>
         <w:rPr>
-          <w:rFonts w:ascii="新細明體" w:eastAsia="新細明體" w:hAnsi="新細明體" w:hint="eastAsia"/>
+          <w:rFonts w:ascii="Times New Roman" w:eastAsia="標楷體" w:hAnsi="Times New Roman" w:hint="eastAsia"/>
+          <w:sz w:val="28"/>
+          <w:szCs w:val="28"/>
         </w:rPr>
         <w:t>啟用。帳號 @ 前面為純數字（學號樣式）的申請會被標示，提醒審核者特別確認身分。核准後，若已設定寄信帳號，系統會寄信通知老師。「拒絕」僅適用於待審核且尚無班級的帳號，已核准的老師需改用「停用」。</w:t>
       </w:r>
@@ -6059,40 +6293,52 @@
         <w:spacing w:line="259" w:lineRule="auto"/>
         <w:ind w:firstLineChars="200" w:firstLine="480"/>
         <w:rPr>
-          <w:rFonts w:ascii="新細明體" w:eastAsia="新細明體" w:hAnsi="新細明體"/>
-        </w:rPr>
-      </w:pPr>
-      <w:r>
-        <w:rPr>
-          <w:rFonts w:ascii="新細明體" w:eastAsia="新細明體" w:hAnsi="新細明體" w:hint="eastAsia"/>
+          <w:rFonts w:ascii="Times New Roman" w:eastAsia="標楷體" w:hAnsi="Times New Roman"/>
+          <w:sz w:val="28"/>
+          <w:szCs w:val="28"/>
+        </w:rPr>
+      </w:pPr>
+      <w:r>
+        <w:rPr>
+          <w:rFonts w:ascii="Times New Roman" w:eastAsia="標楷體" w:hAnsi="Times New Roman" w:hint="eastAsia"/>
+          <w:sz w:val="28"/>
+          <w:szCs w:val="28"/>
         </w:rPr>
         <w:t>老師以學校 Google 帳號登入時，可由 TEACHER_GOOGLE_DOMAINS 限制網域，並以 TEACHER_GOOGLE_STUDENT_PATTERN 排除學號帳號。老師後台每次請求都會重新確認帳號未被停用且已通過審核，</w:t>
       </w:r>
       <w:proofErr w:type="spellStart"/>
       <w:r>
         <w:rPr>
-          <w:rFonts w:ascii="新細明體" w:eastAsia="新細明體" w:hAnsi="新細明體" w:hint="eastAsia"/>
+          <w:rFonts w:ascii="Times New Roman" w:eastAsia="標楷體" w:hAnsi="Times New Roman" w:hint="eastAsia"/>
+          <w:sz w:val="28"/>
+          <w:szCs w:val="28"/>
         </w:rPr>
         <w:t>super_admin</w:t>
       </w:r>
       <w:proofErr w:type="spellEnd"/>
       <w:r>
         <w:rPr>
-          <w:rFonts w:ascii="新細明體" w:eastAsia="新細明體" w:hAnsi="新細明體" w:hint="eastAsia"/>
+          <w:rFonts w:ascii="Times New Roman" w:eastAsia="標楷體" w:hAnsi="Times New Roman" w:hint="eastAsia"/>
+          <w:sz w:val="28"/>
+          <w:szCs w:val="28"/>
         </w:rPr>
         <w:t xml:space="preserve"> 可在「班級總</w:t>
       </w:r>
       <w:proofErr w:type="gramStart"/>
       <w:r>
         <w:rPr>
-          <w:rFonts w:ascii="新細明體" w:eastAsia="新細明體" w:hAnsi="新細明體" w:hint="eastAsia"/>
+          <w:rFonts w:ascii="Times New Roman" w:eastAsia="標楷體" w:hAnsi="Times New Roman" w:hint="eastAsia"/>
+          <w:sz w:val="28"/>
+          <w:szCs w:val="28"/>
         </w:rPr>
         <w:t>覽</w:t>
       </w:r>
       <w:proofErr w:type="gramEnd"/>
       <w:r>
         <w:rPr>
-          <w:rFonts w:ascii="新細明體" w:eastAsia="新細明體" w:hAnsi="新細明體" w:hint="eastAsia"/>
+          <w:rFonts w:ascii="Times New Roman" w:eastAsia="標楷體" w:hAnsi="Times New Roman" w:hint="eastAsia"/>
+          <w:sz w:val="28"/>
+          <w:szCs w:val="28"/>
         </w:rPr>
         <w:t>」檢視所有班級。</w:t>
       </w:r>
@@ -6103,38 +6349,50 @@
         <w:spacing w:line="259" w:lineRule="auto"/>
         <w:ind w:firstLineChars="200" w:firstLine="480"/>
         <w:rPr>
-          <w:rFonts w:ascii="新細明體" w:eastAsia="新細明體" w:hAnsi="新細明體"/>
-        </w:rPr>
-      </w:pPr>
-      <w:r>
-        <w:rPr>
-          <w:rFonts w:ascii="新細明體" w:eastAsia="新細明體" w:hAnsi="新細明體" w:hint="eastAsia"/>
+          <w:rFonts w:ascii="Times New Roman" w:eastAsia="標楷體" w:hAnsi="Times New Roman"/>
+          <w:sz w:val="28"/>
+          <w:szCs w:val="28"/>
+        </w:rPr>
+      </w:pPr>
+      <w:r>
+        <w:rPr>
+          <w:rFonts w:ascii="Times New Roman" w:eastAsia="標楷體" w:hAnsi="Times New Roman" w:hint="eastAsia"/>
+          <w:sz w:val="28"/>
+          <w:szCs w:val="28"/>
         </w:rPr>
         <w:t>學校管理：</w:t>
       </w:r>
       <w:proofErr w:type="spellStart"/>
       <w:r>
         <w:rPr>
-          <w:rFonts w:ascii="新細明體" w:eastAsia="新細明體" w:hAnsi="新細明體" w:hint="eastAsia"/>
+          <w:rFonts w:ascii="Times New Roman" w:eastAsia="標楷體" w:hAnsi="Times New Roman" w:hint="eastAsia"/>
+          <w:sz w:val="28"/>
+          <w:szCs w:val="28"/>
         </w:rPr>
         <w:t>super_admin</w:t>
       </w:r>
       <w:proofErr w:type="spellEnd"/>
       <w:r>
         <w:rPr>
-          <w:rFonts w:ascii="新細明體" w:eastAsia="新細明體" w:hAnsi="新細明體" w:hint="eastAsia"/>
+          <w:rFonts w:ascii="Times New Roman" w:eastAsia="標楷體" w:hAnsi="Times New Roman" w:hint="eastAsia"/>
+          <w:sz w:val="28"/>
+          <w:szCs w:val="28"/>
         </w:rPr>
         <w:t xml:space="preserve"> 於「學校管理」維護學生在 App 可選擇的學校清單，包含新增、編輯、啟用</w:t>
       </w:r>
       <w:r>
         <w:rPr>
-          <w:rFonts w:ascii="新細明體" w:eastAsia="新細明體" w:hAnsi="新細明體" w:hint="eastAsia"/>
+          <w:rFonts w:ascii="Times New Roman" w:eastAsia="標楷體" w:hAnsi="Times New Roman" w:hint="eastAsia"/>
+          <w:sz w:val="28"/>
+          <w:szCs w:val="28"/>
         </w:rPr>
         <w:t>/</w:t>
       </w:r>
       <w:r>
         <w:rPr>
-          <w:rFonts w:ascii="新細明體" w:eastAsia="新細明體" w:hAnsi="新細明體" w:hint="eastAsia"/>
+          <w:rFonts w:ascii="Times New Roman" w:eastAsia="標楷體" w:hAnsi="Times New Roman" w:hint="eastAsia"/>
+          <w:sz w:val="28"/>
+          <w:szCs w:val="28"/>
         </w:rPr>
         <w:t>停用，以及設定學校網域與學號格式；學生在 App 自行新增的學校，會顯示新增者，方便管理者修正名稱。</w:t>
       </w:r>
@@ -6147,12 +6405,16 @@
           <w:numId w:val="5"/>
         </w:numPr>
         <w:rPr>
-          <w:rFonts w:ascii="新細明體" w:eastAsia="新細明體" w:hAnsi="新細明體"/>
-        </w:rPr>
-      </w:pPr>
-      <w:r>
-        <w:rPr>
-          <w:rFonts w:ascii="新細明體" w:eastAsia="新細明體" w:hAnsi="新細明體" w:hint="eastAsia"/>
+          <w:rFonts w:ascii="Times New Roman" w:eastAsia="標楷體" w:hAnsi="Times New Roman"/>
+          <w:sz w:val="28"/>
+          <w:szCs w:val="28"/>
+        </w:rPr>
+      </w:pPr>
+      <w:r>
+        <w:rPr>
+          <w:rFonts w:ascii="Times New Roman" w:eastAsia="標楷體" w:hAnsi="Times New Roman" w:hint="eastAsia"/>
+          <w:sz w:val="28"/>
+          <w:szCs w:val="28"/>
         </w:rPr>
         <w:t>使用者、點數與購買管理</w:t>
       </w:r>
@@ -6165,24 +6427,32 @@
           <w:numId w:val="8"/>
         </w:numPr>
         <w:rPr>
-          <w:rFonts w:ascii="新細明體" w:eastAsia="新細明體" w:hAnsi="新細明體"/>
-        </w:rPr>
-      </w:pPr>
-      <w:r>
-        <w:rPr>
-          <w:rFonts w:ascii="新細明體" w:eastAsia="新細明體" w:hAnsi="新細明體" w:hint="eastAsia"/>
+          <w:rFonts w:ascii="Times New Roman" w:eastAsia="標楷體" w:hAnsi="Times New Roman"/>
+          <w:sz w:val="28"/>
+          <w:szCs w:val="28"/>
+        </w:rPr>
+      </w:pPr>
+      <w:r>
+        <w:rPr>
+          <w:rFonts w:ascii="Times New Roman" w:eastAsia="標楷體" w:hAnsi="Times New Roman" w:hint="eastAsia"/>
+          <w:sz w:val="28"/>
+          <w:szCs w:val="28"/>
         </w:rPr>
         <w:t>使用者資料：可查詢使用者列表與個人詳情，並可停用</w:t>
       </w:r>
       <w:r>
         <w:rPr>
-          <w:rFonts w:ascii="新細明體" w:eastAsia="新細明體" w:hAnsi="新細明體" w:hint="eastAsia"/>
+          <w:rFonts w:ascii="Times New Roman" w:eastAsia="標楷體" w:hAnsi="Times New Roman" w:hint="eastAsia"/>
+          <w:sz w:val="28"/>
+          <w:szCs w:val="28"/>
         </w:rPr>
         <w:t>/</w:t>
       </w:r>
       <w:r>
         <w:rPr>
-          <w:rFonts w:ascii="新細明體" w:eastAsia="新細明體" w:hAnsi="新細明體" w:hint="eastAsia"/>
+          <w:rFonts w:ascii="Times New Roman" w:eastAsia="標楷體" w:hAnsi="Times New Roman" w:hint="eastAsia"/>
+          <w:sz w:val="28"/>
+          <w:szCs w:val="28"/>
         </w:rPr>
         <w:t>啟用帳號；被停用的帳號，其 App 登入通行證會被後端拒絕。</w:t>
       </w:r>
@@ -6195,12 +6465,16 @@
           <w:numId w:val="8"/>
         </w:numPr>
         <w:rPr>
-          <w:rFonts w:ascii="新細明體" w:eastAsia="新細明體" w:hAnsi="新細明體"/>
-        </w:rPr>
-      </w:pPr>
-      <w:r>
-        <w:rPr>
-          <w:rFonts w:ascii="新細明體" w:eastAsia="新細明體" w:hAnsi="新細明體" w:hint="eastAsia"/>
+          <w:rFonts w:ascii="Times New Roman" w:eastAsia="標楷體" w:hAnsi="Times New Roman"/>
+          <w:sz w:val="28"/>
+          <w:szCs w:val="28"/>
+        </w:rPr>
+      </w:pPr>
+      <w:r>
+        <w:rPr>
+          <w:rFonts w:ascii="Times New Roman" w:eastAsia="標楷體" w:hAnsi="Times New Roman" w:hint="eastAsia"/>
+          <w:sz w:val="28"/>
+          <w:szCs w:val="28"/>
         </w:rPr>
         <w:t>點數調整：於使用者詳情頁輸入正數加點、負數扣點，可填寫原因；餘額最低扣到 0，調整結果同時寫入點數交易明細（使用者在 App 也看得到）與系統稽核紀錄。</w:t>
       </w:r>
@@ -6213,12 +6487,16 @@
           <w:numId w:val="8"/>
         </w:numPr>
         <w:rPr>
-          <w:rFonts w:ascii="新細明體" w:eastAsia="新細明體" w:hAnsi="新細明體"/>
-        </w:rPr>
-      </w:pPr>
-      <w:r>
-        <w:rPr>
-          <w:rFonts w:ascii="新細明體" w:eastAsia="新細明體" w:hAnsi="新細明體" w:hint="eastAsia"/>
+          <w:rFonts w:ascii="Times New Roman" w:eastAsia="標楷體" w:hAnsi="Times New Roman"/>
+          <w:sz w:val="28"/>
+          <w:szCs w:val="28"/>
+        </w:rPr>
+      </w:pPr>
+      <w:r>
+        <w:rPr>
+          <w:rFonts w:ascii="Times New Roman" w:eastAsia="標楷體" w:hAnsi="Times New Roman" w:hint="eastAsia"/>
+          <w:sz w:val="28"/>
+          <w:szCs w:val="28"/>
         </w:rPr>
         <w:t>購買紀錄：查詢使用者購買點數與訂閱的紀錄。</w:t>
       </w:r>
@@ -6231,12 +6509,16 @@
           <w:numId w:val="5"/>
         </w:numPr>
         <w:rPr>
-          <w:rFonts w:ascii="新細明體" w:eastAsia="新細明體" w:hAnsi="新細明體"/>
-        </w:rPr>
-      </w:pPr>
-      <w:r>
-        <w:rPr>
-          <w:rFonts w:ascii="新細明體" w:eastAsia="新細明體" w:hAnsi="新細明體" w:hint="eastAsia"/>
+          <w:rFonts w:ascii="Times New Roman" w:eastAsia="標楷體" w:hAnsi="Times New Roman"/>
+          <w:sz w:val="28"/>
+          <w:szCs w:val="28"/>
+        </w:rPr>
+      </w:pPr>
+      <w:r>
+        <w:rPr>
+          <w:rFonts w:ascii="Times New Roman" w:eastAsia="標楷體" w:hAnsi="Times New Roman" w:hint="eastAsia"/>
+          <w:sz w:val="28"/>
+          <w:szCs w:val="28"/>
         </w:rPr>
         <w:lastRenderedPageBreak/>
         <w:t>方案與付款設定</w:t>
@@ -6248,52 +6530,68 @@
         <w:spacing w:line="259" w:lineRule="auto"/>
         <w:ind w:firstLineChars="200" w:firstLine="480"/>
         <w:rPr>
-          <w:rFonts w:ascii="新細明體" w:eastAsia="新細明體" w:hAnsi="新細明體"/>
-        </w:rPr>
-      </w:pPr>
-      <w:r>
-        <w:rPr>
-          <w:rFonts w:ascii="新細明體" w:eastAsia="新細明體" w:hAnsi="新細明體" w:hint="eastAsia"/>
+          <w:rFonts w:ascii="Times New Roman" w:eastAsia="標楷體" w:hAnsi="Times New Roman"/>
+          <w:sz w:val="28"/>
+          <w:szCs w:val="28"/>
+        </w:rPr>
+      </w:pPr>
+      <w:r>
+        <w:rPr>
+          <w:rFonts w:ascii="Times New Roman" w:eastAsia="標楷體" w:hAnsi="Times New Roman" w:hint="eastAsia"/>
+          <w:sz w:val="28"/>
+          <w:szCs w:val="28"/>
         </w:rPr>
         <w:t xml:space="preserve">僅 </w:t>
       </w:r>
       <w:proofErr w:type="spellStart"/>
       <w:r>
         <w:rPr>
-          <w:rFonts w:ascii="新細明體" w:eastAsia="新細明體" w:hAnsi="新細明體" w:hint="eastAsia"/>
+          <w:rFonts w:ascii="Times New Roman" w:eastAsia="標楷體" w:hAnsi="Times New Roman" w:hint="eastAsia"/>
+          <w:sz w:val="28"/>
+          <w:szCs w:val="28"/>
         </w:rPr>
         <w:t>super_admin</w:t>
       </w:r>
       <w:proofErr w:type="spellEnd"/>
       <w:r>
         <w:rPr>
-          <w:rFonts w:ascii="新細明體" w:eastAsia="新細明體" w:hAnsi="新細明體" w:hint="eastAsia"/>
+          <w:rFonts w:ascii="Times New Roman" w:eastAsia="標楷體" w:hAnsi="Times New Roman" w:hint="eastAsia"/>
+          <w:sz w:val="28"/>
+          <w:szCs w:val="28"/>
         </w:rPr>
         <w:t xml:space="preserve"> 可使用「方案管理」：新增、編輯、上架</w:t>
       </w:r>
       <w:r>
         <w:rPr>
-          <w:rFonts w:ascii="新細明體" w:eastAsia="新細明體" w:hAnsi="新細明體" w:hint="eastAsia"/>
+          <w:rFonts w:ascii="Times New Roman" w:eastAsia="標楷體" w:hAnsi="Times New Roman" w:hint="eastAsia"/>
+          <w:sz w:val="28"/>
+          <w:szCs w:val="28"/>
         </w:rPr>
         <w:t>/</w:t>
       </w:r>
       <w:r>
         <w:rPr>
-          <w:rFonts w:ascii="新細明體" w:eastAsia="新細明體" w:hAnsi="新細明體" w:hint="eastAsia"/>
+          <w:rFonts w:ascii="Times New Roman" w:eastAsia="標楷體" w:hAnsi="Times New Roman" w:hint="eastAsia"/>
+          <w:sz w:val="28"/>
+          <w:szCs w:val="28"/>
         </w:rPr>
         <w:t>下架訂閱方案（名稱、週期、月價、年價、贈點）與點數方案，頁面並顯示各方案有效訂閱人數、購買次數與營收。付款目前為模擬付款：購買點數或訂閱按下即直接加點或開通；對外正式開放前，將 .env 的 DEMO_PAYMENT 設為 off，系統便會回應「付款功能尚未開放」</w:t>
       </w:r>
       <w:proofErr w:type="gramStart"/>
       <w:r>
         <w:rPr>
-          <w:rFonts w:ascii="新細明體" w:eastAsia="新細明體" w:hAnsi="新細明體" w:hint="eastAsia"/>
+          <w:rFonts w:ascii="Times New Roman" w:eastAsia="標楷體" w:hAnsi="Times New Roman" w:hint="eastAsia"/>
+          <w:sz w:val="28"/>
+          <w:szCs w:val="28"/>
         </w:rPr>
         <w:t>並擋下</w:t>
       </w:r>
       <w:proofErr w:type="gramEnd"/>
       <w:r>
         <w:rPr>
-          <w:rFonts w:ascii="新細明體" w:eastAsia="新細明體" w:hAnsi="新細明體" w:hint="eastAsia"/>
+          <w:rFonts w:ascii="Times New Roman" w:eastAsia="標楷體" w:hAnsi="Times New Roman" w:hint="eastAsia"/>
+          <w:sz w:val="28"/>
+          <w:szCs w:val="28"/>
         </w:rPr>
         <w:t>付款（免費試用不受影響）。</w:t>
       </w:r>
@@ -6306,12 +6604,16 @@
           <w:numId w:val="5"/>
         </w:numPr>
         <w:rPr>
-          <w:rFonts w:ascii="新細明體" w:eastAsia="新細明體" w:hAnsi="新細明體"/>
-        </w:rPr>
-      </w:pPr>
-      <w:r>
-        <w:rPr>
-          <w:rFonts w:ascii="新細明體" w:eastAsia="新細明體" w:hAnsi="新細明體" w:hint="eastAsia"/>
+          <w:rFonts w:ascii="Times New Roman" w:eastAsia="標楷體" w:hAnsi="Times New Roman"/>
+          <w:sz w:val="28"/>
+          <w:szCs w:val="28"/>
+        </w:rPr>
+      </w:pPr>
+      <w:r>
+        <w:rPr>
+          <w:rFonts w:ascii="Times New Roman" w:eastAsia="標楷體" w:hAnsi="Times New Roman" w:hint="eastAsia"/>
+          <w:sz w:val="28"/>
+          <w:szCs w:val="28"/>
         </w:rPr>
         <w:t>內容與學習成果管理</w:t>
       </w:r>
@@ -6322,42 +6624,56 @@
         <w:ind w:left="480"/>
         <w:jc w:val="center"/>
         <w:rPr>
-          <w:rFonts w:ascii="新細明體" w:eastAsia="新細明體" w:hAnsi="新細明體" w:hint="eastAsia"/>
-        </w:rPr>
-      </w:pPr>
-      <w:r>
-        <w:rPr>
-          <w:rFonts w:ascii="新細明體" w:eastAsia="新細明體" w:hAnsi="新細明體" w:hint="eastAsia"/>
+          <w:rFonts w:ascii="Times New Roman" w:eastAsia="標楷體" w:hAnsi="Times New Roman" w:hint="eastAsia"/>
+          <w:sz w:val="28"/>
+          <w:szCs w:val="28"/>
+        </w:rPr>
+      </w:pPr>
+      <w:r>
+        <w:rPr>
+          <w:rFonts w:ascii="Times New Roman" w:eastAsia="標楷體" w:hAnsi="Times New Roman" w:hint="eastAsia"/>
+          <w:sz w:val="28"/>
+          <w:szCs w:val="28"/>
         </w:rPr>
         <w:t>表 11-2-</w:t>
       </w:r>
       <w:r>
         <w:rPr>
-          <w:rFonts w:ascii="新細明體" w:eastAsia="新細明體" w:hAnsi="新細明體" w:hint="eastAsia"/>
+          <w:rFonts w:ascii="Times New Roman" w:eastAsia="標楷體" w:hAnsi="Times New Roman" w:hint="eastAsia"/>
+          <w:sz w:val="28"/>
+          <w:szCs w:val="28"/>
         </w:rPr>
         <w:t>2</w:t>
       </w:r>
       <w:r>
         <w:rPr>
-          <w:rFonts w:ascii="新細明體" w:eastAsia="新細明體" w:hAnsi="新細明體" w:hint="eastAsia"/>
+          <w:rFonts w:ascii="Times New Roman" w:eastAsia="標楷體" w:hAnsi="Times New Roman" w:hint="eastAsia"/>
+          <w:sz w:val="28"/>
+          <w:szCs w:val="28"/>
         </w:rPr>
         <w:t xml:space="preserve"> </w:t>
       </w:r>
       <w:r>
         <w:rPr>
-          <w:rFonts w:ascii="新細明體" w:eastAsia="新細明體" w:hAnsi="新細明體" w:hint="eastAsia"/>
+          <w:rFonts w:ascii="Times New Roman" w:eastAsia="標楷體" w:hAnsi="Times New Roman" w:hint="eastAsia"/>
+          <w:sz w:val="28"/>
+          <w:szCs w:val="28"/>
         </w:rPr>
         <w:t>系統管理</w:t>
       </w:r>
       <w:r>
         <w:rPr>
-          <w:rFonts w:ascii="新細明體" w:eastAsia="新細明體" w:hAnsi="新細明體" w:hint="eastAsia"/>
+          <w:rFonts w:ascii="Times New Roman" w:eastAsia="標楷體" w:hAnsi="Times New Roman" w:hint="eastAsia"/>
+          <w:sz w:val="28"/>
+          <w:szCs w:val="28"/>
         </w:rPr>
         <w:t>內容</w:t>
       </w:r>
       <w:r>
         <w:rPr>
-          <w:rFonts w:ascii="新細明體" w:eastAsia="新細明體" w:hAnsi="新細明體" w:hint="eastAsia"/>
+          <w:rFonts w:ascii="Times New Roman" w:eastAsia="標楷體" w:hAnsi="Times New Roman" w:hint="eastAsia"/>
+          <w:sz w:val="28"/>
+          <w:szCs w:val="28"/>
         </w:rPr>
         <w:t>與學習成果</w:t>
       </w:r>
@@ -6385,16 +6701,16 @@
           <w:p>
             <w:pPr>
               <w:rPr>
-                <w:rFonts w:ascii="新細明體" w:eastAsia="新細明體" w:hAnsi="新細明體"/>
-                <w:sz w:val="24"/>
-                <w:szCs w:val="24"/>
-              </w:rPr>
-            </w:pPr>
-            <w:r>
-              <w:rPr>
-                <w:rFonts w:ascii="新細明體" w:eastAsia="新細明體" w:hAnsi="新細明體"/>
-                <w:sz w:val="24"/>
-                <w:szCs w:val="24"/>
+                <w:rFonts w:ascii="Times New Roman" w:eastAsia="標楷體" w:hAnsi="Times New Roman"/>
+                <w:sz w:val="28"/>
+                <w:szCs w:val="28"/>
+              </w:rPr>
+            </w:pPr>
+            <w:r>
+              <w:rPr>
+                <w:rFonts w:ascii="Times New Roman" w:eastAsia="標楷體" w:hAnsi="Times New Roman"/>
+                <w:sz w:val="28"/>
+                <w:szCs w:val="28"/>
               </w:rPr>
               <w:t>功能</w:t>
             </w:r>
@@ -6408,16 +6724,16 @@
           <w:p>
             <w:pPr>
               <w:rPr>
-                <w:rFonts w:ascii="新細明體" w:eastAsia="新細明體" w:hAnsi="新細明體"/>
-                <w:sz w:val="24"/>
-                <w:szCs w:val="24"/>
-              </w:rPr>
-            </w:pPr>
-            <w:r>
-              <w:rPr>
-                <w:rFonts w:ascii="新細明體" w:eastAsia="新細明體" w:hAnsi="新細明體"/>
-                <w:sz w:val="24"/>
-                <w:szCs w:val="24"/>
+                <w:rFonts w:ascii="Times New Roman" w:eastAsia="標楷體" w:hAnsi="Times New Roman"/>
+                <w:sz w:val="28"/>
+                <w:szCs w:val="28"/>
+              </w:rPr>
+            </w:pPr>
+            <w:r>
+              <w:rPr>
+                <w:rFonts w:ascii="Times New Roman" w:eastAsia="標楷體" w:hAnsi="Times New Roman"/>
+                <w:sz w:val="28"/>
+                <w:szCs w:val="28"/>
               </w:rPr>
               <w:t>管理內容</w:t>
             </w:r>
@@ -6432,16 +6748,16 @@
           <w:p>
             <w:pPr>
               <w:rPr>
-                <w:rFonts w:ascii="新細明體" w:eastAsia="新細明體" w:hAnsi="新細明體"/>
-                <w:sz w:val="24"/>
-                <w:szCs w:val="24"/>
-              </w:rPr>
-            </w:pPr>
-            <w:r>
-              <w:rPr>
-                <w:rFonts w:ascii="新細明體" w:eastAsia="新細明體" w:hAnsi="新細明體"/>
-                <w:sz w:val="24"/>
-                <w:szCs w:val="24"/>
+                <w:rFonts w:ascii="Times New Roman" w:eastAsia="標楷體" w:hAnsi="Times New Roman"/>
+                <w:sz w:val="28"/>
+                <w:szCs w:val="28"/>
+              </w:rPr>
+            </w:pPr>
+            <w:r>
+              <w:rPr>
+                <w:rFonts w:ascii="Times New Roman" w:eastAsia="標楷體" w:hAnsi="Times New Roman"/>
+                <w:sz w:val="28"/>
+                <w:szCs w:val="28"/>
               </w:rPr>
               <w:t>照片管控</w:t>
             </w:r>
@@ -6454,16 +6770,16 @@
           <w:p>
             <w:pPr>
               <w:rPr>
-                <w:rFonts w:ascii="新細明體" w:eastAsia="新細明體" w:hAnsi="新細明體"/>
-                <w:sz w:val="24"/>
-                <w:szCs w:val="24"/>
-              </w:rPr>
-            </w:pPr>
-            <w:r>
-              <w:rPr>
-                <w:rFonts w:ascii="新細明體" w:eastAsia="新細明體" w:hAnsi="新細明體"/>
-                <w:sz w:val="24"/>
-                <w:szCs w:val="24"/>
+                <w:rFonts w:ascii="Times New Roman" w:eastAsia="標楷體" w:hAnsi="Times New Roman"/>
+                <w:sz w:val="28"/>
+                <w:szCs w:val="28"/>
+              </w:rPr>
+            </w:pPr>
+            <w:r>
+              <w:rPr>
+                <w:rFonts w:ascii="Times New Roman" w:eastAsia="標楷體" w:hAnsi="Times New Roman"/>
+                <w:sz w:val="28"/>
+                <w:szCs w:val="28"/>
               </w:rPr>
               <w:t>檢視使用者拍攝的場景照片，可刪除照片及其單字關聯</w:t>
             </w:r>
@@ -6478,16 +6794,16 @@
           <w:p>
             <w:pPr>
               <w:rPr>
-                <w:rFonts w:ascii="新細明體" w:eastAsia="新細明體" w:hAnsi="新細明體"/>
-                <w:sz w:val="24"/>
-                <w:szCs w:val="24"/>
-              </w:rPr>
-            </w:pPr>
-            <w:r>
-              <w:rPr>
-                <w:rFonts w:ascii="新細明體" w:eastAsia="新細明體" w:hAnsi="新細明體"/>
-                <w:sz w:val="24"/>
-                <w:szCs w:val="24"/>
+                <w:rFonts w:ascii="Times New Roman" w:eastAsia="標楷體" w:hAnsi="Times New Roman"/>
+                <w:sz w:val="28"/>
+                <w:szCs w:val="28"/>
+              </w:rPr>
+            </w:pPr>
+            <w:r>
+              <w:rPr>
+                <w:rFonts w:ascii="Times New Roman" w:eastAsia="標楷體" w:hAnsi="Times New Roman"/>
+                <w:sz w:val="28"/>
+                <w:szCs w:val="28"/>
               </w:rPr>
               <w:t>教材單字管理</w:t>
             </w:r>
@@ -6500,16 +6816,16 @@
           <w:p>
             <w:pPr>
               <w:rPr>
-                <w:rFonts w:ascii="新細明體" w:eastAsia="新細明體" w:hAnsi="新細明體"/>
-                <w:sz w:val="24"/>
-                <w:szCs w:val="24"/>
-              </w:rPr>
-            </w:pPr>
-            <w:r>
-              <w:rPr>
-                <w:rFonts w:ascii="新細明體" w:eastAsia="新細明體" w:hAnsi="新細明體"/>
-                <w:sz w:val="24"/>
-                <w:szCs w:val="24"/>
+                <w:rFonts w:ascii="Times New Roman" w:eastAsia="標楷體" w:hAnsi="Times New Roman"/>
+                <w:sz w:val="28"/>
+                <w:szCs w:val="28"/>
+              </w:rPr>
+            </w:pPr>
+            <w:r>
+              <w:rPr>
+                <w:rFonts w:ascii="Times New Roman" w:eastAsia="標楷體" w:hAnsi="Times New Roman"/>
+                <w:sz w:val="28"/>
+                <w:szCs w:val="28"/>
               </w:rPr>
               <w:t>新增、編輯、刪除教材單字</w:t>
             </w:r>
@@ -6524,16 +6840,16 @@
           <w:p>
             <w:pPr>
               <w:rPr>
-                <w:rFonts w:ascii="新細明體" w:eastAsia="新細明體" w:hAnsi="新細明體"/>
-                <w:sz w:val="24"/>
-                <w:szCs w:val="24"/>
-              </w:rPr>
-            </w:pPr>
-            <w:r>
-              <w:rPr>
-                <w:rFonts w:ascii="新細明體" w:eastAsia="新細明體" w:hAnsi="新細明體"/>
-                <w:sz w:val="24"/>
-                <w:szCs w:val="24"/>
+                <w:rFonts w:ascii="Times New Roman" w:eastAsia="標楷體" w:hAnsi="Times New Roman"/>
+                <w:sz w:val="28"/>
+                <w:szCs w:val="28"/>
+              </w:rPr>
+            </w:pPr>
+            <w:r>
+              <w:rPr>
+                <w:rFonts w:ascii="Times New Roman" w:eastAsia="標楷體" w:hAnsi="Times New Roman"/>
+                <w:sz w:val="28"/>
+                <w:szCs w:val="28"/>
               </w:rPr>
               <w:t>測驗題目管理</w:t>
             </w:r>
@@ -6546,16 +6862,16 @@
           <w:p>
             <w:pPr>
               <w:rPr>
-                <w:rFonts w:ascii="新細明體" w:eastAsia="新細明體" w:hAnsi="新細明體"/>
-                <w:sz w:val="24"/>
-                <w:szCs w:val="24"/>
-              </w:rPr>
-            </w:pPr>
-            <w:r>
-              <w:rPr>
-                <w:rFonts w:ascii="新細明體" w:eastAsia="新細明體" w:hAnsi="新細明體"/>
-                <w:sz w:val="24"/>
-                <w:szCs w:val="24"/>
+                <w:rFonts w:ascii="Times New Roman" w:eastAsia="標楷體" w:hAnsi="Times New Roman"/>
+                <w:sz w:val="28"/>
+                <w:szCs w:val="28"/>
+              </w:rPr>
+            </w:pPr>
+            <w:r>
+              <w:rPr>
+                <w:rFonts w:ascii="Times New Roman" w:eastAsia="標楷體" w:hAnsi="Times New Roman"/>
+                <w:sz w:val="28"/>
+                <w:szCs w:val="28"/>
               </w:rPr>
               <w:t>新增、編輯、刪除能力測驗題目</w:t>
             </w:r>
@@ -6570,16 +6886,16 @@
           <w:p>
             <w:pPr>
               <w:rPr>
-                <w:rFonts w:ascii="新細明體" w:eastAsia="新細明體" w:hAnsi="新細明體"/>
-                <w:sz w:val="24"/>
-                <w:szCs w:val="24"/>
-              </w:rPr>
-            </w:pPr>
-            <w:r>
-              <w:rPr>
-                <w:rFonts w:ascii="新細明體" w:eastAsia="新細明體" w:hAnsi="新細明體"/>
-                <w:sz w:val="24"/>
-                <w:szCs w:val="24"/>
+                <w:rFonts w:ascii="Times New Roman" w:eastAsia="標楷體" w:hAnsi="Times New Roman"/>
+                <w:sz w:val="28"/>
+                <w:szCs w:val="28"/>
+              </w:rPr>
+            </w:pPr>
+            <w:r>
+              <w:rPr>
+                <w:rFonts w:ascii="Times New Roman" w:eastAsia="標楷體" w:hAnsi="Times New Roman"/>
+                <w:sz w:val="28"/>
+                <w:szCs w:val="28"/>
               </w:rPr>
               <w:t>閱讀文章管理</w:t>
             </w:r>
@@ -6592,32 +6908,32 @@
           <w:p>
             <w:pPr>
               <w:rPr>
-                <w:rFonts w:ascii="新細明體" w:eastAsia="新細明體" w:hAnsi="新細明體"/>
-                <w:sz w:val="24"/>
-                <w:szCs w:val="24"/>
-              </w:rPr>
-            </w:pPr>
-            <w:r>
-              <w:rPr>
-                <w:rFonts w:ascii="新細明體" w:eastAsia="新細明體" w:hAnsi="新細明體"/>
-                <w:sz w:val="24"/>
-                <w:szCs w:val="24"/>
+                <w:rFonts w:ascii="Times New Roman" w:eastAsia="標楷體" w:hAnsi="Times New Roman"/>
+                <w:sz w:val="28"/>
+                <w:szCs w:val="28"/>
+              </w:rPr>
+            </w:pPr>
+            <w:r>
+              <w:rPr>
+                <w:rFonts w:ascii="Times New Roman" w:eastAsia="標楷體" w:hAnsi="Times New Roman"/>
+                <w:sz w:val="28"/>
+                <w:szCs w:val="28"/>
               </w:rPr>
               <w:t>新增、編輯、上架</w:t>
             </w:r>
             <w:r>
               <w:rPr>
-                <w:rFonts w:ascii="新細明體" w:eastAsia="新細明體" w:hAnsi="新細明體"/>
-                <w:sz w:val="24"/>
-                <w:szCs w:val="24"/>
+                <w:rFonts w:ascii="Times New Roman" w:eastAsia="標楷體" w:hAnsi="Times New Roman"/>
+                <w:sz w:val="28"/>
+                <w:szCs w:val="28"/>
               </w:rPr>
               <w:t>/</w:t>
             </w:r>
             <w:r>
               <w:rPr>
-                <w:rFonts w:ascii="新細明體" w:eastAsia="新細明體" w:hAnsi="新細明體"/>
-                <w:sz w:val="24"/>
-                <w:szCs w:val="24"/>
+                <w:rFonts w:ascii="Times New Roman" w:eastAsia="標楷體" w:hAnsi="Times New Roman"/>
+                <w:sz w:val="28"/>
+                <w:szCs w:val="28"/>
               </w:rPr>
               <w:t>下架、刪除閱讀文章</w:t>
             </w:r>
@@ -6632,34 +6948,34 @@
           <w:p>
             <w:pPr>
               <w:rPr>
-                <w:rFonts w:ascii="新細明體" w:eastAsia="新細明體" w:hAnsi="新細明體"/>
-                <w:sz w:val="24"/>
-                <w:szCs w:val="24"/>
-              </w:rPr>
-            </w:pPr>
-            <w:r>
-              <w:rPr>
-                <w:rFonts w:ascii="新細明體" w:eastAsia="新細明體" w:hAnsi="新細明體"/>
-                <w:sz w:val="24"/>
-                <w:szCs w:val="24"/>
+                <w:rFonts w:ascii="Times New Roman" w:eastAsia="標楷體" w:hAnsi="Times New Roman"/>
+                <w:sz w:val="28"/>
+                <w:szCs w:val="28"/>
+              </w:rPr>
+            </w:pPr>
+            <w:r>
+              <w:rPr>
+                <w:rFonts w:ascii="Times New Roman" w:eastAsia="標楷體" w:hAnsi="Times New Roman"/>
+                <w:sz w:val="28"/>
+                <w:szCs w:val="28"/>
               </w:rPr>
               <w:t>學習小組總</w:t>
             </w:r>
             <w:proofErr w:type="gramStart"/>
             <w:r>
               <w:rPr>
-                <w:rFonts w:ascii="新細明體" w:eastAsia="新細明體" w:hAnsi="新細明體"/>
-                <w:sz w:val="24"/>
-                <w:szCs w:val="24"/>
+                <w:rFonts w:ascii="Times New Roman" w:eastAsia="標楷體" w:hAnsi="Times New Roman"/>
+                <w:sz w:val="28"/>
+                <w:szCs w:val="28"/>
               </w:rPr>
               <w:t>覽</w:t>
             </w:r>
             <w:proofErr w:type="gramEnd"/>
             <w:r>
               <w:rPr>
-                <w:rFonts w:ascii="新細明體" w:eastAsia="新細明體" w:hAnsi="新細明體"/>
-                <w:sz w:val="24"/>
-                <w:szCs w:val="24"/>
+                <w:rFonts w:ascii="Times New Roman" w:eastAsia="標楷體" w:hAnsi="Times New Roman"/>
+                <w:sz w:val="28"/>
+                <w:szCs w:val="28"/>
               </w:rPr>
               <w:t>、造句與朗讀紀錄</w:t>
             </w:r>
@@ -6672,16 +6988,16 @@
           <w:p>
             <w:pPr>
               <w:rPr>
-                <w:rFonts w:ascii="新細明體" w:eastAsia="新細明體" w:hAnsi="新細明體"/>
-                <w:sz w:val="24"/>
-                <w:szCs w:val="24"/>
-              </w:rPr>
-            </w:pPr>
-            <w:r>
-              <w:rPr>
-                <w:rFonts w:ascii="新細明體" w:eastAsia="新細明體" w:hAnsi="新細明體"/>
-                <w:sz w:val="24"/>
-                <w:szCs w:val="24"/>
+                <w:rFonts w:ascii="Times New Roman" w:eastAsia="標楷體" w:hAnsi="Times New Roman"/>
+                <w:sz w:val="28"/>
+                <w:szCs w:val="28"/>
+              </w:rPr>
+            </w:pPr>
+            <w:r>
+              <w:rPr>
+                <w:rFonts w:ascii="Times New Roman" w:eastAsia="標楷體" w:hAnsi="Times New Roman"/>
+                <w:sz w:val="28"/>
+                <w:szCs w:val="28"/>
               </w:rPr>
               <w:t>檢視學習小組與使用者練習紀錄</w:t>
             </w:r>
@@ -6696,16 +7012,16 @@
           <w:p>
             <w:pPr>
               <w:rPr>
-                <w:rFonts w:ascii="新細明體" w:eastAsia="新細明體" w:hAnsi="新細明體"/>
-                <w:sz w:val="24"/>
-                <w:szCs w:val="24"/>
-              </w:rPr>
-            </w:pPr>
-            <w:r>
-              <w:rPr>
-                <w:rFonts w:ascii="新細明體" w:eastAsia="新細明體" w:hAnsi="新細明體"/>
-                <w:sz w:val="24"/>
-                <w:szCs w:val="24"/>
+                <w:rFonts w:ascii="Times New Roman" w:eastAsia="標楷體" w:hAnsi="Times New Roman"/>
+                <w:sz w:val="28"/>
+                <w:szCs w:val="28"/>
+              </w:rPr>
+            </w:pPr>
+            <w:r>
+              <w:rPr>
+                <w:rFonts w:ascii="Times New Roman" w:eastAsia="標楷體" w:hAnsi="Times New Roman"/>
+                <w:sz w:val="28"/>
+                <w:szCs w:val="28"/>
               </w:rPr>
               <w:t>成就徽章</w:t>
             </w:r>
@@ -6718,16 +7034,16 @@
           <w:p>
             <w:pPr>
               <w:rPr>
-                <w:rFonts w:ascii="新細明體" w:eastAsia="新細明體" w:hAnsi="新細明體"/>
-                <w:sz w:val="24"/>
-                <w:szCs w:val="24"/>
-              </w:rPr>
-            </w:pPr>
-            <w:r>
-              <w:rPr>
-                <w:rFonts w:ascii="新細明體" w:eastAsia="新細明體" w:hAnsi="新細明體"/>
-                <w:sz w:val="24"/>
-                <w:szCs w:val="24"/>
+                <w:rFonts w:ascii="Times New Roman" w:eastAsia="標楷體" w:hAnsi="Times New Roman"/>
+                <w:sz w:val="28"/>
+                <w:szCs w:val="28"/>
+              </w:rPr>
+            </w:pPr>
+            <w:r>
+              <w:rPr>
+                <w:rFonts w:ascii="Times New Roman" w:eastAsia="標楷體" w:hAnsi="Times New Roman"/>
+                <w:sz w:val="28"/>
+                <w:szCs w:val="28"/>
               </w:rPr>
               <w:t>檢視成就徽章，並可同步主題徽章</w:t>
             </w:r>
@@ -6742,16 +7058,16 @@
           <w:p>
             <w:pPr>
               <w:rPr>
-                <w:rFonts w:ascii="新細明體" w:eastAsia="新細明體" w:hAnsi="新細明體"/>
-                <w:sz w:val="24"/>
-                <w:szCs w:val="24"/>
-              </w:rPr>
-            </w:pPr>
-            <w:r>
-              <w:rPr>
-                <w:rFonts w:ascii="新細明體" w:eastAsia="新細明體" w:hAnsi="新細明體"/>
-                <w:sz w:val="24"/>
-                <w:szCs w:val="24"/>
+                <w:rFonts w:ascii="Times New Roman" w:eastAsia="標楷體" w:hAnsi="Times New Roman"/>
+                <w:sz w:val="28"/>
+                <w:szCs w:val="28"/>
+              </w:rPr>
+            </w:pPr>
+            <w:r>
+              <w:rPr>
+                <w:rFonts w:ascii="Times New Roman" w:eastAsia="標楷體" w:hAnsi="Times New Roman"/>
+                <w:sz w:val="28"/>
+                <w:szCs w:val="28"/>
               </w:rPr>
               <w:t>意見回饋</w:t>
             </w:r>
@@ -6764,34 +7080,34 @@
           <w:p>
             <w:pPr>
               <w:rPr>
-                <w:rFonts w:ascii="新細明體" w:eastAsia="新細明體" w:hAnsi="新細明體"/>
-                <w:sz w:val="24"/>
-                <w:szCs w:val="24"/>
-              </w:rPr>
-            </w:pPr>
-            <w:r>
-              <w:rPr>
-                <w:rFonts w:ascii="新細明體" w:eastAsia="新細明體" w:hAnsi="新細明體"/>
-                <w:sz w:val="24"/>
-                <w:szCs w:val="24"/>
+                <w:rFonts w:ascii="Times New Roman" w:eastAsia="標楷體" w:hAnsi="Times New Roman"/>
+                <w:sz w:val="28"/>
+                <w:szCs w:val="28"/>
+              </w:rPr>
+            </w:pPr>
+            <w:r>
+              <w:rPr>
+                <w:rFonts w:ascii="Times New Roman" w:eastAsia="標楷體" w:hAnsi="Times New Roman"/>
+                <w:sz w:val="28"/>
+                <w:szCs w:val="28"/>
               </w:rPr>
               <w:t>檢視並回覆使用者意見，未回覆筆數顯示</w:t>
             </w:r>
             <w:proofErr w:type="gramStart"/>
             <w:r>
               <w:rPr>
-                <w:rFonts w:ascii="新細明體" w:eastAsia="新細明體" w:hAnsi="新細明體"/>
-                <w:sz w:val="24"/>
-                <w:szCs w:val="24"/>
+                <w:rFonts w:ascii="Times New Roman" w:eastAsia="標楷體" w:hAnsi="Times New Roman"/>
+                <w:sz w:val="28"/>
+                <w:szCs w:val="28"/>
               </w:rPr>
               <w:t>於側欄</w:t>
             </w:r>
             <w:proofErr w:type="gramEnd"/>
             <w:r>
               <w:rPr>
-                <w:rFonts w:ascii="新細明體" w:eastAsia="新細明體" w:hAnsi="新細明體"/>
-                <w:sz w:val="24"/>
-                <w:szCs w:val="24"/>
+                <w:rFonts w:ascii="Times New Roman" w:eastAsia="標楷體" w:hAnsi="Times New Roman"/>
+                <w:sz w:val="28"/>
+                <w:szCs w:val="28"/>
               </w:rPr>
               <w:t>；老師的聯絡單則以 Email 回覆</w:t>
             </w:r>
@@ -6802,7 +7118,9 @@
     <w:p>
       <w:pPr>
         <w:rPr>
-          <w:rFonts w:ascii="新細明體" w:eastAsia="新細明體" w:hAnsi="新細明體"/>
+          <w:rFonts w:ascii="Times New Roman" w:eastAsia="標楷體" w:hAnsi="Times New Roman"/>
+          <w:sz w:val="28"/>
+          <w:szCs w:val="28"/>
         </w:rPr>
       </w:pPr>
     </w:p>
@@ -6814,12 +7132,16 @@
           <w:numId w:val="5"/>
         </w:numPr>
         <w:rPr>
-          <w:rFonts w:ascii="新細明體" w:eastAsia="新細明體" w:hAnsi="新細明體"/>
-        </w:rPr>
-      </w:pPr>
-      <w:r>
-        <w:rPr>
-          <w:rFonts w:ascii="新細明體" w:eastAsia="新細明體" w:hAnsi="新細明體" w:hint="eastAsia"/>
+          <w:rFonts w:ascii="Times New Roman" w:eastAsia="標楷體" w:hAnsi="Times New Roman"/>
+          <w:sz w:val="28"/>
+          <w:szCs w:val="28"/>
+        </w:rPr>
+      </w:pPr>
+      <w:r>
+        <w:rPr>
+          <w:rFonts w:ascii="Times New Roman" w:eastAsia="標楷體" w:hAnsi="Times New Roman" w:hint="eastAsia"/>
+          <w:sz w:val="28"/>
+          <w:szCs w:val="28"/>
         </w:rPr>
         <w:t>安全性防護</w:t>
       </w:r>
@@ -6832,26 +7154,34 @@
           <w:numId w:val="8"/>
         </w:numPr>
         <w:rPr>
-          <w:rFonts w:ascii="新細明體" w:eastAsia="新細明體" w:hAnsi="新細明體"/>
-        </w:rPr>
-      </w:pPr>
-      <w:r>
-        <w:rPr>
-          <w:rFonts w:ascii="新細明體" w:eastAsia="新細明體" w:hAnsi="新細明體" w:hint="eastAsia"/>
+          <w:rFonts w:ascii="Times New Roman" w:eastAsia="標楷體" w:hAnsi="Times New Roman"/>
+          <w:sz w:val="28"/>
+          <w:szCs w:val="28"/>
+        </w:rPr>
+      </w:pPr>
+      <w:r>
+        <w:rPr>
+          <w:rFonts w:ascii="Times New Roman" w:eastAsia="標楷體" w:hAnsi="Times New Roman" w:hint="eastAsia"/>
+          <w:sz w:val="28"/>
+          <w:szCs w:val="28"/>
         </w:rPr>
         <w:t xml:space="preserve">密碼保護：密碼以 </w:t>
       </w:r>
       <w:proofErr w:type="spellStart"/>
       <w:r>
         <w:rPr>
-          <w:rFonts w:ascii="新細明體" w:eastAsia="新細明體" w:hAnsi="新細明體" w:hint="eastAsia"/>
+          <w:rFonts w:ascii="Times New Roman" w:eastAsia="標楷體" w:hAnsi="Times New Roman" w:hint="eastAsia"/>
+          <w:sz w:val="28"/>
+          <w:szCs w:val="28"/>
         </w:rPr>
         <w:t>Werkzeug</w:t>
       </w:r>
       <w:proofErr w:type="spellEnd"/>
       <w:r>
         <w:rPr>
-          <w:rFonts w:ascii="新細明體" w:eastAsia="新細明體" w:hAnsi="新細明體" w:hint="eastAsia"/>
+          <w:rFonts w:ascii="Times New Roman" w:eastAsia="標楷體" w:hAnsi="Times New Roman" w:hint="eastAsia"/>
+          <w:sz w:val="28"/>
+          <w:szCs w:val="28"/>
         </w:rPr>
         <w:t xml:space="preserve"> 雜湊後儲存，不保存明文；忘記密碼的驗證碼同樣以雜湊儲存，有效 10 分鐘，同一組驗證碼最多輸錯 5 次。</w:t>
       </w:r>
@@ -6864,40 +7194,52 @@
           <w:numId w:val="8"/>
         </w:numPr>
         <w:rPr>
-          <w:rFonts w:ascii="新細明體" w:eastAsia="新細明體" w:hAnsi="新細明體"/>
-        </w:rPr>
-      </w:pPr>
-      <w:r>
-        <w:rPr>
-          <w:rFonts w:ascii="新細明體" w:eastAsia="新細明體" w:hAnsi="新細明體" w:hint="eastAsia"/>
+          <w:rFonts w:ascii="Times New Roman" w:eastAsia="標楷體" w:hAnsi="Times New Roman"/>
+          <w:sz w:val="28"/>
+          <w:szCs w:val="28"/>
+        </w:rPr>
+      </w:pPr>
+      <w:r>
+        <w:rPr>
+          <w:rFonts w:ascii="Times New Roman" w:eastAsia="標楷體" w:hAnsi="Times New Roman" w:hint="eastAsia"/>
+          <w:sz w:val="28"/>
+          <w:szCs w:val="28"/>
         </w:rPr>
         <w:t>App 登入通行證：登入成功後由後端簽發以密</w:t>
       </w:r>
       <w:proofErr w:type="gramStart"/>
       <w:r>
         <w:rPr>
-          <w:rFonts w:ascii="新細明體" w:eastAsia="新細明體" w:hAnsi="新細明體" w:hint="eastAsia"/>
+          <w:rFonts w:ascii="Times New Roman" w:eastAsia="標楷體" w:hAnsi="Times New Roman" w:hint="eastAsia"/>
+          <w:sz w:val="28"/>
+          <w:szCs w:val="28"/>
         </w:rPr>
         <w:t>鑰</w:t>
       </w:r>
       <w:proofErr w:type="gramEnd"/>
       <w:r>
         <w:rPr>
-          <w:rFonts w:ascii="新細明體" w:eastAsia="新細明體" w:hAnsi="新細明體" w:hint="eastAsia"/>
+          <w:rFonts w:ascii="Times New Roman" w:eastAsia="標楷體" w:hAnsi="Times New Roman" w:hint="eastAsia"/>
+          <w:sz w:val="28"/>
+          <w:szCs w:val="28"/>
         </w:rPr>
         <w:t xml:space="preserve">簽章的通行證，有效 30 天、使用超過 1 天即自動換發。除登入註冊與少數公開清單外，所有 API 都必須帶通行證，且請求中的 </w:t>
       </w:r>
       <w:proofErr w:type="spellStart"/>
       <w:r>
         <w:rPr>
-          <w:rFonts w:ascii="新細明體" w:eastAsia="新細明體" w:hAnsi="新細明體" w:hint="eastAsia"/>
+          <w:rFonts w:ascii="Times New Roman" w:eastAsia="標楷體" w:hAnsi="Times New Roman" w:hint="eastAsia"/>
+          <w:sz w:val="28"/>
+          <w:szCs w:val="28"/>
         </w:rPr>
         <w:t>user_id</w:t>
       </w:r>
       <w:proofErr w:type="spellEnd"/>
       <w:r>
         <w:rPr>
-          <w:rFonts w:ascii="新細明體" w:eastAsia="新細明體" w:hAnsi="新細明體" w:hint="eastAsia"/>
+          <w:rFonts w:ascii="Times New Roman" w:eastAsia="標楷體" w:hAnsi="Times New Roman" w:hint="eastAsia"/>
+          <w:sz w:val="28"/>
+          <w:szCs w:val="28"/>
         </w:rPr>
         <w:t xml:space="preserve"> 必須與通行證本人相符，無法操作他人資料。改密碼或重設密碼後，舊通行證立即失效。</w:t>
       </w:r>
@@ -6910,12 +7252,16 @@
           <w:numId w:val="8"/>
         </w:numPr>
         <w:rPr>
-          <w:rFonts w:ascii="新細明體" w:eastAsia="新細明體" w:hAnsi="新細明體"/>
-        </w:rPr>
-      </w:pPr>
-      <w:r>
-        <w:rPr>
-          <w:rFonts w:ascii="新細明體" w:eastAsia="新細明體" w:hAnsi="新細明體" w:hint="eastAsia"/>
+          <w:rFonts w:ascii="Times New Roman" w:eastAsia="標楷體" w:hAnsi="Times New Roman"/>
+          <w:sz w:val="28"/>
+          <w:szCs w:val="28"/>
+        </w:rPr>
+      </w:pPr>
+      <w:r>
+        <w:rPr>
+          <w:rFonts w:ascii="Times New Roman" w:eastAsia="標楷體" w:hAnsi="Times New Roman" w:hint="eastAsia"/>
+          <w:sz w:val="28"/>
+          <w:szCs w:val="28"/>
         </w:rPr>
         <w:t>後台防護：使用 Session 驗證；登入失敗僅顯示「帳號或密碼錯誤」，不透露帳號是否存在；超級管理者專屬頁面對 admin 與老師皆會被導回。</w:t>
       </w:r>
@@ -6928,12 +7274,16 @@
           <w:numId w:val="8"/>
         </w:numPr>
         <w:rPr>
-          <w:rFonts w:ascii="新細明體" w:eastAsia="新細明體" w:hAnsi="新細明體"/>
-        </w:rPr>
-      </w:pPr>
-      <w:r>
-        <w:rPr>
-          <w:rFonts w:ascii="新細明體" w:eastAsia="新細明體" w:hAnsi="新細明體" w:hint="eastAsia"/>
+          <w:rFonts w:ascii="Times New Roman" w:eastAsia="標楷體" w:hAnsi="Times New Roman"/>
+          <w:sz w:val="28"/>
+          <w:szCs w:val="28"/>
+        </w:rPr>
+      </w:pPr>
+      <w:r>
+        <w:rPr>
+          <w:rFonts w:ascii="Times New Roman" w:eastAsia="標楷體" w:hAnsi="Times New Roman" w:hint="eastAsia"/>
+          <w:sz w:val="28"/>
+          <w:szCs w:val="28"/>
         </w:rPr>
         <w:lastRenderedPageBreak/>
         <w:t>機密管理：.env、secrets/（Firebase 金</w:t>
@@ -6941,42 +7291,54 @@
       <w:proofErr w:type="gramStart"/>
       <w:r>
         <w:rPr>
-          <w:rFonts w:ascii="新細明體" w:eastAsia="新細明體" w:hAnsi="新細明體" w:hint="eastAsia"/>
+          <w:rFonts w:ascii="Times New Roman" w:eastAsia="標楷體" w:hAnsi="Times New Roman" w:hint="eastAsia"/>
+          <w:sz w:val="28"/>
+          <w:szCs w:val="28"/>
         </w:rPr>
         <w:t>鑰</w:t>
       </w:r>
       <w:proofErr w:type="gramEnd"/>
       <w:r>
         <w:rPr>
-          <w:rFonts w:ascii="新細明體" w:eastAsia="新細明體" w:hAnsi="新細明體" w:hint="eastAsia"/>
+          <w:rFonts w:ascii="Times New Roman" w:eastAsia="標楷體" w:hAnsi="Times New Roman" w:hint="eastAsia"/>
+          <w:sz w:val="28"/>
+          <w:szCs w:val="28"/>
         </w:rPr>
         <w:t>）與資料庫檔不納入 Git，也不打包進 Docker 映像，金</w:t>
       </w:r>
       <w:proofErr w:type="gramStart"/>
       <w:r>
         <w:rPr>
-          <w:rFonts w:ascii="新細明體" w:eastAsia="新細明體" w:hAnsi="新細明體" w:hint="eastAsia"/>
+          <w:rFonts w:ascii="Times New Roman" w:eastAsia="標楷體" w:hAnsi="Times New Roman" w:hint="eastAsia"/>
+          <w:sz w:val="28"/>
+          <w:szCs w:val="28"/>
         </w:rPr>
         <w:t>鑰</w:t>
       </w:r>
       <w:proofErr w:type="gramEnd"/>
       <w:r>
         <w:rPr>
-          <w:rFonts w:ascii="新細明體" w:eastAsia="新細明體" w:hAnsi="新細明體" w:hint="eastAsia"/>
+          <w:rFonts w:ascii="Times New Roman" w:eastAsia="標楷體" w:hAnsi="Times New Roman" w:hint="eastAsia"/>
+          <w:sz w:val="28"/>
+          <w:szCs w:val="28"/>
         </w:rPr>
         <w:t xml:space="preserve">由 docker-compose 的 </w:t>
       </w:r>
       <w:proofErr w:type="spellStart"/>
       <w:r>
         <w:rPr>
-          <w:rFonts w:ascii="新細明體" w:eastAsia="新細明體" w:hAnsi="新細明體" w:hint="eastAsia"/>
+          <w:rFonts w:ascii="Times New Roman" w:eastAsia="標楷體" w:hAnsi="Times New Roman" w:hint="eastAsia"/>
+          <w:sz w:val="28"/>
+          <w:szCs w:val="28"/>
         </w:rPr>
         <w:t>env_file</w:t>
       </w:r>
       <w:proofErr w:type="spellEnd"/>
       <w:r>
         <w:rPr>
-          <w:rFonts w:ascii="新細明體" w:eastAsia="新細明體" w:hAnsi="新細明體" w:hint="eastAsia"/>
+          <w:rFonts w:ascii="Times New Roman" w:eastAsia="標楷體" w:hAnsi="Times New Roman" w:hint="eastAsia"/>
+          <w:sz w:val="28"/>
+          <w:szCs w:val="28"/>
         </w:rPr>
         <w:t xml:space="preserve"> 注入。</w:t>
       </w:r>
@@ -6989,12 +7351,16 @@
           <w:numId w:val="5"/>
         </w:numPr>
         <w:rPr>
-          <w:rFonts w:ascii="新細明體" w:eastAsia="新細明體" w:hAnsi="新細明體"/>
-        </w:rPr>
-      </w:pPr>
-      <w:r>
-        <w:rPr>
-          <w:rFonts w:ascii="新細明體" w:eastAsia="新細明體" w:hAnsi="新細明體" w:hint="eastAsia"/>
+          <w:rFonts w:ascii="Times New Roman" w:eastAsia="標楷體" w:hAnsi="Times New Roman"/>
+          <w:sz w:val="28"/>
+          <w:szCs w:val="28"/>
+        </w:rPr>
+      </w:pPr>
+      <w:r>
+        <w:rPr>
+          <w:rFonts w:ascii="Times New Roman" w:eastAsia="標楷體" w:hAnsi="Times New Roman" w:hint="eastAsia"/>
+          <w:sz w:val="28"/>
+          <w:szCs w:val="28"/>
         </w:rPr>
         <w:t>AI 服務管理</w:t>
       </w:r>
@@ -7003,110 +7369,142 @@
       <w:pPr>
         <w:ind w:firstLineChars="200" w:firstLine="480"/>
         <w:rPr>
-          <w:rFonts w:ascii="新細明體" w:eastAsia="新細明體" w:hAnsi="新細明體"/>
-        </w:rPr>
-      </w:pPr>
-      <w:r>
-        <w:rPr>
-          <w:rFonts w:ascii="新細明體" w:eastAsia="新細明體" w:hAnsi="新細明體" w:hint="eastAsia"/>
+          <w:rFonts w:ascii="Times New Roman" w:eastAsia="標楷體" w:hAnsi="Times New Roman"/>
+          <w:sz w:val="28"/>
+          <w:szCs w:val="28"/>
+        </w:rPr>
+      </w:pPr>
+      <w:r>
+        <w:rPr>
+          <w:rFonts w:ascii="Times New Roman" w:eastAsia="標楷體" w:hAnsi="Times New Roman" w:hint="eastAsia"/>
+          <w:sz w:val="28"/>
+          <w:szCs w:val="28"/>
         </w:rPr>
         <w:t>拍照辨識、AI 對話、情境例句、文章語音評分四項 AI 功能各自使用獨立的 Gemini 金</w:t>
       </w:r>
       <w:proofErr w:type="gramStart"/>
       <w:r>
         <w:rPr>
-          <w:rFonts w:ascii="新細明體" w:eastAsia="新細明體" w:hAnsi="新細明體" w:hint="eastAsia"/>
+          <w:rFonts w:ascii="Times New Roman" w:eastAsia="標楷體" w:hAnsi="Times New Roman" w:hint="eastAsia"/>
+          <w:sz w:val="28"/>
+          <w:szCs w:val="28"/>
         </w:rPr>
         <w:t>鑰</w:t>
       </w:r>
       <w:proofErr w:type="gramEnd"/>
       <w:r>
         <w:rPr>
-          <w:rFonts w:ascii="新細明體" w:eastAsia="新細明體" w:hAnsi="新細明體" w:hint="eastAsia"/>
+          <w:rFonts w:ascii="Times New Roman" w:eastAsia="標楷體" w:hAnsi="Times New Roman" w:hint="eastAsia"/>
+          <w:sz w:val="28"/>
+          <w:szCs w:val="28"/>
         </w:rPr>
         <w:t>，各可再設一把備用金</w:t>
       </w:r>
       <w:proofErr w:type="gramStart"/>
       <w:r>
         <w:rPr>
-          <w:rFonts w:ascii="新細明體" w:eastAsia="新細明體" w:hAnsi="新細明體" w:hint="eastAsia"/>
+          <w:rFonts w:ascii="Times New Roman" w:eastAsia="標楷體" w:hAnsi="Times New Roman" w:hint="eastAsia"/>
+          <w:sz w:val="28"/>
+          <w:szCs w:val="28"/>
         </w:rPr>
         <w:t>鑰</w:t>
       </w:r>
       <w:proofErr w:type="gramEnd"/>
       <w:r>
         <w:rPr>
-          <w:rFonts w:ascii="新細明體" w:eastAsia="新細明體" w:hAnsi="新細明體" w:hint="eastAsia"/>
+          <w:rFonts w:ascii="Times New Roman" w:eastAsia="標楷體" w:hAnsi="Times New Roman" w:hint="eastAsia"/>
+          <w:sz w:val="28"/>
+          <w:szCs w:val="28"/>
         </w:rPr>
         <w:t>，</w:t>
       </w:r>
       <w:proofErr w:type="gramStart"/>
       <w:r>
         <w:rPr>
-          <w:rFonts w:ascii="新細明體" w:eastAsia="新細明體" w:hAnsi="新細明體" w:hint="eastAsia"/>
+          <w:rFonts w:ascii="Times New Roman" w:eastAsia="標楷體" w:hAnsi="Times New Roman" w:hint="eastAsia"/>
+          <w:sz w:val="28"/>
+          <w:szCs w:val="28"/>
         </w:rPr>
         <w:t>使某項</w:t>
       </w:r>
       <w:proofErr w:type="gramEnd"/>
       <w:r>
         <w:rPr>
-          <w:rFonts w:ascii="新細明體" w:eastAsia="新細明體" w:hAnsi="新細明體" w:hint="eastAsia"/>
+          <w:rFonts w:ascii="Times New Roman" w:eastAsia="標楷體" w:hAnsi="Times New Roman" w:hint="eastAsia"/>
+          <w:sz w:val="28"/>
+          <w:szCs w:val="28"/>
         </w:rPr>
         <w:t>功能額度用完時不影響其他功能。額度用完時系統會自動切換備用金</w:t>
       </w:r>
       <w:proofErr w:type="gramStart"/>
       <w:r>
         <w:rPr>
-          <w:rFonts w:ascii="新細明體" w:eastAsia="新細明體" w:hAnsi="新細明體" w:hint="eastAsia"/>
+          <w:rFonts w:ascii="Times New Roman" w:eastAsia="標楷體" w:hAnsi="Times New Roman" w:hint="eastAsia"/>
+          <w:sz w:val="28"/>
+          <w:szCs w:val="28"/>
         </w:rPr>
         <w:t>鑰</w:t>
       </w:r>
       <w:proofErr w:type="gramEnd"/>
       <w:r>
         <w:rPr>
-          <w:rFonts w:ascii="新細明體" w:eastAsia="新細明體" w:hAnsi="新細明體" w:hint="eastAsia"/>
+          <w:rFonts w:ascii="Times New Roman" w:eastAsia="標楷體" w:hAnsi="Times New Roman" w:hint="eastAsia"/>
+          <w:sz w:val="28"/>
+          <w:szCs w:val="28"/>
         </w:rPr>
         <w:t xml:space="preserve">或備援模型；伺服器忙碌（503）時自動重試；額度確實耗盡時回報統一且對使用者友善的訊息。預設使用 </w:t>
       </w:r>
       <w:proofErr w:type="spellStart"/>
       <w:r>
         <w:rPr>
-          <w:rFonts w:ascii="新細明體" w:eastAsia="新細明體" w:hAnsi="新細明體" w:hint="eastAsia"/>
+          <w:rFonts w:ascii="Times New Roman" w:eastAsia="標楷體" w:hAnsi="Times New Roman" w:hint="eastAsia"/>
+          <w:sz w:val="28"/>
+          <w:szCs w:val="28"/>
         </w:rPr>
         <w:t>gemini</w:t>
       </w:r>
       <w:proofErr w:type="spellEnd"/>
       <w:r>
         <w:rPr>
-          <w:rFonts w:ascii="新細明體" w:eastAsia="新細明體" w:hAnsi="新細明體" w:hint="eastAsia"/>
+          <w:rFonts w:ascii="Times New Roman" w:eastAsia="標楷體" w:hAnsi="Times New Roman" w:hint="eastAsia"/>
+          <w:sz w:val="28"/>
+          <w:szCs w:val="28"/>
         </w:rPr>
         <w:t xml:space="preserve">-flash-latest 別名，避免因舊型號下架而失效。日語語音合成使用 </w:t>
       </w:r>
       <w:proofErr w:type="spellStart"/>
       <w:r>
         <w:rPr>
-          <w:rFonts w:ascii="新細明體" w:eastAsia="新細明體" w:hAnsi="新細明體" w:hint="eastAsia"/>
+          <w:rFonts w:ascii="Times New Roman" w:eastAsia="標楷體" w:hAnsi="Times New Roman" w:hint="eastAsia"/>
+          <w:sz w:val="28"/>
+          <w:szCs w:val="28"/>
         </w:rPr>
         <w:t>gTTS</w:t>
       </w:r>
       <w:proofErr w:type="spellEnd"/>
       <w:r>
         <w:rPr>
-          <w:rFonts w:ascii="新細明體" w:eastAsia="新細明體" w:hAnsi="新細明體" w:hint="eastAsia"/>
+          <w:rFonts w:ascii="Times New Roman" w:eastAsia="標楷體" w:hAnsi="Times New Roman" w:hint="eastAsia"/>
+          <w:sz w:val="28"/>
+          <w:szCs w:val="28"/>
         </w:rPr>
         <w:t>，不需金</w:t>
       </w:r>
       <w:proofErr w:type="gramStart"/>
       <w:r>
         <w:rPr>
-          <w:rFonts w:ascii="新細明體" w:eastAsia="新細明體" w:hAnsi="新細明體" w:hint="eastAsia"/>
+          <w:rFonts w:ascii="Times New Roman" w:eastAsia="標楷體" w:hAnsi="Times New Roman" w:hint="eastAsia"/>
+          <w:sz w:val="28"/>
+          <w:szCs w:val="28"/>
         </w:rPr>
         <w:t>鑰</w:t>
       </w:r>
       <w:proofErr w:type="gramEnd"/>
       <w:r>
         <w:rPr>
-          <w:rFonts w:ascii="新細明體" w:eastAsia="新細明體" w:hAnsi="新細明體" w:hint="eastAsia"/>
+          <w:rFonts w:ascii="Times New Roman" w:eastAsia="標楷體" w:hAnsi="Times New Roman" w:hint="eastAsia"/>
+          <w:sz w:val="28"/>
+          <w:szCs w:val="28"/>
         </w:rPr>
         <w:t>。</w:t>
       </w:r>
@@ -7119,12 +7517,16 @@
           <w:numId w:val="5"/>
         </w:numPr>
         <w:rPr>
-          <w:rFonts w:ascii="新細明體" w:eastAsia="新細明體" w:hAnsi="新細明體"/>
-        </w:rPr>
-      </w:pPr>
-      <w:r>
-        <w:rPr>
-          <w:rFonts w:ascii="新細明體" w:eastAsia="新細明體" w:hAnsi="新細明體" w:hint="eastAsia"/>
+          <w:rFonts w:ascii="Times New Roman" w:eastAsia="標楷體" w:hAnsi="Times New Roman"/>
+          <w:sz w:val="28"/>
+          <w:szCs w:val="28"/>
+        </w:rPr>
+      </w:pPr>
+      <w:r>
+        <w:rPr>
+          <w:rFonts w:ascii="Times New Roman" w:eastAsia="標楷體" w:hAnsi="Times New Roman" w:hint="eastAsia"/>
+          <w:sz w:val="28"/>
+          <w:szCs w:val="28"/>
         </w:rPr>
         <w:t>資料庫與部署維運</w:t>
       </w:r>
@@ -7133,33 +7535,43 @@
       <w:pPr>
         <w:ind w:firstLineChars="200" w:firstLine="480"/>
         <w:rPr>
-          <w:rFonts w:ascii="新細明體" w:eastAsia="新細明體" w:hAnsi="新細明體"/>
-        </w:rPr>
-      </w:pPr>
-      <w:r>
-        <w:rPr>
-          <w:rFonts w:ascii="新細明體" w:eastAsia="新細明體" w:hAnsi="新細明體" w:hint="eastAsia"/>
+          <w:rFonts w:ascii="Times New Roman" w:eastAsia="標楷體" w:hAnsi="Times New Roman"/>
+          <w:sz w:val="28"/>
+          <w:szCs w:val="28"/>
+        </w:rPr>
+      </w:pPr>
+      <w:r>
+        <w:rPr>
+          <w:rFonts w:ascii="Times New Roman" w:eastAsia="標楷體" w:hAnsi="Times New Roman" w:hint="eastAsia"/>
+          <w:sz w:val="28"/>
+          <w:szCs w:val="28"/>
         </w:rPr>
         <w:t>資料庫為 SQLite</w:t>
       </w:r>
       <w:proofErr w:type="gramStart"/>
       <w:r>
         <w:rPr>
-          <w:rFonts w:ascii="新細明體" w:eastAsia="新細明體" w:hAnsi="新細明體" w:hint="eastAsia"/>
+          <w:rFonts w:ascii="Times New Roman" w:eastAsia="標楷體" w:hAnsi="Times New Roman" w:hint="eastAsia"/>
+          <w:sz w:val="28"/>
+          <w:szCs w:val="28"/>
         </w:rPr>
         <w:t>（</w:t>
       </w:r>
       <w:proofErr w:type="gramEnd"/>
       <w:r>
         <w:rPr>
-          <w:rFonts w:ascii="新細明體" w:eastAsia="新細明體" w:hAnsi="新細明體" w:hint="eastAsia"/>
+          <w:rFonts w:ascii="Times New Roman" w:eastAsia="標楷體" w:hAnsi="Times New Roman" w:hint="eastAsia"/>
+          <w:sz w:val="28"/>
+          <w:szCs w:val="28"/>
         </w:rPr>
         <w:t>instance/</w:t>
       </w:r>
       <w:proofErr w:type="spellStart"/>
       <w:r>
         <w:rPr>
-          <w:rFonts w:ascii="新細明體" w:eastAsia="新細明體" w:hAnsi="新細明體" w:hint="eastAsia"/>
+          <w:rFonts w:ascii="Times New Roman" w:eastAsia="標楷體" w:hAnsi="Times New Roman" w:hint="eastAsia"/>
+          <w:sz w:val="28"/>
+          <w:szCs w:val="28"/>
         </w:rPr>
         <w:t>jlens.db</w:t>
       </w:r>
@@ -7167,42 +7579,54 @@
       <w:proofErr w:type="gramStart"/>
       <w:r>
         <w:rPr>
-          <w:rFonts w:ascii="新細明體" w:eastAsia="新細明體" w:hAnsi="新細明體" w:hint="eastAsia"/>
+          <w:rFonts w:ascii="Times New Roman" w:eastAsia="標楷體" w:hAnsi="Times New Roman" w:hint="eastAsia"/>
+          <w:sz w:val="28"/>
+          <w:szCs w:val="28"/>
         </w:rPr>
         <w:t>）</w:t>
       </w:r>
       <w:proofErr w:type="gramEnd"/>
       <w:r>
         <w:rPr>
-          <w:rFonts w:ascii="新細明體" w:eastAsia="新細明體" w:hAnsi="新細明體" w:hint="eastAsia"/>
+          <w:rFonts w:ascii="Times New Roman" w:eastAsia="標楷體" w:hAnsi="Times New Roman" w:hint="eastAsia"/>
+          <w:sz w:val="28"/>
+          <w:szCs w:val="28"/>
         </w:rPr>
         <w:t xml:space="preserve">，啟用 WAL 模式與 30 秒 </w:t>
       </w:r>
       <w:proofErr w:type="spellStart"/>
       <w:r>
         <w:rPr>
-          <w:rFonts w:ascii="新細明體" w:eastAsia="新細明體" w:hAnsi="新細明體" w:hint="eastAsia"/>
+          <w:rFonts w:ascii="Times New Roman" w:eastAsia="標楷體" w:hAnsi="Times New Roman" w:hint="eastAsia"/>
+          <w:sz w:val="28"/>
+          <w:szCs w:val="28"/>
         </w:rPr>
         <w:t>busy_timeout</w:t>
       </w:r>
       <w:proofErr w:type="spellEnd"/>
       <w:r>
         <w:rPr>
-          <w:rFonts w:ascii="新細明體" w:eastAsia="新細明體" w:hAnsi="新細明體" w:hint="eastAsia"/>
+          <w:rFonts w:ascii="Times New Roman" w:eastAsia="標楷體" w:hAnsi="Times New Roman" w:hint="eastAsia"/>
+          <w:sz w:val="28"/>
+          <w:szCs w:val="28"/>
         </w:rPr>
         <w:t xml:space="preserve"> 以減少鎖定錯誤。後端啟動時會自動建立缺少的資料表並補上缺少的欄位，另有 upgrade_db.py 等腳本處理結構升級。</w:t>
       </w:r>
       <w:proofErr w:type="spellStart"/>
       <w:r>
         <w:rPr>
-          <w:rFonts w:ascii="新細明體" w:eastAsia="新細明體" w:hAnsi="新細明體" w:hint="eastAsia"/>
+          <w:rFonts w:ascii="Times New Roman" w:eastAsia="標楷體" w:hAnsi="Times New Roman" w:hint="eastAsia"/>
+          <w:sz w:val="28"/>
+          <w:szCs w:val="28"/>
         </w:rPr>
         <w:t>PyMySQL</w:t>
       </w:r>
       <w:proofErr w:type="spellEnd"/>
       <w:r>
         <w:rPr>
-          <w:rFonts w:ascii="新細明體" w:eastAsia="新細明體" w:hAnsi="新細明體" w:hint="eastAsia"/>
+          <w:rFonts w:ascii="Times New Roman" w:eastAsia="標楷體" w:hAnsi="Times New Roman" w:hint="eastAsia"/>
+          <w:sz w:val="28"/>
+          <w:szCs w:val="28"/>
         </w:rPr>
         <w:t xml:space="preserve"> 已預先安裝，若日後改用 MySQL，須於 docker-compose 增加 MySQL 服務並修改 app.py 的連線字串。</w:t>
       </w:r>
@@ -7211,24 +7635,32 @@
       <w:pPr>
         <w:jc w:val="center"/>
         <w:rPr>
-          <w:rFonts w:ascii="新細明體" w:eastAsia="新細明體" w:hAnsi="新細明體"/>
-        </w:rPr>
-      </w:pPr>
-      <w:r>
-        <w:rPr>
-          <w:rFonts w:ascii="新細明體" w:eastAsia="新細明體" w:hAnsi="新細明體" w:hint="eastAsia"/>
+          <w:rFonts w:ascii="Times New Roman" w:eastAsia="標楷體" w:hAnsi="Times New Roman"/>
+          <w:sz w:val="28"/>
+          <w:szCs w:val="28"/>
+        </w:rPr>
+      </w:pPr>
+      <w:r>
+        <w:rPr>
+          <w:rFonts w:ascii="Times New Roman" w:eastAsia="標楷體" w:hAnsi="Times New Roman" w:hint="eastAsia"/>
+          <w:sz w:val="28"/>
+          <w:szCs w:val="28"/>
         </w:rPr>
         <w:t>表 11-2-</w:t>
       </w:r>
       <w:r>
         <w:rPr>
-          <w:rFonts w:ascii="新細明體" w:eastAsia="新細明體" w:hAnsi="新細明體" w:hint="eastAsia"/>
+          <w:rFonts w:ascii="Times New Roman" w:eastAsia="標楷體" w:hAnsi="Times New Roman" w:hint="eastAsia"/>
+          <w:sz w:val="28"/>
+          <w:szCs w:val="28"/>
         </w:rPr>
         <w:t>3</w:t>
       </w:r>
       <w:r>
         <w:rPr>
-          <w:rFonts w:ascii="新細明體" w:eastAsia="新細明體" w:hAnsi="新細明體" w:hint="eastAsia"/>
+          <w:rFonts w:ascii="Times New Roman" w:eastAsia="標楷體" w:hAnsi="Times New Roman" w:hint="eastAsia"/>
+          <w:sz w:val="28"/>
+          <w:szCs w:val="28"/>
         </w:rPr>
         <w:t xml:space="preserve"> Docker Compose 服務</w:t>
       </w:r>
@@ -7260,16 +7692,16 @@
             <w:pPr>
               <w:jc w:val="center"/>
               <w:rPr>
-                <w:rFonts w:ascii="新細明體" w:eastAsia="新細明體" w:hAnsi="新細明體"/>
-                <w:sz w:val="24"/>
-                <w:szCs w:val="24"/>
-              </w:rPr>
-            </w:pPr>
-            <w:r>
-              <w:rPr>
-                <w:rFonts w:ascii="新細明體" w:eastAsia="新細明體" w:hAnsi="新細明體"/>
-                <w:sz w:val="24"/>
-                <w:szCs w:val="24"/>
+                <w:rFonts w:ascii="Times New Roman" w:eastAsia="標楷體" w:hAnsi="Times New Roman"/>
+                <w:sz w:val="28"/>
+                <w:szCs w:val="28"/>
+              </w:rPr>
+            </w:pPr>
+            <w:r>
+              <w:rPr>
+                <w:rFonts w:ascii="Times New Roman" w:eastAsia="標楷體" w:hAnsi="Times New Roman"/>
+                <w:sz w:val="28"/>
+                <w:szCs w:val="28"/>
               </w:rPr>
               <w:t>服務</w:t>
             </w:r>
@@ -7284,16 +7716,16 @@
             <w:pPr>
               <w:jc w:val="center"/>
               <w:rPr>
-                <w:rFonts w:ascii="新細明體" w:eastAsia="新細明體" w:hAnsi="新細明體"/>
-                <w:sz w:val="24"/>
-                <w:szCs w:val="24"/>
-              </w:rPr>
-            </w:pPr>
-            <w:r>
-              <w:rPr>
-                <w:rFonts w:ascii="新細明體" w:eastAsia="新細明體" w:hAnsi="新細明體" w:hint="eastAsia"/>
-                <w:sz w:val="24"/>
-                <w:szCs w:val="24"/>
+                <w:rFonts w:ascii="Times New Roman" w:eastAsia="標楷體" w:hAnsi="Times New Roman"/>
+                <w:sz w:val="28"/>
+                <w:szCs w:val="28"/>
+              </w:rPr>
+            </w:pPr>
+            <w:r>
+              <w:rPr>
+                <w:rFonts w:ascii="Times New Roman" w:eastAsia="標楷體" w:hAnsi="Times New Roman" w:hint="eastAsia"/>
+                <w:sz w:val="28"/>
+                <w:szCs w:val="28"/>
               </w:rPr>
               <w:t>port</w:t>
             </w:r>
@@ -7308,16 +7740,16 @@
             <w:pPr>
               <w:jc w:val="center"/>
               <w:rPr>
-                <w:rFonts w:ascii="新細明體" w:eastAsia="新細明體" w:hAnsi="新細明體"/>
-                <w:sz w:val="24"/>
-                <w:szCs w:val="24"/>
-              </w:rPr>
-            </w:pPr>
-            <w:r>
-              <w:rPr>
-                <w:rFonts w:ascii="新細明體" w:eastAsia="新細明體" w:hAnsi="新細明體"/>
-                <w:sz w:val="24"/>
-                <w:szCs w:val="24"/>
+                <w:rFonts w:ascii="Times New Roman" w:eastAsia="標楷體" w:hAnsi="Times New Roman"/>
+                <w:sz w:val="28"/>
+                <w:szCs w:val="28"/>
+              </w:rPr>
+            </w:pPr>
+            <w:r>
+              <w:rPr>
+                <w:rFonts w:ascii="Times New Roman" w:eastAsia="標楷體" w:hAnsi="Times New Roman"/>
+                <w:sz w:val="28"/>
+                <w:szCs w:val="28"/>
               </w:rPr>
               <w:t>說明</w:t>
             </w:r>
@@ -7336,17 +7768,17 @@
             <w:pPr>
               <w:jc w:val="center"/>
               <w:rPr>
-                <w:rFonts w:ascii="新細明體" w:eastAsia="新細明體" w:hAnsi="新細明體"/>
-                <w:sz w:val="24"/>
-                <w:szCs w:val="24"/>
+                <w:rFonts w:ascii="Times New Roman" w:eastAsia="標楷體" w:hAnsi="Times New Roman"/>
+                <w:sz w:val="28"/>
+                <w:szCs w:val="28"/>
               </w:rPr>
             </w:pPr>
             <w:proofErr w:type="spellStart"/>
             <w:r>
               <w:rPr>
-                <w:rFonts w:ascii="新細明體" w:eastAsia="新細明體" w:hAnsi="新細明體"/>
-                <w:sz w:val="24"/>
-                <w:szCs w:val="24"/>
+                <w:rFonts w:ascii="Times New Roman" w:eastAsia="標楷體" w:hAnsi="Times New Roman"/>
+                <w:sz w:val="28"/>
+                <w:szCs w:val="28"/>
               </w:rPr>
               <w:t>api</w:t>
             </w:r>
@@ -7361,16 +7793,16 @@
             <w:pPr>
               <w:jc w:val="center"/>
               <w:rPr>
-                <w:rFonts w:ascii="新細明體" w:eastAsia="新細明體" w:hAnsi="新細明體"/>
-                <w:sz w:val="24"/>
-                <w:szCs w:val="24"/>
-              </w:rPr>
-            </w:pPr>
-            <w:r>
-              <w:rPr>
-                <w:rFonts w:ascii="新細明體" w:eastAsia="新細明體" w:hAnsi="新細明體"/>
-                <w:sz w:val="24"/>
-                <w:szCs w:val="24"/>
+                <w:rFonts w:ascii="Times New Roman" w:eastAsia="標楷體" w:hAnsi="Times New Roman"/>
+                <w:sz w:val="28"/>
+                <w:szCs w:val="28"/>
+              </w:rPr>
+            </w:pPr>
+            <w:r>
+              <w:rPr>
+                <w:rFonts w:ascii="Times New Roman" w:eastAsia="標楷體" w:hAnsi="Times New Roman"/>
+                <w:sz w:val="28"/>
+                <w:szCs w:val="28"/>
               </w:rPr>
               <w:t>5050</w:t>
             </w:r>
@@ -7384,16 +7816,16 @@
             <w:pPr>
               <w:jc w:val="center"/>
               <w:rPr>
-                <w:rFonts w:ascii="新細明體" w:eastAsia="新細明體" w:hAnsi="新細明體"/>
-                <w:sz w:val="24"/>
-                <w:szCs w:val="24"/>
-              </w:rPr>
-            </w:pPr>
-            <w:r>
-              <w:rPr>
-                <w:rFonts w:ascii="新細明體" w:eastAsia="新細明體" w:hAnsi="新細明體"/>
-                <w:sz w:val="24"/>
-                <w:szCs w:val="24"/>
+                <w:rFonts w:ascii="Times New Roman" w:eastAsia="標楷體" w:hAnsi="Times New Roman"/>
+                <w:sz w:val="28"/>
+                <w:szCs w:val="28"/>
+              </w:rPr>
+            </w:pPr>
+            <w:r>
+              <w:rPr>
+                <w:rFonts w:ascii="Times New Roman" w:eastAsia="標楷體" w:hAnsi="Times New Roman"/>
+                <w:sz w:val="28"/>
+                <w:szCs w:val="28"/>
               </w:rPr>
               <w:t>主 API（手機 App 連線）</w:t>
             </w:r>
@@ -7412,16 +7844,16 @@
             <w:pPr>
               <w:jc w:val="center"/>
               <w:rPr>
-                <w:rFonts w:ascii="新細明體" w:eastAsia="新細明體" w:hAnsi="新細明體"/>
-                <w:sz w:val="24"/>
-                <w:szCs w:val="24"/>
-              </w:rPr>
-            </w:pPr>
-            <w:r>
-              <w:rPr>
-                <w:rFonts w:ascii="新細明體" w:eastAsia="新細明體" w:hAnsi="新細明體"/>
-                <w:sz w:val="24"/>
-                <w:szCs w:val="24"/>
+                <w:rFonts w:ascii="Times New Roman" w:eastAsia="標楷體" w:hAnsi="Times New Roman"/>
+                <w:sz w:val="28"/>
+                <w:szCs w:val="28"/>
+              </w:rPr>
+            </w:pPr>
+            <w:r>
+              <w:rPr>
+                <w:rFonts w:ascii="Times New Roman" w:eastAsia="標楷體" w:hAnsi="Times New Roman"/>
+                <w:sz w:val="28"/>
+                <w:szCs w:val="28"/>
               </w:rPr>
               <w:t>admin</w:t>
             </w:r>
@@ -7435,16 +7867,16 @@
             <w:pPr>
               <w:jc w:val="center"/>
               <w:rPr>
-                <w:rFonts w:ascii="新細明體" w:eastAsia="新細明體" w:hAnsi="新細明體"/>
-                <w:sz w:val="24"/>
-                <w:szCs w:val="24"/>
-              </w:rPr>
-            </w:pPr>
-            <w:r>
-              <w:rPr>
-                <w:rFonts w:ascii="新細明體" w:eastAsia="新細明體" w:hAnsi="新細明體"/>
-                <w:sz w:val="24"/>
-                <w:szCs w:val="24"/>
+                <w:rFonts w:ascii="Times New Roman" w:eastAsia="標楷體" w:hAnsi="Times New Roman"/>
+                <w:sz w:val="28"/>
+                <w:szCs w:val="28"/>
+              </w:rPr>
+            </w:pPr>
+            <w:r>
+              <w:rPr>
+                <w:rFonts w:ascii="Times New Roman" w:eastAsia="標楷體" w:hAnsi="Times New Roman"/>
+                <w:sz w:val="28"/>
+                <w:szCs w:val="28"/>
               </w:rPr>
               <w:t>5001</w:t>
             </w:r>
@@ -7458,16 +7890,16 @@
             <w:pPr>
               <w:jc w:val="center"/>
               <w:rPr>
-                <w:rFonts w:ascii="新細明體" w:eastAsia="新細明體" w:hAnsi="新細明體"/>
-                <w:sz w:val="24"/>
-                <w:szCs w:val="24"/>
-              </w:rPr>
-            </w:pPr>
-            <w:r>
-              <w:rPr>
-                <w:rFonts w:ascii="新細明體" w:eastAsia="新細明體" w:hAnsi="新細明體"/>
-                <w:sz w:val="24"/>
-                <w:szCs w:val="24"/>
+                <w:rFonts w:ascii="Times New Roman" w:eastAsia="標楷體" w:hAnsi="Times New Roman"/>
+                <w:sz w:val="28"/>
+                <w:szCs w:val="28"/>
+              </w:rPr>
+            </w:pPr>
+            <w:r>
+              <w:rPr>
+                <w:rFonts w:ascii="Times New Roman" w:eastAsia="標楷體" w:hAnsi="Times New Roman"/>
+                <w:sz w:val="28"/>
+                <w:szCs w:val="28"/>
               </w:rPr>
               <w:t>管理者與教師後台網頁</w:t>
             </w:r>
@@ -7486,17 +7918,17 @@
             <w:pPr>
               <w:jc w:val="center"/>
               <w:rPr>
-                <w:rFonts w:ascii="新細明體" w:eastAsia="新細明體" w:hAnsi="新細明體"/>
-                <w:sz w:val="24"/>
-                <w:szCs w:val="24"/>
+                <w:rFonts w:ascii="Times New Roman" w:eastAsia="標楷體" w:hAnsi="Times New Roman"/>
+                <w:sz w:val="28"/>
+                <w:szCs w:val="28"/>
               </w:rPr>
             </w:pPr>
             <w:proofErr w:type="spellStart"/>
             <w:r>
               <w:rPr>
-                <w:rFonts w:ascii="新細明體" w:eastAsia="新細明體" w:hAnsi="新細明體"/>
-                <w:sz w:val="24"/>
-                <w:szCs w:val="24"/>
+                <w:rFonts w:ascii="Times New Roman" w:eastAsia="標楷體" w:hAnsi="Times New Roman"/>
+                <w:sz w:val="28"/>
+                <w:szCs w:val="28"/>
               </w:rPr>
               <w:t>cloudflared</w:t>
             </w:r>
@@ -7511,16 +7943,16 @@
             <w:pPr>
               <w:jc w:val="center"/>
               <w:rPr>
-                <w:rFonts w:ascii="新細明體" w:eastAsia="新細明體" w:hAnsi="新細明體"/>
-                <w:sz w:val="24"/>
-                <w:szCs w:val="24"/>
-              </w:rPr>
-            </w:pPr>
-            <w:r>
-              <w:rPr>
-                <w:rFonts w:ascii="新細明體" w:eastAsia="新細明體" w:hAnsi="新細明體"/>
-                <w:sz w:val="24"/>
-                <w:szCs w:val="24"/>
+                <w:rFonts w:ascii="Times New Roman" w:eastAsia="標楷體" w:hAnsi="Times New Roman"/>
+                <w:sz w:val="28"/>
+                <w:szCs w:val="28"/>
+              </w:rPr>
+            </w:pPr>
+            <w:r>
+              <w:rPr>
+                <w:rFonts w:ascii="Times New Roman" w:eastAsia="標楷體" w:hAnsi="Times New Roman"/>
+                <w:sz w:val="28"/>
+                <w:szCs w:val="28"/>
               </w:rPr>
               <w:t>—</w:t>
             </w:r>
@@ -7534,16 +7966,16 @@
             <w:pPr>
               <w:jc w:val="center"/>
               <w:rPr>
-                <w:rFonts w:ascii="新細明體" w:eastAsia="新細明體" w:hAnsi="新細明體"/>
-                <w:sz w:val="24"/>
-                <w:szCs w:val="24"/>
-              </w:rPr>
-            </w:pPr>
-            <w:r>
-              <w:rPr>
-                <w:rFonts w:ascii="新細明體" w:eastAsia="新細明體" w:hAnsi="新細明體"/>
-                <w:sz w:val="24"/>
-                <w:szCs w:val="24"/>
+                <w:rFonts w:ascii="Times New Roman" w:eastAsia="標楷體" w:hAnsi="Times New Roman"/>
+                <w:sz w:val="28"/>
+                <w:szCs w:val="28"/>
+              </w:rPr>
+            </w:pPr>
+            <w:r>
+              <w:rPr>
+                <w:rFonts w:ascii="Times New Roman" w:eastAsia="標楷體" w:hAnsi="Times New Roman"/>
+                <w:sz w:val="28"/>
+                <w:szCs w:val="28"/>
               </w:rPr>
               <w:t>Cloudflare 通道，預設不啟動，需加上 --profile tunnel</w:t>
             </w:r>
@@ -7554,19 +7986,25 @@
     <w:p>
       <w:pPr>
         <w:rPr>
-          <w:rFonts w:ascii="新細明體" w:eastAsia="新細明體" w:hAnsi="新細明體"/>
+          <w:rFonts w:ascii="Times New Roman" w:eastAsia="標楷體" w:hAnsi="Times New Roman"/>
+          <w:sz w:val="28"/>
+          <w:szCs w:val="28"/>
         </w:rPr>
       </w:pPr>
     </w:p>
     <w:p>
       <w:pPr>
         <w:rPr>
-          <w:rFonts w:ascii="新細明體" w:eastAsia="新細明體" w:hAnsi="新細明體"/>
-        </w:rPr>
-      </w:pPr>
-      <w:r>
-        <w:rPr>
-          <w:rFonts w:ascii="新細明體" w:eastAsia="新細明體" w:hAnsi="新細明體" w:hint="eastAsia"/>
+          <w:rFonts w:ascii="Times New Roman" w:eastAsia="標楷體" w:hAnsi="Times New Roman"/>
+          <w:sz w:val="28"/>
+          <w:szCs w:val="28"/>
+        </w:rPr>
+      </w:pPr>
+      <w:r>
+        <w:rPr>
+          <w:rFonts w:ascii="Times New Roman" w:eastAsia="標楷體" w:hAnsi="Times New Roman" w:hint="eastAsia"/>
+          <w:sz w:val="28"/>
+          <w:szCs w:val="28"/>
         </w:rPr>
         <w:t>維運重點如下：</w:t>
       </w:r>
@@ -7579,26 +8017,34 @@
           <w:numId w:val="11"/>
         </w:numPr>
         <w:rPr>
-          <w:rFonts w:ascii="新細明體" w:eastAsia="新細明體" w:hAnsi="新細明體"/>
-        </w:rPr>
-      </w:pPr>
-      <w:r>
-        <w:rPr>
-          <w:rFonts w:ascii="新細明體" w:eastAsia="新細明體" w:hAnsi="新細明體" w:hint="eastAsia"/>
+          <w:rFonts w:ascii="Times New Roman" w:eastAsia="標楷體" w:hAnsi="Times New Roman"/>
+          <w:sz w:val="28"/>
+          <w:szCs w:val="28"/>
+        </w:rPr>
+      </w:pPr>
+      <w:r>
+        <w:rPr>
+          <w:rFonts w:ascii="Times New Roman" w:eastAsia="標楷體" w:hAnsi="Times New Roman" w:hint="eastAsia"/>
+          <w:sz w:val="28"/>
+          <w:szCs w:val="28"/>
         </w:rPr>
         <w:t xml:space="preserve">常用指令（於 backend/ 執行）：docker compose </w:t>
       </w:r>
       <w:proofErr w:type="spellStart"/>
       <w:r>
         <w:rPr>
-          <w:rFonts w:ascii="新細明體" w:eastAsia="新細明體" w:hAnsi="新細明體" w:hint="eastAsia"/>
+          <w:rFonts w:ascii="Times New Roman" w:eastAsia="標楷體" w:hAnsi="Times New Roman" w:hint="eastAsia"/>
+          <w:sz w:val="28"/>
+          <w:szCs w:val="28"/>
         </w:rPr>
         <w:t>ps</w:t>
       </w:r>
       <w:proofErr w:type="spellEnd"/>
       <w:r>
         <w:rPr>
-          <w:rFonts w:ascii="新細明體" w:eastAsia="新細明體" w:hAnsi="新細明體" w:hint="eastAsia"/>
+          <w:rFonts w:ascii="Times New Roman" w:eastAsia="標楷體" w:hAnsi="Times New Roman" w:hint="eastAsia"/>
+          <w:sz w:val="28"/>
+          <w:szCs w:val="28"/>
         </w:rPr>
         <w:t xml:space="preserve"> 查看狀態、docker compose logs -f 查看紀錄、docker compose down 停止服務。</w:t>
       </w:r>
@@ -7611,12 +8057,16 @@
           <w:numId w:val="11"/>
         </w:numPr>
         <w:rPr>
-          <w:rFonts w:ascii="新細明體" w:eastAsia="新細明體" w:hAnsi="新細明體"/>
-        </w:rPr>
-      </w:pPr>
-      <w:r>
-        <w:rPr>
-          <w:rFonts w:ascii="新細明體" w:eastAsia="新細明體" w:hAnsi="新細明體" w:hint="eastAsia"/>
+          <w:rFonts w:ascii="Times New Roman" w:eastAsia="標楷體" w:hAnsi="Times New Roman"/>
+          <w:sz w:val="28"/>
+          <w:szCs w:val="28"/>
+        </w:rPr>
+      </w:pPr>
+      <w:r>
+        <w:rPr>
+          <w:rFonts w:ascii="Times New Roman" w:eastAsia="標楷體" w:hAnsi="Times New Roman" w:hint="eastAsia"/>
+          <w:sz w:val="28"/>
+          <w:szCs w:val="28"/>
         </w:rPr>
         <w:t>資料持久化：instance/（資料庫）與 static/photos/（使用者照片）以 volume 掛載，重建容器不會遺失；服務設定為 unless-stopped 自動重啟。</w:t>
       </w:r>
@@ -7629,12 +8079,16 @@
           <w:numId w:val="11"/>
         </w:numPr>
         <w:rPr>
-          <w:rFonts w:ascii="新細明體" w:eastAsia="新細明體" w:hAnsi="新細明體"/>
-        </w:rPr>
-      </w:pPr>
-      <w:r>
-        <w:rPr>
-          <w:rFonts w:ascii="新細明體" w:eastAsia="新細明體" w:hAnsi="新細明體" w:hint="eastAsia"/>
+          <w:rFonts w:ascii="Times New Roman" w:eastAsia="標楷體" w:hAnsi="Times New Roman"/>
+          <w:sz w:val="28"/>
+          <w:szCs w:val="28"/>
+        </w:rPr>
+      </w:pPr>
+      <w:r>
+        <w:rPr>
+          <w:rFonts w:ascii="Times New Roman" w:eastAsia="標楷體" w:hAnsi="Times New Roman" w:hint="eastAsia"/>
+          <w:sz w:val="28"/>
+          <w:szCs w:val="28"/>
         </w:rPr>
         <w:t>資料備份與遷移：資料只存在執行服務的那台機器，備份或換機時須一併複製 instance/ 與 static/photos/。</w:t>
       </w:r>
@@ -7647,32 +8101,42 @@
           <w:numId w:val="11"/>
         </w:numPr>
         <w:rPr>
-          <w:rFonts w:ascii="新細明體" w:eastAsia="新細明體" w:hAnsi="新細明體"/>
-        </w:rPr>
-      </w:pPr>
-      <w:r>
-        <w:rPr>
-          <w:rFonts w:ascii="新細明體" w:eastAsia="新細明體" w:hAnsi="新細明體" w:hint="eastAsia"/>
+          <w:rFonts w:ascii="Times New Roman" w:eastAsia="標楷體" w:hAnsi="Times New Roman"/>
+          <w:sz w:val="28"/>
+          <w:szCs w:val="28"/>
+        </w:rPr>
+      </w:pPr>
+      <w:r>
+        <w:rPr>
+          <w:rFonts w:ascii="Times New Roman" w:eastAsia="標楷體" w:hAnsi="Times New Roman" w:hint="eastAsia"/>
+          <w:sz w:val="28"/>
+          <w:szCs w:val="28"/>
         </w:rPr>
         <w:t xml:space="preserve">對外網址：Cloudflare Quick Tunnel 的網址為臨時性，每次重啟 </w:t>
       </w:r>
       <w:proofErr w:type="spellStart"/>
       <w:r>
         <w:rPr>
-          <w:rFonts w:ascii="新細明體" w:eastAsia="新細明體" w:hAnsi="新細明體" w:hint="eastAsia"/>
+          <w:rFonts w:ascii="Times New Roman" w:eastAsia="標楷體" w:hAnsi="Times New Roman" w:hint="eastAsia"/>
+          <w:sz w:val="28"/>
+          <w:szCs w:val="28"/>
         </w:rPr>
         <w:t>cloudflared</w:t>
       </w:r>
       <w:proofErr w:type="spellEnd"/>
       <w:r>
         <w:rPr>
-          <w:rFonts w:ascii="新細明體" w:eastAsia="新細明體" w:hAnsi="新細明體" w:hint="eastAsia"/>
+          <w:rFonts w:ascii="Times New Roman" w:eastAsia="標楷體" w:hAnsi="Times New Roman" w:hint="eastAsia"/>
+          <w:sz w:val="28"/>
+          <w:szCs w:val="28"/>
         </w:rPr>
         <w:t xml:space="preserve"> </w:t>
       </w:r>
       <w:r>
         <w:rPr>
-          <w:rFonts w:ascii="新細明體" w:eastAsia="新細明體" w:hAnsi="新細明體" w:hint="eastAsia"/>
+          <w:rFonts w:ascii="Times New Roman" w:eastAsia="標楷體" w:hAnsi="Times New Roman" w:hint="eastAsia"/>
+          <w:sz w:val="28"/>
+          <w:szCs w:val="28"/>
         </w:rPr>
         <w:lastRenderedPageBreak/>
         <w:t>會更換；需固定網址時須另備網域並改用 Named Tunnel。</w:t>
@@ -7686,54 +8150,70 @@
           <w:numId w:val="11"/>
         </w:numPr>
         <w:rPr>
-          <w:rFonts w:ascii="新細明體" w:eastAsia="新細明體" w:hAnsi="新細明體"/>
-        </w:rPr>
-      </w:pPr>
-      <w:r>
-        <w:rPr>
-          <w:rFonts w:ascii="新細明體" w:eastAsia="新細明體" w:hAnsi="新細明體" w:hint="eastAsia"/>
+          <w:rFonts w:ascii="Times New Roman" w:eastAsia="標楷體" w:hAnsi="Times New Roman"/>
+          <w:sz w:val="28"/>
+          <w:szCs w:val="28"/>
+        </w:rPr>
+      </w:pPr>
+      <w:r>
+        <w:rPr>
+          <w:rFonts w:ascii="Times New Roman" w:eastAsia="標楷體" w:hAnsi="Times New Roman" w:hint="eastAsia"/>
+          <w:sz w:val="28"/>
+          <w:szCs w:val="28"/>
         </w:rPr>
         <w:t>推播與寄信：手機推播使用 Firebase Cloud Messaging，金</w:t>
       </w:r>
       <w:proofErr w:type="gramStart"/>
       <w:r>
         <w:rPr>
-          <w:rFonts w:ascii="新細明體" w:eastAsia="新細明體" w:hAnsi="新細明體" w:hint="eastAsia"/>
+          <w:rFonts w:ascii="Times New Roman" w:eastAsia="標楷體" w:hAnsi="Times New Roman" w:hint="eastAsia"/>
+          <w:sz w:val="28"/>
+          <w:szCs w:val="28"/>
         </w:rPr>
         <w:t>鑰</w:t>
       </w:r>
       <w:proofErr w:type="gramEnd"/>
       <w:r>
         <w:rPr>
-          <w:rFonts w:ascii="新細明體" w:eastAsia="新細明體" w:hAnsi="新細明體" w:hint="eastAsia"/>
+          <w:rFonts w:ascii="Times New Roman" w:eastAsia="標楷體" w:hAnsi="Times New Roman" w:hint="eastAsia"/>
+          <w:sz w:val="28"/>
+          <w:szCs w:val="28"/>
         </w:rPr>
         <w:t>放於 secrets/firebase-service-</w:t>
       </w:r>
       <w:proofErr w:type="spellStart"/>
       <w:r>
         <w:rPr>
-          <w:rFonts w:ascii="新細明體" w:eastAsia="新細明體" w:hAnsi="新細明體" w:hint="eastAsia"/>
+          <w:rFonts w:ascii="Times New Roman" w:eastAsia="標楷體" w:hAnsi="Times New Roman" w:hint="eastAsia"/>
+          <w:sz w:val="28"/>
+          <w:szCs w:val="28"/>
         </w:rPr>
         <w:t>account.json</w:t>
       </w:r>
       <w:proofErr w:type="spellEnd"/>
       <w:r>
         <w:rPr>
-          <w:rFonts w:ascii="新細明體" w:eastAsia="新細明體" w:hAnsi="新細明體" w:hint="eastAsia"/>
+          <w:rFonts w:ascii="Times New Roman" w:eastAsia="標楷體" w:hAnsi="Times New Roman" w:hint="eastAsia"/>
+          <w:sz w:val="28"/>
+          <w:szCs w:val="28"/>
         </w:rPr>
         <w:t>；未設定金</w:t>
       </w:r>
       <w:proofErr w:type="gramStart"/>
       <w:r>
         <w:rPr>
-          <w:rFonts w:ascii="新細明體" w:eastAsia="新細明體" w:hAnsi="新細明體" w:hint="eastAsia"/>
+          <w:rFonts w:ascii="Times New Roman" w:eastAsia="標楷體" w:hAnsi="Times New Roman" w:hint="eastAsia"/>
+          <w:sz w:val="28"/>
+          <w:szCs w:val="28"/>
         </w:rPr>
         <w:t>鑰</w:t>
       </w:r>
       <w:proofErr w:type="gramEnd"/>
       <w:r>
         <w:rPr>
-          <w:rFonts w:ascii="新細明體" w:eastAsia="新細明體" w:hAnsi="新細明體" w:hint="eastAsia"/>
+          <w:rFonts w:ascii="Times New Roman" w:eastAsia="標楷體" w:hAnsi="Times New Roman" w:hint="eastAsia"/>
+          <w:sz w:val="28"/>
+          <w:szCs w:val="28"/>
         </w:rPr>
         <w:t>時推播自動略過，不影響其他功能，學生仍可由 App 紅點看到新公告。寄信使用 Gmail SMTP，供忘記密碼驗證碼、老師核准通知與老師聯絡單回覆使用。</w:t>
       </w:r>
@@ -7746,12 +8226,16 @@
           <w:numId w:val="5"/>
         </w:numPr>
         <w:rPr>
-          <w:rFonts w:ascii="新細明體" w:eastAsia="新細明體" w:hAnsi="新細明體"/>
-        </w:rPr>
-      </w:pPr>
-      <w:r>
-        <w:rPr>
-          <w:rFonts w:ascii="新細明體" w:eastAsia="新細明體" w:hAnsi="新細明體" w:hint="eastAsia"/>
+          <w:rFonts w:ascii="Times New Roman" w:eastAsia="標楷體" w:hAnsi="Times New Roman"/>
+          <w:sz w:val="28"/>
+          <w:szCs w:val="28"/>
+        </w:rPr>
+      </w:pPr>
+      <w:r>
+        <w:rPr>
+          <w:rFonts w:ascii="Times New Roman" w:eastAsia="標楷體" w:hAnsi="Times New Roman" w:hint="eastAsia"/>
+          <w:sz w:val="28"/>
+          <w:szCs w:val="28"/>
         </w:rPr>
         <w:t>文件與支援</w:t>
       </w:r>
@@ -7760,26 +8244,34 @@
       <w:pPr>
         <w:ind w:firstLineChars="200" w:firstLine="480"/>
         <w:rPr>
-          <w:rFonts w:ascii="新細明體" w:eastAsia="新細明體" w:hAnsi="新細明體"/>
-        </w:rPr>
-      </w:pPr>
-      <w:r>
-        <w:rPr>
-          <w:rFonts w:ascii="新細明體" w:eastAsia="新細明體" w:hAnsi="新細明體" w:hint="eastAsia"/>
+          <w:rFonts w:ascii="Times New Roman" w:eastAsia="標楷體" w:hAnsi="Times New Roman"/>
+          <w:sz w:val="28"/>
+          <w:szCs w:val="28"/>
+        </w:rPr>
+      </w:pPr>
+      <w:r>
+        <w:rPr>
+          <w:rFonts w:ascii="Times New Roman" w:eastAsia="標楷體" w:hAnsi="Times New Roman" w:hint="eastAsia"/>
+          <w:sz w:val="28"/>
+          <w:szCs w:val="28"/>
         </w:rPr>
         <w:t>各功能的操作畫面與步驟，請參閱第十二章使用手冊（12-13 管理者後台、12-14 教師後台</w:t>
       </w:r>
       <w:proofErr w:type="gramStart"/>
       <w:r>
         <w:rPr>
-          <w:rFonts w:ascii="新細明體" w:eastAsia="新細明體" w:hAnsi="新細明體" w:hint="eastAsia"/>
+          <w:rFonts w:ascii="Times New Roman" w:eastAsia="標楷體" w:hAnsi="Times New Roman" w:hint="eastAsia"/>
+          <w:sz w:val="28"/>
+          <w:szCs w:val="28"/>
         </w:rPr>
         <w:t>）</w:t>
       </w:r>
       <w:proofErr w:type="gramEnd"/>
       <w:r>
         <w:rPr>
-          <w:rFonts w:ascii="新細明體" w:eastAsia="新細明體" w:hAnsi="新細明體" w:hint="eastAsia"/>
+          <w:rFonts w:ascii="Times New Roman" w:eastAsia="標楷體" w:hAnsi="Times New Roman" w:hint="eastAsia"/>
+          <w:sz w:val="28"/>
+          <w:szCs w:val="28"/>
         </w:rPr>
         <w:t>；系統測試內容請參閱第十章測試模型。後端部署細節另見 backend/DEPLOY.md 與 DEPLOY_CLOUDFLARE.md。</w:t>
       </w:r>
@@ -8942,10 +9434,10 @@
   <w:docDefaults>
     <w:rPrDefault>
       <w:rPr>
-        <w:rFonts w:asciiTheme="minorHAnsi" w:eastAsiaTheme="minorEastAsia" w:hAnsiTheme="minorHAnsi" w:cstheme="minorBidi"/>
+        <w:rFonts w:ascii="Times New Roman" w:eastAsia="標楷體" w:hAnsi="Times New Roman" w:cstheme="minorBidi"/>
         <w:kern w:val="2"/>
-        <w:sz w:val="24"/>
-        <w:szCs w:val="24"/>
+        <w:sz w:val="28"/>
+        <w:szCs w:val="28"/>
         <w:lang w:val="en-US" w:eastAsia="zh-TW" w:bidi="ar-SA"/>
         <w14:ligatures w14:val="standardContextual"/>
       </w:rPr>

--- a/系統文件/第11章/11章 操作手冊.docx
+++ b/系統文件/第11章/11章 操作手冊.docx
@@ -814,7 +814,7 @@
                 <w:sz w:val="28"/>
                 <w:szCs w:val="28"/>
               </w:rPr>
-              <w:t>手機：Android 8.0 以上；開發/部署：Windows 10/11 或 macOS，需安裝 Docker</w:t>
+              <w:t xml:space="preserve">手機：Android 7.0 以上；開發/部署：Windows 10/11 或 macOS，需安裝 Docker</w:t>
             </w:r>
           </w:p>
         </w:tc>
@@ -1239,17 +1239,15 @@
                 <w:rFonts w:ascii="Times New Roman" w:eastAsia="標楷體" w:hAnsi="Times New Roman"/>
                 <w:sz w:val="28"/>
                 <w:szCs w:val="28"/>
-                <w:highlight w:val="yellow"/>
-              </w:rPr>
-            </w:pPr>
-            <w:r>
-              <w:rPr>
-                <w:rFonts w:ascii="Times New Roman" w:eastAsia="標楷體" w:hAnsi="Times New Roman"/>
-                <w:sz w:val="28"/>
-                <w:szCs w:val="28"/>
-                <w:highlight w:val="yellow"/>
-              </w:rPr>
-              <w:t>資料庫</w:t>
+              </w:rPr>
+            </w:pPr>
+            <w:r>
+              <w:rPr>
+                <w:rFonts w:ascii="Times New Roman" w:eastAsia="標楷體" w:hAnsi="Times New Roman"/>
+                <w:sz w:val="28"/>
+                <w:szCs w:val="28"/>
+              </w:rPr>
+              <w:t xml:space="preserve">資料庫</w:t>
             </w:r>
           </w:p>
         </w:tc>
@@ -1263,59 +1261,21 @@
                 <w:rFonts w:ascii="Times New Roman" w:eastAsia="標楷體" w:hAnsi="Times New Roman"/>
                 <w:sz w:val="28"/>
                 <w:szCs w:val="28"/>
-                <w:highlight w:val="yellow"/>
-              </w:rPr>
-            </w:pPr>
-            <w:r>
-              <w:rPr>
-                <w:rFonts w:ascii="Times New Roman" w:eastAsia="標楷體" w:hAnsi="Times New Roman"/>
-                <w:sz w:val="28"/>
-                <w:szCs w:val="28"/>
-                <w:highlight w:val="yellow"/>
-              </w:rPr>
-              <w:t>SQLite</w:t>
+              </w:rPr>
+            </w:pPr>
+            <w:r>
+              <w:rPr>
+                <w:rFonts w:ascii="Times New Roman" w:eastAsia="標楷體" w:hAnsi="Times New Roman"/>
+                <w:sz w:val="28"/>
+                <w:szCs w:val="28"/>
+              </w:rPr>
+              <w:t xml:space="preserve">MySQL 8.4（Docker 容器，utf8mb4）</w:t>
             </w:r>
             <w:proofErr w:type="gramStart"/>
-            <w:r>
-              <w:rPr>
-                <w:rFonts w:ascii="Times New Roman" w:eastAsia="標楷體" w:hAnsi="Times New Roman"/>
-                <w:sz w:val="28"/>
-                <w:szCs w:val="28"/>
-                <w:highlight w:val="yellow"/>
-              </w:rPr>
-              <w:t>（</w:t>
-            </w:r>
             <w:proofErr w:type="gramEnd"/>
-            <w:r>
-              <w:rPr>
-                <w:rFonts w:ascii="Times New Roman" w:eastAsia="標楷體" w:hAnsi="Times New Roman"/>
-                <w:sz w:val="28"/>
-                <w:szCs w:val="28"/>
-                <w:highlight w:val="yellow"/>
-              </w:rPr>
-              <w:t>instance/</w:t>
-            </w:r>
             <w:proofErr w:type="spellStart"/>
-            <w:r>
-              <w:rPr>
-                <w:rFonts w:ascii="Times New Roman" w:eastAsia="標楷體" w:hAnsi="Times New Roman"/>
-                <w:sz w:val="28"/>
-                <w:szCs w:val="28"/>
-                <w:highlight w:val="yellow"/>
-              </w:rPr>
-              <w:t>jlens.db</w:t>
-            </w:r>
             <w:proofErr w:type="spellEnd"/>
             <w:proofErr w:type="gramStart"/>
-            <w:r>
-              <w:rPr>
-                <w:rFonts w:ascii="Times New Roman" w:eastAsia="標楷體" w:hAnsi="Times New Roman"/>
-                <w:sz w:val="28"/>
-                <w:szCs w:val="28"/>
-                <w:highlight w:val="yellow"/>
-              </w:rPr>
-              <w:t>）</w:t>
-            </w:r>
             <w:proofErr w:type="gramEnd"/>
           </w:p>
         </w:tc>
@@ -1337,7 +1297,7 @@
                 <w:sz w:val="28"/>
                 <w:szCs w:val="28"/>
               </w:rPr>
-              <w:t>啟用 WAL 模式</w:t>
+              <w:t xml:space="preserve">資料存於 volume mysql_data；本機開發未設 DATABASE_URL 時改用 SQLite（instance/jlens.db）</w:t>
             </w:r>
           </w:p>
         </w:tc>
@@ -1406,35 +1366,11 @@
                 <w:sz w:val="28"/>
                 <w:szCs w:val="28"/>
               </w:rPr>
-              <w:t>一</w:t>
+              <w:t xml:space="preserve">一鍵啟動 mysql、api、admin 三個服務；api 與 admin 以 gunicorn 啟動</w:t>
             </w:r>
             <w:proofErr w:type="gramEnd"/>
-            <w:r>
-              <w:rPr>
-                <w:rFonts w:ascii="Times New Roman" w:eastAsia="標楷體" w:hAnsi="Times New Roman"/>
-                <w:sz w:val="28"/>
-                <w:szCs w:val="28"/>
-              </w:rPr>
-              <w:t xml:space="preserve">鍵啟動 </w:t>
-            </w:r>
             <w:proofErr w:type="spellStart"/>
-            <w:r>
-              <w:rPr>
-                <w:rFonts w:ascii="Times New Roman" w:eastAsia="標楷體" w:hAnsi="Times New Roman"/>
-                <w:sz w:val="28"/>
-                <w:szCs w:val="28"/>
-              </w:rPr>
-              <w:t>api</w:t>
-            </w:r>
             <w:proofErr w:type="spellEnd"/>
-            <w:r>
-              <w:rPr>
-                <w:rFonts w:ascii="Times New Roman" w:eastAsia="標楷體" w:hAnsi="Times New Roman"/>
-                <w:sz w:val="28"/>
-                <w:szCs w:val="28"/>
-              </w:rPr>
-              <w:t>、admin 兩個服務</w:t>
-            </w:r>
           </w:p>
         </w:tc>
       </w:tr>
@@ -1605,7 +1541,7 @@
                 <w:sz w:val="28"/>
                 <w:szCs w:val="28"/>
               </w:rPr>
-              <w:t>拍照辨識、AI 對話、情境例句、文章語音評分</w:t>
+              <w:t xml:space="preserve">拍照辨識、AI 對話、情境例句、文章語音評分、腔調語音</w:t>
             </w:r>
           </w:p>
         </w:tc>
@@ -2367,7 +2303,7 @@
                 <w:sz w:val="28"/>
                 <w:szCs w:val="28"/>
               </w:rPr>
-              <w:t>Gemini API（新版 SDK，正式功能使用）</w:t>
+              <w:t xml:space="preserve">Gemini API（新版 SDK）</w:t>
             </w:r>
           </w:p>
         </w:tc>
@@ -2385,15 +2321,6 @@
                 <w:szCs w:val="28"/>
               </w:rPr>
             </w:pPr>
-            <w:r>
-              <w:rPr>
-                <w:rFonts w:ascii="Times New Roman" w:eastAsia="標楷體" w:hAnsi="Times New Roman"/>
-                <w:sz w:val="28"/>
-                <w:szCs w:val="28"/>
-              </w:rPr>
-              <w:lastRenderedPageBreak/>
-              <w:t>google-</w:t>
-            </w:r>
             <w:proofErr w:type="spellStart"/>
             <w:r>
               <w:rPr>
@@ -2401,7 +2328,7 @@
                 <w:sz w:val="28"/>
                 <w:szCs w:val="28"/>
               </w:rPr>
-              <w:t>generativeai</w:t>
+              <w:t>gTTS</w:t>
             </w:r>
             <w:proofErr w:type="spellEnd"/>
           </w:p>
@@ -2446,7 +2373,7 @@
                 <w:sz w:val="28"/>
                 <w:szCs w:val="28"/>
               </w:rPr>
-              <w:t>舊版 SDK，僅測試腳本使用</w:t>
+              <w:t>日語語音合成</w:t>
             </w:r>
           </w:p>
         </w:tc>
@@ -2464,16 +2391,14 @@
                 <w:szCs w:val="28"/>
               </w:rPr>
             </w:pPr>
-            <w:proofErr w:type="spellStart"/>
-            <w:r>
-              <w:rPr>
-                <w:rFonts w:ascii="Times New Roman" w:eastAsia="標楷體" w:hAnsi="Times New Roman"/>
-                <w:sz w:val="28"/>
-                <w:szCs w:val="28"/>
-              </w:rPr>
-              <w:t>gTTS</w:t>
-            </w:r>
-            <w:proofErr w:type="spellEnd"/>
+            <w:r>
+              <w:rPr>
+                <w:rFonts w:ascii="Times New Roman" w:eastAsia="標楷體" w:hAnsi="Times New Roman"/>
+                <w:sz w:val="28"/>
+                <w:szCs w:val="28"/>
+              </w:rPr>
+              <w:t>Pillow</w:t>
+            </w:r>
           </w:p>
         </w:tc>
         <w:tc>
@@ -2516,8 +2441,18 @@
                 <w:sz w:val="28"/>
                 <w:szCs w:val="28"/>
               </w:rPr>
-              <w:t>日語語音合成</w:t>
-            </w:r>
+              <w:t xml:space="preserve">照片送 AI </w:t>
+            </w:r>
+            <w:proofErr w:type="gramStart"/>
+            <w:r>
+              <w:rPr>
+                <w:rFonts w:ascii="Times New Roman" w:eastAsia="標楷體" w:hAnsi="Times New Roman"/>
+                <w:sz w:val="28"/>
+                <w:szCs w:val="28"/>
+              </w:rPr>
+              <w:t>前縮圖</w:t>
+            </w:r>
+            <w:proofErr w:type="gramEnd"/>
           </w:p>
         </w:tc>
       </w:tr>
@@ -2534,14 +2469,16 @@
                 <w:szCs w:val="28"/>
               </w:rPr>
             </w:pPr>
-            <w:r>
-              <w:rPr>
-                <w:rFonts w:ascii="Times New Roman" w:eastAsia="標楷體" w:hAnsi="Times New Roman"/>
-                <w:sz w:val="28"/>
-                <w:szCs w:val="28"/>
-              </w:rPr>
-              <w:t>Pillow</w:t>
-            </w:r>
+            <w:proofErr w:type="spellStart"/>
+            <w:r>
+              <w:rPr>
+                <w:rFonts w:ascii="Times New Roman" w:eastAsia="標楷體" w:hAnsi="Times New Roman"/>
+                <w:sz w:val="28"/>
+                <w:szCs w:val="28"/>
+              </w:rPr>
+              <w:t xml:space="preserve">PyMySQL</w:t>
+            </w:r>
+            <w:proofErr w:type="spellEnd"/>
           </w:p>
         </w:tc>
         <w:tc>
@@ -2562,7 +2499,7 @@
                 <w:sz w:val="28"/>
                 <w:szCs w:val="28"/>
               </w:rPr>
-              <w:t>未固定版本</w:t>
+              <w:t xml:space="preserve">1.2.3</w:t>
             </w:r>
           </w:p>
         </w:tc>
@@ -2584,18 +2521,8 @@
                 <w:sz w:val="28"/>
                 <w:szCs w:val="28"/>
               </w:rPr>
-              <w:t xml:space="preserve">照片送 AI </w:t>
-            </w:r>
-            <w:proofErr w:type="gramStart"/>
-            <w:r>
-              <w:rPr>
-                <w:rFonts w:ascii="Times New Roman" w:eastAsia="標楷體" w:hAnsi="Times New Roman"/>
-                <w:sz w:val="28"/>
-                <w:szCs w:val="28"/>
-              </w:rPr>
-              <w:t>前縮圖</w:t>
-            </w:r>
-            <w:proofErr w:type="gramEnd"/>
+              <w:t xml:space="preserve">MySQL 驅動（Docker 部署使用）</w:t>
+            </w:r>
           </w:p>
         </w:tc>
       </w:tr>
@@ -2619,7 +2546,7 @@
                 <w:sz w:val="28"/>
                 <w:szCs w:val="28"/>
               </w:rPr>
-              <w:t>PyMySQL</w:t>
+              <w:t xml:space="preserve">cryptography</w:t>
             </w:r>
             <w:proofErr w:type="spellEnd"/>
           </w:p>
@@ -2642,7 +2569,7 @@
                 <w:sz w:val="28"/>
                 <w:szCs w:val="28"/>
               </w:rPr>
-              <w:t>1.1.2</w:t>
+              <w:t xml:space="preserve">未固定版本</w:t>
             </w:r>
           </w:p>
         </w:tc>
@@ -2664,7 +2591,7 @@
                 <w:sz w:val="28"/>
                 <w:szCs w:val="28"/>
               </w:rPr>
-              <w:t>預留日後改用 MySQL</w:t>
+              <w:t xml:space="preserve">MySQL 8 預設密碼驗證方式所需</w:t>
             </w:r>
           </w:p>
         </w:tc>
@@ -2801,6 +2728,142 @@
                 <w:szCs w:val="28"/>
               </w:rPr>
               <w:t>手機推播</w:t>
+            </w:r>
+          </w:p>
+        </w:tc>
+      </w:tr>
+      <w:tr>
+        <w:tc>
+          <w:tcPr>
+            <w:tcW w:w="3066" w:type="dxa"/>
+          </w:tcPr>
+          <w:p>
+            <w:pPr>
+              <w:rPr>
+                <w:rFonts w:ascii="Times New Roman" w:eastAsia="標楷體" w:hAnsi="Times New Roman"/>
+                <w:sz w:val="28"/>
+                <w:szCs w:val="28"/>
+              </w:rPr>
+            </w:pPr>
+            <w:r>
+              <w:rPr>
+                <w:rFonts w:ascii="Times New Roman" w:eastAsia="標楷體" w:hAnsi="Times New Roman"/>
+                <w:sz w:val="28"/>
+                <w:szCs w:val="28"/>
+              </w:rPr>
+              <w:t xml:space="preserve">gunicorn</w:t>
+            </w:r>
+          </w:p>
+        </w:tc>
+        <w:tc>
+          <w:tcPr>
+            <w:tcW w:w="1596" w:type="dxa"/>
+          </w:tcPr>
+          <w:p>
+            <w:pPr>
+              <w:rPr>
+                <w:rFonts w:ascii="Times New Roman" w:eastAsia="標楷體" w:hAnsi="Times New Roman"/>
+                <w:sz w:val="28"/>
+                <w:szCs w:val="28"/>
+              </w:rPr>
+            </w:pPr>
+            <w:r>
+              <w:rPr>
+                <w:rFonts w:ascii="Times New Roman" w:eastAsia="標楷體" w:hAnsi="Times New Roman"/>
+                <w:sz w:val="28"/>
+                <w:szCs w:val="28"/>
+              </w:rPr>
+              <w:t xml:space="preserve">23.0.0</w:t>
+            </w:r>
+          </w:p>
+        </w:tc>
+        <w:tc>
+          <w:tcPr>
+            <w:tcW w:w="4536" w:type="dxa"/>
+          </w:tcPr>
+          <w:p>
+            <w:pPr>
+              <w:rPr>
+                <w:rFonts w:ascii="Times New Roman" w:eastAsia="標楷體" w:hAnsi="Times New Roman"/>
+                <w:sz w:val="28"/>
+                <w:szCs w:val="28"/>
+              </w:rPr>
+            </w:pPr>
+            <w:r>
+              <w:rPr>
+                <w:rFonts w:ascii="Times New Roman" w:eastAsia="標楷體" w:hAnsi="Times New Roman"/>
+                <w:sz w:val="28"/>
+                <w:szCs w:val="28"/>
+              </w:rPr>
+              <w:t xml:space="preserve">正式啟動伺服器（多 worker、多執行緒，取代 Flask 開發伺服器）</w:t>
+            </w:r>
+          </w:p>
+        </w:tc>
+      </w:tr>
+      <w:tr>
+        <w:tc>
+          <w:tcPr>
+            <w:tcW w:w="3066" w:type="dxa"/>
+          </w:tcPr>
+          <w:p>
+            <w:pPr>
+              <w:rPr>
+                <w:rFonts w:ascii="Times New Roman" w:eastAsia="標楷體" w:hAnsi="Times New Roman"/>
+                <w:sz w:val="28"/>
+                <w:szCs w:val="28"/>
+              </w:rPr>
+            </w:pPr>
+            <w:r>
+              <w:rPr>
+                <w:rFonts w:ascii="Times New Roman" w:eastAsia="標楷體" w:hAnsi="Times New Roman"/>
+                <w:sz w:val="28"/>
+                <w:szCs w:val="28"/>
+              </w:rPr>
+              <w:t xml:space="preserve">Flask-Migrate</w:t>
+            </w:r>
+          </w:p>
+        </w:tc>
+        <w:tc>
+          <w:tcPr>
+            <w:tcW w:w="1596" w:type="dxa"/>
+          </w:tcPr>
+          <w:p>
+            <w:pPr>
+              <w:rPr>
+                <w:rFonts w:ascii="Times New Roman" w:eastAsia="標楷體" w:hAnsi="Times New Roman"/>
+                <w:sz w:val="28"/>
+                <w:szCs w:val="28"/>
+              </w:rPr>
+            </w:pPr>
+            <w:r>
+              <w:rPr>
+                <w:rFonts w:ascii="Times New Roman" w:eastAsia="標楷體" w:hAnsi="Times New Roman"/>
+                <w:sz w:val="28"/>
+                <w:szCs w:val="28"/>
+              </w:rPr>
+              <w:t xml:space="preserve">4.1.0</w:t>
+            </w:r>
+          </w:p>
+        </w:tc>
+        <w:tc>
+          <w:tcPr>
+            <w:tcW w:w="4536" w:type="dxa"/>
+          </w:tcPr>
+          <w:p>
+            <w:pPr>
+              <w:rPr>
+                <w:rFonts w:ascii="Times New Roman" w:eastAsia="標楷體" w:hAnsi="Times New Roman"/>
+                <w:sz w:val="28"/>
+                <w:szCs w:val="28"/>
+              </w:rPr>
+            </w:pPr>
+            <w:r>
+              <w:rPr>
+                <w:rFonts w:ascii="Times New Roman" w:eastAsia="標楷體" w:hAnsi="Times New Roman"/>
+                <w:sz w:val="28"/>
+                <w:szCs w:val="28"/>
+              </w:rPr>
+              <w:t xml:space="preserve">資料表版本控管（migrations/，啟動時自動升級）</w:t>
             </w:r>
           </w:p>
         </w:tc>
@@ -4063,6 +4126,76 @@
           </w:p>
         </w:tc>
       </w:tr>
+      <w:tr>
+        <w:tc>
+          <w:tcPr>
+            <w:tcW w:w="3120" w:type="dxa"/>
+          </w:tcPr>
+          <w:p>
+            <w:pPr>
+              <w:rPr>
+                <w:rFonts w:ascii="Times New Roman" w:eastAsia="標楷體" w:hAnsi="Times New Roman"/>
+                <w:sz w:val="28"/>
+                <w:szCs w:val="28"/>
+              </w:rPr>
+            </w:pPr>
+            <w:r>
+              <w:rPr>
+                <w:rFonts w:ascii="Times New Roman" w:eastAsia="標楷體" w:hAnsi="Times New Roman"/>
+                <w:sz w:val="28"/>
+                <w:szCs w:val="28"/>
+              </w:rPr>
+              <w:t xml:space="preserve">qr_flutter、mobile_scanner</w:t>
+            </w:r>
+            <w:proofErr w:type="spellStart"/>
+            <w:proofErr w:type="spellEnd"/>
+          </w:p>
+        </w:tc>
+        <w:tc>
+          <w:tcPr>
+            <w:tcW w:w="3120" w:type="dxa"/>
+          </w:tcPr>
+          <w:p>
+            <w:pPr>
+              <w:rPr>
+                <w:rFonts w:ascii="Times New Roman" w:eastAsia="標楷體" w:hAnsi="Times New Roman"/>
+                <w:sz w:val="28"/>
+                <w:szCs w:val="28"/>
+              </w:rPr>
+            </w:pPr>
+            <w:r>
+              <w:rPr>
+                <w:rFonts w:ascii="Times New Roman" w:eastAsia="標楷體" w:hAnsi="Times New Roman"/>
+                <w:sz w:val="28"/>
+                <w:szCs w:val="28"/>
+              </w:rPr>
+              <w:t xml:space="preserve">4.1.0、7.4.2</w:t>
+            </w:r>
+          </w:p>
+        </w:tc>
+        <w:tc>
+          <w:tcPr>
+            <w:tcW w:w="2544" w:type="dxa"/>
+          </w:tcPr>
+          <w:p>
+            <w:pPr>
+              <w:rPr>
+                <w:rFonts w:ascii="Times New Roman" w:eastAsia="標楷體" w:hAnsi="Times New Roman"/>
+                <w:sz w:val="28"/>
+                <w:szCs w:val="28"/>
+              </w:rPr>
+            </w:pPr>
+            <w:r>
+              <w:rPr>
+                <w:rFonts w:ascii="Times New Roman" w:eastAsia="標楷體" w:hAnsi="Times New Roman"/>
+                <w:sz w:val="28"/>
+                <w:szCs w:val="28"/>
+              </w:rPr>
+              <w:t xml:space="preserve">教室代碼 QR code 產生與掃描</w:t>
+            </w:r>
+          </w:p>
+        </w:tc>
+      </w:tr>
     </w:tbl>
     <w:p>
       <w:pPr>
@@ -4373,7 +4506,7 @@
                 <w:sz w:val="28"/>
                 <w:szCs w:val="28"/>
               </w:rPr>
-              <w:t>SECRET_KEY</w:t>
+              <w:t xml:space="preserve">GEMINI_KEY_TTS（含 _BACKUP）</w:t>
             </w:r>
           </w:p>
         </w:tc>
@@ -4395,26 +4528,12 @@
                 <w:sz w:val="28"/>
                 <w:szCs w:val="28"/>
               </w:rPr>
-              <w:t>App 登入通行證簽章密</w:t>
+              <w:t xml:space="preserve">腔調語音金鑰；未設定時沿用 AI 對話金鑰，額度用完退回 gTTS</w:t>
             </w:r>
             <w:proofErr w:type="gramStart"/>
-            <w:r>
-              <w:rPr>
-                <w:rFonts w:ascii="Times New Roman" w:eastAsia="標楷體" w:hAnsi="Times New Roman"/>
-                <w:sz w:val="28"/>
-                <w:szCs w:val="28"/>
-              </w:rPr>
-              <w:t>鑰</w:t>
-            </w:r>
             <w:proofErr w:type="gramEnd"/>
-            <w:r>
-              <w:rPr>
-                <w:rFonts w:ascii="Times New Roman" w:eastAsia="標楷體" w:hAnsi="Times New Roman"/>
-                <w:sz w:val="28"/>
-                <w:szCs w:val="28"/>
-              </w:rPr>
-              <w:t>；未設定時自動產生並存於 instance/</w:t>
-            </w:r>
+            <w:proofErr w:type="spellStart"/>
+            <w:proofErr w:type="spellEnd"/>
           </w:p>
         </w:tc>
         <w:tc>
@@ -4435,7 +4554,7 @@
                 <w:sz w:val="28"/>
                 <w:szCs w:val="28"/>
               </w:rPr>
-              <w:t>選填</w:t>
+              <w:t xml:space="preserve">選填</w:t>
             </w:r>
           </w:p>
         </w:tc>
@@ -4459,7 +4578,7 @@
                 <w:sz w:val="28"/>
                 <w:szCs w:val="28"/>
               </w:rPr>
-              <w:t>SMTP_USER、SMTP_PASS、SMTP_HOST、SMTP_PORT</w:t>
+              <w:t>SECRET_KEY</w:t>
             </w:r>
           </w:p>
         </w:tc>
@@ -4481,7 +4600,25 @@
                 <w:sz w:val="28"/>
                 <w:szCs w:val="28"/>
               </w:rPr>
-              <w:t>寄信帳號（Gmail 應用程式密碼）</w:t>
+              <w:t>App 登入通行證簽章密</w:t>
+            </w:r>
+            <w:proofErr w:type="gramStart"/>
+            <w:r>
+              <w:rPr>
+                <w:rFonts w:ascii="Times New Roman" w:eastAsia="標楷體" w:hAnsi="Times New Roman"/>
+                <w:sz w:val="28"/>
+                <w:szCs w:val="28"/>
+              </w:rPr>
+              <w:t>鑰</w:t>
+            </w:r>
+            <w:proofErr w:type="gramEnd"/>
+            <w:r>
+              <w:rPr>
+                <w:rFonts w:ascii="Times New Roman" w:eastAsia="標楷體" w:hAnsi="Times New Roman"/>
+                <w:sz w:val="28"/>
+                <w:szCs w:val="28"/>
+              </w:rPr>
+              <w:t>；未設定時自動產生並存於 instance/</w:t>
             </w:r>
           </w:p>
         </w:tc>
@@ -4503,7 +4640,7 @@
                 <w:sz w:val="28"/>
                 <w:szCs w:val="28"/>
               </w:rPr>
-              <w:t>忘記密碼、老師通知需要</w:t>
+              <w:t>選填</w:t>
             </w:r>
           </w:p>
         </w:tc>
@@ -4527,7 +4664,7 @@
                 <w:sz w:val="28"/>
                 <w:szCs w:val="28"/>
               </w:rPr>
-              <w:t>GOOGLE_WEB_CLIENT_ID</w:t>
+              <w:t xml:space="preserve">ADMIN_SECRET_KEY</w:t>
             </w:r>
           </w:p>
         </w:tc>
@@ -4549,8 +4686,10 @@
                 <w:sz w:val="28"/>
                 <w:szCs w:val="28"/>
               </w:rPr>
-              <w:t>後台老師以學校 Google 帳號登入</w:t>
-            </w:r>
+              <w:t xml:space="preserve">後台登入 Session 簽章密鑰；未設定時用開發預設值，正式部署建議填寫</w:t>
+            </w:r>
+            <w:proofErr w:type="gramStart"/>
+            <w:proofErr w:type="gramEnd"/>
           </w:p>
         </w:tc>
         <w:tc>
@@ -4571,7 +4710,7 @@
                 <w:sz w:val="28"/>
                 <w:szCs w:val="28"/>
               </w:rPr>
-              <w:t>選填</w:t>
+              <w:t xml:space="preserve">選填</w:t>
             </w:r>
           </w:p>
         </w:tc>
@@ -4595,7 +4734,7 @@
                 <w:sz w:val="28"/>
                 <w:szCs w:val="28"/>
               </w:rPr>
-              <w:t>TEACHER_GOOGLE_DOMAINS、TEACHER_GOOGLE_STUDENT_PATTERN、TEACHER_GOOGLE_ALLOWED_EMAILS</w:t>
+              <w:t>SMTP_USER、SMTP_PASS、SMTP_HOST、SMTP_PORT</w:t>
             </w:r>
           </w:p>
         </w:tc>
@@ -4617,7 +4756,7 @@
                 <w:sz w:val="28"/>
                 <w:szCs w:val="28"/>
               </w:rPr>
-              <w:t>限制可登入老師後台的網域、排除學號帳號、例外名單</w:t>
+              <w:t>寄信帳號（Gmail 應用程式密碼）</w:t>
             </w:r>
           </w:p>
         </w:tc>
@@ -4639,7 +4778,7 @@
                 <w:sz w:val="28"/>
                 <w:szCs w:val="28"/>
               </w:rPr>
-              <w:t>選填</w:t>
+              <w:t>忘記密碼、老師通知需要</w:t>
             </w:r>
           </w:p>
         </w:tc>
@@ -4663,7 +4802,7 @@
                 <w:sz w:val="28"/>
                 <w:szCs w:val="28"/>
               </w:rPr>
-              <w:t>EDU_SCHOOL_DOMAIN_SUFFIXES</w:t>
+              <w:t>GOOGLE_WEB_CLIENT_ID</w:t>
             </w:r>
           </w:p>
         </w:tc>
@@ -4685,25 +4824,7 @@
                 <w:sz w:val="28"/>
                 <w:szCs w:val="28"/>
               </w:rPr>
-              <w:t>校園教育版學校網域</w:t>
-            </w:r>
-            <w:proofErr w:type="gramStart"/>
-            <w:r>
-              <w:rPr>
-                <w:rFonts w:ascii="Times New Roman" w:eastAsia="標楷體" w:hAnsi="Times New Roman"/>
-                <w:sz w:val="28"/>
-                <w:szCs w:val="28"/>
-              </w:rPr>
-              <w:t>後綴，</w:t>
-            </w:r>
-            <w:proofErr w:type="gramEnd"/>
-            <w:r>
-              <w:rPr>
-                <w:rFonts w:ascii="Times New Roman" w:eastAsia="標楷體" w:hAnsi="Times New Roman"/>
-                <w:sz w:val="28"/>
-                <w:szCs w:val="28"/>
-              </w:rPr>
-              <w:t>預設 .edu.tw</w:t>
+              <w:t>後台老師以學校 Google 帳號登入</w:t>
             </w:r>
           </w:p>
         </w:tc>
@@ -4749,6 +4870,160 @@
                 <w:sz w:val="28"/>
                 <w:szCs w:val="28"/>
               </w:rPr>
+              <w:t>TEACHER_GOOGLE_DOMAINS、TEACHER_GOOGLE_STUDENT_PATTERN、TEACHER_GOOGLE_ALLOWED_EMAILS</w:t>
+            </w:r>
+          </w:p>
+        </w:tc>
+        <w:tc>
+          <w:tcPr>
+            <w:tcW w:w="3120" w:type="dxa"/>
+          </w:tcPr>
+          <w:p>
+            <w:pPr>
+              <w:rPr>
+                <w:rFonts w:ascii="Times New Roman" w:eastAsia="標楷體" w:hAnsi="Times New Roman"/>
+                <w:sz w:val="28"/>
+                <w:szCs w:val="28"/>
+              </w:rPr>
+            </w:pPr>
+            <w:r>
+              <w:rPr>
+                <w:rFonts w:ascii="Times New Roman" w:eastAsia="標楷體" w:hAnsi="Times New Roman"/>
+                <w:sz w:val="28"/>
+                <w:szCs w:val="28"/>
+              </w:rPr>
+              <w:t>限制可登入老師後台的網域、排除學號帳號、例外名單</w:t>
+            </w:r>
+          </w:p>
+        </w:tc>
+        <w:tc>
+          <w:tcPr>
+            <w:tcW w:w="2544" w:type="dxa"/>
+          </w:tcPr>
+          <w:p>
+            <w:pPr>
+              <w:rPr>
+                <w:rFonts w:ascii="Times New Roman" w:eastAsia="標楷體" w:hAnsi="Times New Roman"/>
+                <w:sz w:val="28"/>
+                <w:szCs w:val="28"/>
+              </w:rPr>
+            </w:pPr>
+            <w:r>
+              <w:rPr>
+                <w:rFonts w:ascii="Times New Roman" w:eastAsia="標楷體" w:hAnsi="Times New Roman"/>
+                <w:sz w:val="28"/>
+                <w:szCs w:val="28"/>
+              </w:rPr>
+              <w:t>選填</w:t>
+            </w:r>
+          </w:p>
+        </w:tc>
+      </w:tr>
+      <w:tr>
+        <w:tc>
+          <w:tcPr>
+            <w:tcW w:w="3120" w:type="dxa"/>
+          </w:tcPr>
+          <w:p>
+            <w:pPr>
+              <w:rPr>
+                <w:rFonts w:ascii="Times New Roman" w:eastAsia="標楷體" w:hAnsi="Times New Roman"/>
+                <w:sz w:val="28"/>
+                <w:szCs w:val="28"/>
+              </w:rPr>
+            </w:pPr>
+            <w:r>
+              <w:rPr>
+                <w:rFonts w:ascii="Times New Roman" w:eastAsia="標楷體" w:hAnsi="Times New Roman"/>
+                <w:sz w:val="28"/>
+                <w:szCs w:val="28"/>
+              </w:rPr>
+              <w:t>EDU_SCHOOL_DOMAIN_SUFFIXES</w:t>
+            </w:r>
+          </w:p>
+        </w:tc>
+        <w:tc>
+          <w:tcPr>
+            <w:tcW w:w="3120" w:type="dxa"/>
+          </w:tcPr>
+          <w:p>
+            <w:pPr>
+              <w:rPr>
+                <w:rFonts w:ascii="Times New Roman" w:eastAsia="標楷體" w:hAnsi="Times New Roman"/>
+                <w:sz w:val="28"/>
+                <w:szCs w:val="28"/>
+              </w:rPr>
+            </w:pPr>
+            <w:r>
+              <w:rPr>
+                <w:rFonts w:ascii="Times New Roman" w:eastAsia="標楷體" w:hAnsi="Times New Roman"/>
+                <w:sz w:val="28"/>
+                <w:szCs w:val="28"/>
+              </w:rPr>
+              <w:t>校園教育版學校網域</w:t>
+            </w:r>
+            <w:proofErr w:type="gramStart"/>
+            <w:r>
+              <w:rPr>
+                <w:rFonts w:ascii="Times New Roman" w:eastAsia="標楷體" w:hAnsi="Times New Roman"/>
+                <w:sz w:val="28"/>
+                <w:szCs w:val="28"/>
+              </w:rPr>
+              <w:t>後綴，</w:t>
+            </w:r>
+            <w:proofErr w:type="gramEnd"/>
+            <w:r>
+              <w:rPr>
+                <w:rFonts w:ascii="Times New Roman" w:eastAsia="標楷體" w:hAnsi="Times New Roman"/>
+                <w:sz w:val="28"/>
+                <w:szCs w:val="28"/>
+              </w:rPr>
+              <w:t>預設 .edu.tw</w:t>
+            </w:r>
+          </w:p>
+        </w:tc>
+        <w:tc>
+          <w:tcPr>
+            <w:tcW w:w="2544" w:type="dxa"/>
+          </w:tcPr>
+          <w:p>
+            <w:pPr>
+              <w:rPr>
+                <w:rFonts w:ascii="Times New Roman" w:eastAsia="標楷體" w:hAnsi="Times New Roman"/>
+                <w:sz w:val="28"/>
+                <w:szCs w:val="28"/>
+              </w:rPr>
+            </w:pPr>
+            <w:r>
+              <w:rPr>
+                <w:rFonts w:ascii="Times New Roman" w:eastAsia="標楷體" w:hAnsi="Times New Roman"/>
+                <w:sz w:val="28"/>
+                <w:szCs w:val="28"/>
+              </w:rPr>
+              <w:t>選填</w:t>
+            </w:r>
+          </w:p>
+        </w:tc>
+      </w:tr>
+      <w:tr>
+        <w:tc>
+          <w:tcPr>
+            <w:tcW w:w="3120" w:type="dxa"/>
+          </w:tcPr>
+          <w:p>
+            <w:pPr>
+              <w:rPr>
+                <w:rFonts w:ascii="Times New Roman" w:eastAsia="標楷體" w:hAnsi="Times New Roman"/>
+                <w:sz w:val="28"/>
+                <w:szCs w:val="28"/>
+              </w:rPr>
+            </w:pPr>
+            <w:r>
+              <w:rPr>
+                <w:rFonts w:ascii="Times New Roman" w:eastAsia="標楷體" w:hAnsi="Times New Roman"/>
+                <w:sz w:val="28"/>
+                <w:szCs w:val="28"/>
+              </w:rPr>
               <w:lastRenderedPageBreak/>
               <w:t>FIREBASE_CREDENTIALS、FIREBASE_PROJECT_ID</w:t>
             </w:r>
@@ -4899,6 +5174,216 @@
                 <w:szCs w:val="28"/>
               </w:rPr>
               <w:t>選填</w:t>
+            </w:r>
+          </w:p>
+        </w:tc>
+      </w:tr>
+      <w:tr>
+        <w:tc>
+          <w:tcPr>
+            <w:tcW w:w="3120" w:type="dxa"/>
+          </w:tcPr>
+          <w:p>
+            <w:pPr>
+              <w:rPr>
+                <w:rFonts w:ascii="Times New Roman" w:eastAsia="標楷體" w:hAnsi="Times New Roman"/>
+                <w:sz w:val="28"/>
+                <w:szCs w:val="28"/>
+              </w:rPr>
+            </w:pPr>
+            <w:r>
+              <w:rPr>
+                <w:rFonts w:ascii="Times New Roman" w:eastAsia="標楷體" w:hAnsi="Times New Roman"/>
+                <w:sz w:val="28"/>
+                <w:szCs w:val="28"/>
+              </w:rPr>
+              <w:t xml:space="preserve">MYSQL_PASSWORD、MYSQL_ROOT_PASSWORD（MYSQL_DATABASE、MYSQL_USER 預設 jlens）</w:t>
+            </w:r>
+          </w:p>
+        </w:tc>
+        <w:tc>
+          <w:tcPr>
+            <w:tcW w:w="3120" w:type="dxa"/>
+          </w:tcPr>
+          <w:p>
+            <w:pPr>
+              <w:rPr>
+                <w:rFonts w:ascii="Times New Roman" w:eastAsia="標楷體" w:hAnsi="Times New Roman"/>
+                <w:sz w:val="28"/>
+                <w:szCs w:val="28"/>
+              </w:rPr>
+            </w:pPr>
+            <w:r>
+              <w:rPr>
+                <w:rFonts w:ascii="Times New Roman" w:eastAsia="標楷體" w:hAnsi="Times New Roman"/>
+                <w:sz w:val="28"/>
+                <w:szCs w:val="28"/>
+              </w:rPr>
+              <w:t xml:space="preserve">Docker 內 MySQL 的帳號密碼</w:t>
+            </w:r>
+            <w:proofErr w:type="gramStart"/>
+            <w:proofErr w:type="gramEnd"/>
+          </w:p>
+        </w:tc>
+        <w:tc>
+          <w:tcPr>
+            <w:tcW w:w="2544" w:type="dxa"/>
+          </w:tcPr>
+          <w:p>
+            <w:pPr>
+              <w:rPr>
+                <w:rFonts w:ascii="Times New Roman" w:eastAsia="標楷體" w:hAnsi="Times New Roman"/>
+                <w:sz w:val="28"/>
+                <w:szCs w:val="28"/>
+              </w:rPr>
+            </w:pPr>
+            <w:r>
+              <w:rPr>
+                <w:rFonts w:ascii="Times New Roman" w:eastAsia="標楷體" w:hAnsi="Times New Roman"/>
+                <w:sz w:val="28"/>
+                <w:szCs w:val="28"/>
+              </w:rPr>
+              <w:t xml:space="preserve">Docker 部署必要</w:t>
+            </w:r>
+          </w:p>
+        </w:tc>
+      </w:tr>
+      <w:tr>
+        <w:tc>
+          <w:tcPr>
+            <w:tcW w:w="3120" w:type="dxa"/>
+          </w:tcPr>
+          <w:p>
+            <w:pPr>
+              <w:rPr>
+                <w:rFonts w:ascii="Times New Roman" w:eastAsia="標楷體" w:hAnsi="Times New Roman"/>
+                <w:sz w:val="28"/>
+                <w:szCs w:val="28"/>
+              </w:rPr>
+            </w:pPr>
+            <w:r>
+              <w:rPr>
+                <w:rFonts w:ascii="Times New Roman" w:eastAsia="標楷體" w:hAnsi="Times New Roman"/>
+                <w:sz w:val="28"/>
+                <w:szCs w:val="28"/>
+              </w:rPr>
+              <w:t xml:space="preserve">DATABASE_URL</w:t>
+            </w:r>
+          </w:p>
+        </w:tc>
+        <w:tc>
+          <w:tcPr>
+            <w:tcW w:w="3120" w:type="dxa"/>
+          </w:tcPr>
+          <w:p>
+            <w:pPr>
+              <w:rPr>
+                <w:rFonts w:ascii="Times New Roman" w:eastAsia="標楷體" w:hAnsi="Times New Roman"/>
+                <w:sz w:val="28"/>
+                <w:szCs w:val="28"/>
+              </w:rPr>
+            </w:pPr>
+            <w:r>
+              <w:rPr>
+                <w:rFonts w:ascii="Times New Roman" w:eastAsia="標楷體" w:hAnsi="Times New Roman"/>
+                <w:sz w:val="28"/>
+                <w:szCs w:val="28"/>
+              </w:rPr>
+              <w:t xml:space="preserve">本機以 python app.py 直接連 MySQL 時的連線字串；未設定時用 SQLite（容器內會自動連 mysql 服務，不看此值）</w:t>
+            </w:r>
+            <w:proofErr w:type="gramStart"/>
+            <w:proofErr w:type="gramEnd"/>
+          </w:p>
+        </w:tc>
+        <w:tc>
+          <w:tcPr>
+            <w:tcW w:w="2544" w:type="dxa"/>
+          </w:tcPr>
+          <w:p>
+            <w:pPr>
+              <w:rPr>
+                <w:rFonts w:ascii="Times New Roman" w:eastAsia="標楷體" w:hAnsi="Times New Roman"/>
+                <w:sz w:val="28"/>
+                <w:szCs w:val="28"/>
+              </w:rPr>
+            </w:pPr>
+            <w:r>
+              <w:rPr>
+                <w:rFonts w:ascii="Times New Roman" w:eastAsia="標楷體" w:hAnsi="Times New Roman"/>
+                <w:sz w:val="28"/>
+                <w:szCs w:val="28"/>
+              </w:rPr>
+              <w:t xml:space="preserve">選填</w:t>
+            </w:r>
+          </w:p>
+        </w:tc>
+      </w:tr>
+      <w:tr>
+        <w:tc>
+          <w:tcPr>
+            <w:tcW w:w="3120" w:type="dxa"/>
+          </w:tcPr>
+          <w:p>
+            <w:pPr>
+              <w:rPr>
+                <w:rFonts w:ascii="Times New Roman" w:eastAsia="標楷體" w:hAnsi="Times New Roman"/>
+                <w:sz w:val="28"/>
+                <w:szCs w:val="28"/>
+              </w:rPr>
+            </w:pPr>
+            <w:r>
+              <w:rPr>
+                <w:rFonts w:ascii="Times New Roman" w:eastAsia="標楷體" w:hAnsi="Times New Roman"/>
+                <w:sz w:val="28"/>
+                <w:szCs w:val="28"/>
+              </w:rPr>
+              <w:t xml:space="preserve">WEB_CONCURRENCY</w:t>
+            </w:r>
+          </w:p>
+        </w:tc>
+        <w:tc>
+          <w:tcPr>
+            <w:tcW w:w="3120" w:type="dxa"/>
+          </w:tcPr>
+          <w:p>
+            <w:pPr>
+              <w:rPr>
+                <w:rFonts w:ascii="Times New Roman" w:eastAsia="標楷體" w:hAnsi="Times New Roman"/>
+                <w:sz w:val="28"/>
+                <w:szCs w:val="28"/>
+              </w:rPr>
+            </w:pPr>
+            <w:r>
+              <w:rPr>
+                <w:rFonts w:ascii="Times New Roman" w:eastAsia="標楷體" w:hAnsi="Times New Roman"/>
+                <w:sz w:val="28"/>
+                <w:szCs w:val="28"/>
+              </w:rPr>
+              <w:t xml:space="preserve">gunicorn 的 worker 數，預設 2</w:t>
+            </w:r>
+            <w:proofErr w:type="gramStart"/>
+            <w:proofErr w:type="gramEnd"/>
+          </w:p>
+        </w:tc>
+        <w:tc>
+          <w:tcPr>
+            <w:tcW w:w="2544" w:type="dxa"/>
+          </w:tcPr>
+          <w:p>
+            <w:pPr>
+              <w:rPr>
+                <w:rFonts w:ascii="Times New Roman" w:eastAsia="標楷體" w:hAnsi="Times New Roman"/>
+                <w:sz w:val="28"/>
+                <w:szCs w:val="28"/>
+              </w:rPr>
+            </w:pPr>
+            <w:r>
+              <w:rPr>
+                <w:rFonts w:ascii="Times New Roman" w:eastAsia="標楷體" w:hAnsi="Times New Roman"/>
+                <w:sz w:val="28"/>
+                <w:szCs w:val="28"/>
+              </w:rPr>
+              <w:t xml:space="preserve">選填</w:t>
             </w:r>
           </w:p>
         </w:tc>
@@ -5139,26 +5624,10 @@
           <w:sz w:val="28"/>
           <w:szCs w:val="28"/>
         </w:rPr>
-        <w:t>於 backend/ 資料夾建立 .env，填入 Gemini 金</w:t>
+        <w:t xml:space="preserve">於 backend/ 資料夾複製 .env.example 為 .env，填入 Gemini 金鑰與 MySQL 密碼等設定（見表 11-1-5）。</w:t>
       </w:r>
       <w:proofErr w:type="gramStart"/>
-      <w:r>
-        <w:rPr>
-          <w:rFonts w:ascii="Times New Roman" w:eastAsia="標楷體" w:hAnsi="Times New Roman" w:hint="eastAsia"/>
-          <w:sz w:val="28"/>
-          <w:szCs w:val="28"/>
-        </w:rPr>
-        <w:t>鑰</w:t>
-      </w:r>
       <w:proofErr w:type="gramEnd"/>
-      <w:r>
-        <w:rPr>
-          <w:rFonts w:ascii="Times New Roman" w:eastAsia="標楷體" w:hAnsi="Times New Roman" w:hint="eastAsia"/>
-          <w:sz w:val="28"/>
-          <w:szCs w:val="28"/>
-        </w:rPr>
-        <w:t>等設定（見表 11-1-5）。</w:t>
-      </w:r>
     </w:p>
     <w:p>
       <w:pPr>
@@ -5179,7 +5648,7 @@
           <w:sz w:val="28"/>
           <w:szCs w:val="28"/>
         </w:rPr>
-        <w:t>在 backend/ 執行 docker compose up -d --build，啟動主 API（5050）與後台（5001）。</w:t>
+        <w:t xml:space="preserve">在 backend/ 執行 docker compose up -d --build，啟動 MySQL、主 API（5050）與後台（5001）。</w:t>
       </w:r>
     </w:p>
     <w:p>
@@ -5201,7 +5670,7 @@
           <w:sz w:val="28"/>
           <w:szCs w:val="28"/>
         </w:rPr>
-        <w:t>首次部署執行 init_admins.py 建立預設管理員（見 11-2 之 1）。</w:t>
+        <w:t xml:space="preserve">首次部署執行 docker compose exec api python init_admins.py 建立預設管理員（見 11-2 之 1）。</w:t>
       </w:r>
     </w:p>
     <w:p>
@@ -7286,62 +7755,14 @@
           <w:szCs w:val="28"/>
         </w:rPr>
         <w:lastRenderedPageBreak/>
-        <w:t>機密管理：.env、secrets/（Firebase 金</w:t>
+        <w:t xml:space="preserve">機密管理：.env、secrets/（Firebase 金鑰）與資料庫不納入 Git，也不打包進 Docker 映像，金鑰由 docker-compose 的 env_file 注入。</w:t>
       </w:r>
       <w:proofErr w:type="gramStart"/>
-      <w:r>
-        <w:rPr>
-          <w:rFonts w:ascii="Times New Roman" w:eastAsia="標楷體" w:hAnsi="Times New Roman" w:hint="eastAsia"/>
-          <w:sz w:val="28"/>
-          <w:szCs w:val="28"/>
-        </w:rPr>
-        <w:t>鑰</w:t>
-      </w:r>
       <w:proofErr w:type="gramEnd"/>
-      <w:r>
-        <w:rPr>
-          <w:rFonts w:ascii="Times New Roman" w:eastAsia="標楷體" w:hAnsi="Times New Roman" w:hint="eastAsia"/>
-          <w:sz w:val="28"/>
-          <w:szCs w:val="28"/>
-        </w:rPr>
-        <w:t>）與資料庫檔不納入 Git，也不打包進 Docker 映像，金</w:t>
-      </w:r>
       <w:proofErr w:type="gramStart"/>
-      <w:r>
-        <w:rPr>
-          <w:rFonts w:ascii="Times New Roman" w:eastAsia="標楷體" w:hAnsi="Times New Roman" w:hint="eastAsia"/>
-          <w:sz w:val="28"/>
-          <w:szCs w:val="28"/>
-        </w:rPr>
-        <w:t>鑰</w:t>
-      </w:r>
       <w:proofErr w:type="gramEnd"/>
-      <w:r>
-        <w:rPr>
-          <w:rFonts w:ascii="Times New Roman" w:eastAsia="標楷體" w:hAnsi="Times New Roman" w:hint="eastAsia"/>
-          <w:sz w:val="28"/>
-          <w:szCs w:val="28"/>
-        </w:rPr>
-        <w:t xml:space="preserve">由 docker-compose 的 </w:t>
-      </w:r>
       <w:proofErr w:type="spellStart"/>
-      <w:r>
-        <w:rPr>
-          <w:rFonts w:ascii="Times New Roman" w:eastAsia="標楷體" w:hAnsi="Times New Roman" w:hint="eastAsia"/>
-          <w:sz w:val="28"/>
-          <w:szCs w:val="28"/>
-        </w:rPr>
-        <w:t>env_file</w:t>
-      </w:r>
       <w:proofErr w:type="spellEnd"/>
-      <w:r>
-        <w:rPr>
-          <w:rFonts w:ascii="Times New Roman" w:eastAsia="標楷體" w:hAnsi="Times New Roman" w:hint="eastAsia"/>
-          <w:sz w:val="28"/>
-          <w:szCs w:val="28"/>
-        </w:rPr>
-        <w:t xml:space="preserve"> 注入。</w:t>
-      </w:r>
     </w:p>
     <w:p>
       <w:pPr>
@@ -7380,134 +7801,22 @@
           <w:sz w:val="28"/>
           <w:szCs w:val="28"/>
         </w:rPr>
-        <w:t>拍照辨識、AI 對話、情境例句、文章語音評分四項 AI 功能各自使用獨立的 Gemini 金</w:t>
+        <w:t xml:space="preserve">拍照辨識、AI 對話、情境例句、文章語音評分四項 AI 功能各自使用獨立的 Gemini 金鑰，各可再設一把備用金鑰，使某項功能額度用完時不影響其他功能；腔調語音另可設定 GEMINI_KEY_TTS，未設定時沿用 AI 對話金鑰，額度用完自動退回 gTTS 標準語音。額度用完時系統會自動切換備用金鑰或備援模型；伺服器忙碌（503）時自動重試；額度確實耗盡時回報統一且對使用者友善的訊息。預設使用 gemini-flash-latest 別名，避免因舊型號下架而失效。日語語音合成使用 gTTS，不需金鑰。</w:t>
       </w:r>
       <w:proofErr w:type="gramStart"/>
-      <w:r>
-        <w:rPr>
-          <w:rFonts w:ascii="Times New Roman" w:eastAsia="標楷體" w:hAnsi="Times New Roman" w:hint="eastAsia"/>
-          <w:sz w:val="28"/>
-          <w:szCs w:val="28"/>
-        </w:rPr>
-        <w:t>鑰</w:t>
-      </w:r>
       <w:proofErr w:type="gramEnd"/>
-      <w:r>
-        <w:rPr>
-          <w:rFonts w:ascii="Times New Roman" w:eastAsia="標楷體" w:hAnsi="Times New Roman" w:hint="eastAsia"/>
-          <w:sz w:val="28"/>
-          <w:szCs w:val="28"/>
-        </w:rPr>
-        <w:t>，各可再設一把備用金</w:t>
-      </w:r>
       <w:proofErr w:type="gramStart"/>
-      <w:r>
-        <w:rPr>
-          <w:rFonts w:ascii="Times New Roman" w:eastAsia="標楷體" w:hAnsi="Times New Roman" w:hint="eastAsia"/>
-          <w:sz w:val="28"/>
-          <w:szCs w:val="28"/>
-        </w:rPr>
-        <w:t>鑰</w:t>
-      </w:r>
       <w:proofErr w:type="gramEnd"/>
-      <w:r>
-        <w:rPr>
-          <w:rFonts w:ascii="Times New Roman" w:eastAsia="標楷體" w:hAnsi="Times New Roman" w:hint="eastAsia"/>
-          <w:sz w:val="28"/>
-          <w:szCs w:val="28"/>
-        </w:rPr>
-        <w:t>，</w:t>
-      </w:r>
       <w:proofErr w:type="gramStart"/>
-      <w:r>
-        <w:rPr>
-          <w:rFonts w:ascii="Times New Roman" w:eastAsia="標楷體" w:hAnsi="Times New Roman" w:hint="eastAsia"/>
-          <w:sz w:val="28"/>
-          <w:szCs w:val="28"/>
-        </w:rPr>
-        <w:t>使某項</w:t>
-      </w:r>
       <w:proofErr w:type="gramEnd"/>
-      <w:r>
-        <w:rPr>
-          <w:rFonts w:ascii="Times New Roman" w:eastAsia="標楷體" w:hAnsi="Times New Roman" w:hint="eastAsia"/>
-          <w:sz w:val="28"/>
-          <w:szCs w:val="28"/>
-        </w:rPr>
-        <w:t>功能額度用完時不影響其他功能。額度用完時系統會自動切換備用金</w:t>
-      </w:r>
       <w:proofErr w:type="gramStart"/>
-      <w:r>
-        <w:rPr>
-          <w:rFonts w:ascii="Times New Roman" w:eastAsia="標楷體" w:hAnsi="Times New Roman" w:hint="eastAsia"/>
-          <w:sz w:val="28"/>
-          <w:szCs w:val="28"/>
-        </w:rPr>
-        <w:t>鑰</w:t>
-      </w:r>
       <w:proofErr w:type="gramEnd"/>
-      <w:r>
-        <w:rPr>
-          <w:rFonts w:ascii="Times New Roman" w:eastAsia="標楷體" w:hAnsi="Times New Roman" w:hint="eastAsia"/>
-          <w:sz w:val="28"/>
-          <w:szCs w:val="28"/>
-        </w:rPr>
-        <w:t xml:space="preserve">或備援模型；伺服器忙碌（503）時自動重試；額度確實耗盡時回報統一且對使用者友善的訊息。預設使用 </w:t>
-      </w:r>
       <w:proofErr w:type="spellStart"/>
-      <w:r>
-        <w:rPr>
-          <w:rFonts w:ascii="Times New Roman" w:eastAsia="標楷體" w:hAnsi="Times New Roman" w:hint="eastAsia"/>
-          <w:sz w:val="28"/>
-          <w:szCs w:val="28"/>
-        </w:rPr>
-        <w:t>gemini</w:t>
-      </w:r>
       <w:proofErr w:type="spellEnd"/>
-      <w:r>
-        <w:rPr>
-          <w:rFonts w:ascii="Times New Roman" w:eastAsia="標楷體" w:hAnsi="Times New Roman" w:hint="eastAsia"/>
-          <w:sz w:val="28"/>
-          <w:szCs w:val="28"/>
-        </w:rPr>
-        <w:t xml:space="preserve">-flash-latest 別名，避免因舊型號下架而失效。日語語音合成使用 </w:t>
-      </w:r>
       <w:proofErr w:type="spellStart"/>
-      <w:r>
-        <w:rPr>
-          <w:rFonts w:ascii="Times New Roman" w:eastAsia="標楷體" w:hAnsi="Times New Roman" w:hint="eastAsia"/>
-          <w:sz w:val="28"/>
-          <w:szCs w:val="28"/>
-        </w:rPr>
-        <w:t>gTTS</w:t>
-      </w:r>
       <w:proofErr w:type="spellEnd"/>
-      <w:r>
-        <w:rPr>
-          <w:rFonts w:ascii="Times New Roman" w:eastAsia="標楷體" w:hAnsi="Times New Roman" w:hint="eastAsia"/>
-          <w:sz w:val="28"/>
-          <w:szCs w:val="28"/>
-        </w:rPr>
-        <w:t>，不需金</w:t>
-      </w:r>
       <w:proofErr w:type="gramStart"/>
-      <w:r>
-        <w:rPr>
-          <w:rFonts w:ascii="Times New Roman" w:eastAsia="標楷體" w:hAnsi="Times New Roman" w:hint="eastAsia"/>
-          <w:sz w:val="28"/>
-          <w:szCs w:val="28"/>
-        </w:rPr>
-        <w:t>鑰</w:t>
-      </w:r>
       <w:proofErr w:type="gramEnd"/>
-      <w:r>
-        <w:rPr>
-          <w:rFonts w:ascii="Times New Roman" w:eastAsia="標楷體" w:hAnsi="Times New Roman" w:hint="eastAsia"/>
-          <w:sz w:val="28"/>
-          <w:szCs w:val="28"/>
-        </w:rPr>
-        <w:t>。</w:t>
-      </w:r>
     </w:p>
     <w:p>
       <w:pPr>
@@ -7546,90 +7855,18 @@
           <w:sz w:val="28"/>
           <w:szCs w:val="28"/>
         </w:rPr>
-        <w:t>資料庫為 SQLite</w:t>
+        <w:t xml:space="preserve">資料庫為 MySQL 8.4，由 Docker Compose 的 mysql 服務提供，資料存於 volume mysql_data，連線採 utf8mb4 以儲存日文與 emoji；組員本機以 python app.py 開發且未設定 DATABASE_URL 時，則退回 SQLite（instance/jlens.db，啟用 WAL 模式）。api 與 admin 皆以 gunicorn 啟動（預設 2 個 worker、每個 4 條執行緒，AI 請求逾時放寬至 180 秒）。後端啟動時會自動建立缺少的資料表，並執行 Flask-Migrate 遷移（migrations/）補上結構變更；既有的 SQLite 資料可用 migrate_sqlite_to_mysql.py 搬進 MySQL。</w:t>
       </w:r>
       <w:proofErr w:type="gramStart"/>
-      <w:r>
-        <w:rPr>
-          <w:rFonts w:ascii="Times New Roman" w:eastAsia="標楷體" w:hAnsi="Times New Roman" w:hint="eastAsia"/>
-          <w:sz w:val="28"/>
-          <w:szCs w:val="28"/>
-        </w:rPr>
-        <w:t>（</w:t>
-      </w:r>
       <w:proofErr w:type="gramEnd"/>
-      <w:r>
-        <w:rPr>
-          <w:rFonts w:ascii="Times New Roman" w:eastAsia="標楷體" w:hAnsi="Times New Roman" w:hint="eastAsia"/>
-          <w:sz w:val="28"/>
-          <w:szCs w:val="28"/>
-        </w:rPr>
-        <w:t>instance/</w:t>
-      </w:r>
       <w:proofErr w:type="spellStart"/>
-      <w:r>
-        <w:rPr>
-          <w:rFonts w:ascii="Times New Roman" w:eastAsia="標楷體" w:hAnsi="Times New Roman" w:hint="eastAsia"/>
-          <w:sz w:val="28"/>
-          <w:szCs w:val="28"/>
-        </w:rPr>
-        <w:t>jlens.db</w:t>
-      </w:r>
       <w:proofErr w:type="spellEnd"/>
       <w:proofErr w:type="gramStart"/>
-      <w:r>
-        <w:rPr>
-          <w:rFonts w:ascii="Times New Roman" w:eastAsia="標楷體" w:hAnsi="Times New Roman" w:hint="eastAsia"/>
-          <w:sz w:val="28"/>
-          <w:szCs w:val="28"/>
-        </w:rPr>
-        <w:t>）</w:t>
-      </w:r>
       <w:proofErr w:type="gramEnd"/>
-      <w:r>
-        <w:rPr>
-          <w:rFonts w:ascii="Times New Roman" w:eastAsia="標楷體" w:hAnsi="Times New Roman" w:hint="eastAsia"/>
-          <w:sz w:val="28"/>
-          <w:szCs w:val="28"/>
-        </w:rPr>
-        <w:t xml:space="preserve">，啟用 WAL 模式與 30 秒 </w:t>
-      </w:r>
       <w:proofErr w:type="spellStart"/>
-      <w:r>
-        <w:rPr>
-          <w:rFonts w:ascii="Times New Roman" w:eastAsia="標楷體" w:hAnsi="Times New Roman" w:hint="eastAsia"/>
-          <w:sz w:val="28"/>
-          <w:szCs w:val="28"/>
-        </w:rPr>
-        <w:t>busy_timeout</w:t>
-      </w:r>
       <w:proofErr w:type="spellEnd"/>
-      <w:r>
-        <w:rPr>
-          <w:rFonts w:ascii="Times New Roman" w:eastAsia="標楷體" w:hAnsi="Times New Roman" w:hint="eastAsia"/>
-          <w:sz w:val="28"/>
-          <w:szCs w:val="28"/>
-        </w:rPr>
-        <w:t xml:space="preserve"> 以減少鎖定錯誤。後端啟動時會自動建立缺少的資料表並補上缺少的欄位，另有 upgrade_db.py 等腳本處理結構升級。</w:t>
-      </w:r>
       <w:proofErr w:type="spellStart"/>
-      <w:r>
-        <w:rPr>
-          <w:rFonts w:ascii="Times New Roman" w:eastAsia="標楷體" w:hAnsi="Times New Roman" w:hint="eastAsia"/>
-          <w:sz w:val="28"/>
-          <w:szCs w:val="28"/>
-        </w:rPr>
-        <w:t>PyMySQL</w:t>
-      </w:r>
       <w:proofErr w:type="spellEnd"/>
-      <w:r>
-        <w:rPr>
-          <w:rFonts w:ascii="Times New Roman" w:eastAsia="標楷體" w:hAnsi="Times New Roman" w:hint="eastAsia"/>
-          <w:sz w:val="28"/>
-          <w:szCs w:val="28"/>
-        </w:rPr>
-        <w:t xml:space="preserve"> 已預先安裝，若日後改用 MySQL，須於 docker-compose 增加 MySQL 服務並修改 app.py 的連線字串。</w:t>
-      </w:r>
     </w:p>
     <w:p>
       <w:pPr>
@@ -7780,7 +8017,7 @@
                 <w:sz w:val="28"/>
                 <w:szCs w:val="28"/>
               </w:rPr>
-              <w:t>api</w:t>
+              <w:t xml:space="preserve">mysql</w:t>
             </w:r>
             <w:proofErr w:type="spellEnd"/>
           </w:p>
@@ -7804,7 +8041,7 @@
                 <w:sz w:val="28"/>
                 <w:szCs w:val="28"/>
               </w:rPr>
-              <w:t>5050</w:t>
+              <w:t xml:space="preserve">3306（僅本機）</w:t>
             </w:r>
           </w:p>
         </w:tc>
@@ -7827,7 +8064,7 @@
                 <w:sz w:val="28"/>
                 <w:szCs w:val="28"/>
               </w:rPr>
-              <w:t>主 API（手機 App 連線）</w:t>
+              <w:t xml:space="preserve">MySQL 8.4 資料庫，只開給伺服器本機連線</w:t>
             </w:r>
           </w:p>
         </w:tc>
@@ -7849,14 +8086,16 @@
                 <w:szCs w:val="28"/>
               </w:rPr>
             </w:pPr>
-            <w:r>
-              <w:rPr>
-                <w:rFonts w:ascii="Times New Roman" w:eastAsia="標楷體" w:hAnsi="Times New Roman"/>
-                <w:sz w:val="28"/>
-                <w:szCs w:val="28"/>
-              </w:rPr>
-              <w:t>admin</w:t>
-            </w:r>
+            <w:proofErr w:type="spellStart"/>
+            <w:r>
+              <w:rPr>
+                <w:rFonts w:ascii="Times New Roman" w:eastAsia="標楷體" w:hAnsi="Times New Roman"/>
+                <w:sz w:val="28"/>
+                <w:szCs w:val="28"/>
+              </w:rPr>
+              <w:t>api</w:t>
+            </w:r>
+            <w:proofErr w:type="spellEnd"/>
           </w:p>
         </w:tc>
         <w:tc>
@@ -7878,7 +8117,7 @@
                 <w:sz w:val="28"/>
                 <w:szCs w:val="28"/>
               </w:rPr>
-              <w:t>5001</w:t>
+              <w:t>5050</w:t>
             </w:r>
           </w:p>
         </w:tc>
@@ -7901,7 +8140,7 @@
                 <w:sz w:val="28"/>
                 <w:szCs w:val="28"/>
               </w:rPr>
-              <w:t>管理者與教師後台網頁</w:t>
+              <w:t>主 API（手機 App 連線）</w:t>
             </w:r>
           </w:p>
         </w:tc>
@@ -7923,6 +8162,80 @@
                 <w:szCs w:val="28"/>
               </w:rPr>
             </w:pPr>
+            <w:r>
+              <w:rPr>
+                <w:rFonts w:ascii="Times New Roman" w:eastAsia="標楷體" w:hAnsi="Times New Roman"/>
+                <w:sz w:val="28"/>
+                <w:szCs w:val="28"/>
+              </w:rPr>
+              <w:t>admin</w:t>
+            </w:r>
+          </w:p>
+        </w:tc>
+        <w:tc>
+          <w:tcPr>
+            <w:tcW w:w="847" w:type="dxa"/>
+          </w:tcPr>
+          <w:p>
+            <w:pPr>
+              <w:jc w:val="center"/>
+              <w:rPr>
+                <w:rFonts w:ascii="Times New Roman" w:eastAsia="標楷體" w:hAnsi="Times New Roman"/>
+                <w:sz w:val="28"/>
+                <w:szCs w:val="28"/>
+              </w:rPr>
+            </w:pPr>
+            <w:r>
+              <w:rPr>
+                <w:rFonts w:ascii="Times New Roman" w:eastAsia="標楷體" w:hAnsi="Times New Roman"/>
+                <w:sz w:val="28"/>
+                <w:szCs w:val="28"/>
+              </w:rPr>
+              <w:t>5001</w:t>
+            </w:r>
+          </w:p>
+        </w:tc>
+        <w:tc>
+          <w:tcPr>
+            <w:tcW w:w="5858" w:type="dxa"/>
+          </w:tcPr>
+          <w:p>
+            <w:pPr>
+              <w:jc w:val="center"/>
+              <w:rPr>
+                <w:rFonts w:ascii="Times New Roman" w:eastAsia="標楷體" w:hAnsi="Times New Roman"/>
+                <w:sz w:val="28"/>
+                <w:szCs w:val="28"/>
+              </w:rPr>
+            </w:pPr>
+            <w:r>
+              <w:rPr>
+                <w:rFonts w:ascii="Times New Roman" w:eastAsia="標楷體" w:hAnsi="Times New Roman"/>
+                <w:sz w:val="28"/>
+                <w:szCs w:val="28"/>
+              </w:rPr>
+              <w:t>管理者與教師後台網頁</w:t>
+            </w:r>
+          </w:p>
+        </w:tc>
+      </w:tr>
+      <w:tr>
+        <w:trPr>
+          <w:jc w:val="center"/>
+        </w:trPr>
+        <w:tc>
+          <w:tcPr>
+            <w:tcW w:w="1423" w:type="dxa"/>
+          </w:tcPr>
+          <w:p>
+            <w:pPr>
+              <w:jc w:val="center"/>
+              <w:rPr>
+                <w:rFonts w:ascii="Times New Roman" w:eastAsia="標楷體" w:hAnsi="Times New Roman"/>
+                <w:sz w:val="28"/>
+                <w:szCs w:val="28"/>
+              </w:rPr>
+            </w:pPr>
             <w:proofErr w:type="spellStart"/>
             <w:r>
               <w:rPr>
@@ -8068,7 +8381,7 @@
           <w:sz w:val="28"/>
           <w:szCs w:val="28"/>
         </w:rPr>
-        <w:t>資料持久化：instance/（資料庫）與 static/photos/（使用者照片）以 volume 掛載，重建容器不會遺失；服務設定為 unless-stopped 自動重啟。</w:t>
+        <w:t xml:space="preserve">資料持久化：資料庫存於 volume mysql_data，static/photos/（使用者照片）與 instance/（通行證密鑰）以 bind mount 掛載，重建容器不會遺失；docker compose down 不可加 -v，否則會連資料庫一起刪除。服務設定為 unless-stopped 自動重啟。</w:t>
       </w:r>
     </w:p>
     <w:p>
@@ -8090,7 +8403,7 @@
           <w:sz w:val="28"/>
           <w:szCs w:val="28"/>
         </w:rPr>
-        <w:t>資料備份與遷移：資料只存在執行服務的那台機器，備份或換機時須一併複製 instance/ 與 static/photos/。</w:t>
+        <w:t xml:space="preserve">資料備份與遷移：以 docker compose exec mysql 執行 mysqldump 匯出資料庫（指令見 DEPLOY.md），並一併複製 static/photos/ 與 instance/auth_secret.key；建議排程每日備份並另存到別台機器。</w:t>
       </w:r>
     </w:p>
     <w:p>
